--- a/2 курс/Основы программной инженерии/lab 1/отчет.docx
+++ b/2 курс/Основы программной инженерии/lab 1/отчет.docx
@@ -3624,25 +3624,7 @@
                 <w:noProof/>
                 <w:lang w:val="en-US" w:eastAsia="ru-RU"/>
               </w:rPr>
-              <w:t>R</w:t>
-            </w:r>
-            <w:r>
-              <w:rPr>
-                <w:rStyle w:val="ad"/>
-                <w:rFonts w:ascii="Times New Roman" w:eastAsia="Times New Roman" w:hAnsi="Times New Roman" w:cs="Times New Roman"/>
-                <w:noProof/>
-                <w:lang w:val="en-US" w:eastAsia="ru-RU"/>
-              </w:rPr>
-              <w:t>e</w:t>
-            </w:r>
-            <w:r>
-              <w:rPr>
-                <w:rStyle w:val="ad"/>
-                <w:rFonts w:ascii="Times New Roman" w:eastAsia="Times New Roman" w:hAnsi="Times New Roman" w:cs="Times New Roman"/>
-                <w:noProof/>
-                <w:lang w:val="en-US" w:eastAsia="ru-RU"/>
-              </w:rPr>
-              <w:t>quirements Attributes</w:t>
+              <w:t>Requirements Attributes</w:t>
             </w:r>
             <w:r>
               <w:rPr>
@@ -3866,25 +3848,7 @@
                 <w:noProof/>
                 <w:lang w:val="en-US" w:eastAsia="ru-RU"/>
               </w:rPr>
-              <w:t xml:space="preserve">7. Other </w:t>
-            </w:r>
-            <w:r>
-              <w:rPr>
-                <w:rStyle w:val="ad"/>
-                <w:rFonts w:ascii="Times New Roman" w:eastAsia="Times New Roman" w:hAnsi="Times New Roman" w:cs="Times New Roman"/>
-                <w:noProof/>
-                <w:lang w:val="en-US" w:eastAsia="ru-RU"/>
-              </w:rPr>
-              <w:t>R</w:t>
-            </w:r>
-            <w:r>
-              <w:rPr>
-                <w:rStyle w:val="ad"/>
-                <w:rFonts w:ascii="Times New Roman" w:eastAsia="Times New Roman" w:hAnsi="Times New Roman" w:cs="Times New Roman"/>
-                <w:noProof/>
-                <w:lang w:val="en-US" w:eastAsia="ru-RU"/>
-              </w:rPr>
-              <w:t>equirements</w:t>
+              <w:t>7. Other Requirements</w:t>
             </w:r>
             <w:r>
               <w:rPr>
@@ -3958,25 +3922,7 @@
                 <w:noProof/>
                 <w:lang w:val="en-US" w:eastAsia="ru-RU"/>
               </w:rPr>
-              <w:t>Appendix A:</w:t>
-            </w:r>
-            <w:r>
-              <w:rPr>
-                <w:rStyle w:val="ad"/>
-                <w:rFonts w:ascii="Times New Roman" w:eastAsia="Times New Roman" w:hAnsi="Times New Roman" w:cs="Times New Roman"/>
-                <w:noProof/>
-                <w:lang w:val="en-US" w:eastAsia="ru-RU"/>
-              </w:rPr>
-              <w:t xml:space="preserve"> </w:t>
-            </w:r>
-            <w:r>
-              <w:rPr>
-                <w:rStyle w:val="ad"/>
-                <w:rFonts w:ascii="Times New Roman" w:eastAsia="Times New Roman" w:hAnsi="Times New Roman" w:cs="Times New Roman"/>
-                <w:noProof/>
-                <w:lang w:val="en-US" w:eastAsia="ru-RU"/>
-              </w:rPr>
-              <w:t>Glossary</w:t>
+              <w:t>Appendix A: Glossary</w:t>
             </w:r>
             <w:r>
               <w:rPr>
@@ -5071,21 +5017,7 @@
           <w:rFonts w:ascii="Times New Roman" w:hAnsi="Times New Roman" w:cs="Times New Roman"/>
           <w:lang w:eastAsia="ru-RU"/>
         </w:rPr>
-        <w:t xml:space="preserve">10 </w:t>
-      </w:r>
-      <w:r>
-        <w:rPr>
-          <w:rFonts w:ascii="Times New Roman" w:hAnsi="Times New Roman" w:cs="Times New Roman"/>
-          <w:lang w:eastAsia="ru-RU"/>
-        </w:rPr>
-        <w:t>–</w:t>
-      </w:r>
-      <w:r>
-        <w:rPr>
-          <w:rFonts w:ascii="Times New Roman" w:hAnsi="Times New Roman" w:cs="Times New Roman"/>
-          <w:lang w:eastAsia="ru-RU"/>
-        </w:rPr>
-        <w:t xml:space="preserve"> критически важное требование для корректной работы приложения</w:t>
+        <w:t>10 – критически важное требование для корректной работы приложения</w:t>
       </w:r>
     </w:p>
     <w:p>
@@ -5105,43 +5037,22 @@
           <w:rFonts w:ascii="Times New Roman" w:hAnsi="Times New Roman" w:cs="Times New Roman"/>
           <w:lang w:eastAsia="ru-RU"/>
         </w:rPr>
-        <w:t xml:space="preserve">1 </w:t>
-      </w:r>
-      <w:r>
-        <w:rPr>
-          <w:rFonts w:ascii="Times New Roman" w:hAnsi="Times New Roman" w:cs="Times New Roman"/>
-          <w:lang w:eastAsia="ru-RU"/>
-        </w:rPr>
-        <w:t>–</w:t>
-      </w:r>
-      <w:r>
-        <w:rPr>
-          <w:rFonts w:ascii="Times New Roman" w:hAnsi="Times New Roman" w:cs="Times New Roman"/>
-          <w:lang w:eastAsia="ru-RU"/>
-        </w:rPr>
-        <w:t xml:space="preserve"> низкоприоритетное требование, которое может быть реализовано по желанию</w:t>
-      </w:r>
-    </w:p>
-    <w:p>
-      <w:pPr>
-        <w:rPr>
-          <w:rFonts w:ascii="Times New Roman" w:hAnsi="Times New Roman" w:cs="Times New Roman"/>
-          <w:lang w:eastAsia="ru-RU"/>
-        </w:rPr>
-      </w:pPr>
-      <w:r>
-        <w:rPr>
-          <w:rFonts w:ascii="Times New Roman" w:hAnsi="Times New Roman" w:cs="Times New Roman"/>
-          <w:lang w:eastAsia="ru-RU"/>
-        </w:rPr>
-        <w:t xml:space="preserve">Все термины предметной области при первом упоминании </w:t>
-      </w:r>
-      <w:r>
-        <w:rPr>
-          <w:rFonts w:ascii="Times New Roman" w:hAnsi="Times New Roman" w:cs="Times New Roman"/>
-          <w:lang w:eastAsia="ru-RU"/>
-        </w:rPr>
-        <w:t xml:space="preserve">отмечаются нижним подчеркиванием </w:t>
+        <w:t>1 – низкоприоритетное требование, которое может быть реализовано по желанию</w:t>
+      </w:r>
+    </w:p>
+    <w:p>
+      <w:pPr>
+        <w:rPr>
+          <w:rFonts w:ascii="Times New Roman" w:hAnsi="Times New Roman" w:cs="Times New Roman"/>
+          <w:lang w:eastAsia="ru-RU"/>
+        </w:rPr>
+      </w:pPr>
+      <w:r>
+        <w:rPr>
+          <w:rFonts w:ascii="Times New Roman" w:hAnsi="Times New Roman" w:cs="Times New Roman"/>
+          <w:lang w:eastAsia="ru-RU"/>
+        </w:rPr>
+        <w:t xml:space="preserve">Все термины предметной области при первом упоминании отмечаются нижним подчеркиванием </w:t>
       </w:r>
       <w:r>
         <w:rPr>
@@ -5169,20 +5080,13 @@
           <w:rFonts w:ascii="Times New Roman" w:hAnsi="Times New Roman" w:cs="Times New Roman"/>
           <w:lang w:eastAsia="ru-RU"/>
         </w:rPr>
-        <w:instrText xml:space="preserve"> REF _Ref223294504 \h </w:instrText>
-      </w:r>
-      <w:r>
-        <w:rPr>
-          <w:rFonts w:ascii="Times New Roman" w:hAnsi="Times New Roman" w:cs="Times New Roman"/>
-          <w:lang w:eastAsia="ru-RU"/>
-        </w:rPr>
-      </w:r>
-      <w:r>
-        <w:rPr>
-          <w:rFonts w:ascii="Times New Roman" w:hAnsi="Times New Roman" w:cs="Times New Roman"/>
-          <w:lang w:eastAsia="ru-RU"/>
-        </w:rPr>
-        <w:instrText xml:space="preserve"> \* MERGEFORMAT </w:instrText>
+        <w:instrText xml:space="preserve"> REF _Ref223294504 \h  \* MERGEFORMAT </w:instrText>
+      </w:r>
+      <w:r>
+        <w:rPr>
+          <w:rFonts w:ascii="Times New Roman" w:hAnsi="Times New Roman" w:cs="Times New Roman"/>
+          <w:lang w:eastAsia="ru-RU"/>
+        </w:rPr>
       </w:r>
       <w:r>
         <w:rPr>
@@ -5288,14 +5192,7 @@
           <w:rFonts w:ascii="Times New Roman" w:hAnsi="Times New Roman" w:cs="Times New Roman"/>
           <w:lang w:eastAsia="ru-RU"/>
         </w:rPr>
-        <w:t xml:space="preserve">) </w:t>
-      </w:r>
-      <w:r>
-        <w:rPr>
-          <w:rFonts w:ascii="Times New Roman" w:hAnsi="Times New Roman" w:cs="Times New Roman"/>
-          <w:lang w:eastAsia="ru-RU"/>
-        </w:rPr>
-        <w:t>описывается по следующему шаблону:</w:t>
+        <w:t>) описывается по следующему шаблону:</w:t>
       </w:r>
     </w:p>
     <w:p>
@@ -5493,21 +5390,7 @@
           <w:rFonts w:ascii="Times New Roman" w:hAnsi="Times New Roman" w:cs="Times New Roman"/>
           <w:lang w:eastAsia="ru-RU"/>
         </w:rPr>
-        <w:t>Альтернативные потоки – описание других</w:t>
-      </w:r>
-      <w:r>
-        <w:rPr>
-          <w:rFonts w:ascii="Times New Roman" w:hAnsi="Times New Roman" w:cs="Times New Roman"/>
-          <w:lang w:eastAsia="ru-RU"/>
-        </w:rPr>
-        <w:t xml:space="preserve"> </w:t>
-      </w:r>
-      <w:r>
-        <w:rPr>
-          <w:rFonts w:ascii="Times New Roman" w:hAnsi="Times New Roman" w:cs="Times New Roman"/>
-          <w:lang w:eastAsia="ru-RU"/>
-        </w:rPr>
-        <w:t>путей достижения цели</w:t>
+        <w:t>Альтернативные потоки – описание других путей достижения цели</w:t>
       </w:r>
     </w:p>
     <w:p>
@@ -7182,7 +7065,7 @@
       <w:pPr>
         <w:rPr>
           <w:rFonts w:ascii="Times New Roman" w:hAnsi="Times New Roman" w:cs="Times New Roman"/>
-          <w:lang w:val="en-US" w:eastAsia="ru-RU"/>
+          <w:lang w:eastAsia="ru-RU"/>
         </w:rPr>
       </w:pPr>
       <w:r>
@@ -10483,23 +10366,7 @@
             <w:rFonts w:ascii="Times New Roman" w:hAnsi="Times New Roman" w:cs="Times New Roman"/>
             <w:lang w:eastAsia="ru-RU"/>
           </w:rPr>
-          <w:t>https://rutub</w:t>
-        </w:r>
-        <w:r>
-          <w:rPr>
-            <w:rStyle w:val="ad"/>
-            <w:rFonts w:ascii="Times New Roman" w:hAnsi="Times New Roman" w:cs="Times New Roman"/>
-            <w:lang w:eastAsia="ru-RU"/>
-          </w:rPr>
-          <w:t>e</w:t>
-        </w:r>
-        <w:r>
-          <w:rPr>
-            <w:rStyle w:val="ad"/>
-            <w:rFonts w:ascii="Times New Roman" w:hAnsi="Times New Roman" w:cs="Times New Roman"/>
-            <w:lang w:eastAsia="ru-RU"/>
-          </w:rPr>
-          <w:t>.ru/</w:t>
+          <w:t>https://rutube.ru/</w:t>
         </w:r>
       </w:hyperlink>
     </w:p>
@@ -20366,14 +20233,7 @@
           <w:rFonts w:ascii="Times New Roman" w:hAnsi="Times New Roman" w:cs="Times New Roman"/>
           <w:lang w:eastAsia="ru-RU"/>
         </w:rPr>
-        <w:t>Неф</w:t>
-      </w:r>
-      <w:r>
-        <w:rPr>
-          <w:rFonts w:ascii="Times New Roman" w:hAnsi="Times New Roman" w:cs="Times New Roman"/>
-          <w:lang w:eastAsia="ru-RU"/>
-        </w:rPr>
-        <w:t>ункциональные требования</w:t>
+        <w:t>Нефункциональные требования</w:t>
       </w:r>
       <w:bookmarkEnd w:id="35"/>
     </w:p>
@@ -22374,7 +22234,61 @@
           <w:szCs w:val="32"/>
           <w:lang w:val="en-US" w:eastAsia="ru-RU"/>
         </w:rPr>
-        <w:t>Appendix B: Analysis Models</w:t>
+        <w:t>Appendix</w:t>
+      </w:r>
+      <w:r>
+        <w:rPr>
+          <w:rFonts w:ascii="Times New Roman" w:eastAsia="Times New Roman" w:hAnsi="Times New Roman" w:cs="Times New Roman"/>
+          <w:sz w:val="32"/>
+          <w:szCs w:val="32"/>
+          <w:lang w:eastAsia="ru-RU"/>
+        </w:rPr>
+        <w:t xml:space="preserve"> </w:t>
+      </w:r>
+      <w:r>
+        <w:rPr>
+          <w:rFonts w:ascii="Times New Roman" w:eastAsia="Times New Roman" w:hAnsi="Times New Roman" w:cs="Times New Roman"/>
+          <w:sz w:val="32"/>
+          <w:szCs w:val="32"/>
+          <w:lang w:val="en-US" w:eastAsia="ru-RU"/>
+        </w:rPr>
+        <w:t>B</w:t>
+      </w:r>
+      <w:r>
+        <w:rPr>
+          <w:rFonts w:ascii="Times New Roman" w:eastAsia="Times New Roman" w:hAnsi="Times New Roman" w:cs="Times New Roman"/>
+          <w:sz w:val="32"/>
+          <w:szCs w:val="32"/>
+          <w:lang w:eastAsia="ru-RU"/>
+        </w:rPr>
+        <w:t xml:space="preserve">: </w:t>
+      </w:r>
+      <w:r>
+        <w:rPr>
+          <w:rFonts w:ascii="Times New Roman" w:eastAsia="Times New Roman" w:hAnsi="Times New Roman" w:cs="Times New Roman"/>
+          <w:sz w:val="32"/>
+          <w:szCs w:val="32"/>
+          <w:lang w:val="en-US" w:eastAsia="ru-RU"/>
+        </w:rPr>
+        <w:t>Analysis</w:t>
+      </w:r>
+      <w:r>
+        <w:rPr>
+          <w:rFonts w:ascii="Times New Roman" w:eastAsia="Times New Roman" w:hAnsi="Times New Roman" w:cs="Times New Roman"/>
+          <w:sz w:val="32"/>
+          <w:szCs w:val="32"/>
+          <w:lang w:eastAsia="ru-RU"/>
+        </w:rPr>
+        <w:t xml:space="preserve"> </w:t>
+      </w:r>
+      <w:r>
+        <w:rPr>
+          <w:rFonts w:ascii="Times New Roman" w:eastAsia="Times New Roman" w:hAnsi="Times New Roman" w:cs="Times New Roman"/>
+          <w:sz w:val="32"/>
+          <w:szCs w:val="32"/>
+          <w:lang w:val="en-US" w:eastAsia="ru-RU"/>
+        </w:rPr>
+        <w:t>Models</w:t>
       </w:r>
       <w:bookmarkEnd w:id="39"/>
     </w:p>
@@ -22422,7 +22336,14 @@
           <w:rFonts w:ascii="Times New Roman" w:hAnsi="Times New Roman" w:cs="Times New Roman"/>
           <w:lang w:val="en-US" w:eastAsia="ru-RU"/>
         </w:rPr>
-        <w:t>ID: 1</w:t>
+        <w:t>ID</w:t>
+      </w:r>
+      <w:r>
+        <w:rPr>
+          <w:rFonts w:ascii="Times New Roman" w:hAnsi="Times New Roman" w:cs="Times New Roman"/>
+          <w:lang w:eastAsia="ru-RU"/>
+        </w:rPr>
+        <w:t>: 1</w:t>
       </w:r>
     </w:p>
     <w:p>
@@ -22442,7 +22363,7 @@
       <w:r>
         <w:rPr>
           <w:rFonts w:ascii="Times New Roman" w:hAnsi="Times New Roman" w:cs="Times New Roman"/>
-          <w:lang w:val="en-US" w:eastAsia="ru-RU"/>
+          <w:lang w:eastAsia="ru-RU"/>
         </w:rPr>
         <w:t>:</w:t>
       </w:r>
@@ -22464,7 +22385,7 @@
       <w:r>
         <w:rPr>
           <w:rFonts w:ascii="Times New Roman" w:hAnsi="Times New Roman" w:cs="Times New Roman"/>
-          <w:lang w:val="en-US" w:eastAsia="ru-RU"/>
+          <w:lang w:eastAsia="ru-RU"/>
         </w:rPr>
         <w:t xml:space="preserve">: </w:t>
       </w:r>
@@ -22486,7 +22407,7 @@
       <w:r>
         <w:rPr>
           <w:rFonts w:ascii="Times New Roman" w:hAnsi="Times New Roman" w:cs="Times New Roman"/>
-          <w:lang w:val="en-US" w:eastAsia="ru-RU"/>
+          <w:lang w:eastAsia="ru-RU"/>
         </w:rPr>
         <w:t>:</w:t>
       </w:r>
@@ -22503,58 +22424,37 @@
           <w:rFonts w:ascii="Times New Roman" w:hAnsi="Times New Roman" w:cs="Times New Roman"/>
           <w:lang w:eastAsia="ru-RU"/>
         </w:rPr>
-        <w:t>Альтернативные потоки</w:t>
-      </w:r>
-      <w:r>
-        <w:rPr>
-          <w:rFonts w:ascii="Times New Roman" w:hAnsi="Times New Roman" w:cs="Times New Roman"/>
-          <w:lang w:eastAsia="ru-RU"/>
-        </w:rPr>
-        <w:t>:</w:t>
-      </w:r>
-    </w:p>
-    <w:p>
-      <w:pPr>
-        <w:rPr>
-          <w:rFonts w:ascii="Times New Roman" w:hAnsi="Times New Roman" w:cs="Times New Roman"/>
-          <w:lang w:eastAsia="ru-RU"/>
-        </w:rPr>
-      </w:pPr>
-      <w:r>
-        <w:rPr>
-          <w:rFonts w:ascii="Times New Roman" w:hAnsi="Times New Roman" w:cs="Times New Roman"/>
-          <w:lang w:eastAsia="ru-RU"/>
-        </w:rPr>
-        <w:t>Потоки исключений</w:t>
-      </w:r>
-      <w:r>
-        <w:rPr>
-          <w:rFonts w:ascii="Times New Roman" w:hAnsi="Times New Roman" w:cs="Times New Roman"/>
-          <w:lang w:eastAsia="ru-RU"/>
-        </w:rPr>
-        <w:t xml:space="preserve">: </w:t>
-      </w:r>
-    </w:p>
-    <w:p>
-      <w:pPr>
-        <w:rPr>
-          <w:rFonts w:ascii="Times New Roman" w:hAnsi="Times New Roman" w:cs="Times New Roman"/>
-          <w:lang w:eastAsia="ru-RU"/>
-        </w:rPr>
-      </w:pPr>
-      <w:r>
-        <w:rPr>
-          <w:rFonts w:ascii="Times New Roman" w:hAnsi="Times New Roman" w:cs="Times New Roman"/>
-          <w:lang w:eastAsia="ru-RU"/>
-        </w:rPr>
-        <w:t>Постусловия</w:t>
-      </w:r>
-      <w:r>
-        <w:rPr>
-          <w:rFonts w:ascii="Times New Roman" w:hAnsi="Times New Roman" w:cs="Times New Roman"/>
-          <w:lang w:eastAsia="ru-RU"/>
-        </w:rPr>
-        <w:t>:</w:t>
+        <w:t>Альтернативные потоки:</w:t>
+      </w:r>
+    </w:p>
+    <w:p>
+      <w:pPr>
+        <w:rPr>
+          <w:rFonts w:ascii="Times New Roman" w:hAnsi="Times New Roman" w:cs="Times New Roman"/>
+          <w:lang w:eastAsia="ru-RU"/>
+        </w:rPr>
+      </w:pPr>
+      <w:r>
+        <w:rPr>
+          <w:rFonts w:ascii="Times New Roman" w:hAnsi="Times New Roman" w:cs="Times New Roman"/>
+          <w:lang w:eastAsia="ru-RU"/>
+        </w:rPr>
+        <w:t xml:space="preserve">Потоки исключений: </w:t>
+      </w:r>
+    </w:p>
+    <w:p>
+      <w:pPr>
+        <w:rPr>
+          <w:rFonts w:ascii="Times New Roman" w:hAnsi="Times New Roman" w:cs="Times New Roman"/>
+          <w:lang w:eastAsia="ru-RU"/>
+        </w:rPr>
+      </w:pPr>
+      <w:r>
+        <w:rPr>
+          <w:rFonts w:ascii="Times New Roman" w:hAnsi="Times New Roman" w:cs="Times New Roman"/>
+          <w:lang w:eastAsia="ru-RU"/>
+        </w:rPr>
+        <w:t>Постусловия:</w:t>
       </w:r>
     </w:p>
     <w:p>
@@ -29431,6 +29331,7 @@
   <w:style w:type="character" w:default="1" w:styleId="a0">
     <w:name w:val="Default Paragraph Font"/>
     <w:uiPriority w:val="1"/>
+    <w:semiHidden/>
     <w:unhideWhenUsed/>
   </w:style>
   <w:style w:type="table" w:default="1" w:styleId="a1">

--- a/2 курс/Основы программной инженерии/lab 1/отчет.docx
+++ b/2 курс/Основы программной инженерии/lab 1/отчет.docx
@@ -6889,7 +6889,7 @@
           <w:rFonts w:ascii="Times New Roman" w:eastAsia="Times New Roman" w:hAnsi="Times New Roman" w:cs="Times New Roman"/>
           <w:sz w:val="32"/>
           <w:szCs w:val="32"/>
-          <w:lang w:eastAsia="ru-RU"/>
+          <w:lang w:val="en-US" w:eastAsia="ru-RU"/>
         </w:rPr>
       </w:pPr>
       <w:bookmarkStart w:id="11" w:name="_Toc223363895"/>
@@ -6966,6 +6966,25 @@
         <w:t>Characteristics</w:t>
       </w:r>
       <w:bookmarkEnd w:id="11"/>
+    </w:p>
+    <w:p>
+      <w:pPr>
+        <w:rPr>
+          <w:lang w:eastAsia="ru-RU"/>
+        </w:rPr>
+      </w:pPr>
+      <w:r>
+        <w:rPr>
+          <w:lang w:val="en-US" w:eastAsia="ru-RU"/>
+        </w:rPr>
+        <w:t xml:space="preserve">TODO: </w:t>
+      </w:r>
+      <w:r>
+        <w:rPr>
+          <w:lang w:eastAsia="ru-RU"/>
+        </w:rPr>
+        <w:t>добавить 3 вид - владелец</w:t>
+      </w:r>
     </w:p>
     <w:p>
       <w:pPr>
@@ -7725,42 +7744,247 @@
     </w:p>
     <w:p>
       <w:pPr>
+        <w:rPr>
+          <w:rFonts w:ascii="Times New Roman" w:hAnsi="Times New Roman" w:cs="Times New Roman"/>
+          <w:lang w:val="en-US" w:eastAsia="ru-RU"/>
+        </w:rPr>
+      </w:pPr>
+      <w:r>
+        <w:rPr>
+          <w:rFonts w:ascii="Times New Roman" w:hAnsi="Times New Roman" w:cs="Times New Roman"/>
+          <w:lang w:val="en-US" w:eastAsia="ru-RU"/>
+        </w:rPr>
+        <w:t xml:space="preserve">TODO: </w:t>
+      </w:r>
+      <w:r>
+        <w:rPr>
+          <w:rFonts w:ascii="Times New Roman" w:hAnsi="Times New Roman" w:cs="Times New Roman"/>
+          <w:lang w:eastAsia="ru-RU"/>
+        </w:rPr>
+        <w:t>добавить внешние зависимости</w:t>
+      </w:r>
+    </w:p>
+    <w:p>
+      <w:pPr>
+        <w:rPr>
+          <w:rFonts w:ascii="Times New Roman" w:hAnsi="Times New Roman" w:cs="Times New Roman"/>
+          <w:lang w:eastAsia="ru-RU"/>
+        </w:rPr>
+      </w:pPr>
+      <w:r>
+        <w:rPr>
+          <w:rFonts w:ascii="Times New Roman" w:hAnsi="Times New Roman" w:cs="Times New Roman"/>
+          <w:lang w:eastAsia="ru-RU"/>
+        </w:rPr>
+        <w:t>Зависимость</w:t>
+      </w:r>
+      <w:r>
+        <w:rPr>
+          <w:rFonts w:ascii="Times New Roman" w:hAnsi="Times New Roman" w:cs="Times New Roman"/>
+          <w:lang w:eastAsia="ru-RU"/>
+        </w:rPr>
+        <w:t xml:space="preserve"> </w:t>
+      </w:r>
+      <w:r>
+        <w:rPr>
+          <w:rFonts w:ascii="Times New Roman" w:hAnsi="Times New Roman" w:cs="Times New Roman"/>
+          <w:lang w:eastAsia="ru-RU"/>
+        </w:rPr>
+        <w:t>от</w:t>
+      </w:r>
+      <w:r>
+        <w:rPr>
+          <w:rFonts w:ascii="Times New Roman" w:hAnsi="Times New Roman" w:cs="Times New Roman"/>
+          <w:lang w:eastAsia="ru-RU"/>
+        </w:rPr>
+        <w:t xml:space="preserve"> </w:t>
+      </w:r>
+      <w:proofErr w:type="spellStart"/>
+      <w:r>
+        <w:rPr>
+          <w:rFonts w:ascii="Times New Roman" w:hAnsi="Times New Roman" w:cs="Times New Roman"/>
+          <w:lang w:eastAsia="ru-RU"/>
+        </w:rPr>
+        <w:t>соц</w:t>
+      </w:r>
+      <w:proofErr w:type="spellEnd"/>
+      <w:r>
+        <w:rPr>
+          <w:rFonts w:ascii="Times New Roman" w:hAnsi="Times New Roman" w:cs="Times New Roman"/>
+          <w:lang w:eastAsia="ru-RU"/>
+        </w:rPr>
+        <w:t xml:space="preserve"> сетей при входе, </w:t>
+      </w:r>
+      <w:proofErr w:type="spellStart"/>
+      <w:r>
+        <w:rPr>
+          <w:rFonts w:ascii="Times New Roman" w:hAnsi="Times New Roman" w:cs="Times New Roman"/>
+          <w:lang w:eastAsia="ru-RU"/>
+        </w:rPr>
+        <w:t>яндекс</w:t>
+      </w:r>
+      <w:proofErr w:type="spellEnd"/>
+      <w:r>
+        <w:rPr>
+          <w:rFonts w:ascii="Times New Roman" w:hAnsi="Times New Roman" w:cs="Times New Roman"/>
+          <w:lang w:eastAsia="ru-RU"/>
+        </w:rPr>
+        <w:t xml:space="preserve">, </w:t>
+      </w:r>
+      <w:proofErr w:type="spellStart"/>
+      <w:r>
+        <w:rPr>
+          <w:rFonts w:ascii="Times New Roman" w:hAnsi="Times New Roman" w:cs="Times New Roman"/>
+          <w:lang w:eastAsia="ru-RU"/>
+        </w:rPr>
+        <w:t>вк</w:t>
+      </w:r>
+      <w:proofErr w:type="spellEnd"/>
+      <w:r>
+        <w:rPr>
+          <w:rFonts w:ascii="Times New Roman" w:hAnsi="Times New Roman" w:cs="Times New Roman"/>
+          <w:lang w:eastAsia="ru-RU"/>
+        </w:rPr>
+        <w:t xml:space="preserve"> </w:t>
+      </w:r>
+      <w:proofErr w:type="spellStart"/>
+      <w:r>
+        <w:rPr>
+          <w:rFonts w:ascii="Times New Roman" w:hAnsi="Times New Roman" w:cs="Times New Roman"/>
+          <w:lang w:eastAsia="ru-RU"/>
+        </w:rPr>
+        <w:t>итд</w:t>
+      </w:r>
+      <w:proofErr w:type="spellEnd"/>
+    </w:p>
+    <w:p>
+      <w:pPr>
+        <w:rPr>
+          <w:rFonts w:ascii="Times New Roman" w:hAnsi="Times New Roman" w:cs="Times New Roman"/>
+          <w:lang w:eastAsia="ru-RU"/>
+        </w:rPr>
+      </w:pPr>
+      <w:r>
+        <w:rPr>
+          <w:rFonts w:ascii="Times New Roman" w:hAnsi="Times New Roman" w:cs="Times New Roman"/>
+          <w:lang w:eastAsia="ru-RU"/>
+        </w:rPr>
+        <w:t>Зависимость</w:t>
+      </w:r>
+      <w:r>
+        <w:rPr>
+          <w:rFonts w:ascii="Times New Roman" w:hAnsi="Times New Roman" w:cs="Times New Roman"/>
+          <w:lang w:eastAsia="ru-RU"/>
+        </w:rPr>
+        <w:t xml:space="preserve"> </w:t>
+      </w:r>
+      <w:r>
+        <w:rPr>
+          <w:rFonts w:ascii="Times New Roman" w:hAnsi="Times New Roman" w:cs="Times New Roman"/>
+          <w:lang w:eastAsia="ru-RU"/>
+        </w:rPr>
+        <w:t>от</w:t>
+      </w:r>
+      <w:r>
+        <w:rPr>
+          <w:rFonts w:ascii="Times New Roman" w:hAnsi="Times New Roman" w:cs="Times New Roman"/>
+          <w:lang w:eastAsia="ru-RU"/>
+        </w:rPr>
+        <w:t xml:space="preserve"> </w:t>
+      </w:r>
+      <w:r>
+        <w:rPr>
+          <w:rFonts w:ascii="Times New Roman" w:hAnsi="Times New Roman" w:cs="Times New Roman"/>
+          <w:lang w:eastAsia="ru-RU"/>
+        </w:rPr>
+        <w:t>сервисов</w:t>
+      </w:r>
+      <w:r>
+        <w:rPr>
+          <w:rFonts w:ascii="Times New Roman" w:hAnsi="Times New Roman" w:cs="Times New Roman"/>
+          <w:lang w:eastAsia="ru-RU"/>
+        </w:rPr>
+        <w:t xml:space="preserve"> </w:t>
+      </w:r>
+      <w:r>
+        <w:rPr>
+          <w:rFonts w:ascii="Times New Roman" w:hAnsi="Times New Roman" w:cs="Times New Roman"/>
+          <w:lang w:eastAsia="ru-RU"/>
+        </w:rPr>
+        <w:t>загрузки</w:t>
+      </w:r>
+      <w:r>
+        <w:rPr>
+          <w:rFonts w:ascii="Times New Roman" w:hAnsi="Times New Roman" w:cs="Times New Roman"/>
+          <w:lang w:eastAsia="ru-RU"/>
+        </w:rPr>
+        <w:t xml:space="preserve">, </w:t>
+      </w:r>
+      <w:r>
+        <w:rPr>
+          <w:rFonts w:ascii="Times New Roman" w:hAnsi="Times New Roman" w:cs="Times New Roman"/>
+          <w:lang w:val="en-US" w:eastAsia="ru-RU"/>
+        </w:rPr>
+        <w:t>google</w:t>
+      </w:r>
+      <w:r>
+        <w:rPr>
+          <w:rFonts w:ascii="Times New Roman" w:hAnsi="Times New Roman" w:cs="Times New Roman"/>
+          <w:lang w:eastAsia="ru-RU"/>
+        </w:rPr>
+        <w:t xml:space="preserve"> </w:t>
+      </w:r>
+      <w:r>
+        <w:rPr>
+          <w:rFonts w:ascii="Times New Roman" w:hAnsi="Times New Roman" w:cs="Times New Roman"/>
+          <w:lang w:val="en-US" w:eastAsia="ru-RU"/>
+        </w:rPr>
+        <w:t>play</w:t>
+      </w:r>
+      <w:r>
+        <w:rPr>
+          <w:rFonts w:ascii="Times New Roman" w:hAnsi="Times New Roman" w:cs="Times New Roman"/>
+          <w:lang w:eastAsia="ru-RU"/>
+        </w:rPr>
+        <w:t xml:space="preserve">, </w:t>
+      </w:r>
+      <w:proofErr w:type="spellStart"/>
+      <w:r>
+        <w:rPr>
+          <w:rFonts w:ascii="Times New Roman" w:hAnsi="Times New Roman" w:cs="Times New Roman"/>
+          <w:lang w:val="en-US" w:eastAsia="ru-RU"/>
+        </w:rPr>
+        <w:t>rustore</w:t>
+      </w:r>
+      <w:proofErr w:type="spellEnd"/>
+      <w:r>
+        <w:rPr>
+          <w:rFonts w:ascii="Times New Roman" w:hAnsi="Times New Roman" w:cs="Times New Roman"/>
+          <w:lang w:eastAsia="ru-RU"/>
+        </w:rPr>
+        <w:t xml:space="preserve"> </w:t>
+      </w:r>
+      <w:proofErr w:type="spellStart"/>
+      <w:r>
+        <w:rPr>
+          <w:rFonts w:ascii="Times New Roman" w:hAnsi="Times New Roman" w:cs="Times New Roman"/>
+          <w:lang w:eastAsia="ru-RU"/>
+        </w:rPr>
+        <w:t>итд</w:t>
+      </w:r>
+      <w:proofErr w:type="spellEnd"/>
+    </w:p>
+    <w:p>
+      <w:pPr>
         <w:pStyle w:val="2"/>
-        <w:rPr>
-          <w:rFonts w:ascii="Times New Roman" w:eastAsia="Times New Roman" w:hAnsi="Times New Roman" w:cs="Times New Roman"/>
-          <w:sz w:val="36"/>
-          <w:szCs w:val="36"/>
-          <w:lang w:eastAsia="ru-RU"/>
-        </w:rPr>
-      </w:pPr>
-      <w:bookmarkStart w:id="16" w:name="_Toc223363900"/>
-      <w:r>
-        <w:rPr>
-          <w:rFonts w:ascii="Times New Roman" w:eastAsia="Times New Roman" w:hAnsi="Times New Roman" w:cs="Times New Roman"/>
-          <w:sz w:val="36"/>
-          <w:szCs w:val="36"/>
-          <w:lang w:eastAsia="ru-RU"/>
-        </w:rPr>
-        <w:t xml:space="preserve">3. </w:t>
-      </w:r>
-      <w:r>
         <w:rPr>
           <w:rFonts w:ascii="Times New Roman" w:eastAsia="Times New Roman" w:hAnsi="Times New Roman" w:cs="Times New Roman"/>
           <w:sz w:val="36"/>
           <w:szCs w:val="36"/>
           <w:lang w:val="en-US" w:eastAsia="ru-RU"/>
         </w:rPr>
-        <w:t>External</w:t>
-      </w:r>
-      <w:r>
-        <w:rPr>
-          <w:rFonts w:ascii="Times New Roman" w:eastAsia="Times New Roman" w:hAnsi="Times New Roman" w:cs="Times New Roman"/>
-          <w:sz w:val="36"/>
-          <w:szCs w:val="36"/>
-          <w:lang w:eastAsia="ru-RU"/>
-        </w:rPr>
-        <w:t xml:space="preserve"> </w:t>
-      </w:r>
+      </w:pPr>
+      <w:bookmarkStart w:id="16" w:name="_Toc223363900"/>
       <w:r>
         <w:rPr>
           <w:rFonts w:ascii="Times New Roman" w:eastAsia="Times New Roman" w:hAnsi="Times New Roman" w:cs="Times New Roman"/>
@@ -7768,14 +7992,41 @@
           <w:szCs w:val="36"/>
           <w:lang w:val="en-US" w:eastAsia="ru-RU"/>
         </w:rPr>
-        <w:t>Interface</w:t>
+        <w:t xml:space="preserve">3. </w:t>
       </w:r>
       <w:r>
         <w:rPr>
           <w:rFonts w:ascii="Times New Roman" w:eastAsia="Times New Roman" w:hAnsi="Times New Roman" w:cs="Times New Roman"/>
           <w:sz w:val="36"/>
           <w:szCs w:val="36"/>
-          <w:lang w:eastAsia="ru-RU"/>
+          <w:lang w:val="en-US" w:eastAsia="ru-RU"/>
+        </w:rPr>
+        <w:t>External</w:t>
+      </w:r>
+      <w:r>
+        <w:rPr>
+          <w:rFonts w:ascii="Times New Roman" w:eastAsia="Times New Roman" w:hAnsi="Times New Roman" w:cs="Times New Roman"/>
+          <w:sz w:val="36"/>
+          <w:szCs w:val="36"/>
+          <w:lang w:val="en-US" w:eastAsia="ru-RU"/>
+        </w:rPr>
+        <w:t xml:space="preserve"> </w:t>
+      </w:r>
+      <w:r>
+        <w:rPr>
+          <w:rFonts w:ascii="Times New Roman" w:eastAsia="Times New Roman" w:hAnsi="Times New Roman" w:cs="Times New Roman"/>
+          <w:sz w:val="36"/>
+          <w:szCs w:val="36"/>
+          <w:lang w:val="en-US" w:eastAsia="ru-RU"/>
+        </w:rPr>
+        <w:t>Interface</w:t>
+      </w:r>
+      <w:r>
+        <w:rPr>
+          <w:rFonts w:ascii="Times New Roman" w:eastAsia="Times New Roman" w:hAnsi="Times New Roman" w:cs="Times New Roman"/>
+          <w:sz w:val="36"/>
+          <w:szCs w:val="36"/>
+          <w:lang w:val="en-US" w:eastAsia="ru-RU"/>
         </w:rPr>
         <w:t xml:space="preserve"> </w:t>
       </w:r>
@@ -8317,7 +8568,6 @@
           <w:lang w:val="en-US" w:eastAsia="ru-RU"/>
         </w:rPr>
       </w:pPr>
-      <w:bookmarkStart w:id="21" w:name="_Toc223363905"/>
       <w:r>
         <w:rPr>
           <w:rFonts w:ascii="Times New Roman" w:eastAsia="Times New Roman" w:hAnsi="Times New Roman" w:cs="Times New Roman"/>
@@ -8327,6 +8577,7 @@
         </w:rPr>
         <w:t xml:space="preserve">4. </w:t>
       </w:r>
+      <w:bookmarkStart w:id="21" w:name="_Toc223363905"/>
       <w:r>
         <w:rPr>
           <w:rFonts w:ascii="Times New Roman" w:eastAsia="Times New Roman" w:hAnsi="Times New Roman" w:cs="Times New Roman"/>
@@ -8340,6 +8591,67 @@
     </w:p>
     <w:p>
       <w:pPr>
+        <w:rPr>
+          <w:lang w:val="en-US" w:eastAsia="ru-RU"/>
+        </w:rPr>
+      </w:pPr>
+      <w:r>
+        <w:rPr>
+          <w:lang w:val="en-US" w:eastAsia="ru-RU"/>
+        </w:rPr>
+        <w:t xml:space="preserve">TODO: </w:t>
+      </w:r>
+      <w:r>
+        <w:rPr>
+          <w:lang w:eastAsia="ru-RU"/>
+        </w:rPr>
+        <w:t>Заменить</w:t>
+      </w:r>
+      <w:r>
+        <w:rPr>
+          <w:lang w:val="en-US" w:eastAsia="ru-RU"/>
+        </w:rPr>
+        <w:t xml:space="preserve"> </w:t>
+      </w:r>
+      <w:r>
+        <w:rPr>
+          <w:lang w:eastAsia="ru-RU"/>
+        </w:rPr>
+        <w:t>на</w:t>
+      </w:r>
+      <w:r>
+        <w:rPr>
+          <w:lang w:val="en-US" w:eastAsia="ru-RU"/>
+        </w:rPr>
+        <w:t xml:space="preserve"> </w:t>
+      </w:r>
+      <w:r>
+        <w:rPr>
+          <w:lang w:val="en-US" w:eastAsia="ru-RU"/>
+        </w:rPr>
+        <w:t xml:space="preserve">Functional requirements </w:t>
+      </w:r>
+      <w:r>
+        <w:rPr>
+          <w:lang w:eastAsia="ru-RU"/>
+        </w:rPr>
+        <w:t>по</w:t>
+      </w:r>
+      <w:r>
+        <w:rPr>
+          <w:lang w:val="en-US" w:eastAsia="ru-RU"/>
+        </w:rPr>
+        <w:t xml:space="preserve"> </w:t>
+      </w:r>
+      <w:r>
+        <w:rPr>
+          <w:lang w:val="en-US" w:eastAsia="ru-RU"/>
+        </w:rPr>
+        <w:t>RUP</w:t>
+      </w:r>
+    </w:p>
+    <w:p>
+      <w:pPr>
         <w:pStyle w:val="3"/>
         <w:rPr>
           <w:rFonts w:ascii="Times New Roman" w:eastAsia="Times New Roman" w:hAnsi="Times New Roman" w:cs="Times New Roman"/>
@@ -8453,6 +8765,7 @@
           <w:rFonts w:ascii="Times New Roman" w:eastAsia="Times New Roman" w:hAnsi="Times New Roman" w:cs="Times New Roman"/>
           <w:lang w:eastAsia="ru-RU"/>
         </w:rPr>
+        <w:lastRenderedPageBreak/>
         <w:t xml:space="preserve">4.1.2 </w:t>
       </w:r>
       <w:r>
@@ -9136,6 +9449,7 @@
           <w:rFonts w:ascii="Times New Roman" w:hAnsi="Times New Roman" w:cs="Times New Roman"/>
           <w:lang w:eastAsia="ru-RU"/>
         </w:rPr>
+        <w:lastRenderedPageBreak/>
         <w:t xml:space="preserve">   Ответ: Система показывает список видео, соответствующих поисковому запросу</w:t>
       </w:r>
     </w:p>
@@ -9190,7 +9504,6 @@
           <w:rFonts w:ascii="Times New Roman" w:eastAsia="Times New Roman" w:hAnsi="Times New Roman" w:cs="Times New Roman"/>
           <w:lang w:eastAsia="ru-RU"/>
         </w:rPr>
-        <w:lastRenderedPageBreak/>
         <w:t>4.</w:t>
       </w:r>
       <w:r>
@@ -10311,6 +10624,7 @@
           <w:szCs w:val="32"/>
           <w:lang w:eastAsia="ru-RU"/>
         </w:rPr>
+        <w:lastRenderedPageBreak/>
         <w:t>4.4</w:t>
       </w:r>
       <w:r>
@@ -10508,7 +10822,6 @@
           <w:rFonts w:ascii="Times New Roman" w:hAnsi="Times New Roman" w:cs="Times New Roman"/>
           <w:lang w:eastAsia="ru-RU"/>
         </w:rPr>
-        <w:lastRenderedPageBreak/>
         <w:t>Приоритет: Высокий</w:t>
       </w:r>
     </w:p>
@@ -11273,7 +11586,6 @@
           <w:rFonts w:ascii="Times New Roman" w:hAnsi="Times New Roman" w:cs="Times New Roman"/>
           <w:lang w:eastAsia="ru-RU"/>
         </w:rPr>
-        <w:lastRenderedPageBreak/>
         <w:t>6. Стимул: Неавторизованный пользователь пытается отправить комментарий</w:t>
       </w:r>
     </w:p>
@@ -12032,6 +12344,7 @@
           <w:rFonts w:ascii="Times New Roman" w:hAnsi="Times New Roman" w:cs="Times New Roman"/>
           <w:lang w:val="en-US" w:eastAsia="ru-RU"/>
         </w:rPr>
+        <w:lastRenderedPageBreak/>
         <w:t>FR</w:t>
       </w:r>
       <w:r>
@@ -12207,503 +12520,503 @@
           <w:rFonts w:ascii="Times New Roman" w:eastAsia="Times New Roman" w:hAnsi="Times New Roman" w:cs="Times New Roman"/>
           <w:lang w:eastAsia="ru-RU"/>
         </w:rPr>
+        <w:t>4.</w:t>
+      </w:r>
+      <w:r>
+        <w:rPr>
+          <w:rFonts w:ascii="Times New Roman" w:eastAsia="Times New Roman" w:hAnsi="Times New Roman" w:cs="Times New Roman"/>
+          <w:lang w:eastAsia="ru-RU"/>
+        </w:rPr>
+        <w:t>7</w:t>
+      </w:r>
+      <w:r>
+        <w:rPr>
+          <w:rFonts w:ascii="Times New Roman" w:eastAsia="Times New Roman" w:hAnsi="Times New Roman" w:cs="Times New Roman"/>
+          <w:lang w:eastAsia="ru-RU"/>
+        </w:rPr>
+        <w:t xml:space="preserve">.2 </w:t>
+      </w:r>
+      <w:r>
+        <w:rPr>
+          <w:rFonts w:ascii="Times New Roman" w:eastAsia="Times New Roman" w:hAnsi="Times New Roman" w:cs="Times New Roman"/>
+          <w:lang w:val="en-US" w:eastAsia="ru-RU"/>
+        </w:rPr>
+        <w:t>Stimulus</w:t>
+      </w:r>
+      <w:r>
+        <w:rPr>
+          <w:rFonts w:ascii="Times New Roman" w:eastAsia="Times New Roman" w:hAnsi="Times New Roman" w:cs="Times New Roman"/>
+          <w:lang w:eastAsia="ru-RU"/>
+        </w:rPr>
+        <w:t>/</w:t>
+      </w:r>
+      <w:r>
+        <w:rPr>
+          <w:rFonts w:ascii="Times New Roman" w:eastAsia="Times New Roman" w:hAnsi="Times New Roman" w:cs="Times New Roman"/>
+          <w:lang w:val="en-US" w:eastAsia="ru-RU"/>
+        </w:rPr>
+        <w:t>Response</w:t>
+      </w:r>
+      <w:r>
+        <w:rPr>
+          <w:rFonts w:ascii="Times New Roman" w:eastAsia="Times New Roman" w:hAnsi="Times New Roman" w:cs="Times New Roman"/>
+          <w:lang w:eastAsia="ru-RU"/>
+        </w:rPr>
+        <w:t xml:space="preserve"> </w:t>
+      </w:r>
+      <w:r>
+        <w:rPr>
+          <w:rFonts w:ascii="Times New Roman" w:eastAsia="Times New Roman" w:hAnsi="Times New Roman" w:cs="Times New Roman"/>
+          <w:lang w:val="en-US" w:eastAsia="ru-RU"/>
+        </w:rPr>
+        <w:t>Sequences</w:t>
+      </w:r>
+    </w:p>
+    <w:p>
+      <w:pPr>
+        <w:rPr>
+          <w:rFonts w:ascii="Times New Roman" w:hAnsi="Times New Roman" w:cs="Times New Roman"/>
+          <w:lang w:eastAsia="ru-RU"/>
+        </w:rPr>
+      </w:pPr>
+      <w:r>
+        <w:rPr>
+          <w:rFonts w:ascii="Times New Roman" w:hAnsi="Times New Roman" w:cs="Times New Roman"/>
+          <w:lang w:eastAsia="ru-RU"/>
+        </w:rPr>
+        <w:t>1. Стимул: Авторизованный пользователь нажимает на значок своего канала в правом верхнем углу</w:t>
+      </w:r>
+    </w:p>
+    <w:p>
+      <w:pPr>
+        <w:rPr>
+          <w:rFonts w:ascii="Times New Roman" w:hAnsi="Times New Roman" w:cs="Times New Roman"/>
+          <w:lang w:eastAsia="ru-RU"/>
+        </w:rPr>
+      </w:pPr>
+      <w:r>
+        <w:rPr>
+          <w:rFonts w:ascii="Times New Roman" w:hAnsi="Times New Roman" w:cs="Times New Roman"/>
+          <w:lang w:eastAsia="ru-RU"/>
+        </w:rPr>
+        <w:t xml:space="preserve">   Ответ: Система открывает меню управления каналом</w:t>
+      </w:r>
+    </w:p>
+    <w:p>
+      <w:pPr>
+        <w:rPr>
+          <w:rFonts w:ascii="Times New Roman" w:hAnsi="Times New Roman" w:cs="Times New Roman"/>
+          <w:lang w:eastAsia="ru-RU"/>
+        </w:rPr>
+      </w:pPr>
+    </w:p>
+    <w:p>
+      <w:pPr>
+        <w:rPr>
+          <w:rFonts w:ascii="Times New Roman" w:hAnsi="Times New Roman" w:cs="Times New Roman"/>
+          <w:lang w:eastAsia="ru-RU"/>
+        </w:rPr>
+      </w:pPr>
+      <w:r>
+        <w:rPr>
+          <w:rFonts w:ascii="Times New Roman" w:hAnsi="Times New Roman" w:cs="Times New Roman"/>
+          <w:lang w:eastAsia="ru-RU"/>
+        </w:rPr>
+        <w:t xml:space="preserve">2. Стимул: Пользователь выбирает переход в студию </w:t>
+      </w:r>
+      <w:proofErr w:type="spellStart"/>
+      <w:r>
+        <w:rPr>
+          <w:rFonts w:ascii="Times New Roman" w:hAnsi="Times New Roman" w:cs="Times New Roman"/>
+          <w:lang w:eastAsia="ru-RU"/>
+        </w:rPr>
+        <w:t>Rutube</w:t>
+      </w:r>
+      <w:proofErr w:type="spellEnd"/>
+    </w:p>
+    <w:p>
+      <w:pPr>
+        <w:rPr>
+          <w:rFonts w:ascii="Times New Roman" w:hAnsi="Times New Roman" w:cs="Times New Roman"/>
+          <w:lang w:eastAsia="ru-RU"/>
+        </w:rPr>
+      </w:pPr>
+      <w:r>
+        <w:rPr>
+          <w:rFonts w:ascii="Times New Roman" w:hAnsi="Times New Roman" w:cs="Times New Roman"/>
+          <w:lang w:eastAsia="ru-RU"/>
+        </w:rPr>
+        <w:t xml:space="preserve">   Ответ: Система открывает студию </w:t>
+      </w:r>
+      <w:proofErr w:type="spellStart"/>
+      <w:r>
+        <w:rPr>
+          <w:rFonts w:ascii="Times New Roman" w:hAnsi="Times New Roman" w:cs="Times New Roman"/>
+          <w:lang w:eastAsia="ru-RU"/>
+        </w:rPr>
+        <w:t>Rutube</w:t>
+      </w:r>
+      <w:proofErr w:type="spellEnd"/>
+      <w:r>
+        <w:rPr>
+          <w:rFonts w:ascii="Times New Roman" w:hAnsi="Times New Roman" w:cs="Times New Roman"/>
+          <w:lang w:eastAsia="ru-RU"/>
+        </w:rPr>
+        <w:t xml:space="preserve"> с управлением контентом канала</w:t>
+      </w:r>
+    </w:p>
+    <w:p>
+      <w:pPr>
+        <w:rPr>
+          <w:rFonts w:ascii="Times New Roman" w:hAnsi="Times New Roman" w:cs="Times New Roman"/>
+          <w:lang w:eastAsia="ru-RU"/>
+        </w:rPr>
+      </w:pPr>
+    </w:p>
+    <w:p>
+      <w:pPr>
+        <w:rPr>
+          <w:rFonts w:ascii="Times New Roman" w:hAnsi="Times New Roman" w:cs="Times New Roman"/>
+          <w:lang w:eastAsia="ru-RU"/>
+        </w:rPr>
+      </w:pPr>
+      <w:r>
+        <w:rPr>
+          <w:rFonts w:ascii="Times New Roman" w:hAnsi="Times New Roman" w:cs="Times New Roman"/>
+          <w:lang w:eastAsia="ru-RU"/>
+        </w:rPr>
+        <w:t>3. Стимул: Пользователь нажимает на кнопку «Добавить» в правом верхнем углу</w:t>
+      </w:r>
+    </w:p>
+    <w:p>
+      <w:pPr>
+        <w:rPr>
+          <w:rFonts w:ascii="Times New Roman" w:hAnsi="Times New Roman" w:cs="Times New Roman"/>
+          <w:lang w:eastAsia="ru-RU"/>
+        </w:rPr>
+      </w:pPr>
+      <w:r>
+        <w:rPr>
+          <w:rFonts w:ascii="Times New Roman" w:hAnsi="Times New Roman" w:cs="Times New Roman"/>
+          <w:lang w:eastAsia="ru-RU"/>
+        </w:rPr>
+        <w:t xml:space="preserve">   Ответ: Система показывает варианты добавления нового контента</w:t>
+      </w:r>
+    </w:p>
+    <w:p>
+      <w:pPr>
+        <w:rPr>
+          <w:rFonts w:ascii="Times New Roman" w:hAnsi="Times New Roman" w:cs="Times New Roman"/>
+          <w:lang w:eastAsia="ru-RU"/>
+        </w:rPr>
+      </w:pPr>
+    </w:p>
+    <w:p>
+      <w:pPr>
+        <w:rPr>
+          <w:rFonts w:ascii="Times New Roman" w:hAnsi="Times New Roman" w:cs="Times New Roman"/>
+          <w:lang w:eastAsia="ru-RU"/>
+        </w:rPr>
+      </w:pPr>
+      <w:r>
+        <w:rPr>
+          <w:rFonts w:ascii="Times New Roman" w:hAnsi="Times New Roman" w:cs="Times New Roman"/>
+          <w:lang w:eastAsia="ru-RU"/>
+        </w:rPr>
+        <w:t>4. Стимул: Пользователь выбирает действие «Создать плейлист»</w:t>
+      </w:r>
+    </w:p>
+    <w:p>
+      <w:pPr>
+        <w:rPr>
+          <w:rFonts w:ascii="Times New Roman" w:hAnsi="Times New Roman" w:cs="Times New Roman"/>
+          <w:lang w:eastAsia="ru-RU"/>
+        </w:rPr>
+      </w:pPr>
+      <w:r>
+        <w:rPr>
+          <w:rFonts w:ascii="Times New Roman" w:hAnsi="Times New Roman" w:cs="Times New Roman"/>
+          <w:lang w:eastAsia="ru-RU"/>
+        </w:rPr>
+        <w:t xml:space="preserve">   Ответ: Система открывает форму создания плейлиста</w:t>
+      </w:r>
+    </w:p>
+    <w:p>
+      <w:pPr>
+        <w:rPr>
+          <w:rFonts w:ascii="Times New Roman" w:hAnsi="Times New Roman" w:cs="Times New Roman"/>
+          <w:lang w:eastAsia="ru-RU"/>
+        </w:rPr>
+      </w:pPr>
+    </w:p>
+    <w:p>
+      <w:pPr>
+        <w:rPr>
+          <w:rFonts w:ascii="Times New Roman" w:hAnsi="Times New Roman" w:cs="Times New Roman"/>
+          <w:lang w:eastAsia="ru-RU"/>
+        </w:rPr>
+      </w:pPr>
+      <w:r>
+        <w:rPr>
+          <w:rFonts w:ascii="Times New Roman" w:hAnsi="Times New Roman" w:cs="Times New Roman"/>
+          <w:lang w:eastAsia="ru-RU"/>
+        </w:rPr>
+        <w:t>5. Стимул: Пользователь вводит название плейлиста</w:t>
+      </w:r>
+    </w:p>
+    <w:p>
+      <w:pPr>
+        <w:rPr>
+          <w:rFonts w:ascii="Times New Roman" w:hAnsi="Times New Roman" w:cs="Times New Roman"/>
+          <w:lang w:eastAsia="ru-RU"/>
+        </w:rPr>
+      </w:pPr>
+      <w:r>
+        <w:rPr>
+          <w:rFonts w:ascii="Times New Roman" w:hAnsi="Times New Roman" w:cs="Times New Roman"/>
+          <w:lang w:eastAsia="ru-RU"/>
+        </w:rPr>
+        <w:t xml:space="preserve">   Ответ: Система принимает введённое название</w:t>
+      </w:r>
+    </w:p>
+    <w:p>
+      <w:pPr>
+        <w:rPr>
+          <w:rFonts w:ascii="Times New Roman" w:hAnsi="Times New Roman" w:cs="Times New Roman"/>
+          <w:lang w:eastAsia="ru-RU"/>
+        </w:rPr>
+      </w:pPr>
+    </w:p>
+    <w:p>
+      <w:pPr>
+        <w:rPr>
+          <w:rFonts w:ascii="Times New Roman" w:hAnsi="Times New Roman" w:cs="Times New Roman"/>
+          <w:lang w:eastAsia="ru-RU"/>
+        </w:rPr>
+      </w:pPr>
+      <w:r>
+        <w:rPr>
+          <w:rFonts w:ascii="Times New Roman" w:hAnsi="Times New Roman" w:cs="Times New Roman"/>
+          <w:lang w:eastAsia="ru-RU"/>
+        </w:rPr>
+        <w:t>6. Стимул: Пользователь при необходимости вводит описание плейлиста</w:t>
+      </w:r>
+    </w:p>
+    <w:p>
+      <w:pPr>
+        <w:rPr>
+          <w:rFonts w:ascii="Times New Roman" w:hAnsi="Times New Roman" w:cs="Times New Roman"/>
+          <w:lang w:eastAsia="ru-RU"/>
+        </w:rPr>
+      </w:pPr>
+      <w:r>
+        <w:rPr>
+          <w:rFonts w:ascii="Times New Roman" w:hAnsi="Times New Roman" w:cs="Times New Roman"/>
+          <w:lang w:eastAsia="ru-RU"/>
+        </w:rPr>
+        <w:t xml:space="preserve">   Ответ: Система принимает введённое описание</w:t>
+      </w:r>
+    </w:p>
+    <w:p>
+      <w:pPr>
+        <w:rPr>
+          <w:rFonts w:ascii="Times New Roman" w:hAnsi="Times New Roman" w:cs="Times New Roman"/>
+          <w:lang w:eastAsia="ru-RU"/>
+        </w:rPr>
+      </w:pPr>
+    </w:p>
+    <w:p>
+      <w:pPr>
+        <w:rPr>
+          <w:rFonts w:ascii="Times New Roman" w:hAnsi="Times New Roman" w:cs="Times New Roman"/>
+          <w:lang w:eastAsia="ru-RU"/>
+        </w:rPr>
+      </w:pPr>
+      <w:r>
+        <w:rPr>
+          <w:rFonts w:ascii="Times New Roman" w:hAnsi="Times New Roman" w:cs="Times New Roman"/>
+          <w:lang w:eastAsia="ru-RU"/>
+        </w:rPr>
+        <w:t>7. Стимул: Пользователь при необходимости выбирает или загружает обложку плейлиста</w:t>
+      </w:r>
+    </w:p>
+    <w:p>
+      <w:pPr>
+        <w:rPr>
+          <w:rFonts w:ascii="Times New Roman" w:hAnsi="Times New Roman" w:cs="Times New Roman"/>
+          <w:lang w:eastAsia="ru-RU"/>
+        </w:rPr>
+      </w:pPr>
+      <w:r>
+        <w:rPr>
+          <w:rFonts w:ascii="Times New Roman" w:hAnsi="Times New Roman" w:cs="Times New Roman"/>
+          <w:lang w:eastAsia="ru-RU"/>
+        </w:rPr>
+        <w:t xml:space="preserve">   Ответ: Система принимает выбранную обложку и подготавливает данные для создания плейлиста</w:t>
+      </w:r>
+    </w:p>
+    <w:p>
+      <w:pPr>
+        <w:rPr>
+          <w:rFonts w:ascii="Times New Roman" w:hAnsi="Times New Roman" w:cs="Times New Roman"/>
+          <w:lang w:eastAsia="ru-RU"/>
+        </w:rPr>
+      </w:pPr>
+    </w:p>
+    <w:p>
+      <w:pPr>
+        <w:rPr>
+          <w:rFonts w:ascii="Times New Roman" w:hAnsi="Times New Roman" w:cs="Times New Roman"/>
+          <w:lang w:eastAsia="ru-RU"/>
+        </w:rPr>
+      </w:pPr>
+      <w:r>
+        <w:rPr>
+          <w:rFonts w:ascii="Times New Roman" w:hAnsi="Times New Roman" w:cs="Times New Roman"/>
+          <w:lang w:eastAsia="ru-RU"/>
+        </w:rPr>
+        <w:t>8. Стимул: Пользователь подтверждает создание плейлиста</w:t>
+      </w:r>
+    </w:p>
+    <w:p>
+      <w:pPr>
+        <w:rPr>
+          <w:rFonts w:ascii="Times New Roman" w:hAnsi="Times New Roman" w:cs="Times New Roman"/>
+          <w:lang w:eastAsia="ru-RU"/>
+        </w:rPr>
+      </w:pPr>
+      <w:r>
+        <w:rPr>
+          <w:rFonts w:ascii="Times New Roman" w:hAnsi="Times New Roman" w:cs="Times New Roman"/>
+          <w:lang w:eastAsia="ru-RU"/>
+        </w:rPr>
+        <w:t xml:space="preserve">   Ответ: Система создаёт плейлист и добавляет его в список плейлистов пользователя</w:t>
+      </w:r>
+    </w:p>
+    <w:p>
+      <w:pPr>
+        <w:pStyle w:val="4"/>
+        <w:rPr>
+          <w:rFonts w:ascii="Times New Roman" w:eastAsia="Times New Roman" w:hAnsi="Times New Roman" w:cs="Times New Roman"/>
+          <w:lang w:eastAsia="ru-RU"/>
+        </w:rPr>
+      </w:pPr>
+      <w:r>
+        <w:rPr>
+          <w:rFonts w:ascii="Times New Roman" w:eastAsia="Times New Roman" w:hAnsi="Times New Roman" w:cs="Times New Roman"/>
+          <w:lang w:eastAsia="ru-RU"/>
+        </w:rPr>
+        <w:t>4.</w:t>
+      </w:r>
+      <w:r>
+        <w:rPr>
+          <w:rFonts w:ascii="Times New Roman" w:eastAsia="Times New Roman" w:hAnsi="Times New Roman" w:cs="Times New Roman"/>
+          <w:lang w:eastAsia="ru-RU"/>
+        </w:rPr>
+        <w:t>7</w:t>
+      </w:r>
+      <w:r>
+        <w:rPr>
+          <w:rFonts w:ascii="Times New Roman" w:eastAsia="Times New Roman" w:hAnsi="Times New Roman" w:cs="Times New Roman"/>
+          <w:lang w:eastAsia="ru-RU"/>
+        </w:rPr>
+        <w:t xml:space="preserve">.3 </w:t>
+      </w:r>
+      <w:r>
+        <w:rPr>
+          <w:rFonts w:ascii="Times New Roman" w:eastAsia="Times New Roman" w:hAnsi="Times New Roman" w:cs="Times New Roman"/>
+          <w:lang w:val="en-US" w:eastAsia="ru-RU"/>
+        </w:rPr>
+        <w:t>Functional</w:t>
+      </w:r>
+      <w:r>
+        <w:rPr>
+          <w:rFonts w:ascii="Times New Roman" w:eastAsia="Times New Roman" w:hAnsi="Times New Roman" w:cs="Times New Roman"/>
+          <w:lang w:eastAsia="ru-RU"/>
+        </w:rPr>
+        <w:t xml:space="preserve"> </w:t>
+      </w:r>
+      <w:r>
+        <w:rPr>
+          <w:rFonts w:ascii="Times New Roman" w:eastAsia="Times New Roman" w:hAnsi="Times New Roman" w:cs="Times New Roman"/>
+          <w:lang w:val="en-US" w:eastAsia="ru-RU"/>
+        </w:rPr>
+        <w:t>Requirements</w:t>
+      </w:r>
+    </w:p>
+    <w:p>
+      <w:pPr>
+        <w:rPr>
+          <w:rFonts w:ascii="Times New Roman" w:hAnsi="Times New Roman" w:cs="Times New Roman"/>
+          <w:lang w:eastAsia="ru-RU"/>
+        </w:rPr>
+      </w:pPr>
+      <w:r>
+        <w:rPr>
+          <w:rFonts w:ascii="Times New Roman" w:hAnsi="Times New Roman" w:cs="Times New Roman"/>
+          <w:lang w:val="en-US" w:eastAsia="ru-RU"/>
+        </w:rPr>
+        <w:t>FR</w:t>
+      </w:r>
+      <w:r>
+        <w:rPr>
+          <w:rFonts w:ascii="Times New Roman" w:hAnsi="Times New Roman" w:cs="Times New Roman"/>
+          <w:lang w:eastAsia="ru-RU"/>
+        </w:rPr>
+        <w:t xml:space="preserve">-7.1: </w:t>
+      </w:r>
+      <w:r>
+        <w:rPr>
+          <w:rFonts w:ascii="Times New Roman" w:hAnsi="Times New Roman" w:cs="Times New Roman"/>
+          <w:lang w:eastAsia="ru-RU"/>
+        </w:rPr>
+        <w:t>Система позволяет авторизованному пользователю создавать плейлист</w:t>
+      </w:r>
+    </w:p>
+    <w:p>
+      <w:pPr>
+        <w:rPr>
+          <w:rFonts w:ascii="Times New Roman" w:hAnsi="Times New Roman" w:cs="Times New Roman"/>
+          <w:lang w:eastAsia="ru-RU"/>
+        </w:rPr>
+      </w:pPr>
+      <w:r>
+        <w:rPr>
+          <w:rFonts w:ascii="Times New Roman" w:hAnsi="Times New Roman" w:cs="Times New Roman"/>
+          <w:lang w:val="en-US" w:eastAsia="ru-RU"/>
+        </w:rPr>
+        <w:t>FR</w:t>
+      </w:r>
+      <w:r>
+        <w:rPr>
+          <w:rFonts w:ascii="Times New Roman" w:hAnsi="Times New Roman" w:cs="Times New Roman"/>
+          <w:lang w:eastAsia="ru-RU"/>
+        </w:rPr>
+        <w:t xml:space="preserve">-7.2: Система позволяет авторизованному пользователю добавлять в свой плейлист любые свои видео, доступные в его студии </w:t>
+      </w:r>
+      <w:proofErr w:type="spellStart"/>
+      <w:r>
+        <w:rPr>
+          <w:rFonts w:ascii="Times New Roman" w:hAnsi="Times New Roman" w:cs="Times New Roman"/>
+          <w:lang w:val="en-US" w:eastAsia="ru-RU"/>
+        </w:rPr>
+        <w:t>Rutube</w:t>
+      </w:r>
+      <w:proofErr w:type="spellEnd"/>
+    </w:p>
+    <w:p>
+      <w:pPr>
+        <w:rPr>
+          <w:rFonts w:ascii="Times New Roman" w:hAnsi="Times New Roman" w:cs="Times New Roman"/>
+          <w:lang w:eastAsia="ru-RU"/>
+        </w:rPr>
+      </w:pPr>
+      <w:r>
+        <w:rPr>
+          <w:rFonts w:ascii="Times New Roman" w:hAnsi="Times New Roman" w:cs="Times New Roman"/>
+          <w:lang w:val="en-US" w:eastAsia="ru-RU"/>
+        </w:rPr>
         <w:lastRenderedPageBreak/>
-        <w:t>4.</w:t>
-      </w:r>
-      <w:r>
-        <w:rPr>
-          <w:rFonts w:ascii="Times New Roman" w:eastAsia="Times New Roman" w:hAnsi="Times New Roman" w:cs="Times New Roman"/>
-          <w:lang w:eastAsia="ru-RU"/>
-        </w:rPr>
-        <w:t>7</w:t>
-      </w:r>
-      <w:r>
-        <w:rPr>
-          <w:rFonts w:ascii="Times New Roman" w:eastAsia="Times New Roman" w:hAnsi="Times New Roman" w:cs="Times New Roman"/>
-          <w:lang w:eastAsia="ru-RU"/>
-        </w:rPr>
-        <w:t xml:space="preserve">.2 </w:t>
-      </w:r>
-      <w:r>
-        <w:rPr>
-          <w:rFonts w:ascii="Times New Roman" w:eastAsia="Times New Roman" w:hAnsi="Times New Roman" w:cs="Times New Roman"/>
-          <w:lang w:val="en-US" w:eastAsia="ru-RU"/>
-        </w:rPr>
-        <w:t>Stimulus</w:t>
-      </w:r>
-      <w:r>
-        <w:rPr>
-          <w:rFonts w:ascii="Times New Roman" w:eastAsia="Times New Roman" w:hAnsi="Times New Roman" w:cs="Times New Roman"/>
-          <w:lang w:eastAsia="ru-RU"/>
-        </w:rPr>
-        <w:t>/</w:t>
-      </w:r>
-      <w:r>
-        <w:rPr>
-          <w:rFonts w:ascii="Times New Roman" w:eastAsia="Times New Roman" w:hAnsi="Times New Roman" w:cs="Times New Roman"/>
-          <w:lang w:val="en-US" w:eastAsia="ru-RU"/>
-        </w:rPr>
-        <w:t>Response</w:t>
-      </w:r>
-      <w:r>
-        <w:rPr>
-          <w:rFonts w:ascii="Times New Roman" w:eastAsia="Times New Roman" w:hAnsi="Times New Roman" w:cs="Times New Roman"/>
-          <w:lang w:eastAsia="ru-RU"/>
-        </w:rPr>
-        <w:t xml:space="preserve"> </w:t>
-      </w:r>
-      <w:r>
-        <w:rPr>
-          <w:rFonts w:ascii="Times New Roman" w:eastAsia="Times New Roman" w:hAnsi="Times New Roman" w:cs="Times New Roman"/>
-          <w:lang w:val="en-US" w:eastAsia="ru-RU"/>
-        </w:rPr>
-        <w:t>Sequences</w:t>
-      </w:r>
-    </w:p>
-    <w:p>
-      <w:pPr>
-        <w:rPr>
-          <w:rFonts w:ascii="Times New Roman" w:hAnsi="Times New Roman" w:cs="Times New Roman"/>
-          <w:lang w:eastAsia="ru-RU"/>
-        </w:rPr>
-      </w:pPr>
-      <w:r>
-        <w:rPr>
-          <w:rFonts w:ascii="Times New Roman" w:hAnsi="Times New Roman" w:cs="Times New Roman"/>
-          <w:lang w:eastAsia="ru-RU"/>
-        </w:rPr>
-        <w:t>1. Стимул: Авторизованный пользователь нажимает на значок своего канала в правом верхнем углу</w:t>
-      </w:r>
-    </w:p>
-    <w:p>
-      <w:pPr>
-        <w:rPr>
-          <w:rFonts w:ascii="Times New Roman" w:hAnsi="Times New Roman" w:cs="Times New Roman"/>
-          <w:lang w:eastAsia="ru-RU"/>
-        </w:rPr>
-      </w:pPr>
-      <w:r>
-        <w:rPr>
-          <w:rFonts w:ascii="Times New Roman" w:hAnsi="Times New Roman" w:cs="Times New Roman"/>
-          <w:lang w:eastAsia="ru-RU"/>
-        </w:rPr>
-        <w:t xml:space="preserve">   Ответ: Система открывает меню управления каналом</w:t>
-      </w:r>
-    </w:p>
-    <w:p>
-      <w:pPr>
-        <w:rPr>
-          <w:rFonts w:ascii="Times New Roman" w:hAnsi="Times New Roman" w:cs="Times New Roman"/>
-          <w:lang w:eastAsia="ru-RU"/>
-        </w:rPr>
-      </w:pPr>
-    </w:p>
-    <w:p>
-      <w:pPr>
-        <w:rPr>
-          <w:rFonts w:ascii="Times New Roman" w:hAnsi="Times New Roman" w:cs="Times New Roman"/>
-          <w:lang w:eastAsia="ru-RU"/>
-        </w:rPr>
-      </w:pPr>
-      <w:r>
-        <w:rPr>
-          <w:rFonts w:ascii="Times New Roman" w:hAnsi="Times New Roman" w:cs="Times New Roman"/>
-          <w:lang w:eastAsia="ru-RU"/>
-        </w:rPr>
-        <w:t xml:space="preserve">2. Стимул: Пользователь выбирает переход в студию </w:t>
-      </w:r>
-      <w:proofErr w:type="spellStart"/>
-      <w:r>
-        <w:rPr>
-          <w:rFonts w:ascii="Times New Roman" w:hAnsi="Times New Roman" w:cs="Times New Roman"/>
-          <w:lang w:eastAsia="ru-RU"/>
-        </w:rPr>
-        <w:t>Rutube</w:t>
-      </w:r>
-      <w:proofErr w:type="spellEnd"/>
-    </w:p>
-    <w:p>
-      <w:pPr>
-        <w:rPr>
-          <w:rFonts w:ascii="Times New Roman" w:hAnsi="Times New Roman" w:cs="Times New Roman"/>
-          <w:lang w:eastAsia="ru-RU"/>
-        </w:rPr>
-      </w:pPr>
-      <w:r>
-        <w:rPr>
-          <w:rFonts w:ascii="Times New Roman" w:hAnsi="Times New Roman" w:cs="Times New Roman"/>
-          <w:lang w:eastAsia="ru-RU"/>
-        </w:rPr>
-        <w:t xml:space="preserve">   Ответ: Система открывает студию </w:t>
-      </w:r>
-      <w:proofErr w:type="spellStart"/>
-      <w:r>
-        <w:rPr>
-          <w:rFonts w:ascii="Times New Roman" w:hAnsi="Times New Roman" w:cs="Times New Roman"/>
-          <w:lang w:eastAsia="ru-RU"/>
-        </w:rPr>
-        <w:t>Rutube</w:t>
-      </w:r>
-      <w:proofErr w:type="spellEnd"/>
-      <w:r>
-        <w:rPr>
-          <w:rFonts w:ascii="Times New Roman" w:hAnsi="Times New Roman" w:cs="Times New Roman"/>
-          <w:lang w:eastAsia="ru-RU"/>
-        </w:rPr>
-        <w:t xml:space="preserve"> с управлением контентом канала</w:t>
-      </w:r>
-    </w:p>
-    <w:p>
-      <w:pPr>
-        <w:rPr>
-          <w:rFonts w:ascii="Times New Roman" w:hAnsi="Times New Roman" w:cs="Times New Roman"/>
-          <w:lang w:eastAsia="ru-RU"/>
-        </w:rPr>
-      </w:pPr>
-    </w:p>
-    <w:p>
-      <w:pPr>
-        <w:rPr>
-          <w:rFonts w:ascii="Times New Roman" w:hAnsi="Times New Roman" w:cs="Times New Roman"/>
-          <w:lang w:eastAsia="ru-RU"/>
-        </w:rPr>
-      </w:pPr>
-      <w:r>
-        <w:rPr>
-          <w:rFonts w:ascii="Times New Roman" w:hAnsi="Times New Roman" w:cs="Times New Roman"/>
-          <w:lang w:eastAsia="ru-RU"/>
-        </w:rPr>
-        <w:t>3. Стимул: Пользователь нажимает на кнопку «Добавить» в правом верхнем углу</w:t>
-      </w:r>
-    </w:p>
-    <w:p>
-      <w:pPr>
-        <w:rPr>
-          <w:rFonts w:ascii="Times New Roman" w:hAnsi="Times New Roman" w:cs="Times New Roman"/>
-          <w:lang w:eastAsia="ru-RU"/>
-        </w:rPr>
-      </w:pPr>
-      <w:r>
-        <w:rPr>
-          <w:rFonts w:ascii="Times New Roman" w:hAnsi="Times New Roman" w:cs="Times New Roman"/>
-          <w:lang w:eastAsia="ru-RU"/>
-        </w:rPr>
-        <w:t xml:space="preserve">   Ответ: Система показывает варианты добавления нового контента</w:t>
-      </w:r>
-    </w:p>
-    <w:p>
-      <w:pPr>
-        <w:rPr>
-          <w:rFonts w:ascii="Times New Roman" w:hAnsi="Times New Roman" w:cs="Times New Roman"/>
-          <w:lang w:eastAsia="ru-RU"/>
-        </w:rPr>
-      </w:pPr>
-    </w:p>
-    <w:p>
-      <w:pPr>
-        <w:rPr>
-          <w:rFonts w:ascii="Times New Roman" w:hAnsi="Times New Roman" w:cs="Times New Roman"/>
-          <w:lang w:eastAsia="ru-RU"/>
-        </w:rPr>
-      </w:pPr>
-      <w:r>
-        <w:rPr>
-          <w:rFonts w:ascii="Times New Roman" w:hAnsi="Times New Roman" w:cs="Times New Roman"/>
-          <w:lang w:eastAsia="ru-RU"/>
-        </w:rPr>
-        <w:t>4. Стимул: Пользователь выбирает действие «Создать плейлист»</w:t>
-      </w:r>
-    </w:p>
-    <w:p>
-      <w:pPr>
-        <w:rPr>
-          <w:rFonts w:ascii="Times New Roman" w:hAnsi="Times New Roman" w:cs="Times New Roman"/>
-          <w:lang w:eastAsia="ru-RU"/>
-        </w:rPr>
-      </w:pPr>
-      <w:r>
-        <w:rPr>
-          <w:rFonts w:ascii="Times New Roman" w:hAnsi="Times New Roman" w:cs="Times New Roman"/>
-          <w:lang w:eastAsia="ru-RU"/>
-        </w:rPr>
-        <w:t xml:space="preserve">   Ответ: Система открывает форму создания плейлиста</w:t>
-      </w:r>
-    </w:p>
-    <w:p>
-      <w:pPr>
-        <w:rPr>
-          <w:rFonts w:ascii="Times New Roman" w:hAnsi="Times New Roman" w:cs="Times New Roman"/>
-          <w:lang w:eastAsia="ru-RU"/>
-        </w:rPr>
-      </w:pPr>
-    </w:p>
-    <w:p>
-      <w:pPr>
-        <w:rPr>
-          <w:rFonts w:ascii="Times New Roman" w:hAnsi="Times New Roman" w:cs="Times New Roman"/>
-          <w:lang w:eastAsia="ru-RU"/>
-        </w:rPr>
-      </w:pPr>
-      <w:r>
-        <w:rPr>
-          <w:rFonts w:ascii="Times New Roman" w:hAnsi="Times New Roman" w:cs="Times New Roman"/>
-          <w:lang w:eastAsia="ru-RU"/>
-        </w:rPr>
-        <w:t>5. Стимул: Пользователь вводит название плейлиста</w:t>
-      </w:r>
-    </w:p>
-    <w:p>
-      <w:pPr>
-        <w:rPr>
-          <w:rFonts w:ascii="Times New Roman" w:hAnsi="Times New Roman" w:cs="Times New Roman"/>
-          <w:lang w:eastAsia="ru-RU"/>
-        </w:rPr>
-      </w:pPr>
-      <w:r>
-        <w:rPr>
-          <w:rFonts w:ascii="Times New Roman" w:hAnsi="Times New Roman" w:cs="Times New Roman"/>
-          <w:lang w:eastAsia="ru-RU"/>
-        </w:rPr>
-        <w:t xml:space="preserve">   Ответ: Система принимает введённое название</w:t>
-      </w:r>
-    </w:p>
-    <w:p>
-      <w:pPr>
-        <w:rPr>
-          <w:rFonts w:ascii="Times New Roman" w:hAnsi="Times New Roman" w:cs="Times New Roman"/>
-          <w:lang w:eastAsia="ru-RU"/>
-        </w:rPr>
-      </w:pPr>
-    </w:p>
-    <w:p>
-      <w:pPr>
-        <w:rPr>
-          <w:rFonts w:ascii="Times New Roman" w:hAnsi="Times New Roman" w:cs="Times New Roman"/>
-          <w:lang w:eastAsia="ru-RU"/>
-        </w:rPr>
-      </w:pPr>
-      <w:r>
-        <w:rPr>
-          <w:rFonts w:ascii="Times New Roman" w:hAnsi="Times New Roman" w:cs="Times New Roman"/>
-          <w:lang w:eastAsia="ru-RU"/>
-        </w:rPr>
-        <w:t>6. Стимул: Пользователь при необходимости вводит описание плейлиста</w:t>
-      </w:r>
-    </w:p>
-    <w:p>
-      <w:pPr>
-        <w:rPr>
-          <w:rFonts w:ascii="Times New Roman" w:hAnsi="Times New Roman" w:cs="Times New Roman"/>
-          <w:lang w:eastAsia="ru-RU"/>
-        </w:rPr>
-      </w:pPr>
-      <w:r>
-        <w:rPr>
-          <w:rFonts w:ascii="Times New Roman" w:hAnsi="Times New Roman" w:cs="Times New Roman"/>
-          <w:lang w:eastAsia="ru-RU"/>
-        </w:rPr>
-        <w:t xml:space="preserve">   Ответ: Система принимает введённое описание</w:t>
-      </w:r>
-    </w:p>
-    <w:p>
-      <w:pPr>
-        <w:rPr>
-          <w:rFonts w:ascii="Times New Roman" w:hAnsi="Times New Roman" w:cs="Times New Roman"/>
-          <w:lang w:eastAsia="ru-RU"/>
-        </w:rPr>
-      </w:pPr>
-    </w:p>
-    <w:p>
-      <w:pPr>
-        <w:rPr>
-          <w:rFonts w:ascii="Times New Roman" w:hAnsi="Times New Roman" w:cs="Times New Roman"/>
-          <w:lang w:eastAsia="ru-RU"/>
-        </w:rPr>
-      </w:pPr>
-      <w:r>
-        <w:rPr>
-          <w:rFonts w:ascii="Times New Roman" w:hAnsi="Times New Roman" w:cs="Times New Roman"/>
-          <w:lang w:eastAsia="ru-RU"/>
-        </w:rPr>
-        <w:t>7. Стимул: Пользователь при необходимости выбирает или загружает обложку плейлиста</w:t>
-      </w:r>
-    </w:p>
-    <w:p>
-      <w:pPr>
-        <w:rPr>
-          <w:rFonts w:ascii="Times New Roman" w:hAnsi="Times New Roman" w:cs="Times New Roman"/>
-          <w:lang w:eastAsia="ru-RU"/>
-        </w:rPr>
-      </w:pPr>
-      <w:r>
-        <w:rPr>
-          <w:rFonts w:ascii="Times New Roman" w:hAnsi="Times New Roman" w:cs="Times New Roman"/>
-          <w:lang w:eastAsia="ru-RU"/>
-        </w:rPr>
-        <w:t xml:space="preserve">   Ответ: Система принимает выбранную обложку и подготавливает данные для создания плейлиста</w:t>
-      </w:r>
-    </w:p>
-    <w:p>
-      <w:pPr>
-        <w:rPr>
-          <w:rFonts w:ascii="Times New Roman" w:hAnsi="Times New Roman" w:cs="Times New Roman"/>
-          <w:lang w:eastAsia="ru-RU"/>
-        </w:rPr>
-      </w:pPr>
-    </w:p>
-    <w:p>
-      <w:pPr>
-        <w:rPr>
-          <w:rFonts w:ascii="Times New Roman" w:hAnsi="Times New Roman" w:cs="Times New Roman"/>
-          <w:lang w:eastAsia="ru-RU"/>
-        </w:rPr>
-      </w:pPr>
-      <w:r>
-        <w:rPr>
-          <w:rFonts w:ascii="Times New Roman" w:hAnsi="Times New Roman" w:cs="Times New Roman"/>
-          <w:lang w:eastAsia="ru-RU"/>
-        </w:rPr>
-        <w:t>8. Стимул: Пользователь подтверждает создание плейлиста</w:t>
-      </w:r>
-    </w:p>
-    <w:p>
-      <w:pPr>
-        <w:rPr>
-          <w:rFonts w:ascii="Times New Roman" w:hAnsi="Times New Roman" w:cs="Times New Roman"/>
-          <w:lang w:eastAsia="ru-RU"/>
-        </w:rPr>
-      </w:pPr>
-      <w:r>
-        <w:rPr>
-          <w:rFonts w:ascii="Times New Roman" w:hAnsi="Times New Roman" w:cs="Times New Roman"/>
-          <w:lang w:eastAsia="ru-RU"/>
-        </w:rPr>
-        <w:t xml:space="preserve">   Ответ: Система создаёт плейлист и добавляет его в список плейлистов пользователя</w:t>
-      </w:r>
-    </w:p>
-    <w:p>
-      <w:pPr>
-        <w:pStyle w:val="4"/>
-        <w:rPr>
-          <w:rFonts w:ascii="Times New Roman" w:eastAsia="Times New Roman" w:hAnsi="Times New Roman" w:cs="Times New Roman"/>
-          <w:lang w:eastAsia="ru-RU"/>
-        </w:rPr>
-      </w:pPr>
-      <w:r>
-        <w:rPr>
-          <w:rFonts w:ascii="Times New Roman" w:eastAsia="Times New Roman" w:hAnsi="Times New Roman" w:cs="Times New Roman"/>
-          <w:lang w:eastAsia="ru-RU"/>
-        </w:rPr>
-        <w:t>4.</w:t>
-      </w:r>
-      <w:r>
-        <w:rPr>
-          <w:rFonts w:ascii="Times New Roman" w:eastAsia="Times New Roman" w:hAnsi="Times New Roman" w:cs="Times New Roman"/>
-          <w:lang w:eastAsia="ru-RU"/>
-        </w:rPr>
-        <w:t>7</w:t>
-      </w:r>
-      <w:r>
-        <w:rPr>
-          <w:rFonts w:ascii="Times New Roman" w:eastAsia="Times New Roman" w:hAnsi="Times New Roman" w:cs="Times New Roman"/>
-          <w:lang w:eastAsia="ru-RU"/>
-        </w:rPr>
-        <w:t xml:space="preserve">.3 </w:t>
-      </w:r>
-      <w:r>
-        <w:rPr>
-          <w:rFonts w:ascii="Times New Roman" w:eastAsia="Times New Roman" w:hAnsi="Times New Roman" w:cs="Times New Roman"/>
-          <w:lang w:val="en-US" w:eastAsia="ru-RU"/>
-        </w:rPr>
-        <w:t>Functional</w:t>
-      </w:r>
-      <w:r>
-        <w:rPr>
-          <w:rFonts w:ascii="Times New Roman" w:eastAsia="Times New Roman" w:hAnsi="Times New Roman" w:cs="Times New Roman"/>
-          <w:lang w:eastAsia="ru-RU"/>
-        </w:rPr>
-        <w:t xml:space="preserve"> </w:t>
-      </w:r>
-      <w:r>
-        <w:rPr>
-          <w:rFonts w:ascii="Times New Roman" w:eastAsia="Times New Roman" w:hAnsi="Times New Roman" w:cs="Times New Roman"/>
-          <w:lang w:val="en-US" w:eastAsia="ru-RU"/>
-        </w:rPr>
-        <w:t>Requirements</w:t>
-      </w:r>
-    </w:p>
-    <w:p>
-      <w:pPr>
-        <w:rPr>
-          <w:rFonts w:ascii="Times New Roman" w:hAnsi="Times New Roman" w:cs="Times New Roman"/>
-          <w:lang w:eastAsia="ru-RU"/>
-        </w:rPr>
-      </w:pPr>
-      <w:r>
-        <w:rPr>
-          <w:rFonts w:ascii="Times New Roman" w:hAnsi="Times New Roman" w:cs="Times New Roman"/>
-          <w:lang w:val="en-US" w:eastAsia="ru-RU"/>
-        </w:rPr>
-        <w:t>FR</w:t>
-      </w:r>
-      <w:r>
-        <w:rPr>
-          <w:rFonts w:ascii="Times New Roman" w:hAnsi="Times New Roman" w:cs="Times New Roman"/>
-          <w:lang w:eastAsia="ru-RU"/>
-        </w:rPr>
-        <w:t xml:space="preserve">-7.1: </w:t>
-      </w:r>
-      <w:r>
-        <w:rPr>
-          <w:rFonts w:ascii="Times New Roman" w:hAnsi="Times New Roman" w:cs="Times New Roman"/>
-          <w:lang w:eastAsia="ru-RU"/>
-        </w:rPr>
-        <w:t>Система позволяет авторизованному пользователю создавать плейлист</w:t>
-      </w:r>
-    </w:p>
-    <w:p>
-      <w:pPr>
-        <w:rPr>
-          <w:rFonts w:ascii="Times New Roman" w:hAnsi="Times New Roman" w:cs="Times New Roman"/>
-          <w:lang w:eastAsia="ru-RU"/>
-        </w:rPr>
-      </w:pPr>
-      <w:r>
-        <w:rPr>
-          <w:rFonts w:ascii="Times New Roman" w:hAnsi="Times New Roman" w:cs="Times New Roman"/>
-          <w:lang w:val="en-US" w:eastAsia="ru-RU"/>
-        </w:rPr>
-        <w:t>FR</w:t>
-      </w:r>
-      <w:r>
-        <w:rPr>
-          <w:rFonts w:ascii="Times New Roman" w:hAnsi="Times New Roman" w:cs="Times New Roman"/>
-          <w:lang w:eastAsia="ru-RU"/>
-        </w:rPr>
-        <w:t xml:space="preserve">-7.2: Система позволяет авторизованному пользователю добавлять в свой плейлист любые свои видео, доступные в его студии </w:t>
-      </w:r>
-      <w:proofErr w:type="spellStart"/>
-      <w:r>
-        <w:rPr>
-          <w:rFonts w:ascii="Times New Roman" w:hAnsi="Times New Roman" w:cs="Times New Roman"/>
-          <w:lang w:val="en-US" w:eastAsia="ru-RU"/>
-        </w:rPr>
-        <w:t>Rutube</w:t>
-      </w:r>
-      <w:proofErr w:type="spellEnd"/>
-    </w:p>
-    <w:p>
-      <w:pPr>
-        <w:rPr>
-          <w:rFonts w:ascii="Times New Roman" w:hAnsi="Times New Roman" w:cs="Times New Roman"/>
-          <w:lang w:eastAsia="ru-RU"/>
-        </w:rPr>
-      </w:pPr>
-      <w:r>
-        <w:rPr>
-          <w:rFonts w:ascii="Times New Roman" w:hAnsi="Times New Roman" w:cs="Times New Roman"/>
-          <w:lang w:val="en-US" w:eastAsia="ru-RU"/>
-        </w:rPr>
         <w:t>FR</w:t>
       </w:r>
       <w:r>
@@ -12813,7 +13126,6 @@
           <w:szCs w:val="32"/>
           <w:lang w:eastAsia="ru-RU"/>
         </w:rPr>
-        <w:lastRenderedPageBreak/>
         <w:t>4.8</w:t>
       </w:r>
       <w:r>
@@ -13302,6 +13614,7 @@
           <w:rFonts w:ascii="Times New Roman" w:hAnsi="Times New Roman" w:cs="Times New Roman"/>
           <w:lang w:eastAsia="ru-RU"/>
         </w:rPr>
+        <w:lastRenderedPageBreak/>
         <w:t>8. Стимул: Пользователь нажимает кнопку сохранения изменений</w:t>
       </w:r>
     </w:p>
@@ -13471,7 +13784,6 @@
           <w:rFonts w:ascii="Times New Roman" w:hAnsi="Times New Roman" w:cs="Times New Roman"/>
           <w:lang w:val="en-US" w:eastAsia="ru-RU"/>
         </w:rPr>
-        <w:lastRenderedPageBreak/>
         <w:t>FR</w:t>
       </w:r>
       <w:r>
@@ -13952,6 +14264,7 @@
           <w:rFonts w:ascii="Times New Roman" w:hAnsi="Times New Roman" w:cs="Times New Roman"/>
           <w:lang w:eastAsia="ru-RU"/>
         </w:rPr>
+        <w:lastRenderedPageBreak/>
         <w:t>7. Стимул: Пользователь выбирает время начала трансляции</w:t>
       </w:r>
     </w:p>
@@ -14043,7 +14356,6 @@
           <w:rFonts w:ascii="Times New Roman" w:hAnsi="Times New Roman" w:cs="Times New Roman"/>
           <w:lang w:eastAsia="ru-RU"/>
         </w:rPr>
-        <w:lastRenderedPageBreak/>
         <w:t xml:space="preserve">   Ответ: Система принимает параметры подключения для прямого эфира</w:t>
       </w:r>
     </w:p>
@@ -14229,6 +14541,43 @@
         </w:rPr>
         <w:t>Только авторизованный пользователь может запустить трансляцию, неавторизованных перенаправляет на страницу авторизации</w:t>
       </w:r>
+      <w:bookmarkStart w:id="31" w:name="_Toc223363915"/>
+    </w:p>
+    <w:p>
+      <w:pPr>
+        <w:rPr>
+          <w:rFonts w:ascii="Times New Roman" w:hAnsi="Times New Roman" w:cs="Times New Roman"/>
+          <w:lang w:eastAsia="ru-RU"/>
+        </w:rPr>
+      </w:pPr>
+      <w:r>
+        <w:rPr>
+          <w:rFonts w:ascii="Times New Roman" w:hAnsi="Times New Roman" w:cs="Times New Roman"/>
+          <w:lang w:eastAsia="ru-RU"/>
+        </w:rPr>
+        <w:t>ТО</w:t>
+      </w:r>
+      <w:r>
+        <w:rPr>
+          <w:rFonts w:ascii="Times New Roman" w:hAnsi="Times New Roman" w:cs="Times New Roman"/>
+          <w:lang w:val="en-US" w:eastAsia="ru-RU"/>
+        </w:rPr>
+        <w:t>DO</w:t>
+      </w:r>
+      <w:r>
+        <w:rPr>
+          <w:rFonts w:ascii="Times New Roman" w:hAnsi="Times New Roman" w:cs="Times New Roman"/>
+          <w:lang w:eastAsia="ru-RU"/>
+        </w:rPr>
+        <w:t xml:space="preserve">: </w:t>
+      </w:r>
+      <w:r>
+        <w:rPr>
+          <w:rFonts w:ascii="Times New Roman" w:hAnsi="Times New Roman" w:cs="Times New Roman"/>
+          <w:lang w:eastAsia="ru-RU"/>
+        </w:rPr>
+        <w:t xml:space="preserve">добавить требование по платным подпискам </w:t>
+      </w:r>
     </w:p>
     <w:p>
       <w:pPr>
@@ -14238,11 +14587,10 @@
           <w:lang w:eastAsia="ru-RU"/>
         </w:rPr>
       </w:pPr>
-      <w:bookmarkStart w:id="31" w:name="_Toc223363915"/>
-      <w:r>
-        <w:rPr>
-          <w:rFonts w:ascii="Times New Roman" w:eastAsia="Times New Roman" w:hAnsi="Times New Roman" w:cs="Times New Roman"/>
-          <w:lang w:eastAsia="ru-RU"/>
+      <w:r>
+        <w:rPr>
+          <w:rFonts w:ascii="Times New Roman" w:eastAsia="Times New Roman" w:hAnsi="Times New Roman" w:cs="Times New Roman"/>
+          <w:lang w:val="en-US" w:eastAsia="ru-RU"/>
         </w:rPr>
         <w:t xml:space="preserve">5. </w:t>
       </w:r>
@@ -14256,7 +14604,7 @@
       <w:r>
         <w:rPr>
           <w:rFonts w:ascii="Times New Roman" w:eastAsia="Times New Roman" w:hAnsi="Times New Roman" w:cs="Times New Roman"/>
-          <w:lang w:eastAsia="ru-RU"/>
+          <w:lang w:val="en-US" w:eastAsia="ru-RU"/>
         </w:rPr>
         <w:t xml:space="preserve"> </w:t>
       </w:r>
@@ -14270,7 +14618,7 @@
       <w:r>
         <w:rPr>
           <w:rFonts w:ascii="Times New Roman" w:eastAsia="Times New Roman" w:hAnsi="Times New Roman" w:cs="Times New Roman"/>
-          <w:lang w:eastAsia="ru-RU"/>
+          <w:lang w:val="en-US" w:eastAsia="ru-RU"/>
         </w:rPr>
         <w:t xml:space="preserve"> </w:t>
       </w:r>
@@ -14285,39 +14633,78 @@
     </w:p>
     <w:p>
       <w:pPr>
+        <w:rPr>
+          <w:lang w:val="en-US" w:eastAsia="ru-RU"/>
+        </w:rPr>
+      </w:pPr>
+      <w:r>
+        <w:rPr>
+          <w:lang w:val="en-US" w:eastAsia="ru-RU"/>
+        </w:rPr>
+        <w:t xml:space="preserve">TODO: </w:t>
+      </w:r>
+      <w:r>
+        <w:rPr>
+          <w:lang w:eastAsia="ru-RU"/>
+        </w:rPr>
+        <w:t>описать</w:t>
+      </w:r>
+      <w:r>
+        <w:rPr>
+          <w:lang w:val="en-US" w:eastAsia="ru-RU"/>
+        </w:rPr>
+        <w:t xml:space="preserve"> </w:t>
+      </w:r>
+      <w:r>
+        <w:rPr>
+          <w:lang w:eastAsia="ru-RU"/>
+        </w:rPr>
+        <w:t>по</w:t>
+      </w:r>
+      <w:r>
+        <w:rPr>
+          <w:lang w:val="en-US" w:eastAsia="ru-RU"/>
+        </w:rPr>
+        <w:t xml:space="preserve"> </w:t>
+      </w:r>
+      <w:proofErr w:type="spellStart"/>
+      <w:r>
+        <w:rPr>
+          <w:lang w:val="en-US" w:eastAsia="ru-RU"/>
+        </w:rPr>
+        <w:t>furps</w:t>
+      </w:r>
+      <w:proofErr w:type="spellEnd"/>
+    </w:p>
+    <w:p>
+      <w:pPr>
         <w:pStyle w:val="3"/>
         <w:rPr>
           <w:rFonts w:ascii="Times New Roman" w:hAnsi="Times New Roman" w:cs="Times New Roman"/>
+          <w:lang w:val="en-US"/>
         </w:rPr>
       </w:pPr>
       <w:bookmarkStart w:id="32" w:name="_Toc223363916"/>
       <w:r>
         <w:rPr>
           <w:rFonts w:ascii="Times New Roman" w:hAnsi="Times New Roman" w:cs="Times New Roman"/>
-        </w:rPr>
-        <w:t xml:space="preserve">5.1 Performance </w:t>
-      </w:r>
-      <w:proofErr w:type="spellStart"/>
-      <w:r>
-        <w:rPr>
-          <w:rFonts w:ascii="Times New Roman" w:hAnsi="Times New Roman" w:cs="Times New Roman"/>
-        </w:rPr>
-        <w:t>Requirements</w:t>
+          <w:lang w:val="en-US"/>
+        </w:rPr>
+        <w:t>5.1 Performance Requirements</w:t>
       </w:r>
       <w:bookmarkEnd w:id="32"/>
-      <w:proofErr w:type="spellEnd"/>
-    </w:p>
-    <w:p>
-      <w:pPr>
-        <w:rPr>
-          <w:rFonts w:ascii="Times New Roman" w:hAnsi="Times New Roman" w:cs="Times New Roman"/>
-          <w:lang w:eastAsia="ru-RU"/>
-        </w:rPr>
-      </w:pPr>
-      <w:r>
-        <w:rPr>
-          <w:rFonts w:ascii="Times New Roman" w:hAnsi="Times New Roman" w:cs="Times New Roman"/>
-          <w:lang w:eastAsia="ru-RU"/>
+    </w:p>
+    <w:p>
+      <w:pPr>
+        <w:rPr>
+          <w:rFonts w:ascii="Times New Roman" w:hAnsi="Times New Roman" w:cs="Times New Roman"/>
+          <w:lang w:eastAsia="ru-RU"/>
+        </w:rPr>
+      </w:pPr>
+      <w:r>
+        <w:rPr>
+          <w:rFonts w:ascii="Times New Roman" w:hAnsi="Times New Roman" w:cs="Times New Roman"/>
+          <w:lang w:val="en-US" w:eastAsia="ru-RU"/>
         </w:rPr>
         <w:t xml:space="preserve"> </w:t>
       </w:r>
@@ -14554,6 +14941,7 @@
           <w:rFonts w:ascii="Times New Roman" w:hAnsi="Times New Roman" w:cs="Times New Roman"/>
           <w:lang w:eastAsia="ru-RU"/>
         </w:rPr>
+        <w:lastRenderedPageBreak/>
         <w:t>NFR-5.2: Монетизация канала доступна при достижении 20 000 просмотров в сумме за все видео на канале</w:t>
       </w:r>
     </w:p>
@@ -14568,23 +14956,14 @@
     <w:p>
       <w:pPr>
         <w:pStyle w:val="2"/>
-        <w:rPr>
-          <w:rFonts w:ascii="Times New Roman" w:eastAsia="Times New Roman" w:hAnsi="Times New Roman" w:cs="Times New Roman"/>
-          <w:sz w:val="36"/>
-          <w:szCs w:val="36"/>
-          <w:lang w:eastAsia="ru-RU"/>
-        </w:rPr>
-      </w:pPr>
-      <w:bookmarkStart w:id="37" w:name="_Toc223363921"/>
-      <w:r>
         <w:rPr>
           <w:rFonts w:ascii="Times New Roman" w:eastAsia="Times New Roman" w:hAnsi="Times New Roman" w:cs="Times New Roman"/>
           <w:sz w:val="36"/>
           <w:szCs w:val="36"/>
           <w:lang w:val="en-US" w:eastAsia="ru-RU"/>
         </w:rPr>
-        <w:t xml:space="preserve">6. </w:t>
-      </w:r>
+      </w:pPr>
+      <w:bookmarkStart w:id="37" w:name="_Toc223363921"/>
       <w:r>
         <w:rPr>
           <w:rFonts w:ascii="Times New Roman" w:eastAsia="Times New Roman" w:hAnsi="Times New Roman" w:cs="Times New Roman"/>
@@ -14592,9 +14971,43 @@
           <w:szCs w:val="36"/>
           <w:lang w:val="en-US" w:eastAsia="ru-RU"/>
         </w:rPr>
+        <w:t xml:space="preserve">6. </w:t>
+      </w:r>
+      <w:r>
+        <w:rPr>
+          <w:rFonts w:ascii="Times New Roman" w:eastAsia="Times New Roman" w:hAnsi="Times New Roman" w:cs="Times New Roman"/>
+          <w:sz w:val="36"/>
+          <w:szCs w:val="36"/>
+          <w:lang w:val="en-US" w:eastAsia="ru-RU"/>
+        </w:rPr>
         <w:t>Requirements Attributes</w:t>
       </w:r>
       <w:bookmarkEnd w:id="37"/>
+    </w:p>
+    <w:p>
+      <w:pPr>
+        <w:rPr>
+          <w:lang w:val="en-US" w:eastAsia="ru-RU"/>
+        </w:rPr>
+      </w:pPr>
+      <w:r>
+        <w:rPr>
+          <w:lang w:val="en-US" w:eastAsia="ru-RU"/>
+        </w:rPr>
+        <w:t xml:space="preserve">TODO: </w:t>
+      </w:r>
+      <w:r>
+        <w:rPr>
+          <w:lang w:val="en-US" w:eastAsia="ru-RU"/>
+        </w:rPr>
+        <w:br/>
+      </w:r>
+      <w:r>
+        <w:rPr>
+          <w:lang w:eastAsia="ru-RU"/>
+        </w:rPr>
+        <w:t>Сформулировать подход к оценке</w:t>
+      </w:r>
     </w:p>
     <w:p>
       <w:pPr>
@@ -15139,7 +15552,6 @@
                 <w:lang w:eastAsia="ru-RU"/>
                 <w14:ligatures w14:val="none"/>
               </w:rPr>
-              <w:lastRenderedPageBreak/>
               <w:t>FR</w:t>
             </w:r>
             <w:r>
@@ -20377,6 +20789,7 @@
                 <w:lang w:eastAsia="ru-RU"/>
                 <w14:ligatures w14:val="none"/>
               </w:rPr>
+              <w:lastRenderedPageBreak/>
               <w:t>FR</w:t>
             </w:r>
             <w:r>
@@ -21564,7 +21977,6 @@
                 <w:lang w:eastAsia="ru-RU"/>
                 <w14:ligatures w14:val="none"/>
               </w:rPr>
-              <w:lastRenderedPageBreak/>
               <w:t>N</w:t>
             </w:r>
             <w:r>
@@ -22741,6 +23153,7 @@
           <w:szCs w:val="24"/>
           <w:lang w:eastAsia="ru-RU"/>
         </w:rPr>
+        <w:lastRenderedPageBreak/>
         <w:t>Обложка видео</w:t>
       </w:r>
       <w:r>
@@ -22872,7 +23285,6 @@
           <w:szCs w:val="24"/>
           <w:lang w:eastAsia="ru-RU"/>
         </w:rPr>
-        <w:lastRenderedPageBreak/>
         <w:t>Алгоритм (</w:t>
       </w:r>
       <w:proofErr w:type="spellStart"/>
@@ -23175,7 +23587,7 @@
           <w:rFonts w:ascii="Times New Roman" w:hAnsi="Times New Roman" w:cs="Times New Roman"/>
           <w:sz w:val="24"/>
           <w:szCs w:val="24"/>
-          <w:lang w:eastAsia="ru-RU"/>
+          <w:lang w:val="en-US" w:eastAsia="ru-RU"/>
         </w:rPr>
       </w:pPr>
       <w:r>
@@ -23211,14 +23623,206 @@
     </w:p>
     <w:p>
       <w:pPr>
-        <w:pStyle w:val="3"/>
-        <w:rPr>
-          <w:rFonts w:ascii="Times New Roman" w:eastAsia="Times New Roman" w:hAnsi="Times New Roman" w:cs="Times New Roman"/>
-          <w:sz w:val="32"/>
-          <w:szCs w:val="32"/>
-          <w:lang w:eastAsia="ru-RU"/>
-        </w:rPr>
-      </w:pPr>
+        <w:spacing w:after="0" w:line="300" w:lineRule="atLeast"/>
+        <w:rPr>
+          <w:rFonts w:ascii="Roboto" w:eastAsia="Times New Roman" w:hAnsi="Roboto" w:cs="Times New Roman"/>
+          <w:color w:val="444746"/>
+          <w:spacing w:val="3"/>
+          <w:kern w:val="0"/>
+          <w:sz w:val="21"/>
+          <w:szCs w:val="21"/>
+          <w:lang w:eastAsia="ru-RU"/>
+          <w14:ligatures w14:val="none"/>
+        </w:rPr>
+      </w:pPr>
+      <w:r>
+        <w:rPr>
+          <w:rFonts w:ascii="Roboto" w:eastAsia="Times New Roman" w:hAnsi="Roboto" w:cs="Times New Roman"/>
+          <w:color w:val="444746"/>
+          <w:spacing w:val="3"/>
+          <w:kern w:val="0"/>
+          <w:sz w:val="21"/>
+          <w:szCs w:val="21"/>
+          <w:lang w:val="en-US" w:eastAsia="ru-RU"/>
+          <w14:ligatures w14:val="none"/>
+        </w:rPr>
+        <w:t>TODO</w:t>
+      </w:r>
+      <w:r>
+        <w:rPr>
+          <w:rFonts w:ascii="Roboto" w:eastAsia="Times New Roman" w:hAnsi="Roboto" w:cs="Times New Roman"/>
+          <w:color w:val="444746"/>
+          <w:spacing w:val="3"/>
+          <w:kern w:val="0"/>
+          <w:sz w:val="21"/>
+          <w:szCs w:val="21"/>
+          <w:lang w:eastAsia="ru-RU"/>
+          <w14:ligatures w14:val="none"/>
+        </w:rPr>
+        <w:t xml:space="preserve">: </w:t>
+      </w:r>
+      <w:r>
+        <w:rPr>
+          <w:rFonts w:ascii="Roboto" w:eastAsia="Times New Roman" w:hAnsi="Roboto" w:cs="Times New Roman"/>
+          <w:color w:val="444746"/>
+          <w:spacing w:val="3"/>
+          <w:kern w:val="0"/>
+          <w:sz w:val="21"/>
+          <w:szCs w:val="21"/>
+          <w:lang w:eastAsia="ru-RU"/>
+          <w14:ligatures w14:val="none"/>
+        </w:rPr>
+        <w:t>Прецеденты оформить по лекциям</w:t>
+      </w:r>
+    </w:p>
+    <w:p>
+      <w:pPr>
+        <w:spacing w:after="0" w:line="300" w:lineRule="atLeast"/>
+        <w:rPr>
+          <w:rFonts w:ascii="Roboto" w:eastAsia="Times New Roman" w:hAnsi="Roboto" w:cs="Times New Roman"/>
+          <w:color w:val="444746"/>
+          <w:spacing w:val="3"/>
+          <w:kern w:val="0"/>
+          <w:sz w:val="21"/>
+          <w:szCs w:val="21"/>
+          <w:lang w:eastAsia="ru-RU"/>
+          <w14:ligatures w14:val="none"/>
+        </w:rPr>
+      </w:pPr>
+      <w:r>
+        <w:rPr>
+          <w:rFonts w:ascii="Roboto" w:eastAsia="Times New Roman" w:hAnsi="Roboto" w:cs="Times New Roman"/>
+          <w:color w:val="444746"/>
+          <w:spacing w:val="3"/>
+          <w:kern w:val="0"/>
+          <w:sz w:val="21"/>
+          <w:szCs w:val="21"/>
+          <w:lang w:eastAsia="ru-RU"/>
+          <w14:ligatures w14:val="none"/>
+        </w:rPr>
+        <w:t xml:space="preserve">- </w:t>
+      </w:r>
+      <w:r>
+        <w:rPr>
+          <w:rFonts w:ascii="Roboto" w:eastAsia="Times New Roman" w:hAnsi="Roboto" w:cs="Times New Roman"/>
+          <w:color w:val="444746"/>
+          <w:spacing w:val="3"/>
+          <w:kern w:val="0"/>
+          <w:sz w:val="21"/>
+          <w:szCs w:val="21"/>
+          <w:lang w:eastAsia="ru-RU"/>
+          <w14:ligatures w14:val="none"/>
+        </w:rPr>
+        <w:t>прецендентов</w:t>
+      </w:r>
+      <w:r>
+        <w:rPr>
+          <w:rFonts w:ascii="Roboto" w:eastAsia="Times New Roman" w:hAnsi="Roboto" w:cs="Times New Roman"/>
+          <w:color w:val="444746"/>
+          <w:spacing w:val="3"/>
+          <w:kern w:val="0"/>
+          <w:sz w:val="21"/>
+          <w:szCs w:val="21"/>
+          <w:lang w:eastAsia="ru-RU"/>
+          <w14:ligatures w14:val="none"/>
+        </w:rPr>
+        <w:t xml:space="preserve"> </w:t>
+      </w:r>
+      <w:r>
+        <w:rPr>
+          <w:rFonts w:ascii="Roboto" w:eastAsia="Times New Roman" w:hAnsi="Roboto" w:cs="Times New Roman"/>
+          <w:color w:val="444746"/>
+          <w:spacing w:val="3"/>
+          <w:kern w:val="0"/>
+          <w:sz w:val="21"/>
+          <w:szCs w:val="21"/>
+          <w:lang w:eastAsia="ru-RU"/>
+          <w14:ligatures w14:val="none"/>
+        </w:rPr>
+        <w:t xml:space="preserve">должно быть 7 основных, но в диаграмме должны быть преценденты для каждого требования </w:t>
+      </w:r>
+    </w:p>
+    <w:p>
+      <w:pPr>
+        <w:spacing w:after="0" w:line="300" w:lineRule="atLeast"/>
+        <w:rPr>
+          <w:rFonts w:ascii="Roboto" w:eastAsia="Times New Roman" w:hAnsi="Roboto" w:cs="Times New Roman"/>
+          <w:color w:val="444746"/>
+          <w:spacing w:val="3"/>
+          <w:kern w:val="0"/>
+          <w:sz w:val="21"/>
+          <w:szCs w:val="21"/>
+          <w:lang w:val="en-US" w:eastAsia="ru-RU"/>
+          <w14:ligatures w14:val="none"/>
+        </w:rPr>
+      </w:pPr>
+      <w:proofErr w:type="gramStart"/>
+      <w:r>
+        <w:rPr>
+          <w:rFonts w:ascii="Roboto" w:eastAsia="Times New Roman" w:hAnsi="Roboto" w:cs="Times New Roman"/>
+          <w:color w:val="444746"/>
+          <w:spacing w:val="3"/>
+          <w:kern w:val="0"/>
+          <w:sz w:val="21"/>
+          <w:szCs w:val="21"/>
+          <w:lang w:eastAsia="ru-RU"/>
+          <w14:ligatures w14:val="none"/>
+        </w:rPr>
+        <w:t>Все</w:t>
+      </w:r>
+      <w:r>
+        <w:rPr>
+          <w:rFonts w:ascii="Roboto" w:eastAsia="Times New Roman" w:hAnsi="Roboto" w:cs="Times New Roman"/>
+          <w:color w:val="444746"/>
+          <w:spacing w:val="3"/>
+          <w:kern w:val="0"/>
+          <w:sz w:val="21"/>
+          <w:szCs w:val="21"/>
+          <w:lang w:eastAsia="ru-RU"/>
+          <w14:ligatures w14:val="none"/>
+        </w:rPr>
+        <w:t xml:space="preserve"> </w:t>
+      </w:r>
+      <w:r>
+        <w:rPr>
+          <w:rFonts w:ascii="Roboto" w:eastAsia="Times New Roman" w:hAnsi="Roboto" w:cs="Times New Roman"/>
+          <w:color w:val="444746"/>
+          <w:spacing w:val="3"/>
+          <w:kern w:val="0"/>
+          <w:sz w:val="21"/>
+          <w:szCs w:val="21"/>
+          <w:lang w:eastAsia="ru-RU"/>
+          <w14:ligatures w14:val="none"/>
+        </w:rPr>
+        <w:t>преценденты</w:t>
+      </w:r>
+      <w:proofErr w:type="gramEnd"/>
+      <w:r>
+        <w:rPr>
+          <w:rFonts w:ascii="Roboto" w:eastAsia="Times New Roman" w:hAnsi="Roboto" w:cs="Times New Roman"/>
+          <w:color w:val="444746"/>
+          <w:spacing w:val="3"/>
+          <w:kern w:val="0"/>
+          <w:sz w:val="21"/>
+          <w:szCs w:val="21"/>
+          <w:lang w:eastAsia="ru-RU"/>
+          <w14:ligatures w14:val="none"/>
+        </w:rPr>
+        <w:t xml:space="preserve"> </w:t>
+      </w:r>
+      <w:r>
+        <w:rPr>
+          <w:rFonts w:ascii="Roboto" w:eastAsia="Times New Roman" w:hAnsi="Roboto" w:cs="Times New Roman"/>
+          <w:color w:val="444746"/>
+          <w:spacing w:val="3"/>
+          <w:kern w:val="0"/>
+          <w:sz w:val="21"/>
+          <w:szCs w:val="21"/>
+          <w:lang w:eastAsia="ru-RU"/>
+          <w14:ligatures w14:val="none"/>
+        </w:rPr>
+        <w:t>зависящие друг от друга нужно писать как альтернативный поток</w:t>
+      </w:r>
     </w:p>
     <w:p>
       <w:pPr>
@@ -23238,6 +23842,7 @@
           <w:szCs w:val="32"/>
           <w:lang w:val="en-US" w:eastAsia="ru-RU"/>
         </w:rPr>
+        <w:lastRenderedPageBreak/>
         <w:t>Appendix</w:t>
       </w:r>
       <w:r>
@@ -23481,7 +24086,6 @@
           <w:rFonts w:ascii="Times New Roman" w:hAnsi="Times New Roman" w:cs="Times New Roman"/>
           <w:lang w:eastAsia="ru-RU"/>
         </w:rPr>
-        <w:lastRenderedPageBreak/>
         <w:t xml:space="preserve">Авторизованный пользователь загружает видео на свой канал, заполняет информацию о </w:t>
       </w:r>
       <w:r>
@@ -23814,6 +24418,7 @@
           <w:rFonts w:ascii="Times New Roman" w:hAnsi="Times New Roman" w:cs="Times New Roman"/>
           <w:lang w:eastAsia="ru-RU"/>
         </w:rPr>
+        <w:lastRenderedPageBreak/>
         <w:t>15. Система сохраняет видео и отправляет его на модерацию</w:t>
       </w:r>
     </w:p>
@@ -23972,7 +24577,6 @@
           <w:bCs/>
           <w:lang w:eastAsia="ru-RU"/>
         </w:rPr>
-        <w:lastRenderedPageBreak/>
         <w:t>Просмотр видео</w:t>
       </w:r>
     </w:p>
@@ -24325,6 +24929,7 @@
           <w:rFonts w:ascii="Times New Roman" w:hAnsi="Times New Roman" w:cs="Times New Roman"/>
           <w:lang w:eastAsia="ru-RU"/>
         </w:rPr>
+        <w:lastRenderedPageBreak/>
         <w:t>Просмотр через поиск (пользователь ищет видео, а не выбирает его из ленты)</w:t>
       </w:r>
       <w:r>
@@ -24556,7 +25161,6 @@
           <w:rFonts w:ascii="Times New Roman" w:hAnsi="Times New Roman" w:cs="Times New Roman"/>
           <w:lang w:eastAsia="ru-RU"/>
         </w:rPr>
-        <w:lastRenderedPageBreak/>
         <w:t>3</w:t>
       </w:r>
     </w:p>
@@ -24943,6 +25547,7 @@
           <w:rFonts w:ascii="Times New Roman" w:hAnsi="Times New Roman" w:cs="Times New Roman"/>
           <w:lang w:eastAsia="ru-RU"/>
         </w:rPr>
+        <w:lastRenderedPageBreak/>
         <w:t>Система открывает страницу выбранного видео и запускает воспроизведение</w:t>
       </w:r>
     </w:p>
@@ -25100,7 +25705,6 @@
           <w:rFonts w:ascii="Times New Roman" w:hAnsi="Times New Roman" w:cs="Times New Roman"/>
           <w:lang w:eastAsia="ru-RU"/>
         </w:rPr>
-        <w:lastRenderedPageBreak/>
         <w:t>Пользователь</w:t>
       </w:r>
     </w:p>
@@ -25426,6 +26030,7 @@
           <w:rFonts w:ascii="Times New Roman" w:hAnsi="Times New Roman" w:cs="Times New Roman"/>
           <w:lang w:eastAsia="ru-RU"/>
         </w:rPr>
+        <w:lastRenderedPageBreak/>
         <w:t>5. После успешного входа система обновляет главную страницу и отображает персонализированную ленту рекомендаций</w:t>
       </w:r>
     </w:p>
@@ -25606,23 +26211,450 @@
           <w:b/>
           <w:lang w:eastAsia="ru-RU"/>
         </w:rPr>
+        <w:t>Актор</w:t>
+      </w:r>
+    </w:p>
+    <w:p>
+      <w:pPr>
+        <w:rPr>
+          <w:rFonts w:ascii="Times New Roman" w:hAnsi="Times New Roman" w:cs="Times New Roman"/>
+          <w:lang w:eastAsia="ru-RU"/>
+        </w:rPr>
+      </w:pPr>
+      <w:r>
+        <w:rPr>
+          <w:rFonts w:ascii="Times New Roman" w:hAnsi="Times New Roman" w:cs="Times New Roman"/>
+          <w:lang w:eastAsia="ru-RU"/>
+        </w:rPr>
+        <w:t>Пользователь</w:t>
+      </w:r>
+    </w:p>
+    <w:p>
+      <w:pPr>
+        <w:rPr>
+          <w:rFonts w:ascii="Times New Roman" w:hAnsi="Times New Roman" w:cs="Times New Roman"/>
+          <w:lang w:eastAsia="ru-RU"/>
+        </w:rPr>
+      </w:pPr>
+    </w:p>
+    <w:p>
+      <w:pPr>
+        <w:rPr>
+          <w:rFonts w:ascii="Times New Roman" w:hAnsi="Times New Roman" w:cs="Times New Roman"/>
+          <w:lang w:eastAsia="ru-RU"/>
+        </w:rPr>
+      </w:pPr>
+      <w:r>
+        <w:rPr>
+          <w:rFonts w:ascii="Times New Roman" w:hAnsi="Times New Roman" w:cs="Times New Roman"/>
+          <w:b/>
+          <w:lang w:eastAsia="ru-RU"/>
+        </w:rPr>
+        <w:t>Описание</w:t>
+      </w:r>
+    </w:p>
+    <w:p>
+      <w:pPr>
+        <w:rPr>
+          <w:rFonts w:ascii="Times New Roman" w:hAnsi="Times New Roman" w:cs="Times New Roman"/>
+          <w:lang w:eastAsia="ru-RU"/>
+        </w:rPr>
+      </w:pPr>
+      <w:r>
+        <w:rPr>
+          <w:rFonts w:ascii="Times New Roman" w:hAnsi="Times New Roman" w:cs="Times New Roman"/>
+          <w:lang w:eastAsia="ru-RU"/>
+        </w:rPr>
+        <w:t xml:space="preserve">Авторизованный пользователь может ставить оценку на видео (лайк или </w:t>
+      </w:r>
+      <w:proofErr w:type="spellStart"/>
+      <w:r>
+        <w:rPr>
+          <w:rFonts w:ascii="Times New Roman" w:hAnsi="Times New Roman" w:cs="Times New Roman"/>
+          <w:lang w:eastAsia="ru-RU"/>
+        </w:rPr>
+        <w:t>дизлайк</w:t>
+      </w:r>
+      <w:proofErr w:type="spellEnd"/>
+      <w:r>
+        <w:rPr>
+          <w:rFonts w:ascii="Times New Roman" w:hAnsi="Times New Roman" w:cs="Times New Roman"/>
+          <w:lang w:eastAsia="ru-RU"/>
+        </w:rPr>
+        <w:t>) и оставлять комментарии под видео, неавторизованным пользователям предлагается войти для выполнения этих действий</w:t>
+      </w:r>
+    </w:p>
+    <w:p>
+      <w:pPr>
+        <w:rPr>
+          <w:rFonts w:ascii="Times New Roman" w:hAnsi="Times New Roman" w:cs="Times New Roman"/>
+          <w:lang w:eastAsia="ru-RU"/>
+        </w:rPr>
+      </w:pPr>
+    </w:p>
+    <w:p>
+      <w:pPr>
+        <w:rPr>
+          <w:rFonts w:ascii="Times New Roman" w:hAnsi="Times New Roman" w:cs="Times New Roman"/>
+          <w:lang w:eastAsia="ru-RU"/>
+        </w:rPr>
+      </w:pPr>
+      <w:r>
+        <w:rPr>
+          <w:rFonts w:ascii="Times New Roman" w:hAnsi="Times New Roman" w:cs="Times New Roman"/>
+          <w:b/>
+          <w:lang w:eastAsia="ru-RU"/>
+        </w:rPr>
+        <w:t>Начальное состояние</w:t>
+      </w:r>
+      <w:r>
+        <w:rPr>
+          <w:rFonts w:ascii="Times New Roman" w:hAnsi="Times New Roman" w:cs="Times New Roman"/>
+          <w:lang w:eastAsia="ru-RU"/>
+        </w:rPr>
+        <w:t xml:space="preserve"> </w:t>
+      </w:r>
+    </w:p>
+    <w:p>
+      <w:pPr>
+        <w:rPr>
+          <w:rFonts w:ascii="Times New Roman" w:hAnsi="Times New Roman" w:cs="Times New Roman"/>
+          <w:lang w:eastAsia="ru-RU"/>
+        </w:rPr>
+      </w:pPr>
+      <w:r>
+        <w:rPr>
+          <w:rFonts w:ascii="Times New Roman" w:hAnsi="Times New Roman" w:cs="Times New Roman"/>
+          <w:lang w:eastAsia="ru-RU"/>
+        </w:rPr>
+        <w:t>- У пользователя есть доступ к платформе и соединение с интернетом</w:t>
+      </w:r>
+    </w:p>
+    <w:p>
+      <w:pPr>
+        <w:rPr>
+          <w:rFonts w:ascii="Times New Roman" w:hAnsi="Times New Roman" w:cs="Times New Roman"/>
+          <w:lang w:eastAsia="ru-RU"/>
+        </w:rPr>
+      </w:pPr>
+    </w:p>
+    <w:p>
+      <w:pPr>
+        <w:rPr>
+          <w:rFonts w:ascii="Times New Roman" w:hAnsi="Times New Roman" w:cs="Times New Roman"/>
+          <w:lang w:eastAsia="ru-RU"/>
+        </w:rPr>
+      </w:pPr>
+      <w:r>
+        <w:rPr>
+          <w:rFonts w:ascii="Times New Roman" w:hAnsi="Times New Roman" w:cs="Times New Roman"/>
+          <w:b/>
+          <w:lang w:eastAsia="ru-RU"/>
+        </w:rPr>
+        <w:t>Основной успешный сценарий</w:t>
+      </w:r>
+    </w:p>
+    <w:p>
+      <w:pPr>
+        <w:rPr>
+          <w:rFonts w:ascii="Times New Roman" w:hAnsi="Times New Roman" w:cs="Times New Roman"/>
+          <w:lang w:eastAsia="ru-RU"/>
+        </w:rPr>
+      </w:pPr>
+      <w:r>
+        <w:rPr>
+          <w:rFonts w:ascii="Times New Roman" w:hAnsi="Times New Roman" w:cs="Times New Roman"/>
+          <w:lang w:eastAsia="ru-RU"/>
+        </w:rPr>
+        <w:t>1. Пользователь выбирает интересующее видео</w:t>
+      </w:r>
+    </w:p>
+    <w:p>
+      <w:pPr>
+        <w:rPr>
+          <w:rFonts w:ascii="Times New Roman" w:hAnsi="Times New Roman" w:cs="Times New Roman"/>
+          <w:lang w:eastAsia="ru-RU"/>
+        </w:rPr>
+      </w:pPr>
+      <w:r>
+        <w:rPr>
+          <w:rFonts w:ascii="Times New Roman" w:hAnsi="Times New Roman" w:cs="Times New Roman"/>
+          <w:lang w:eastAsia="ru-RU"/>
+        </w:rPr>
+        <w:t>2. Система открывает страницу выбранного видео</w:t>
+      </w:r>
+    </w:p>
+    <w:p>
+      <w:pPr>
+        <w:rPr>
+          <w:rFonts w:ascii="Times New Roman" w:hAnsi="Times New Roman" w:cs="Times New Roman"/>
+          <w:lang w:eastAsia="ru-RU"/>
+        </w:rPr>
+      </w:pPr>
+      <w:r>
+        <w:rPr>
+          <w:rFonts w:ascii="Times New Roman" w:hAnsi="Times New Roman" w:cs="Times New Roman"/>
+          <w:lang w:eastAsia="ru-RU"/>
+        </w:rPr>
+        <w:t>3. Пользователь нажимает на кнопку лайка или дизлайка под видео</w:t>
+      </w:r>
+    </w:p>
+    <w:p>
+      <w:pPr>
+        <w:rPr>
+          <w:rFonts w:ascii="Times New Roman" w:hAnsi="Times New Roman" w:cs="Times New Roman"/>
+          <w:lang w:eastAsia="ru-RU"/>
+        </w:rPr>
+      </w:pPr>
+      <w:r>
+        <w:rPr>
+          <w:rFonts w:ascii="Times New Roman" w:hAnsi="Times New Roman" w:cs="Times New Roman"/>
+          <w:lang w:eastAsia="ru-RU"/>
+        </w:rPr>
+        <w:t xml:space="preserve">4. Система обновляет оценку пользователя и счётчик лайков или </w:t>
+      </w:r>
+      <w:proofErr w:type="spellStart"/>
+      <w:r>
+        <w:rPr>
+          <w:rFonts w:ascii="Times New Roman" w:hAnsi="Times New Roman" w:cs="Times New Roman"/>
+          <w:lang w:eastAsia="ru-RU"/>
+        </w:rPr>
+        <w:t>дизлайков</w:t>
+      </w:r>
+      <w:proofErr w:type="spellEnd"/>
+      <w:r>
+        <w:rPr>
+          <w:rFonts w:ascii="Times New Roman" w:hAnsi="Times New Roman" w:cs="Times New Roman"/>
+          <w:lang w:eastAsia="ru-RU"/>
+        </w:rPr>
+        <w:t xml:space="preserve"> для видео</w:t>
+      </w:r>
+    </w:p>
+    <w:p>
+      <w:pPr>
+        <w:rPr>
+          <w:rFonts w:ascii="Times New Roman" w:hAnsi="Times New Roman" w:cs="Times New Roman"/>
+          <w:lang w:eastAsia="ru-RU"/>
+        </w:rPr>
+      </w:pPr>
+      <w:r>
+        <w:rPr>
+          <w:rFonts w:ascii="Times New Roman" w:hAnsi="Times New Roman" w:cs="Times New Roman"/>
+          <w:lang w:eastAsia="ru-RU"/>
+        </w:rPr>
+        <w:t>5. Пользователь пролистывает страницу до секции комментариев</w:t>
+      </w:r>
+    </w:p>
+    <w:p>
+      <w:pPr>
+        <w:rPr>
+          <w:rFonts w:ascii="Times New Roman" w:hAnsi="Times New Roman" w:cs="Times New Roman"/>
+          <w:lang w:eastAsia="ru-RU"/>
+        </w:rPr>
+      </w:pPr>
+      <w:r>
+        <w:rPr>
+          <w:rFonts w:ascii="Times New Roman" w:hAnsi="Times New Roman" w:cs="Times New Roman"/>
+          <w:lang w:eastAsia="ru-RU"/>
+        </w:rPr>
+        <w:t>6. Система показывает существующие комментарии и поле для ввода нового комментария</w:t>
+      </w:r>
+    </w:p>
+    <w:p>
+      <w:pPr>
+        <w:rPr>
+          <w:rFonts w:ascii="Times New Roman" w:hAnsi="Times New Roman" w:cs="Times New Roman"/>
+          <w:lang w:eastAsia="ru-RU"/>
+        </w:rPr>
+      </w:pPr>
+      <w:r>
+        <w:rPr>
+          <w:rFonts w:ascii="Times New Roman" w:hAnsi="Times New Roman" w:cs="Times New Roman"/>
+          <w:lang w:eastAsia="ru-RU"/>
+        </w:rPr>
+        <w:t>7. Пользователь пишет комментарий в поле ввода</w:t>
+      </w:r>
+    </w:p>
+    <w:p>
+      <w:pPr>
+        <w:rPr>
+          <w:rFonts w:ascii="Times New Roman" w:hAnsi="Times New Roman" w:cs="Times New Roman"/>
+          <w:lang w:eastAsia="ru-RU"/>
+        </w:rPr>
+      </w:pPr>
+      <w:r>
+        <w:rPr>
+          <w:rFonts w:ascii="Times New Roman" w:hAnsi="Times New Roman" w:cs="Times New Roman"/>
+          <w:lang w:eastAsia="ru-RU"/>
+        </w:rPr>
+        <w:t>8. Пользователь нажимает кнопку отправки комментария</w:t>
+      </w:r>
+    </w:p>
+    <w:p>
+      <w:pPr>
+        <w:rPr>
+          <w:rFonts w:ascii="Times New Roman" w:hAnsi="Times New Roman" w:cs="Times New Roman"/>
+          <w:lang w:eastAsia="ru-RU"/>
+        </w:rPr>
+      </w:pPr>
+      <w:r>
+        <w:rPr>
+          <w:rFonts w:ascii="Times New Roman" w:hAnsi="Times New Roman" w:cs="Times New Roman"/>
+          <w:lang w:eastAsia="ru-RU"/>
+        </w:rPr>
+        <w:t>9. Система сохраняет комментарий и отображает его в секции комментариев</w:t>
+      </w:r>
+    </w:p>
+    <w:p>
+      <w:pPr>
+        <w:rPr>
+          <w:rFonts w:ascii="Times New Roman" w:hAnsi="Times New Roman" w:cs="Times New Roman"/>
+          <w:lang w:eastAsia="ru-RU"/>
+        </w:rPr>
+      </w:pPr>
+    </w:p>
+    <w:p>
+      <w:pPr>
+        <w:rPr>
+          <w:rFonts w:ascii="Times New Roman" w:hAnsi="Times New Roman" w:cs="Times New Roman"/>
+          <w:lang w:eastAsia="ru-RU"/>
+        </w:rPr>
+      </w:pPr>
+      <w:r>
+        <w:rPr>
+          <w:rFonts w:ascii="Times New Roman" w:hAnsi="Times New Roman" w:cs="Times New Roman"/>
+          <w:b/>
+          <w:lang w:eastAsia="ru-RU"/>
+        </w:rPr>
+        <w:t>Альтернативные сценарии</w:t>
+      </w:r>
+    </w:p>
+    <w:p>
+      <w:pPr>
+        <w:rPr>
+          <w:rFonts w:ascii="Times New Roman" w:hAnsi="Times New Roman" w:cs="Times New Roman"/>
+          <w:lang w:eastAsia="ru-RU"/>
+        </w:rPr>
+      </w:pPr>
+      <w:r>
+        <w:rPr>
+          <w:rFonts w:ascii="Times New Roman" w:hAnsi="Times New Roman" w:cs="Times New Roman"/>
+          <w:lang w:eastAsia="ru-RU"/>
+        </w:rPr>
         <w:lastRenderedPageBreak/>
-        <w:t>Актор</w:t>
-      </w:r>
-    </w:p>
-    <w:p>
-      <w:pPr>
-        <w:rPr>
-          <w:rFonts w:ascii="Times New Roman" w:hAnsi="Times New Roman" w:cs="Times New Roman"/>
-          <w:lang w:eastAsia="ru-RU"/>
-        </w:rPr>
-      </w:pPr>
-      <w:r>
-        <w:rPr>
-          <w:rFonts w:ascii="Times New Roman" w:hAnsi="Times New Roman" w:cs="Times New Roman"/>
-          <w:lang w:eastAsia="ru-RU"/>
-        </w:rPr>
-        <w:t>Пользователь</w:t>
+        <w:t>Действия неавторизованного пользователя</w:t>
+      </w:r>
+      <w:r>
+        <w:rPr>
+          <w:rFonts w:ascii="Times New Roman" w:hAnsi="Times New Roman" w:cs="Times New Roman"/>
+          <w:lang w:eastAsia="ru-RU"/>
+        </w:rPr>
+        <w:t>:</w:t>
+      </w:r>
+    </w:p>
+    <w:p>
+      <w:pPr>
+        <w:rPr>
+          <w:rFonts w:ascii="Times New Roman" w:hAnsi="Times New Roman" w:cs="Times New Roman"/>
+          <w:lang w:eastAsia="ru-RU"/>
+        </w:rPr>
+      </w:pPr>
+      <w:r>
+        <w:rPr>
+          <w:rFonts w:ascii="Times New Roman" w:hAnsi="Times New Roman" w:cs="Times New Roman"/>
+          <w:lang w:eastAsia="ru-RU"/>
+        </w:rPr>
+        <w:t>1. Пользователь выбирает интересующее видео</w:t>
+      </w:r>
+    </w:p>
+    <w:p>
+      <w:pPr>
+        <w:rPr>
+          <w:rFonts w:ascii="Times New Roman" w:hAnsi="Times New Roman" w:cs="Times New Roman"/>
+          <w:lang w:eastAsia="ru-RU"/>
+        </w:rPr>
+      </w:pPr>
+      <w:r>
+        <w:rPr>
+          <w:rFonts w:ascii="Times New Roman" w:hAnsi="Times New Roman" w:cs="Times New Roman"/>
+          <w:lang w:eastAsia="ru-RU"/>
+        </w:rPr>
+        <w:t>2. Система открывает страницу выбранного видео</w:t>
+      </w:r>
+    </w:p>
+    <w:p>
+      <w:pPr>
+        <w:rPr>
+          <w:rFonts w:ascii="Times New Roman" w:hAnsi="Times New Roman" w:cs="Times New Roman"/>
+          <w:lang w:eastAsia="ru-RU"/>
+        </w:rPr>
+      </w:pPr>
+      <w:r>
+        <w:rPr>
+          <w:rFonts w:ascii="Times New Roman" w:hAnsi="Times New Roman" w:cs="Times New Roman"/>
+          <w:lang w:eastAsia="ru-RU"/>
+        </w:rPr>
+        <w:t>3. Пользователь нажимает на кнопку лайка или дизлайка под видео</w:t>
+      </w:r>
+    </w:p>
+    <w:p>
+      <w:pPr>
+        <w:rPr>
+          <w:rFonts w:ascii="Times New Roman" w:hAnsi="Times New Roman" w:cs="Times New Roman"/>
+          <w:lang w:eastAsia="ru-RU"/>
+        </w:rPr>
+      </w:pPr>
+      <w:r>
+        <w:rPr>
+          <w:rFonts w:ascii="Times New Roman" w:hAnsi="Times New Roman" w:cs="Times New Roman"/>
+          <w:lang w:eastAsia="ru-RU"/>
+        </w:rPr>
+        <w:t>4. Система перенаправляет пользователя на страницу авторизации</w:t>
+      </w:r>
+    </w:p>
+    <w:p>
+      <w:pPr>
+        <w:rPr>
+          <w:rFonts w:ascii="Times New Roman" w:hAnsi="Times New Roman" w:cs="Times New Roman"/>
+          <w:lang w:eastAsia="ru-RU"/>
+        </w:rPr>
+      </w:pPr>
+      <w:r>
+        <w:rPr>
+          <w:rFonts w:ascii="Times New Roman" w:hAnsi="Times New Roman" w:cs="Times New Roman"/>
+          <w:lang w:eastAsia="ru-RU"/>
+        </w:rPr>
+        <w:t>5. Пользователь возвращается на страницу видео без авторизации</w:t>
+      </w:r>
+    </w:p>
+    <w:p>
+      <w:pPr>
+        <w:rPr>
+          <w:rFonts w:ascii="Times New Roman" w:hAnsi="Times New Roman" w:cs="Times New Roman"/>
+          <w:lang w:eastAsia="ru-RU"/>
+        </w:rPr>
+      </w:pPr>
+      <w:r>
+        <w:rPr>
+          <w:rFonts w:ascii="Times New Roman" w:hAnsi="Times New Roman" w:cs="Times New Roman"/>
+          <w:lang w:eastAsia="ru-RU"/>
+        </w:rPr>
+        <w:t>6. Пользователь пролистывает страницу до секции комментариев и пытается оставить комментарий</w:t>
+      </w:r>
+    </w:p>
+    <w:p>
+      <w:pPr>
+        <w:rPr>
+          <w:rFonts w:ascii="Times New Roman" w:hAnsi="Times New Roman" w:cs="Times New Roman"/>
+          <w:lang w:eastAsia="ru-RU"/>
+        </w:rPr>
+      </w:pPr>
+      <w:r>
+        <w:rPr>
+          <w:rFonts w:ascii="Times New Roman" w:hAnsi="Times New Roman" w:cs="Times New Roman"/>
+          <w:lang w:eastAsia="ru-RU"/>
+        </w:rPr>
+        <w:t>7. Система показывает сообщение о необходимости входа, чтобы комментировать</w:t>
       </w:r>
     </w:p>
     <w:p>
@@ -25646,62 +26678,7 @@
           <w:b/>
           <w:lang w:eastAsia="ru-RU"/>
         </w:rPr>
-        <w:t>Описание</w:t>
-      </w:r>
-    </w:p>
-    <w:p>
-      <w:pPr>
-        <w:rPr>
-          <w:rFonts w:ascii="Times New Roman" w:hAnsi="Times New Roman" w:cs="Times New Roman"/>
-          <w:lang w:eastAsia="ru-RU"/>
-        </w:rPr>
-      </w:pPr>
-      <w:r>
-        <w:rPr>
-          <w:rFonts w:ascii="Times New Roman" w:hAnsi="Times New Roman" w:cs="Times New Roman"/>
-          <w:lang w:eastAsia="ru-RU"/>
-        </w:rPr>
-        <w:t xml:space="preserve">Авторизованный пользователь может ставить оценку на видео (лайк или </w:t>
-      </w:r>
-      <w:proofErr w:type="spellStart"/>
-      <w:r>
-        <w:rPr>
-          <w:rFonts w:ascii="Times New Roman" w:hAnsi="Times New Roman" w:cs="Times New Roman"/>
-          <w:lang w:eastAsia="ru-RU"/>
-        </w:rPr>
-        <w:t>дизлайк</w:t>
-      </w:r>
-      <w:proofErr w:type="spellEnd"/>
-      <w:r>
-        <w:rPr>
-          <w:rFonts w:ascii="Times New Roman" w:hAnsi="Times New Roman" w:cs="Times New Roman"/>
-          <w:lang w:eastAsia="ru-RU"/>
-        </w:rPr>
-        <w:t>) и оставлять комментарии под видео, неавторизованным пользователям предлагается войти для выполнения этих действий</w:t>
-      </w:r>
-    </w:p>
-    <w:p>
-      <w:pPr>
-        <w:rPr>
-          <w:rFonts w:ascii="Times New Roman" w:hAnsi="Times New Roman" w:cs="Times New Roman"/>
-          <w:lang w:eastAsia="ru-RU"/>
-        </w:rPr>
-      </w:pPr>
-    </w:p>
-    <w:p>
-      <w:pPr>
-        <w:rPr>
-          <w:rFonts w:ascii="Times New Roman" w:hAnsi="Times New Roman" w:cs="Times New Roman"/>
-          <w:lang w:eastAsia="ru-RU"/>
-        </w:rPr>
-      </w:pPr>
-      <w:r>
-        <w:rPr>
-          <w:rFonts w:ascii="Times New Roman" w:hAnsi="Times New Roman" w:cs="Times New Roman"/>
-          <w:b/>
-          <w:lang w:eastAsia="ru-RU"/>
-        </w:rPr>
-        <w:t>Начальное состояние</w:t>
+        <w:t>Конечное состояние</w:t>
       </w:r>
       <w:r>
         <w:rPr>
@@ -25723,379 +26700,6 @@
           <w:rFonts w:ascii="Times New Roman" w:hAnsi="Times New Roman" w:cs="Times New Roman"/>
           <w:lang w:eastAsia="ru-RU"/>
         </w:rPr>
-        <w:t>- У пользователя есть доступ к платформе и соединение с интернетом</w:t>
-      </w:r>
-    </w:p>
-    <w:p>
-      <w:pPr>
-        <w:rPr>
-          <w:rFonts w:ascii="Times New Roman" w:hAnsi="Times New Roman" w:cs="Times New Roman"/>
-          <w:lang w:eastAsia="ru-RU"/>
-        </w:rPr>
-      </w:pPr>
-    </w:p>
-    <w:p>
-      <w:pPr>
-        <w:rPr>
-          <w:rFonts w:ascii="Times New Roman" w:hAnsi="Times New Roman" w:cs="Times New Roman"/>
-          <w:lang w:eastAsia="ru-RU"/>
-        </w:rPr>
-      </w:pPr>
-      <w:r>
-        <w:rPr>
-          <w:rFonts w:ascii="Times New Roman" w:hAnsi="Times New Roman" w:cs="Times New Roman"/>
-          <w:b/>
-          <w:lang w:eastAsia="ru-RU"/>
-        </w:rPr>
-        <w:t>Основной успешный сценарий</w:t>
-      </w:r>
-    </w:p>
-    <w:p>
-      <w:pPr>
-        <w:rPr>
-          <w:rFonts w:ascii="Times New Roman" w:hAnsi="Times New Roman" w:cs="Times New Roman"/>
-          <w:lang w:eastAsia="ru-RU"/>
-        </w:rPr>
-      </w:pPr>
-      <w:r>
-        <w:rPr>
-          <w:rFonts w:ascii="Times New Roman" w:hAnsi="Times New Roman" w:cs="Times New Roman"/>
-          <w:lang w:eastAsia="ru-RU"/>
-        </w:rPr>
-        <w:t>1. Пользователь выбирает интересующее видео</w:t>
-      </w:r>
-    </w:p>
-    <w:p>
-      <w:pPr>
-        <w:rPr>
-          <w:rFonts w:ascii="Times New Roman" w:hAnsi="Times New Roman" w:cs="Times New Roman"/>
-          <w:lang w:eastAsia="ru-RU"/>
-        </w:rPr>
-      </w:pPr>
-      <w:r>
-        <w:rPr>
-          <w:rFonts w:ascii="Times New Roman" w:hAnsi="Times New Roman" w:cs="Times New Roman"/>
-          <w:lang w:eastAsia="ru-RU"/>
-        </w:rPr>
-        <w:t>2. Система открывает страницу выбранного видео</w:t>
-      </w:r>
-    </w:p>
-    <w:p>
-      <w:pPr>
-        <w:rPr>
-          <w:rFonts w:ascii="Times New Roman" w:hAnsi="Times New Roman" w:cs="Times New Roman"/>
-          <w:lang w:eastAsia="ru-RU"/>
-        </w:rPr>
-      </w:pPr>
-      <w:r>
-        <w:rPr>
-          <w:rFonts w:ascii="Times New Roman" w:hAnsi="Times New Roman" w:cs="Times New Roman"/>
-          <w:lang w:eastAsia="ru-RU"/>
-        </w:rPr>
-        <w:t>3. Пользователь нажимает на кнопку лайка или дизлайка под видео</w:t>
-      </w:r>
-    </w:p>
-    <w:p>
-      <w:pPr>
-        <w:rPr>
-          <w:rFonts w:ascii="Times New Roman" w:hAnsi="Times New Roman" w:cs="Times New Roman"/>
-          <w:lang w:eastAsia="ru-RU"/>
-        </w:rPr>
-      </w:pPr>
-      <w:r>
-        <w:rPr>
-          <w:rFonts w:ascii="Times New Roman" w:hAnsi="Times New Roman" w:cs="Times New Roman"/>
-          <w:lang w:eastAsia="ru-RU"/>
-        </w:rPr>
-        <w:t xml:space="preserve">4. Система обновляет оценку пользователя и счётчик лайков или </w:t>
-      </w:r>
-      <w:proofErr w:type="spellStart"/>
-      <w:r>
-        <w:rPr>
-          <w:rFonts w:ascii="Times New Roman" w:hAnsi="Times New Roman" w:cs="Times New Roman"/>
-          <w:lang w:eastAsia="ru-RU"/>
-        </w:rPr>
-        <w:t>дизлайков</w:t>
-      </w:r>
-      <w:proofErr w:type="spellEnd"/>
-      <w:r>
-        <w:rPr>
-          <w:rFonts w:ascii="Times New Roman" w:hAnsi="Times New Roman" w:cs="Times New Roman"/>
-          <w:lang w:eastAsia="ru-RU"/>
-        </w:rPr>
-        <w:t xml:space="preserve"> для видео</w:t>
-      </w:r>
-    </w:p>
-    <w:p>
-      <w:pPr>
-        <w:rPr>
-          <w:rFonts w:ascii="Times New Roman" w:hAnsi="Times New Roman" w:cs="Times New Roman"/>
-          <w:lang w:eastAsia="ru-RU"/>
-        </w:rPr>
-      </w:pPr>
-      <w:r>
-        <w:rPr>
-          <w:rFonts w:ascii="Times New Roman" w:hAnsi="Times New Roman" w:cs="Times New Roman"/>
-          <w:lang w:eastAsia="ru-RU"/>
-        </w:rPr>
-        <w:t>5. Пользователь пролистывает страницу до секции комментариев</w:t>
-      </w:r>
-    </w:p>
-    <w:p>
-      <w:pPr>
-        <w:rPr>
-          <w:rFonts w:ascii="Times New Roman" w:hAnsi="Times New Roman" w:cs="Times New Roman"/>
-          <w:lang w:eastAsia="ru-RU"/>
-        </w:rPr>
-      </w:pPr>
-      <w:r>
-        <w:rPr>
-          <w:rFonts w:ascii="Times New Roman" w:hAnsi="Times New Roman" w:cs="Times New Roman"/>
-          <w:lang w:eastAsia="ru-RU"/>
-        </w:rPr>
-        <w:t>6. Система показывает существующие комментарии и поле для ввода нового комментария</w:t>
-      </w:r>
-    </w:p>
-    <w:p>
-      <w:pPr>
-        <w:rPr>
-          <w:rFonts w:ascii="Times New Roman" w:hAnsi="Times New Roman" w:cs="Times New Roman"/>
-          <w:lang w:eastAsia="ru-RU"/>
-        </w:rPr>
-      </w:pPr>
-      <w:r>
-        <w:rPr>
-          <w:rFonts w:ascii="Times New Roman" w:hAnsi="Times New Roman" w:cs="Times New Roman"/>
-          <w:lang w:eastAsia="ru-RU"/>
-        </w:rPr>
-        <w:t>7. Пользователь пишет комментарий в поле ввода</w:t>
-      </w:r>
-    </w:p>
-    <w:p>
-      <w:pPr>
-        <w:rPr>
-          <w:rFonts w:ascii="Times New Roman" w:hAnsi="Times New Roman" w:cs="Times New Roman"/>
-          <w:lang w:eastAsia="ru-RU"/>
-        </w:rPr>
-      </w:pPr>
-      <w:r>
-        <w:rPr>
-          <w:rFonts w:ascii="Times New Roman" w:hAnsi="Times New Roman" w:cs="Times New Roman"/>
-          <w:lang w:eastAsia="ru-RU"/>
-        </w:rPr>
-        <w:t>8. Пользователь нажимает кнопку отправки комментария</w:t>
-      </w:r>
-    </w:p>
-    <w:p>
-      <w:pPr>
-        <w:rPr>
-          <w:rFonts w:ascii="Times New Roman" w:hAnsi="Times New Roman" w:cs="Times New Roman"/>
-          <w:lang w:eastAsia="ru-RU"/>
-        </w:rPr>
-      </w:pPr>
-      <w:r>
-        <w:rPr>
-          <w:rFonts w:ascii="Times New Roman" w:hAnsi="Times New Roman" w:cs="Times New Roman"/>
-          <w:lang w:eastAsia="ru-RU"/>
-        </w:rPr>
-        <w:t>9. Система сохраняет комментарий и отображает его в секции комментариев</w:t>
-      </w:r>
-    </w:p>
-    <w:p>
-      <w:pPr>
-        <w:rPr>
-          <w:rFonts w:ascii="Times New Roman" w:hAnsi="Times New Roman" w:cs="Times New Roman"/>
-          <w:lang w:eastAsia="ru-RU"/>
-        </w:rPr>
-      </w:pPr>
-    </w:p>
-    <w:p>
-      <w:pPr>
-        <w:rPr>
-          <w:rFonts w:ascii="Times New Roman" w:hAnsi="Times New Roman" w:cs="Times New Roman"/>
-          <w:lang w:eastAsia="ru-RU"/>
-        </w:rPr>
-      </w:pPr>
-      <w:r>
-        <w:rPr>
-          <w:rFonts w:ascii="Times New Roman" w:hAnsi="Times New Roman" w:cs="Times New Roman"/>
-          <w:b/>
-          <w:lang w:eastAsia="ru-RU"/>
-        </w:rPr>
-        <w:t>Альтернативные сценарии</w:t>
-      </w:r>
-    </w:p>
-    <w:p>
-      <w:pPr>
-        <w:rPr>
-          <w:rFonts w:ascii="Times New Roman" w:hAnsi="Times New Roman" w:cs="Times New Roman"/>
-          <w:lang w:eastAsia="ru-RU"/>
-        </w:rPr>
-      </w:pPr>
-      <w:r>
-        <w:rPr>
-          <w:rFonts w:ascii="Times New Roman" w:hAnsi="Times New Roman" w:cs="Times New Roman"/>
-          <w:lang w:eastAsia="ru-RU"/>
-        </w:rPr>
-        <w:t>Действия неавторизованного пользователя</w:t>
-      </w:r>
-      <w:r>
-        <w:rPr>
-          <w:rFonts w:ascii="Times New Roman" w:hAnsi="Times New Roman" w:cs="Times New Roman"/>
-          <w:lang w:eastAsia="ru-RU"/>
-        </w:rPr>
-        <w:t>:</w:t>
-      </w:r>
-    </w:p>
-    <w:p>
-      <w:pPr>
-        <w:rPr>
-          <w:rFonts w:ascii="Times New Roman" w:hAnsi="Times New Roman" w:cs="Times New Roman"/>
-          <w:lang w:eastAsia="ru-RU"/>
-        </w:rPr>
-      </w:pPr>
-      <w:r>
-        <w:rPr>
-          <w:rFonts w:ascii="Times New Roman" w:hAnsi="Times New Roman" w:cs="Times New Roman"/>
-          <w:lang w:eastAsia="ru-RU"/>
-        </w:rPr>
-        <w:t>1. Пользователь выбирает интересующее видео</w:t>
-      </w:r>
-    </w:p>
-    <w:p>
-      <w:pPr>
-        <w:rPr>
-          <w:rFonts w:ascii="Times New Roman" w:hAnsi="Times New Roman" w:cs="Times New Roman"/>
-          <w:lang w:eastAsia="ru-RU"/>
-        </w:rPr>
-      </w:pPr>
-      <w:r>
-        <w:rPr>
-          <w:rFonts w:ascii="Times New Roman" w:hAnsi="Times New Roman" w:cs="Times New Roman"/>
-          <w:lang w:eastAsia="ru-RU"/>
-        </w:rPr>
-        <w:t>2. Система открывает страницу выбранного видео</w:t>
-      </w:r>
-    </w:p>
-    <w:p>
-      <w:pPr>
-        <w:rPr>
-          <w:rFonts w:ascii="Times New Roman" w:hAnsi="Times New Roman" w:cs="Times New Roman"/>
-          <w:lang w:eastAsia="ru-RU"/>
-        </w:rPr>
-      </w:pPr>
-      <w:r>
-        <w:rPr>
-          <w:rFonts w:ascii="Times New Roman" w:hAnsi="Times New Roman" w:cs="Times New Roman"/>
-          <w:lang w:eastAsia="ru-RU"/>
-        </w:rPr>
-        <w:t>3. Пользователь нажимает на кнопку лайка или дизлайка под видео</w:t>
-      </w:r>
-    </w:p>
-    <w:p>
-      <w:pPr>
-        <w:rPr>
-          <w:rFonts w:ascii="Times New Roman" w:hAnsi="Times New Roman" w:cs="Times New Roman"/>
-          <w:lang w:eastAsia="ru-RU"/>
-        </w:rPr>
-      </w:pPr>
-      <w:r>
-        <w:rPr>
-          <w:rFonts w:ascii="Times New Roman" w:hAnsi="Times New Roman" w:cs="Times New Roman"/>
-          <w:lang w:eastAsia="ru-RU"/>
-        </w:rPr>
-        <w:t>4. Система перенаправляет пользователя на страницу авторизации</w:t>
-      </w:r>
-    </w:p>
-    <w:p>
-      <w:pPr>
-        <w:rPr>
-          <w:rFonts w:ascii="Times New Roman" w:hAnsi="Times New Roman" w:cs="Times New Roman"/>
-          <w:lang w:eastAsia="ru-RU"/>
-        </w:rPr>
-      </w:pPr>
-      <w:r>
-        <w:rPr>
-          <w:rFonts w:ascii="Times New Roman" w:hAnsi="Times New Roman" w:cs="Times New Roman"/>
-          <w:lang w:eastAsia="ru-RU"/>
-        </w:rPr>
-        <w:t>5. Пользователь возвращается на страницу видео без авторизации</w:t>
-      </w:r>
-    </w:p>
-    <w:p>
-      <w:pPr>
-        <w:rPr>
-          <w:rFonts w:ascii="Times New Roman" w:hAnsi="Times New Roman" w:cs="Times New Roman"/>
-          <w:lang w:eastAsia="ru-RU"/>
-        </w:rPr>
-      </w:pPr>
-      <w:r>
-        <w:rPr>
-          <w:rFonts w:ascii="Times New Roman" w:hAnsi="Times New Roman" w:cs="Times New Roman"/>
-          <w:lang w:eastAsia="ru-RU"/>
-        </w:rPr>
-        <w:t>6. Пользователь пролистывает страницу до секции комментариев и пытается оставить комментарий</w:t>
-      </w:r>
-    </w:p>
-    <w:p>
-      <w:pPr>
-        <w:rPr>
-          <w:rFonts w:ascii="Times New Roman" w:hAnsi="Times New Roman" w:cs="Times New Roman"/>
-          <w:lang w:eastAsia="ru-RU"/>
-        </w:rPr>
-      </w:pPr>
-      <w:r>
-        <w:rPr>
-          <w:rFonts w:ascii="Times New Roman" w:hAnsi="Times New Roman" w:cs="Times New Roman"/>
-          <w:lang w:eastAsia="ru-RU"/>
-        </w:rPr>
-        <w:t>7. Система показывает сообщение о необходимости входа, чтобы комментировать</w:t>
-      </w:r>
-    </w:p>
-    <w:p>
-      <w:pPr>
-        <w:rPr>
-          <w:rFonts w:ascii="Times New Roman" w:hAnsi="Times New Roman" w:cs="Times New Roman"/>
-          <w:lang w:eastAsia="ru-RU"/>
-        </w:rPr>
-      </w:pPr>
-    </w:p>
-    <w:p>
-      <w:pPr>
-        <w:rPr>
-          <w:rFonts w:ascii="Times New Roman" w:hAnsi="Times New Roman" w:cs="Times New Roman"/>
-          <w:lang w:eastAsia="ru-RU"/>
-        </w:rPr>
-      </w:pPr>
-      <w:r>
-        <w:rPr>
-          <w:rFonts w:ascii="Times New Roman" w:hAnsi="Times New Roman" w:cs="Times New Roman"/>
-          <w:b/>
-          <w:lang w:eastAsia="ru-RU"/>
-        </w:rPr>
-        <w:t>Конечное состояние</w:t>
-      </w:r>
-      <w:r>
-        <w:rPr>
-          <w:rFonts w:ascii="Times New Roman" w:hAnsi="Times New Roman" w:cs="Times New Roman"/>
-          <w:lang w:eastAsia="ru-RU"/>
-        </w:rPr>
-        <w:t xml:space="preserve"> </w:t>
-      </w:r>
-    </w:p>
-    <w:p>
-      <w:pPr>
-        <w:rPr>
-          <w:rFonts w:ascii="Times New Roman" w:hAnsi="Times New Roman" w:cs="Times New Roman"/>
-          <w:lang w:eastAsia="ru-RU"/>
-        </w:rPr>
-      </w:pPr>
-      <w:r>
-        <w:rPr>
-          <w:rFonts w:ascii="Times New Roman" w:hAnsi="Times New Roman" w:cs="Times New Roman"/>
-          <w:lang w:eastAsia="ru-RU"/>
-        </w:rPr>
-        <w:lastRenderedPageBreak/>
         <w:t xml:space="preserve">- Для авторизованного пользователя обновлено состояние оценки видео и счётчики лайков или </w:t>
       </w:r>
       <w:proofErr w:type="spellStart"/>
@@ -26388,6 +26992,7 @@
           <w:rFonts w:ascii="Times New Roman" w:hAnsi="Times New Roman" w:cs="Times New Roman"/>
           <w:lang w:eastAsia="ru-RU"/>
         </w:rPr>
+        <w:lastRenderedPageBreak/>
         <w:t>2. Система открывает страницу выбранного канала</w:t>
       </w:r>
     </w:p>
@@ -26532,7 +27137,6 @@
           <w:rFonts w:ascii="Times New Roman" w:hAnsi="Times New Roman" w:cs="Times New Roman"/>
           <w:lang w:eastAsia="ru-RU"/>
         </w:rPr>
-        <w:lastRenderedPageBreak/>
         <w:t>3. Пользователь повторно нажимает кнопку подписки</w:t>
       </w:r>
     </w:p>
@@ -26840,6 +27444,7 @@
           <w:b/>
           <w:lang w:eastAsia="ru-RU"/>
         </w:rPr>
+        <w:lastRenderedPageBreak/>
         <w:t>Основной успешный сценарий</w:t>
       </w:r>
     </w:p>
@@ -26999,7 +27604,6 @@
           <w:rFonts w:ascii="Times New Roman" w:hAnsi="Times New Roman" w:cs="Times New Roman"/>
           <w:lang w:eastAsia="ru-RU"/>
         </w:rPr>
-        <w:lastRenderedPageBreak/>
         <w:t>10. Пользователь при необходимости вводит описание плейлиста</w:t>
       </w:r>
     </w:p>
@@ -27488,7 +28092,6 @@
           <w:rFonts w:ascii="Times New Roman" w:hAnsi="Times New Roman" w:cs="Times New Roman"/>
           <w:lang w:eastAsia="ru-RU"/>
         </w:rPr>
-        <w:lastRenderedPageBreak/>
         <w:t>6. Система открывает страницу настройки канала</w:t>
       </w:r>
     </w:p>
@@ -27834,6 +28437,7 @@
           <w:bCs/>
           <w:lang w:eastAsia="ru-RU"/>
         </w:rPr>
+        <w:lastRenderedPageBreak/>
         <w:t>Прямые трансляции</w:t>
       </w:r>
     </w:p>
@@ -28310,6 +28914,7 @@
           <w:rFonts w:ascii="Times New Roman" w:hAnsi="Times New Roman" w:cs="Times New Roman"/>
           <w:lang w:eastAsia="ru-RU"/>
         </w:rPr>
+        <w:lastRenderedPageBreak/>
         <w:t>Если обложка трансляции не соответствует формату, который поддерживает система, то трансляция не будет запущена</w:t>
       </w:r>
     </w:p>
@@ -28401,7 +29006,6 @@
           <w:rFonts w:ascii="Times New Roman" w:eastAsia="Times New Roman" w:hAnsi="Times New Roman" w:cs="Times New Roman"/>
           <w:lang w:val="en-US" w:eastAsia="ru-RU"/>
         </w:rPr>
-        <w:lastRenderedPageBreak/>
         <w:t>UseCase</w:t>
       </w:r>
       <w:proofErr w:type="spellEnd"/>

--- a/2 курс/Основы программной инженерии/lab 1/отчет.docx
+++ b/2 курс/Основы программной инженерии/lab 1/отчет.docx
@@ -1,6 +1,6 @@
 
 <file path=word/document.xml><?xml version="1.0" encoding="utf-8"?>
-<w:document xmlns:wpc="http://schemas.microsoft.com/office/word/2010/wordprocessingCanvas" xmlns:cx="http://schemas.microsoft.com/office/drawing/2014/chartex" xmlns:cx1="http://schemas.microsoft.com/office/drawing/2015/9/8/chartex" xmlns:cx2="http://schemas.microsoft.com/office/drawing/2015/10/21/chartex" xmlns:cx3="http://schemas.microsoft.com/office/drawing/2016/5/9/chartex" xmlns:cx4="http://schemas.microsoft.com/office/drawing/2016/5/10/chartex" xmlns:cx5="http://schemas.microsoft.com/office/drawing/2016/5/11/chartex" xmlns:cx6="http://schemas.microsoft.com/office/drawing/2016/5/12/chartex" xmlns:cx7="http://schemas.microsoft.com/office/drawing/2016/5/13/chartex" xmlns:cx8="http://schemas.microsoft.com/office/drawing/2016/5/14/chartex" xmlns:mc="http://schemas.openxmlformats.org/markup-compatibility/2006" xmlns:aink="http://schemas.microsoft.com/office/drawing/2016/ink" xmlns:am3d="http://schemas.microsoft.com/office/drawing/2017/model3d" xmlns:o="urn:schemas-microsoft-com:office:office" xmlns:oel="http://schemas.microsoft.com/office/2019/extlst" xmlns:r="http://schemas.openxmlformats.org/officeDocument/2006/relationships" xmlns:m="http://schemas.openxmlformats.org/officeDocument/2006/math" xmlns:v="urn:schemas-microsoft-com:vml" xmlns:wp14="http://schemas.microsoft.com/office/word/2010/wordprocessingDrawing" xmlns:wp="http://schemas.openxmlformats.org/drawingml/2006/wordprocessingDrawing" xmlns:w10="urn:schemas-microsoft-com:office:word" xmlns:w="http://schemas.openxmlformats.org/wordprocessingml/2006/main" xmlns:w14="http://schemas.microsoft.com/office/word/2010/wordml" xmlns:w15="http://schemas.microsoft.com/office/word/2012/wordml" xmlns:w16cex="http://schemas.microsoft.com/office/word/2018/wordml/cex" xmlns:w16cid="http://schemas.microsoft.com/office/word/2016/wordml/cid" xmlns:w16="http://schemas.microsoft.com/office/word/2018/wordml" xmlns:w16du="http://schemas.microsoft.com/office/word/2023/wordml/word16du" xmlns:w16sdtdh="http://schemas.microsoft.com/office/word/2020/wordml/sdtdatahash" xmlns:w16se="http://schemas.microsoft.com/office/word/2015/wordml/symex" xmlns:wpg="http://schemas.microsoft.com/office/word/2010/wordprocessingGroup" xmlns:wpi="http://schemas.microsoft.com/office/word/2010/wordprocessingInk" xmlns:wne="http://schemas.microsoft.com/office/word/2006/wordml" xmlns:wps="http://schemas.microsoft.com/office/word/2010/wordprocessingShape" mc:Ignorable="w14 w15 w16se w16cid w16 w16cex w16sdtdh w16du wp14">
+<w:document xmlns:wpc="http://schemas.microsoft.com/office/word/2010/wordprocessingCanvas" xmlns:cx="http://schemas.microsoft.com/office/drawing/2014/chartex" xmlns:cx1="http://schemas.microsoft.com/office/drawing/2015/9/8/chartex" xmlns:cx2="http://schemas.microsoft.com/office/drawing/2015/10/21/chartex" xmlns:cx3="http://schemas.microsoft.com/office/drawing/2016/5/9/chartex" xmlns:cx4="http://schemas.microsoft.com/office/drawing/2016/5/10/chartex" xmlns:cx5="http://schemas.microsoft.com/office/drawing/2016/5/11/chartex" xmlns:cx6="http://schemas.microsoft.com/office/drawing/2016/5/12/chartex" xmlns:cx7="http://schemas.microsoft.com/office/drawing/2016/5/13/chartex" xmlns:cx8="http://schemas.microsoft.com/office/drawing/2016/5/14/chartex" xmlns:mc="http://schemas.openxmlformats.org/markup-compatibility/2006" xmlns:aink="http://schemas.microsoft.com/office/drawing/2016/ink" xmlns:am3d="http://schemas.microsoft.com/office/drawing/2017/model3d" xmlns:o="urn:schemas-microsoft-com:office:office" xmlns:oel="http://schemas.microsoft.com/office/2019/extlst" xmlns:r="http://schemas.openxmlformats.org/officeDocument/2006/relationships" xmlns:m="http://schemas.openxmlformats.org/officeDocument/2006/math" xmlns:v="urn:schemas-microsoft-com:vml" xmlns:wp14="http://schemas.microsoft.com/office/word/2010/wordprocessingDrawing" xmlns:wp="http://schemas.openxmlformats.org/drawingml/2006/wordprocessingDrawing" xmlns:w10="urn:schemas-microsoft-com:office:word" xmlns:w="http://schemas.openxmlformats.org/wordprocessingml/2006/main" xmlns:w14="http://schemas.microsoft.com/office/word/2010/wordml" xmlns:w15="http://schemas.microsoft.com/office/word/2012/wordml" xmlns:w16cex="http://schemas.microsoft.com/office/word/2018/wordml/cex" xmlns:w16cid="http://schemas.microsoft.com/office/word/2016/wordml/cid" xmlns:w16="http://schemas.microsoft.com/office/word/2018/wordml" xmlns:w16du="http://schemas.microsoft.com/office/word/2023/wordml/word16du" xmlns:w16sdtdh="http://schemas.microsoft.com/office/word/2020/wordml/sdtdatahash" xmlns:w16sdtfl="http://schemas.microsoft.com/office/word/2024/wordml/sdtformatlock" xmlns:w16se="http://schemas.microsoft.com/office/word/2015/wordml/symex" xmlns:wpg="http://schemas.microsoft.com/office/word/2010/wordprocessingGroup" xmlns:wpi="http://schemas.microsoft.com/office/word/2010/wordprocessingInk" xmlns:wne="http://schemas.microsoft.com/office/word/2006/wordml" xmlns:wps="http://schemas.microsoft.com/office/word/2010/wordprocessingShape" mc:Ignorable="w14 w15 w16se w16cid w16 w16cex w16sdtdh w16sdtfl w16du wp14">
   <w:body>
     <w:p>
       <w:pPr>
@@ -579,7 +579,7 @@
             </w:rPr>
             <w:fldChar w:fldCharType="separate"/>
           </w:r>
-          <w:hyperlink w:anchor="_Toc224136245" w:history="1">
+          <w:hyperlink w:anchor="_Toc224596124" w:history="1">
             <w:r>
               <w:rPr>
                 <w:rStyle w:val="ad"/>
@@ -606,7 +606,7 @@
                 <w:noProof/>
                 <w:webHidden/>
               </w:rPr>
-              <w:instrText xml:space="preserve"> PAGEREF _Toc224136245 \h </w:instrText>
+              <w:instrText xml:space="preserve"> PAGEREF _Toc224596124 \h </w:instrText>
             </w:r>
             <w:r>
               <w:rPr>
@@ -626,7 +626,7 @@
                 <w:noProof/>
                 <w:webHidden/>
               </w:rPr>
-              <w:t>2</w:t>
+              <w:t>3</w:t>
             </w:r>
             <w:r>
               <w:rPr>
@@ -654,7 +654,7 @@
               <w14:ligatures w14:val="standardContextual"/>
             </w:rPr>
           </w:pPr>
-          <w:hyperlink w:anchor="_Toc224136246" w:history="1">
+          <w:hyperlink w:anchor="_Toc224596125" w:history="1">
             <w:r>
               <w:rPr>
                 <w:rStyle w:val="ad"/>
@@ -712,7 +712,7 @@
                 <w:noProof/>
                 <w:webHidden/>
               </w:rPr>
-              <w:instrText xml:space="preserve"> PAGEREF _Toc224136246 \h </w:instrText>
+              <w:instrText xml:space="preserve"> PAGEREF _Toc224596125 \h </w:instrText>
             </w:r>
             <w:r>
               <w:rPr>
@@ -758,7 +758,7 @@
               <w14:ligatures w14:val="standardContextual"/>
             </w:rPr>
           </w:pPr>
-          <w:hyperlink w:anchor="_Toc224136247" w:history="1">
+          <w:hyperlink w:anchor="_Toc224596126" w:history="1">
             <w:r>
               <w:rPr>
                 <w:rStyle w:val="ad"/>
@@ -793,7 +793,7 @@
                 <w:noProof/>
                 <w:webHidden/>
               </w:rPr>
-              <w:instrText xml:space="preserve"> PAGEREF _Toc224136247 \h </w:instrText>
+              <w:instrText xml:space="preserve"> PAGEREF _Toc224596126 \h </w:instrText>
             </w:r>
             <w:r>
               <w:rPr>
@@ -839,7 +839,7 @@
               <w14:ligatures w14:val="standardContextual"/>
             </w:rPr>
           </w:pPr>
-          <w:hyperlink w:anchor="_Toc224136248" w:history="1">
+          <w:hyperlink w:anchor="_Toc224596127" w:history="1">
             <w:r>
               <w:rPr>
                 <w:rStyle w:val="ad"/>
@@ -874,7 +874,7 @@
                 <w:noProof/>
                 <w:webHidden/>
               </w:rPr>
-              <w:instrText xml:space="preserve"> PAGEREF _Toc224136248 \h </w:instrText>
+              <w:instrText xml:space="preserve"> PAGEREF _Toc224596127 \h </w:instrText>
             </w:r>
             <w:r>
               <w:rPr>
@@ -920,7 +920,7 @@
               <w14:ligatures w14:val="standardContextual"/>
             </w:rPr>
           </w:pPr>
-          <w:hyperlink w:anchor="_Toc224136249" w:history="1">
+          <w:hyperlink w:anchor="_Toc224596128" w:history="1">
             <w:r>
               <w:rPr>
                 <w:rStyle w:val="ad"/>
@@ -970,7 +970,7 @@
                 <w:noProof/>
                 <w:webHidden/>
               </w:rPr>
-              <w:instrText xml:space="preserve"> PAGEREF _Toc224136249 \h </w:instrText>
+              <w:instrText xml:space="preserve"> PAGEREF _Toc224596128 \h </w:instrText>
             </w:r>
             <w:r>
               <w:rPr>
@@ -1016,7 +1016,7 @@
               <w14:ligatures w14:val="standardContextual"/>
             </w:rPr>
           </w:pPr>
-          <w:hyperlink w:anchor="_Toc224136250" w:history="1">
+          <w:hyperlink w:anchor="_Toc224596129" w:history="1">
             <w:r>
               <w:rPr>
                 <w:rStyle w:val="ad"/>
@@ -1044,7 +1044,7 @@
                 <w:noProof/>
                 <w:webHidden/>
               </w:rPr>
-              <w:instrText xml:space="preserve"> PAGEREF _Toc224136250 \h </w:instrText>
+              <w:instrText xml:space="preserve"> PAGEREF _Toc224596129 \h </w:instrText>
             </w:r>
             <w:r>
               <w:rPr>
@@ -1090,7 +1090,7 @@
               <w14:ligatures w14:val="standardContextual"/>
             </w:rPr>
           </w:pPr>
-          <w:hyperlink w:anchor="_Toc224136251" w:history="1">
+          <w:hyperlink w:anchor="_Toc224596130" w:history="1">
             <w:r>
               <w:rPr>
                 <w:rStyle w:val="ad"/>
@@ -1140,7 +1140,7 @@
                 <w:noProof/>
                 <w:webHidden/>
               </w:rPr>
-              <w:instrText xml:space="preserve"> PAGEREF _Toc224136251 \h </w:instrText>
+              <w:instrText xml:space="preserve"> PAGEREF _Toc224596130 \h </w:instrText>
             </w:r>
             <w:r>
               <w:rPr>
@@ -1186,7 +1186,7 @@
               <w14:ligatures w14:val="standardContextual"/>
             </w:rPr>
           </w:pPr>
-          <w:hyperlink w:anchor="_Toc224136252" w:history="1">
+          <w:hyperlink w:anchor="_Toc224596131" w:history="1">
             <w:r>
               <w:rPr>
                 <w:rStyle w:val="ad"/>
@@ -1221,7 +1221,7 @@
                 <w:noProof/>
                 <w:webHidden/>
               </w:rPr>
-              <w:instrText xml:space="preserve"> PAGEREF _Toc224136252 \h </w:instrText>
+              <w:instrText xml:space="preserve"> PAGEREF _Toc224596131 \h </w:instrText>
             </w:r>
             <w:r>
               <w:rPr>
@@ -1267,7 +1267,7 @@
               <w14:ligatures w14:val="standardContextual"/>
             </w:rPr>
           </w:pPr>
-          <w:hyperlink w:anchor="_Toc224136253" w:history="1">
+          <w:hyperlink w:anchor="_Toc224596132" w:history="1">
             <w:r>
               <w:rPr>
                 <w:rStyle w:val="ad"/>
@@ -1317,7 +1317,7 @@
                 <w:noProof/>
                 <w:webHidden/>
               </w:rPr>
-              <w:instrText xml:space="preserve"> PAGEREF _Toc224136253 \h </w:instrText>
+              <w:instrText xml:space="preserve"> PAGEREF _Toc224596132 \h </w:instrText>
             </w:r>
             <w:r>
               <w:rPr>
@@ -1363,7 +1363,7 @@
               <w14:ligatures w14:val="standardContextual"/>
             </w:rPr>
           </w:pPr>
-          <w:hyperlink w:anchor="_Toc224136254" w:history="1">
+          <w:hyperlink w:anchor="_Toc224596133" w:history="1">
             <w:r>
               <w:rPr>
                 <w:rStyle w:val="ad"/>
@@ -1413,7 +1413,7 @@
                 <w:noProof/>
                 <w:webHidden/>
               </w:rPr>
-              <w:instrText xml:space="preserve"> PAGEREF _Toc224136254 \h </w:instrText>
+              <w:instrText xml:space="preserve"> PAGEREF _Toc224596133 \h </w:instrText>
             </w:r>
             <w:r>
               <w:rPr>
@@ -1459,7 +1459,7 @@
               <w14:ligatures w14:val="standardContextual"/>
             </w:rPr>
           </w:pPr>
-          <w:hyperlink w:anchor="_Toc224136255" w:history="1">
+          <w:hyperlink w:anchor="_Toc224596134" w:history="1">
             <w:r>
               <w:rPr>
                 <w:rStyle w:val="ad"/>
@@ -1509,7 +1509,7 @@
                 <w:noProof/>
                 <w:webHidden/>
               </w:rPr>
-              <w:instrText xml:space="preserve"> PAGEREF _Toc224136255 \h </w:instrText>
+              <w:instrText xml:space="preserve"> PAGEREF _Toc224596134 \h </w:instrText>
             </w:r>
             <w:r>
               <w:rPr>
@@ -1555,7 +1555,7 @@
               <w14:ligatures w14:val="standardContextual"/>
             </w:rPr>
           </w:pPr>
-          <w:hyperlink w:anchor="_Toc224136256" w:history="1">
+          <w:hyperlink w:anchor="_Toc224596135" w:history="1">
             <w:r>
               <w:rPr>
                 <w:rStyle w:val="ad"/>
@@ -1583,7 +1583,7 @@
                 <w:noProof/>
                 <w:webHidden/>
               </w:rPr>
-              <w:instrText xml:space="preserve"> PAGEREF _Toc224136256 \h </w:instrText>
+              <w:instrText xml:space="preserve"> PAGEREF _Toc224596135 \h </w:instrText>
             </w:r>
             <w:r>
               <w:rPr>
@@ -1603,7 +1603,7 @@
                 <w:noProof/>
                 <w:webHidden/>
               </w:rPr>
-              <w:t>5</w:t>
+              <w:t>6</w:t>
             </w:r>
             <w:r>
               <w:rPr>
@@ -1630,7 +1630,7 @@
               <w14:ligatures w14:val="standardContextual"/>
             </w:rPr>
           </w:pPr>
-          <w:hyperlink w:anchor="_Toc224136257" w:history="1">
+          <w:hyperlink w:anchor="_Toc224596136" w:history="1">
             <w:r>
               <w:rPr>
                 <w:rStyle w:val="ad"/>
@@ -1676,7 +1676,7 @@
                 <w:noProof/>
                 <w:webHidden/>
               </w:rPr>
-              <w:instrText xml:space="preserve"> PAGEREF _Toc224136257 \h </w:instrText>
+              <w:instrText xml:space="preserve"> PAGEREF _Toc224596136 \h </w:instrText>
             </w:r>
             <w:r>
               <w:rPr>
@@ -1723,7 +1723,7 @@
               <w14:ligatures w14:val="standardContextual"/>
             </w:rPr>
           </w:pPr>
-          <w:hyperlink w:anchor="_Toc224136258" w:history="1">
+          <w:hyperlink w:anchor="_Toc224596137" w:history="1">
             <w:r>
               <w:rPr>
                 <w:rStyle w:val="ad"/>
@@ -1770,7 +1770,7 @@
                 <w:noProof/>
                 <w:webHidden/>
               </w:rPr>
-              <w:instrText xml:space="preserve"> PAGEREF _Toc224136258 \h </w:instrText>
+              <w:instrText xml:space="preserve"> PAGEREF _Toc224596137 \h </w:instrText>
             </w:r>
             <w:r>
               <w:rPr>
@@ -1817,7 +1817,7 @@
               <w14:ligatures w14:val="standardContextual"/>
             </w:rPr>
           </w:pPr>
-          <w:hyperlink w:anchor="_Toc224136259" w:history="1">
+          <w:hyperlink w:anchor="_Toc224596138" w:history="1">
             <w:r>
               <w:rPr>
                 <w:rStyle w:val="ad"/>
@@ -1864,7 +1864,7 @@
                 <w:noProof/>
                 <w:webHidden/>
               </w:rPr>
-              <w:instrText xml:space="preserve"> PAGEREF _Toc224136259 \h </w:instrText>
+              <w:instrText xml:space="preserve"> PAGEREF _Toc224596138 \h </w:instrText>
             </w:r>
             <w:r>
               <w:rPr>
@@ -1911,7 +1911,7 @@
               <w14:ligatures w14:val="standardContextual"/>
             </w:rPr>
           </w:pPr>
-          <w:hyperlink w:anchor="_Toc224136260" w:history="1">
+          <w:hyperlink w:anchor="_Toc224596139" w:history="1">
             <w:r>
               <w:rPr>
                 <w:rStyle w:val="ad"/>
@@ -1957,7 +1957,7 @@
                 <w:noProof/>
                 <w:webHidden/>
               </w:rPr>
-              <w:instrText xml:space="preserve"> PAGEREF _Toc224136260 \h </w:instrText>
+              <w:instrText xml:space="preserve"> PAGEREF _Toc224596139 \h </w:instrText>
             </w:r>
             <w:r>
               <w:rPr>
@@ -2003,7 +2003,7 @@
               <w14:ligatures w14:val="standardContextual"/>
             </w:rPr>
           </w:pPr>
-          <w:hyperlink w:anchor="_Toc224136261" w:history="1">
+          <w:hyperlink w:anchor="_Toc224596140" w:history="1">
             <w:r>
               <w:rPr>
                 <w:rStyle w:val="ad"/>
@@ -2068,7 +2068,7 @@
                 <w:noProof/>
                 <w:webHidden/>
               </w:rPr>
-              <w:instrText xml:space="preserve"> PAGEREF _Toc224136261 \h </w:instrText>
+              <w:instrText xml:space="preserve"> PAGEREF _Toc224596140 \h </w:instrText>
             </w:r>
             <w:r>
               <w:rPr>
@@ -2088,7 +2088,7 @@
                 <w:noProof/>
                 <w:webHidden/>
               </w:rPr>
-              <w:t>6</w:t>
+              <w:t>7</w:t>
             </w:r>
             <w:r>
               <w:rPr>
@@ -2114,7 +2114,7 @@
               <w14:ligatures w14:val="standardContextual"/>
             </w:rPr>
           </w:pPr>
-          <w:hyperlink w:anchor="_Toc224136262" w:history="1">
+          <w:hyperlink w:anchor="_Toc224596141" w:history="1">
             <w:r>
               <w:rPr>
                 <w:rStyle w:val="ad"/>
@@ -2164,7 +2164,7 @@
                 <w:noProof/>
                 <w:webHidden/>
               </w:rPr>
-              <w:instrText xml:space="preserve"> PAGEREF _Toc224136262 \h </w:instrText>
+              <w:instrText xml:space="preserve"> PAGEREF _Toc224596141 \h </w:instrText>
             </w:r>
             <w:r>
               <w:rPr>
@@ -2184,7 +2184,7 @@
                 <w:noProof/>
                 <w:webHidden/>
               </w:rPr>
-              <w:t>6</w:t>
+              <w:t>7</w:t>
             </w:r>
             <w:r>
               <w:rPr>
@@ -2210,7 +2210,7 @@
               <w14:ligatures w14:val="standardContextual"/>
             </w:rPr>
           </w:pPr>
-          <w:hyperlink w:anchor="_Toc224136263" w:history="1">
+          <w:hyperlink w:anchor="_Toc224596142" w:history="1">
             <w:r>
               <w:rPr>
                 <w:rStyle w:val="ad"/>
@@ -2260,7 +2260,7 @@
                 <w:noProof/>
                 <w:webHidden/>
               </w:rPr>
-              <w:instrText xml:space="preserve"> PAGEREF _Toc224136263 \h </w:instrText>
+              <w:instrText xml:space="preserve"> PAGEREF _Toc224596142 \h </w:instrText>
             </w:r>
             <w:r>
               <w:rPr>
@@ -2306,7 +2306,7 @@
               <w14:ligatures w14:val="standardContextual"/>
             </w:rPr>
           </w:pPr>
-          <w:hyperlink w:anchor="_Toc224136264" w:history="1">
+          <w:hyperlink w:anchor="_Toc224596143" w:history="1">
             <w:r>
               <w:rPr>
                 <w:rStyle w:val="ad"/>
@@ -2334,7 +2334,7 @@
                 <w:noProof/>
                 <w:webHidden/>
               </w:rPr>
-              <w:instrText xml:space="preserve"> PAGEREF _Toc224136264 \h </w:instrText>
+              <w:instrText xml:space="preserve"> PAGEREF _Toc224596143 \h </w:instrText>
             </w:r>
             <w:r>
               <w:rPr>
@@ -2380,7 +2380,7 @@
               <w14:ligatures w14:val="standardContextual"/>
             </w:rPr>
           </w:pPr>
-          <w:hyperlink w:anchor="_Toc224136265" w:history="1">
+          <w:hyperlink w:anchor="_Toc224596144" w:history="1">
             <w:r>
               <w:rPr>
                 <w:rStyle w:val="ad"/>
@@ -2430,7 +2430,7 @@
                 <w:noProof/>
                 <w:webHidden/>
               </w:rPr>
-              <w:instrText xml:space="preserve"> PAGEREF _Toc224136265 \h </w:instrText>
+              <w:instrText xml:space="preserve"> PAGEREF _Toc224596144 \h </w:instrText>
             </w:r>
             <w:r>
               <w:rPr>
@@ -2476,14 +2476,21 @@
               <w14:ligatures w14:val="standardContextual"/>
             </w:rPr>
           </w:pPr>
-          <w:hyperlink w:anchor="_Toc224136266" w:history="1">
+          <w:hyperlink w:anchor="_Toc224596145" w:history="1">
             <w:r>
               <w:rPr>
                 <w:rStyle w:val="ad"/>
                 <w:noProof/>
+              </w:rPr>
+              <w:t xml:space="preserve">4 </w:t>
+            </w:r>
+            <w:r>
+              <w:rPr>
+                <w:rStyle w:val="ad"/>
+                <w:noProof/>
                 <w:lang w:val="en-US"/>
               </w:rPr>
-              <w:t>4 Functional</w:t>
+              <w:t>Functional</w:t>
             </w:r>
             <w:r>
               <w:rPr>
@@ -2519,7 +2526,7 @@
                 <w:noProof/>
                 <w:webHidden/>
               </w:rPr>
-              <w:instrText xml:space="preserve"> PAGEREF _Toc224136266 \h </w:instrText>
+              <w:instrText xml:space="preserve"> PAGEREF _Toc224596145 \h </w:instrText>
             </w:r>
             <w:r>
               <w:rPr>
@@ -2565,7 +2572,7 @@
               <w14:ligatures w14:val="standardContextual"/>
             </w:rPr>
           </w:pPr>
-          <w:hyperlink w:anchor="_Toc224136267" w:history="1">
+          <w:hyperlink w:anchor="_Toc224596146" w:history="1">
             <w:r>
               <w:rPr>
                 <w:rStyle w:val="ad"/>
@@ -2592,7 +2599,7 @@
                 <w:noProof/>
                 <w:webHidden/>
               </w:rPr>
-              <w:instrText xml:space="preserve"> PAGEREF _Toc224136267 \h </w:instrText>
+              <w:instrText xml:space="preserve"> PAGEREF _Toc224596146 \h </w:instrText>
             </w:r>
             <w:r>
               <w:rPr>
@@ -2638,43 +2645,13 @@
               <w14:ligatures w14:val="standardContextual"/>
             </w:rPr>
           </w:pPr>
-          <w:hyperlink w:anchor="_Toc224136268" w:history="1">
+          <w:hyperlink w:anchor="_Toc224596147" w:history="1">
             <w:r>
               <w:rPr>
                 <w:rStyle w:val="ad"/>
                 <w:noProof/>
               </w:rPr>
-              <w:t>Требования</w:t>
-            </w:r>
-            <w:r>
-              <w:rPr>
-                <w:rStyle w:val="ad"/>
-                <w:noProof/>
-                <w:lang w:val="en-US"/>
-              </w:rPr>
-              <w:t xml:space="preserve"> </w:t>
-            </w:r>
-            <w:r>
-              <w:rPr>
-                <w:rStyle w:val="ad"/>
-                <w:noProof/>
-              </w:rPr>
-              <w:t>владельцев</w:t>
-            </w:r>
-            <w:r>
-              <w:rPr>
-                <w:rStyle w:val="ad"/>
-                <w:noProof/>
-                <w:lang w:val="en-US"/>
-              </w:rPr>
-              <w:t xml:space="preserve"> </w:t>
-            </w:r>
-            <w:r>
-              <w:rPr>
-                <w:rStyle w:val="ad"/>
-                <w:noProof/>
-              </w:rPr>
-              <w:t>сайта</w:t>
+              <w:t>Требования владельцев сайта</w:t>
             </w:r>
             <w:r>
               <w:rPr>
@@ -2695,7 +2672,7 @@
                 <w:noProof/>
                 <w:webHidden/>
               </w:rPr>
-              <w:instrText xml:space="preserve"> PAGEREF _Toc224136268 \h </w:instrText>
+              <w:instrText xml:space="preserve"> PAGEREF _Toc224596147 \h </w:instrText>
             </w:r>
             <w:r>
               <w:rPr>
@@ -2741,14 +2718,36 @@
               <w14:ligatures w14:val="standardContextual"/>
             </w:rPr>
           </w:pPr>
-          <w:hyperlink w:anchor="_Toc224136269" w:history="1">
+          <w:hyperlink w:anchor="_Toc224596148" w:history="1">
             <w:r>
               <w:rPr>
                 <w:rStyle w:val="ad"/>
                 <w:noProof/>
+              </w:rPr>
+              <w:t xml:space="preserve">5. </w:t>
+            </w:r>
+            <w:r>
+              <w:rPr>
+                <w:rStyle w:val="ad"/>
+                <w:noProof/>
                 <w:lang w:val="en-US"/>
               </w:rPr>
-              <w:t>5. Other Nonfunctional Requirements</w:t>
+              <w:t>Nonfunctional</w:t>
+            </w:r>
+            <w:r>
+              <w:rPr>
+                <w:rStyle w:val="ad"/>
+                <w:noProof/>
+              </w:rPr>
+              <w:t xml:space="preserve"> </w:t>
+            </w:r>
+            <w:r>
+              <w:rPr>
+                <w:rStyle w:val="ad"/>
+                <w:noProof/>
+                <w:lang w:val="en-US"/>
+              </w:rPr>
+              <w:t>Requirements</w:t>
             </w:r>
             <w:r>
               <w:rPr>
@@ -2769,7 +2768,7 @@
                 <w:noProof/>
                 <w:webHidden/>
               </w:rPr>
-              <w:instrText xml:space="preserve"> PAGEREF _Toc224136269 \h </w:instrText>
+              <w:instrText xml:space="preserve"> PAGEREF _Toc224596148 \h </w:instrText>
             </w:r>
             <w:r>
               <w:rPr>
@@ -2815,14 +2814,21 @@
               <w14:ligatures w14:val="standardContextual"/>
             </w:rPr>
           </w:pPr>
-          <w:hyperlink w:anchor="_Toc224136270" w:history="1">
+          <w:hyperlink w:anchor="_Toc224596149" w:history="1">
             <w:r>
               <w:rPr>
                 <w:rStyle w:val="ad"/>
                 <w:noProof/>
+              </w:rPr>
+              <w:t xml:space="preserve">1. </w:t>
+            </w:r>
+            <w:r>
+              <w:rPr>
+                <w:rStyle w:val="ad"/>
+                <w:noProof/>
                 <w:lang w:val="en-US"/>
               </w:rPr>
-              <w:t>1. Usability</w:t>
+              <w:t>Usability</w:t>
             </w:r>
             <w:r>
               <w:rPr>
@@ -2843,7 +2849,7 @@
                 <w:noProof/>
                 <w:webHidden/>
               </w:rPr>
-              <w:instrText xml:space="preserve"> PAGEREF _Toc224136270 \h </w:instrText>
+              <w:instrText xml:space="preserve"> PAGEREF _Toc224596149 \h </w:instrText>
             </w:r>
             <w:r>
               <w:rPr>
@@ -2889,14 +2895,21 @@
               <w14:ligatures w14:val="standardContextual"/>
             </w:rPr>
           </w:pPr>
-          <w:hyperlink w:anchor="_Toc224136271" w:history="1">
+          <w:hyperlink w:anchor="_Toc224596150" w:history="1">
             <w:r>
               <w:rPr>
                 <w:rStyle w:val="ad"/>
                 <w:noProof/>
+              </w:rPr>
+              <w:t xml:space="preserve">2. </w:t>
+            </w:r>
+            <w:r>
+              <w:rPr>
+                <w:rStyle w:val="ad"/>
+                <w:noProof/>
                 <w:lang w:val="en-US"/>
               </w:rPr>
-              <w:t>2. Reliability</w:t>
+              <w:t>Reliability</w:t>
             </w:r>
             <w:r>
               <w:rPr>
@@ -2917,7 +2930,7 @@
                 <w:noProof/>
                 <w:webHidden/>
               </w:rPr>
-              <w:instrText xml:space="preserve"> PAGEREF _Toc224136271 \h </w:instrText>
+              <w:instrText xml:space="preserve"> PAGEREF _Toc224596150 \h </w:instrText>
             </w:r>
             <w:r>
               <w:rPr>
@@ -2937,7 +2950,7 @@
                 <w:noProof/>
                 <w:webHidden/>
               </w:rPr>
-              <w:t>9</w:t>
+              <w:t>10</w:t>
             </w:r>
             <w:r>
               <w:rPr>
@@ -2963,14 +2976,21 @@
               <w14:ligatures w14:val="standardContextual"/>
             </w:rPr>
           </w:pPr>
-          <w:hyperlink w:anchor="_Toc224136272" w:history="1">
+          <w:hyperlink w:anchor="_Toc224596151" w:history="1">
             <w:r>
               <w:rPr>
                 <w:rStyle w:val="ad"/>
                 <w:noProof/>
+              </w:rPr>
+              <w:t xml:space="preserve">3. </w:t>
+            </w:r>
+            <w:r>
+              <w:rPr>
+                <w:rStyle w:val="ad"/>
+                <w:noProof/>
                 <w:lang w:val="en-US"/>
               </w:rPr>
-              <w:t>3. Performance</w:t>
+              <w:t>Performance</w:t>
             </w:r>
             <w:r>
               <w:rPr>
@@ -2991,7 +3011,7 @@
                 <w:noProof/>
                 <w:webHidden/>
               </w:rPr>
-              <w:instrText xml:space="preserve"> PAGEREF _Toc224136272 \h </w:instrText>
+              <w:instrText xml:space="preserve"> PAGEREF _Toc224596151 \h </w:instrText>
             </w:r>
             <w:r>
               <w:rPr>
@@ -3037,14 +3057,21 @@
               <w14:ligatures w14:val="standardContextual"/>
             </w:rPr>
           </w:pPr>
-          <w:hyperlink w:anchor="_Toc224136273" w:history="1">
+          <w:hyperlink w:anchor="_Toc224596152" w:history="1">
             <w:r>
               <w:rPr>
                 <w:rStyle w:val="ad"/>
                 <w:noProof/>
+              </w:rPr>
+              <w:t xml:space="preserve">4. </w:t>
+            </w:r>
+            <w:r>
+              <w:rPr>
+                <w:rStyle w:val="ad"/>
+                <w:noProof/>
                 <w:lang w:val="en-US"/>
               </w:rPr>
-              <w:t>4. Supportability</w:t>
+              <w:t>Supportability</w:t>
             </w:r>
             <w:r>
               <w:rPr>
@@ -3065,7 +3092,103 @@
                 <w:noProof/>
                 <w:webHidden/>
               </w:rPr>
-              <w:instrText xml:space="preserve"> PAGEREF _Toc224136273 \h </w:instrText>
+              <w:instrText xml:space="preserve"> PAGEREF _Toc224596152 \h </w:instrText>
+            </w:r>
+            <w:r>
+              <w:rPr>
+                <w:noProof/>
+                <w:webHidden/>
+              </w:rPr>
+            </w:r>
+            <w:r>
+              <w:rPr>
+                <w:noProof/>
+                <w:webHidden/>
+              </w:rPr>
+              <w:fldChar w:fldCharType="separate"/>
+            </w:r>
+            <w:r>
+              <w:rPr>
+                <w:noProof/>
+                <w:webHidden/>
+              </w:rPr>
+              <w:t>10</w:t>
+            </w:r>
+            <w:r>
+              <w:rPr>
+                <w:noProof/>
+                <w:webHidden/>
+              </w:rPr>
+              <w:fldChar w:fldCharType="end"/>
+            </w:r>
+          </w:hyperlink>
+        </w:p>
+        <w:p>
+          <w:pPr>
+            <w:pStyle w:val="23"/>
+            <w:tabs>
+              <w:tab w:val="right" w:leader="dot" w:pos="9345"/>
+            </w:tabs>
+            <w:rPr>
+              <w:rFonts w:asciiTheme="minorHAnsi" w:eastAsiaTheme="minorEastAsia" w:hAnsiTheme="minorHAnsi" w:cstheme="minorBidi"/>
+              <w:b w:val="0"/>
+              <w:bCs w:val="0"/>
+              <w:noProof/>
+              <w:kern w:val="2"/>
+              <w14:ligatures w14:val="standardContextual"/>
+            </w:rPr>
+          </w:pPr>
+          <w:hyperlink w:anchor="_Toc224596153" w:history="1">
+            <w:r>
+              <w:rPr>
+                <w:rStyle w:val="ad"/>
+                <w:noProof/>
+              </w:rPr>
+              <w:t xml:space="preserve">6. </w:t>
+            </w:r>
+            <w:r>
+              <w:rPr>
+                <w:rStyle w:val="ad"/>
+                <w:noProof/>
+                <w:lang w:val="en-US"/>
+              </w:rPr>
+              <w:t>Requirements</w:t>
+            </w:r>
+            <w:r>
+              <w:rPr>
+                <w:rStyle w:val="ad"/>
+                <w:noProof/>
+              </w:rPr>
+              <w:t xml:space="preserve"> </w:t>
+            </w:r>
+            <w:r>
+              <w:rPr>
+                <w:rStyle w:val="ad"/>
+                <w:noProof/>
+                <w:lang w:val="en-US"/>
+              </w:rPr>
+              <w:t>Attributes</w:t>
+            </w:r>
+            <w:r>
+              <w:rPr>
+                <w:noProof/>
+                <w:webHidden/>
+              </w:rPr>
+              <w:tab/>
+            </w:r>
+            <w:r>
+              <w:rPr>
+                <w:noProof/>
+                <w:webHidden/>
+              </w:rPr>
+              <w:fldChar w:fldCharType="begin"/>
+            </w:r>
+            <w:r>
+              <w:rPr>
+                <w:noProof/>
+                <w:webHidden/>
+              </w:rPr>
+              <w:instrText xml:space="preserve"> PAGEREF _Toc224596153 \h </w:instrText>
             </w:r>
             <w:r>
               <w:rPr>
@@ -3111,13 +3234,13 @@
               <w14:ligatures w14:val="standardContextual"/>
             </w:rPr>
           </w:pPr>
-          <w:hyperlink w:anchor="_Toc224136274" w:history="1">
+          <w:hyperlink w:anchor="_Toc224596154" w:history="1">
             <w:r>
               <w:rPr>
                 <w:rStyle w:val="ad"/>
                 <w:noProof/>
               </w:rPr>
-              <w:t>- Дополнительные (+):</w:t>
+              <w:t>Функциональные требования</w:t>
             </w:r>
             <w:r>
               <w:rPr>
@@ -3138,7 +3261,7 @@
                 <w:noProof/>
                 <w:webHidden/>
               </w:rPr>
-              <w:instrText xml:space="preserve"> PAGEREF _Toc224136274 \h </w:instrText>
+              <w:instrText xml:space="preserve"> PAGEREF _Toc224596154 \h </w:instrText>
             </w:r>
             <w:r>
               <w:rPr>
@@ -3184,13 +3307,13 @@
               <w14:ligatures w14:val="standardContextual"/>
             </w:rPr>
           </w:pPr>
-          <w:hyperlink w:anchor="_Toc224136275" w:history="1">
+          <w:hyperlink w:anchor="_Toc224596155" w:history="1">
             <w:r>
               <w:rPr>
                 <w:rStyle w:val="ad"/>
                 <w:noProof/>
               </w:rPr>
-              <w:t>- Ограничения проектирования / архитектуры.</w:t>
+              <w:t>Нефункциональные требования</w:t>
             </w:r>
             <w:r>
               <w:rPr>
@@ -3211,7 +3334,7 @@
                 <w:noProof/>
                 <w:webHidden/>
               </w:rPr>
-              <w:instrText xml:space="preserve"> PAGEREF _Toc224136275 \h </w:instrText>
+              <w:instrText xml:space="preserve"> PAGEREF _Toc224596155 \h </w:instrText>
             </w:r>
             <w:r>
               <w:rPr>
@@ -3231,7 +3354,81 @@
                 <w:noProof/>
                 <w:webHidden/>
               </w:rPr>
-              <w:t>10</w:t>
+              <w:t>11</w:t>
+            </w:r>
+            <w:r>
+              <w:rPr>
+                <w:noProof/>
+                <w:webHidden/>
+              </w:rPr>
+              <w:fldChar w:fldCharType="end"/>
+            </w:r>
+          </w:hyperlink>
+        </w:p>
+        <w:p>
+          <w:pPr>
+            <w:pStyle w:val="23"/>
+            <w:tabs>
+              <w:tab w:val="right" w:leader="dot" w:pos="9345"/>
+            </w:tabs>
+            <w:rPr>
+              <w:rFonts w:asciiTheme="minorHAnsi" w:eastAsiaTheme="minorEastAsia" w:hAnsiTheme="minorHAnsi" w:cstheme="minorBidi"/>
+              <w:b w:val="0"/>
+              <w:bCs w:val="0"/>
+              <w:noProof/>
+              <w:kern w:val="2"/>
+              <w14:ligatures w14:val="standardContextual"/>
+            </w:rPr>
+          </w:pPr>
+          <w:hyperlink w:anchor="_Toc224596156" w:history="1">
+            <w:r>
+              <w:rPr>
+                <w:rStyle w:val="ad"/>
+                <w:noProof/>
+                <w:lang w:val="en-US"/>
+              </w:rPr>
+              <w:t>7. Other Requirements</w:t>
+            </w:r>
+            <w:r>
+              <w:rPr>
+                <w:noProof/>
+                <w:webHidden/>
+              </w:rPr>
+              <w:tab/>
+            </w:r>
+            <w:r>
+              <w:rPr>
+                <w:noProof/>
+                <w:webHidden/>
+              </w:rPr>
+              <w:fldChar w:fldCharType="begin"/>
+            </w:r>
+            <w:r>
+              <w:rPr>
+                <w:noProof/>
+                <w:webHidden/>
+              </w:rPr>
+              <w:instrText xml:space="preserve"> PAGEREF _Toc224596156 \h </w:instrText>
+            </w:r>
+            <w:r>
+              <w:rPr>
+                <w:noProof/>
+                <w:webHidden/>
+              </w:rPr>
+            </w:r>
+            <w:r>
+              <w:rPr>
+                <w:noProof/>
+                <w:webHidden/>
+              </w:rPr>
+              <w:fldChar w:fldCharType="separate"/>
+            </w:r>
+            <w:r>
+              <w:rPr>
+                <w:noProof/>
+                <w:webHidden/>
+              </w:rPr>
+              <w:t>12</w:t>
             </w:r>
             <w:r>
               <w:rPr>
@@ -3257,13 +3454,14 @@
               <w14:ligatures w14:val="standardContextual"/>
             </w:rPr>
           </w:pPr>
-          <w:hyperlink w:anchor="_Toc224136276" w:history="1">
+          <w:hyperlink w:anchor="_Toc224596157" w:history="1">
             <w:r>
               <w:rPr>
                 <w:rStyle w:val="ad"/>
                 <w:noProof/>
-              </w:rPr>
-              <w:t>- Требования к реализации, интерфейсам.</w:t>
+                <w:lang w:val="en-US"/>
+              </w:rPr>
+              <w:t>Appendix A: Glossary</w:t>
             </w:r>
             <w:r>
               <w:rPr>
@@ -3284,7 +3482,7 @@
                 <w:noProof/>
                 <w:webHidden/>
               </w:rPr>
-              <w:instrText xml:space="preserve"> PAGEREF _Toc224136276 \h </w:instrText>
+              <w:instrText xml:space="preserve"> PAGEREF _Toc224596157 \h </w:instrText>
             </w:r>
             <w:r>
               <w:rPr>
@@ -3304,7 +3502,7 @@
                 <w:noProof/>
                 <w:webHidden/>
               </w:rPr>
-              <w:t>10</w:t>
+              <w:t>12</w:t>
             </w:r>
             <w:r>
               <w:rPr>
@@ -3330,13 +3528,59 @@
               <w14:ligatures w14:val="standardContextual"/>
             </w:rPr>
           </w:pPr>
-          <w:hyperlink w:anchor="_Toc224136277" w:history="1">
+          <w:hyperlink w:anchor="_Toc224596158" w:history="1">
             <w:r>
               <w:rPr>
                 <w:rStyle w:val="ad"/>
                 <w:noProof/>
-              </w:rPr>
-              <w:t>- Физические требования.</w:t>
+                <w:lang w:val="en-US"/>
+              </w:rPr>
+              <w:t>Appendix</w:t>
+            </w:r>
+            <w:r>
+              <w:rPr>
+                <w:rStyle w:val="ad"/>
+                <w:noProof/>
+              </w:rPr>
+              <w:t xml:space="preserve"> </w:t>
+            </w:r>
+            <w:r>
+              <w:rPr>
+                <w:rStyle w:val="ad"/>
+                <w:noProof/>
+                <w:lang w:val="en-US"/>
+              </w:rPr>
+              <w:t>B</w:t>
+            </w:r>
+            <w:r>
+              <w:rPr>
+                <w:rStyle w:val="ad"/>
+                <w:noProof/>
+              </w:rPr>
+              <w:t xml:space="preserve">: </w:t>
+            </w:r>
+            <w:r>
+              <w:rPr>
+                <w:rStyle w:val="ad"/>
+                <w:noProof/>
+                <w:lang w:val="en-US"/>
+              </w:rPr>
+              <w:t>Analysis</w:t>
+            </w:r>
+            <w:r>
+              <w:rPr>
+                <w:rStyle w:val="ad"/>
+                <w:noProof/>
+              </w:rPr>
+              <w:t xml:space="preserve"> </w:t>
+            </w:r>
+            <w:r>
+              <w:rPr>
+                <w:rStyle w:val="ad"/>
+                <w:noProof/>
+                <w:lang w:val="en-US"/>
+              </w:rPr>
+              <w:t>Models</w:t>
             </w:r>
             <w:r>
               <w:rPr>
@@ -3357,904 +3601,7 @@
                 <w:noProof/>
                 <w:webHidden/>
               </w:rPr>
-              <w:instrText xml:space="preserve"> PAGEREF _Toc224136277 \h </w:instrText>
-            </w:r>
-            <w:r>
-              <w:rPr>
-                <w:noProof/>
-                <w:webHidden/>
-              </w:rPr>
-            </w:r>
-            <w:r>
-              <w:rPr>
-                <w:noProof/>
-                <w:webHidden/>
-              </w:rPr>
-              <w:fldChar w:fldCharType="separate"/>
-            </w:r>
-            <w:r>
-              <w:rPr>
-                <w:noProof/>
-                <w:webHidden/>
-              </w:rPr>
-              <w:t>10</w:t>
-            </w:r>
-            <w:r>
-              <w:rPr>
-                <w:noProof/>
-                <w:webHidden/>
-              </w:rPr>
-              <w:fldChar w:fldCharType="end"/>
-            </w:r>
-          </w:hyperlink>
-        </w:p>
-        <w:p>
-          <w:pPr>
-            <w:pStyle w:val="31"/>
-            <w:tabs>
-              <w:tab w:val="right" w:leader="dot" w:pos="9345"/>
-            </w:tabs>
-            <w:rPr>
-              <w:rFonts w:asciiTheme="minorHAnsi" w:eastAsiaTheme="minorEastAsia" w:hAnsiTheme="minorHAnsi" w:cstheme="minorBidi"/>
-              <w:noProof/>
-              <w:kern w:val="2"/>
-              <w:sz w:val="24"/>
-              <w:szCs w:val="24"/>
-              <w14:ligatures w14:val="standardContextual"/>
-            </w:rPr>
-          </w:pPr>
-          <w:hyperlink w:anchor="_Toc224136278" w:history="1">
-            <w:r>
-              <w:rPr>
-                <w:rStyle w:val="ad"/>
-                <w:noProof/>
-              </w:rPr>
-              <w:t xml:space="preserve">5.1 </w:t>
-            </w:r>
-            <w:r>
-              <w:rPr>
-                <w:rStyle w:val="ad"/>
-                <w:noProof/>
-                <w:lang w:val="en-US"/>
-              </w:rPr>
-              <w:t>Performance</w:t>
-            </w:r>
-            <w:r>
-              <w:rPr>
-                <w:rStyle w:val="ad"/>
-                <w:noProof/>
-              </w:rPr>
-              <w:t xml:space="preserve"> </w:t>
-            </w:r>
-            <w:r>
-              <w:rPr>
-                <w:rStyle w:val="ad"/>
-                <w:noProof/>
-                <w:lang w:val="en-US"/>
-              </w:rPr>
-              <w:t>Requirements</w:t>
-            </w:r>
-            <w:r>
-              <w:rPr>
-                <w:noProof/>
-                <w:webHidden/>
-              </w:rPr>
-              <w:tab/>
-            </w:r>
-            <w:r>
-              <w:rPr>
-                <w:noProof/>
-                <w:webHidden/>
-              </w:rPr>
-              <w:fldChar w:fldCharType="begin"/>
-            </w:r>
-            <w:r>
-              <w:rPr>
-                <w:noProof/>
-                <w:webHidden/>
-              </w:rPr>
-              <w:instrText xml:space="preserve"> PAGEREF _Toc224136278 \h </w:instrText>
-            </w:r>
-            <w:r>
-              <w:rPr>
-                <w:noProof/>
-                <w:webHidden/>
-              </w:rPr>
-            </w:r>
-            <w:r>
-              <w:rPr>
-                <w:noProof/>
-                <w:webHidden/>
-              </w:rPr>
-              <w:fldChar w:fldCharType="separate"/>
-            </w:r>
-            <w:r>
-              <w:rPr>
-                <w:noProof/>
-                <w:webHidden/>
-              </w:rPr>
-              <w:t>10</w:t>
-            </w:r>
-            <w:r>
-              <w:rPr>
-                <w:noProof/>
-                <w:webHidden/>
-              </w:rPr>
-              <w:fldChar w:fldCharType="end"/>
-            </w:r>
-          </w:hyperlink>
-        </w:p>
-        <w:p>
-          <w:pPr>
-            <w:pStyle w:val="31"/>
-            <w:tabs>
-              <w:tab w:val="right" w:leader="dot" w:pos="9345"/>
-            </w:tabs>
-            <w:rPr>
-              <w:rFonts w:asciiTheme="minorHAnsi" w:eastAsiaTheme="minorEastAsia" w:hAnsiTheme="minorHAnsi" w:cstheme="minorBidi"/>
-              <w:noProof/>
-              <w:kern w:val="2"/>
-              <w:sz w:val="24"/>
-              <w:szCs w:val="24"/>
-              <w14:ligatures w14:val="standardContextual"/>
-            </w:rPr>
-          </w:pPr>
-          <w:hyperlink w:anchor="_Toc224136279" w:history="1">
-            <w:r>
-              <w:rPr>
-                <w:rStyle w:val="ad"/>
-                <w:noProof/>
-              </w:rPr>
-              <w:t>5.2 Safety Requirements</w:t>
-            </w:r>
-            <w:r>
-              <w:rPr>
-                <w:noProof/>
-                <w:webHidden/>
-              </w:rPr>
-              <w:tab/>
-            </w:r>
-            <w:r>
-              <w:rPr>
-                <w:noProof/>
-                <w:webHidden/>
-              </w:rPr>
-              <w:fldChar w:fldCharType="begin"/>
-            </w:r>
-            <w:r>
-              <w:rPr>
-                <w:noProof/>
-                <w:webHidden/>
-              </w:rPr>
-              <w:instrText xml:space="preserve"> PAGEREF _Toc224136279 \h </w:instrText>
-            </w:r>
-            <w:r>
-              <w:rPr>
-                <w:noProof/>
-                <w:webHidden/>
-              </w:rPr>
-            </w:r>
-            <w:r>
-              <w:rPr>
-                <w:noProof/>
-                <w:webHidden/>
-              </w:rPr>
-              <w:fldChar w:fldCharType="separate"/>
-            </w:r>
-            <w:r>
-              <w:rPr>
-                <w:noProof/>
-                <w:webHidden/>
-              </w:rPr>
-              <w:t>10</w:t>
-            </w:r>
-            <w:r>
-              <w:rPr>
-                <w:noProof/>
-                <w:webHidden/>
-              </w:rPr>
-              <w:fldChar w:fldCharType="end"/>
-            </w:r>
-          </w:hyperlink>
-        </w:p>
-        <w:p>
-          <w:pPr>
-            <w:pStyle w:val="31"/>
-            <w:tabs>
-              <w:tab w:val="right" w:leader="dot" w:pos="9345"/>
-            </w:tabs>
-            <w:rPr>
-              <w:rFonts w:asciiTheme="minorHAnsi" w:eastAsiaTheme="minorEastAsia" w:hAnsiTheme="minorHAnsi" w:cstheme="minorBidi"/>
-              <w:noProof/>
-              <w:kern w:val="2"/>
-              <w:sz w:val="24"/>
-              <w:szCs w:val="24"/>
-              <w14:ligatures w14:val="standardContextual"/>
-            </w:rPr>
-          </w:pPr>
-          <w:hyperlink w:anchor="_Toc224136280" w:history="1">
-            <w:r>
-              <w:rPr>
-                <w:rStyle w:val="ad"/>
-                <w:noProof/>
-              </w:rPr>
-              <w:t>5.3 Security Requirements</w:t>
-            </w:r>
-            <w:r>
-              <w:rPr>
-                <w:noProof/>
-                <w:webHidden/>
-              </w:rPr>
-              <w:tab/>
-            </w:r>
-            <w:r>
-              <w:rPr>
-                <w:noProof/>
-                <w:webHidden/>
-              </w:rPr>
-              <w:fldChar w:fldCharType="begin"/>
-            </w:r>
-            <w:r>
-              <w:rPr>
-                <w:noProof/>
-                <w:webHidden/>
-              </w:rPr>
-              <w:instrText xml:space="preserve"> PAGEREF _Toc224136280 \h </w:instrText>
-            </w:r>
-            <w:r>
-              <w:rPr>
-                <w:noProof/>
-                <w:webHidden/>
-              </w:rPr>
-            </w:r>
-            <w:r>
-              <w:rPr>
-                <w:noProof/>
-                <w:webHidden/>
-              </w:rPr>
-              <w:fldChar w:fldCharType="separate"/>
-            </w:r>
-            <w:r>
-              <w:rPr>
-                <w:noProof/>
-                <w:webHidden/>
-              </w:rPr>
-              <w:t>10</w:t>
-            </w:r>
-            <w:r>
-              <w:rPr>
-                <w:noProof/>
-                <w:webHidden/>
-              </w:rPr>
-              <w:fldChar w:fldCharType="end"/>
-            </w:r>
-          </w:hyperlink>
-        </w:p>
-        <w:p>
-          <w:pPr>
-            <w:pStyle w:val="31"/>
-            <w:tabs>
-              <w:tab w:val="right" w:leader="dot" w:pos="9345"/>
-            </w:tabs>
-            <w:rPr>
-              <w:rFonts w:asciiTheme="minorHAnsi" w:eastAsiaTheme="minorEastAsia" w:hAnsiTheme="minorHAnsi" w:cstheme="minorBidi"/>
-              <w:noProof/>
-              <w:kern w:val="2"/>
-              <w:sz w:val="24"/>
-              <w:szCs w:val="24"/>
-              <w14:ligatures w14:val="standardContextual"/>
-            </w:rPr>
-          </w:pPr>
-          <w:hyperlink w:anchor="_Toc224136281" w:history="1">
-            <w:r>
-              <w:rPr>
-                <w:rStyle w:val="ad"/>
-                <w:noProof/>
-              </w:rPr>
-              <w:t>5.4 Software Quality Attributes</w:t>
-            </w:r>
-            <w:r>
-              <w:rPr>
-                <w:noProof/>
-                <w:webHidden/>
-              </w:rPr>
-              <w:tab/>
-            </w:r>
-            <w:r>
-              <w:rPr>
-                <w:noProof/>
-                <w:webHidden/>
-              </w:rPr>
-              <w:fldChar w:fldCharType="begin"/>
-            </w:r>
-            <w:r>
-              <w:rPr>
-                <w:noProof/>
-                <w:webHidden/>
-              </w:rPr>
-              <w:instrText xml:space="preserve"> PAGEREF _Toc224136281 \h </w:instrText>
-            </w:r>
-            <w:r>
-              <w:rPr>
-                <w:noProof/>
-                <w:webHidden/>
-              </w:rPr>
-            </w:r>
-            <w:r>
-              <w:rPr>
-                <w:noProof/>
-                <w:webHidden/>
-              </w:rPr>
-              <w:fldChar w:fldCharType="separate"/>
-            </w:r>
-            <w:r>
-              <w:rPr>
-                <w:noProof/>
-                <w:webHidden/>
-              </w:rPr>
-              <w:t>10</w:t>
-            </w:r>
-            <w:r>
-              <w:rPr>
-                <w:noProof/>
-                <w:webHidden/>
-              </w:rPr>
-              <w:fldChar w:fldCharType="end"/>
-            </w:r>
-          </w:hyperlink>
-        </w:p>
-        <w:p>
-          <w:pPr>
-            <w:pStyle w:val="31"/>
-            <w:tabs>
-              <w:tab w:val="right" w:leader="dot" w:pos="9345"/>
-            </w:tabs>
-            <w:rPr>
-              <w:rFonts w:asciiTheme="minorHAnsi" w:eastAsiaTheme="minorEastAsia" w:hAnsiTheme="minorHAnsi" w:cstheme="minorBidi"/>
-              <w:noProof/>
-              <w:kern w:val="2"/>
-              <w:sz w:val="24"/>
-              <w:szCs w:val="24"/>
-              <w14:ligatures w14:val="standardContextual"/>
-            </w:rPr>
-          </w:pPr>
-          <w:hyperlink w:anchor="_Toc224136282" w:history="1">
-            <w:r>
-              <w:rPr>
-                <w:rStyle w:val="ad"/>
-                <w:noProof/>
-              </w:rPr>
-              <w:t>5.5 Business Rules</w:t>
-            </w:r>
-            <w:r>
-              <w:rPr>
-                <w:noProof/>
-                <w:webHidden/>
-              </w:rPr>
-              <w:tab/>
-            </w:r>
-            <w:r>
-              <w:rPr>
-                <w:noProof/>
-                <w:webHidden/>
-              </w:rPr>
-              <w:fldChar w:fldCharType="begin"/>
-            </w:r>
-            <w:r>
-              <w:rPr>
-                <w:noProof/>
-                <w:webHidden/>
-              </w:rPr>
-              <w:instrText xml:space="preserve"> PAGEREF _Toc224136282 \h </w:instrText>
-            </w:r>
-            <w:r>
-              <w:rPr>
-                <w:noProof/>
-                <w:webHidden/>
-              </w:rPr>
-            </w:r>
-            <w:r>
-              <w:rPr>
-                <w:noProof/>
-                <w:webHidden/>
-              </w:rPr>
-              <w:fldChar w:fldCharType="separate"/>
-            </w:r>
-            <w:r>
-              <w:rPr>
-                <w:noProof/>
-                <w:webHidden/>
-              </w:rPr>
-              <w:t>10</w:t>
-            </w:r>
-            <w:r>
-              <w:rPr>
-                <w:noProof/>
-                <w:webHidden/>
-              </w:rPr>
-              <w:fldChar w:fldCharType="end"/>
-            </w:r>
-          </w:hyperlink>
-        </w:p>
-        <w:p>
-          <w:pPr>
-            <w:pStyle w:val="23"/>
-            <w:tabs>
-              <w:tab w:val="right" w:leader="dot" w:pos="9345"/>
-            </w:tabs>
-            <w:rPr>
-              <w:rFonts w:asciiTheme="minorHAnsi" w:eastAsiaTheme="minorEastAsia" w:hAnsiTheme="minorHAnsi" w:cstheme="minorBidi"/>
-              <w:b w:val="0"/>
-              <w:bCs w:val="0"/>
-              <w:noProof/>
-              <w:kern w:val="2"/>
-              <w14:ligatures w14:val="standardContextual"/>
-            </w:rPr>
-          </w:pPr>
-          <w:hyperlink w:anchor="_Toc224136283" w:history="1">
-            <w:r>
-              <w:rPr>
-                <w:rStyle w:val="ad"/>
-                <w:noProof/>
-              </w:rPr>
-              <w:t xml:space="preserve">6. </w:t>
-            </w:r>
-            <w:r>
-              <w:rPr>
-                <w:rStyle w:val="ad"/>
-                <w:noProof/>
-                <w:lang w:val="en-US"/>
-              </w:rPr>
-              <w:t>Requirements</w:t>
-            </w:r>
-            <w:r>
-              <w:rPr>
-                <w:rStyle w:val="ad"/>
-                <w:noProof/>
-              </w:rPr>
-              <w:t xml:space="preserve"> </w:t>
-            </w:r>
-            <w:r>
-              <w:rPr>
-                <w:rStyle w:val="ad"/>
-                <w:noProof/>
-                <w:lang w:val="en-US"/>
-              </w:rPr>
-              <w:t>Attributes</w:t>
-            </w:r>
-            <w:r>
-              <w:rPr>
-                <w:noProof/>
-                <w:webHidden/>
-              </w:rPr>
-              <w:tab/>
-            </w:r>
-            <w:r>
-              <w:rPr>
-                <w:noProof/>
-                <w:webHidden/>
-              </w:rPr>
-              <w:fldChar w:fldCharType="begin"/>
-            </w:r>
-            <w:r>
-              <w:rPr>
-                <w:noProof/>
-                <w:webHidden/>
-              </w:rPr>
-              <w:instrText xml:space="preserve"> PAGEREF _Toc224136283 \h </w:instrText>
-            </w:r>
-            <w:r>
-              <w:rPr>
-                <w:noProof/>
-                <w:webHidden/>
-              </w:rPr>
-            </w:r>
-            <w:r>
-              <w:rPr>
-                <w:noProof/>
-                <w:webHidden/>
-              </w:rPr>
-              <w:fldChar w:fldCharType="separate"/>
-            </w:r>
-            <w:r>
-              <w:rPr>
-                <w:noProof/>
-                <w:webHidden/>
-              </w:rPr>
-              <w:t>10</w:t>
-            </w:r>
-            <w:r>
-              <w:rPr>
-                <w:noProof/>
-                <w:webHidden/>
-              </w:rPr>
-              <w:fldChar w:fldCharType="end"/>
-            </w:r>
-          </w:hyperlink>
-        </w:p>
-        <w:p>
-          <w:pPr>
-            <w:pStyle w:val="31"/>
-            <w:tabs>
-              <w:tab w:val="right" w:leader="dot" w:pos="9345"/>
-            </w:tabs>
-            <w:rPr>
-              <w:rFonts w:asciiTheme="minorHAnsi" w:eastAsiaTheme="minorEastAsia" w:hAnsiTheme="minorHAnsi" w:cstheme="minorBidi"/>
-              <w:noProof/>
-              <w:kern w:val="2"/>
-              <w:sz w:val="24"/>
-              <w:szCs w:val="24"/>
-              <w14:ligatures w14:val="standardContextual"/>
-            </w:rPr>
-          </w:pPr>
-          <w:hyperlink w:anchor="_Toc224136284" w:history="1">
-            <w:r>
-              <w:rPr>
-                <w:rStyle w:val="ad"/>
-                <w:noProof/>
-              </w:rPr>
-              <w:t>Функциональные требования</w:t>
-            </w:r>
-            <w:r>
-              <w:rPr>
-                <w:noProof/>
-                <w:webHidden/>
-              </w:rPr>
-              <w:tab/>
-            </w:r>
-            <w:r>
-              <w:rPr>
-                <w:noProof/>
-                <w:webHidden/>
-              </w:rPr>
-              <w:fldChar w:fldCharType="begin"/>
-            </w:r>
-            <w:r>
-              <w:rPr>
-                <w:noProof/>
-                <w:webHidden/>
-              </w:rPr>
-              <w:instrText xml:space="preserve"> PAGEREF _Toc224136284 \h </w:instrText>
-            </w:r>
-            <w:r>
-              <w:rPr>
-                <w:noProof/>
-                <w:webHidden/>
-              </w:rPr>
-            </w:r>
-            <w:r>
-              <w:rPr>
-                <w:noProof/>
-                <w:webHidden/>
-              </w:rPr>
-              <w:fldChar w:fldCharType="separate"/>
-            </w:r>
-            <w:r>
-              <w:rPr>
-                <w:noProof/>
-                <w:webHidden/>
-              </w:rPr>
-              <w:t>10</w:t>
-            </w:r>
-            <w:r>
-              <w:rPr>
-                <w:noProof/>
-                <w:webHidden/>
-              </w:rPr>
-              <w:fldChar w:fldCharType="end"/>
-            </w:r>
-          </w:hyperlink>
-        </w:p>
-        <w:p>
-          <w:pPr>
-            <w:pStyle w:val="31"/>
-            <w:tabs>
-              <w:tab w:val="right" w:leader="dot" w:pos="9345"/>
-            </w:tabs>
-            <w:rPr>
-              <w:rFonts w:asciiTheme="minorHAnsi" w:eastAsiaTheme="minorEastAsia" w:hAnsiTheme="minorHAnsi" w:cstheme="minorBidi"/>
-              <w:noProof/>
-              <w:kern w:val="2"/>
-              <w:sz w:val="24"/>
-              <w:szCs w:val="24"/>
-              <w14:ligatures w14:val="standardContextual"/>
-            </w:rPr>
-          </w:pPr>
-          <w:hyperlink w:anchor="_Toc224136285" w:history="1">
-            <w:r>
-              <w:rPr>
-                <w:rStyle w:val="ad"/>
-                <w:noProof/>
-              </w:rPr>
-              <w:t>Нефункциональные требования</w:t>
-            </w:r>
-            <w:r>
-              <w:rPr>
-                <w:noProof/>
-                <w:webHidden/>
-              </w:rPr>
-              <w:tab/>
-            </w:r>
-            <w:r>
-              <w:rPr>
-                <w:noProof/>
-                <w:webHidden/>
-              </w:rPr>
-              <w:fldChar w:fldCharType="begin"/>
-            </w:r>
-            <w:r>
-              <w:rPr>
-                <w:noProof/>
-                <w:webHidden/>
-              </w:rPr>
-              <w:instrText xml:space="preserve"> PAGEREF _Toc224136285 \h </w:instrText>
-            </w:r>
-            <w:r>
-              <w:rPr>
-                <w:noProof/>
-                <w:webHidden/>
-              </w:rPr>
-            </w:r>
-            <w:r>
-              <w:rPr>
-                <w:noProof/>
-                <w:webHidden/>
-              </w:rPr>
-              <w:fldChar w:fldCharType="separate"/>
-            </w:r>
-            <w:r>
-              <w:rPr>
-                <w:noProof/>
-                <w:webHidden/>
-              </w:rPr>
-              <w:t>11</w:t>
-            </w:r>
-            <w:r>
-              <w:rPr>
-                <w:noProof/>
-                <w:webHidden/>
-              </w:rPr>
-              <w:fldChar w:fldCharType="end"/>
-            </w:r>
-          </w:hyperlink>
-        </w:p>
-        <w:p>
-          <w:pPr>
-            <w:pStyle w:val="23"/>
-            <w:tabs>
-              <w:tab w:val="right" w:leader="dot" w:pos="9345"/>
-            </w:tabs>
-            <w:rPr>
-              <w:rFonts w:asciiTheme="minorHAnsi" w:eastAsiaTheme="minorEastAsia" w:hAnsiTheme="minorHAnsi" w:cstheme="minorBidi"/>
-              <w:b w:val="0"/>
-              <w:bCs w:val="0"/>
-              <w:noProof/>
-              <w:kern w:val="2"/>
-              <w14:ligatures w14:val="standardContextual"/>
-            </w:rPr>
-          </w:pPr>
-          <w:hyperlink w:anchor="_Toc224136286" w:history="1">
-            <w:r>
-              <w:rPr>
-                <w:rStyle w:val="ad"/>
-                <w:noProof/>
-                <w:lang w:val="en-US"/>
-              </w:rPr>
-              <w:t>7. Other Requirements</w:t>
-            </w:r>
-            <w:r>
-              <w:rPr>
-                <w:noProof/>
-                <w:webHidden/>
-              </w:rPr>
-              <w:tab/>
-            </w:r>
-            <w:r>
-              <w:rPr>
-                <w:noProof/>
-                <w:webHidden/>
-              </w:rPr>
-              <w:fldChar w:fldCharType="begin"/>
-            </w:r>
-            <w:r>
-              <w:rPr>
-                <w:noProof/>
-                <w:webHidden/>
-              </w:rPr>
-              <w:instrText xml:space="preserve"> PAGEREF _Toc224136286 \h </w:instrText>
-            </w:r>
-            <w:r>
-              <w:rPr>
-                <w:noProof/>
-                <w:webHidden/>
-              </w:rPr>
-            </w:r>
-            <w:r>
-              <w:rPr>
-                <w:noProof/>
-                <w:webHidden/>
-              </w:rPr>
-              <w:fldChar w:fldCharType="separate"/>
-            </w:r>
-            <w:r>
-              <w:rPr>
-                <w:noProof/>
-                <w:webHidden/>
-              </w:rPr>
-              <w:t>12</w:t>
-            </w:r>
-            <w:r>
-              <w:rPr>
-                <w:noProof/>
-                <w:webHidden/>
-              </w:rPr>
-              <w:fldChar w:fldCharType="end"/>
-            </w:r>
-          </w:hyperlink>
-        </w:p>
-        <w:p>
-          <w:pPr>
-            <w:pStyle w:val="31"/>
-            <w:tabs>
-              <w:tab w:val="right" w:leader="dot" w:pos="9345"/>
-            </w:tabs>
-            <w:rPr>
-              <w:rFonts w:asciiTheme="minorHAnsi" w:eastAsiaTheme="minorEastAsia" w:hAnsiTheme="minorHAnsi" w:cstheme="minorBidi"/>
-              <w:noProof/>
-              <w:kern w:val="2"/>
-              <w:sz w:val="24"/>
-              <w:szCs w:val="24"/>
-              <w14:ligatures w14:val="standardContextual"/>
-            </w:rPr>
-          </w:pPr>
-          <w:hyperlink w:anchor="_Toc224136287" w:history="1">
-            <w:r>
-              <w:rPr>
-                <w:rStyle w:val="ad"/>
-                <w:noProof/>
-                <w:lang w:val="en-US"/>
-              </w:rPr>
-              <w:t>Appendix A: Glossary</w:t>
-            </w:r>
-            <w:r>
-              <w:rPr>
-                <w:noProof/>
-                <w:webHidden/>
-              </w:rPr>
-              <w:tab/>
-            </w:r>
-            <w:r>
-              <w:rPr>
-                <w:noProof/>
-                <w:webHidden/>
-              </w:rPr>
-              <w:fldChar w:fldCharType="begin"/>
-            </w:r>
-            <w:r>
-              <w:rPr>
-                <w:noProof/>
-                <w:webHidden/>
-              </w:rPr>
-              <w:instrText xml:space="preserve"> PAGEREF _Toc224136287 \h </w:instrText>
-            </w:r>
-            <w:r>
-              <w:rPr>
-                <w:noProof/>
-                <w:webHidden/>
-              </w:rPr>
-            </w:r>
-            <w:r>
-              <w:rPr>
-                <w:noProof/>
-                <w:webHidden/>
-              </w:rPr>
-              <w:fldChar w:fldCharType="separate"/>
-            </w:r>
-            <w:r>
-              <w:rPr>
-                <w:noProof/>
-                <w:webHidden/>
-              </w:rPr>
-              <w:t>12</w:t>
-            </w:r>
-            <w:r>
-              <w:rPr>
-                <w:noProof/>
-                <w:webHidden/>
-              </w:rPr>
-              <w:fldChar w:fldCharType="end"/>
-            </w:r>
-          </w:hyperlink>
-        </w:p>
-        <w:p>
-          <w:pPr>
-            <w:pStyle w:val="31"/>
-            <w:tabs>
-              <w:tab w:val="right" w:leader="dot" w:pos="9345"/>
-            </w:tabs>
-            <w:rPr>
-              <w:rFonts w:asciiTheme="minorHAnsi" w:eastAsiaTheme="minorEastAsia" w:hAnsiTheme="minorHAnsi" w:cstheme="minorBidi"/>
-              <w:noProof/>
-              <w:kern w:val="2"/>
-              <w:sz w:val="24"/>
-              <w:szCs w:val="24"/>
-              <w14:ligatures w14:val="standardContextual"/>
-            </w:rPr>
-          </w:pPr>
-          <w:hyperlink w:anchor="_Toc224136288" w:history="1">
-            <w:r>
-              <w:rPr>
-                <w:rStyle w:val="ad"/>
-                <w:noProof/>
-                <w:lang w:val="en-US"/>
-              </w:rPr>
-              <w:t>Appendix</w:t>
-            </w:r>
-            <w:r>
-              <w:rPr>
-                <w:rStyle w:val="ad"/>
-                <w:noProof/>
-              </w:rPr>
-              <w:t xml:space="preserve"> </w:t>
-            </w:r>
-            <w:r>
-              <w:rPr>
-                <w:rStyle w:val="ad"/>
-                <w:noProof/>
-                <w:lang w:val="en-US"/>
-              </w:rPr>
-              <w:t>B</w:t>
-            </w:r>
-            <w:r>
-              <w:rPr>
-                <w:rStyle w:val="ad"/>
-                <w:noProof/>
-              </w:rPr>
-              <w:t xml:space="preserve">: </w:t>
-            </w:r>
-            <w:r>
-              <w:rPr>
-                <w:rStyle w:val="ad"/>
-                <w:noProof/>
-                <w:lang w:val="en-US"/>
-              </w:rPr>
-              <w:t>Analysis</w:t>
-            </w:r>
-            <w:r>
-              <w:rPr>
-                <w:rStyle w:val="ad"/>
-                <w:noProof/>
-              </w:rPr>
-              <w:t xml:space="preserve"> </w:t>
-            </w:r>
-            <w:r>
-              <w:rPr>
-                <w:rStyle w:val="ad"/>
-                <w:noProof/>
-                <w:lang w:val="en-US"/>
-              </w:rPr>
-              <w:t>Models</w:t>
-            </w:r>
-            <w:r>
-              <w:rPr>
-                <w:noProof/>
-                <w:webHidden/>
-              </w:rPr>
-              <w:tab/>
-            </w:r>
-            <w:r>
-              <w:rPr>
-                <w:noProof/>
-                <w:webHidden/>
-              </w:rPr>
-              <w:fldChar w:fldCharType="begin"/>
-            </w:r>
-            <w:r>
-              <w:rPr>
-                <w:noProof/>
-                <w:webHidden/>
-              </w:rPr>
-              <w:instrText xml:space="preserve"> PAGEREF _Toc224136288 \h </w:instrText>
+              <w:instrText xml:space="preserve"> PAGEREF _Toc224596158 \h </w:instrText>
             </w:r>
             <w:r>
               <w:rPr>
@@ -4302,7 +3649,7 @@
               <w14:ligatures w14:val="standardContextual"/>
             </w:rPr>
           </w:pPr>
-          <w:hyperlink w:anchor="_Toc224136289" w:history="1">
+          <w:hyperlink w:anchor="_Toc224596159" w:history="1">
             <w:r>
               <w:rPr>
                 <w:rStyle w:val="ad"/>
@@ -4329,7 +3676,7 @@
                 <w:noProof/>
                 <w:webHidden/>
               </w:rPr>
-              <w:instrText xml:space="preserve"> PAGEREF _Toc224136289 \h </w:instrText>
+              <w:instrText xml:space="preserve"> PAGEREF _Toc224596159 \h </w:instrText>
             </w:r>
             <w:r>
               <w:rPr>
@@ -4349,7 +3696,7 @@
                 <w:noProof/>
                 <w:webHidden/>
               </w:rPr>
-              <w:t>22</w:t>
+              <w:t>20</w:t>
             </w:r>
             <w:r>
               <w:rPr>
@@ -4377,9 +3724,58 @@
         <w:pStyle w:val="1"/>
         <w:rPr>
           <w:rFonts w:ascii="Times New Roman" w:hAnsi="Times New Roman" w:cs="Times New Roman"/>
-        </w:rPr>
-      </w:pPr>
-      <w:bookmarkStart w:id="0" w:name="_Toc224136245"/>
+          <w:lang w:val="en-US"/>
+        </w:rPr>
+      </w:pPr>
+    </w:p>
+    <w:p>
+      <w:pPr>
+        <w:rPr>
+          <w:lang w:val="en-US"/>
+        </w:rPr>
+      </w:pPr>
+    </w:p>
+    <w:p>
+      <w:pPr>
+        <w:rPr>
+          <w:lang w:val="en-US"/>
+        </w:rPr>
+      </w:pPr>
+    </w:p>
+    <w:p>
+      <w:pPr>
+        <w:rPr>
+          <w:lang w:val="en-US"/>
+        </w:rPr>
+      </w:pPr>
+    </w:p>
+    <w:p>
+      <w:pPr>
+        <w:rPr>
+          <w:lang w:val="en-US"/>
+        </w:rPr>
+      </w:pPr>
+    </w:p>
+    <w:p>
+      <w:pPr>
+        <w:rPr>
+          <w:lang w:val="en-US"/>
+        </w:rPr>
+      </w:pPr>
+    </w:p>
+    <w:p>
+      <w:pPr>
+        <w:rPr>
+          <w:lang w:val="en-US"/>
+        </w:rPr>
+      </w:pPr>
+    </w:p>
+    <w:p>
+      <w:pPr>
+        <w:rPr>
+          <w:lang w:val="en-US"/>
+        </w:rPr>
+      </w:pPr>
     </w:p>
     <w:p>
       <w:pPr>
@@ -4388,10 +3784,12 @@
           <w:rFonts w:ascii="Times New Roman" w:hAnsi="Times New Roman" w:cs="Times New Roman"/>
         </w:rPr>
       </w:pPr>
+      <w:bookmarkStart w:id="0" w:name="_Toc224596124"/>
       <w:r>
         <w:rPr>
           <w:rFonts w:ascii="Times New Roman" w:hAnsi="Times New Roman" w:cs="Times New Roman"/>
         </w:rPr>
+        <w:lastRenderedPageBreak/>
         <w:t>Задание</w:t>
       </w:r>
       <w:bookmarkEnd w:id="0"/>
@@ -4678,7 +4076,7 @@
         </w:rPr>
         <w:br w:type="page"/>
       </w:r>
-      <w:bookmarkStart w:id="1" w:name="_Toc224136246"/>
+      <w:bookmarkStart w:id="1" w:name="_Toc224596125"/>
       <w:r>
         <w:rPr>
           <w:rFonts w:ascii="Times New Roman" w:eastAsia="Times New Roman" w:hAnsi="Times New Roman" w:cs="Times New Roman"/>
@@ -4724,7 +4122,7 @@
           <w:szCs w:val="36"/>
         </w:rPr>
       </w:pPr>
-      <w:bookmarkStart w:id="2" w:name="_Toc224136247"/>
+      <w:bookmarkStart w:id="2" w:name="_Toc224596126"/>
       <w:r>
         <w:rPr>
           <w:rFonts w:ascii="Times New Roman" w:eastAsia="Times New Roman" w:hAnsi="Times New Roman" w:cs="Times New Roman"/>
@@ -4753,7 +4151,7 @@
           <w:szCs w:val="32"/>
         </w:rPr>
       </w:pPr>
-      <w:bookmarkStart w:id="3" w:name="_Toc224136248"/>
+      <w:bookmarkStart w:id="3" w:name="_Toc224596127"/>
       <w:r>
         <w:rPr>
           <w:rFonts w:eastAsia="Times New Roman" w:cs="Times New Roman"/>
@@ -4800,14 +4198,12 @@
       <w:r>
         <w:t xml:space="preserve">а </w:t>
       </w:r>
-      <w:proofErr w:type="spellStart"/>
       <w:r>
         <w:rPr>
           <w:lang w:val="en-US"/>
         </w:rPr>
         <w:t>Rutube</w:t>
       </w:r>
-      <w:proofErr w:type="spellEnd"/>
       <w:r>
         <w:t xml:space="preserve">, </w:t>
       </w:r>
@@ -4833,7 +4229,7 @@
           <w:szCs w:val="32"/>
         </w:rPr>
       </w:pPr>
-      <w:bookmarkStart w:id="4" w:name="_Toc224136249"/>
+      <w:bookmarkStart w:id="4" w:name="_Toc224596128"/>
       <w:r>
         <w:rPr>
           <w:rFonts w:eastAsia="Times New Roman" w:cs="Times New Roman"/>
@@ -4923,7 +4319,13 @@
     </w:p>
     <w:p>
       <w:r>
-        <w:t>Где X и Y — цифры, соответствующие нумерации требований</w:t>
+        <w:t xml:space="preserve">Где X и Y </w:t>
+      </w:r>
+      <w:r>
+        <w:t xml:space="preserve">– </w:t>
+      </w:r>
+      <w:r>
+        <w:t>цифры, соответствующие нумерации требований</w:t>
       </w:r>
     </w:p>
     <w:p/>
@@ -4932,7 +4334,6 @@
         <w:rPr>
           <w:b/>
           <w:bCs/>
-          <w:lang w:val="en-US"/>
         </w:rPr>
       </w:pPr>
       <w:r>
@@ -5000,7 +4401,13 @@
       </w:r>
       <w:proofErr w:type="spellEnd"/>
       <w:r>
-        <w:t>) — фундаментальные для системы требования.</w:t>
+        <w:t xml:space="preserve">) </w:t>
+      </w:r>
+      <w:r>
+        <w:t>–</w:t>
+      </w:r>
+      <w:r>
+        <w:t xml:space="preserve"> фундаментальные для системы требования.</w:t>
       </w:r>
     </w:p>
     <w:p>
@@ -5025,7 +4432,13 @@
       </w:r>
       <w:proofErr w:type="spellEnd"/>
       <w:r>
-        <w:t xml:space="preserve"> — важные.</w:t>
+        <w:t xml:space="preserve"> </w:t>
+      </w:r>
+      <w:r>
+        <w:t xml:space="preserve">– </w:t>
+      </w:r>
+      <w:r>
+        <w:t>важные.</w:t>
       </w:r>
     </w:p>
     <w:p>
@@ -5050,7 +4463,13 @@
       </w:r>
       <w:proofErr w:type="spellEnd"/>
       <w:r>
-        <w:t xml:space="preserve"> — потенциально возможные, улучшающие, к примеру, пользовательское отношение.</w:t>
+        <w:t xml:space="preserve"> </w:t>
+      </w:r>
+      <w:r>
+        <w:t xml:space="preserve">– </w:t>
+      </w:r>
+      <w:r>
+        <w:t>потенциально возможные, улучшающие, к примеру, пользовательское отношение.</w:t>
       </w:r>
     </w:p>
     <w:p>
@@ -5113,7 +4532,10 @@
         <w:t xml:space="preserve"> </w:t>
       </w:r>
       <w:r>
-        <w:t>— могут быть реализованы в следующих версиях системы.</w:t>
+        <w:t xml:space="preserve">– </w:t>
+      </w:r>
+      <w:r>
+        <w:t>могут быть реализованы в следующих версиях системы.</w:t>
       </w:r>
     </w:p>
     <w:p/>
@@ -5123,7 +4545,6 @@
           <w:b/>
           <w:bCs/>
           <w:color w:val="000000"/>
-          <w:lang w:val="en-US"/>
         </w:rPr>
       </w:pPr>
       <w:r>
@@ -5234,10 +4655,7 @@
         </w:numPr>
       </w:pPr>
       <w:r>
-        <w:t>&lt;4 ч </w:t>
-      </w:r>
-      <w:r>
-        <w:t xml:space="preserve">– </w:t>
+        <w:t xml:space="preserve">&lt;4 ч – </w:t>
       </w:r>
       <w:r>
         <w:t>очень малая трудоемкость</w:t>
@@ -5246,28 +4664,7 @@
         <w:t>:</w:t>
       </w:r>
       <w:r>
-        <w:t xml:space="preserve"> небольшое</w:t>
-      </w:r>
-      <w:r>
-        <w:t xml:space="preserve"> измен</w:t>
-      </w:r>
-      <w:r>
-        <w:t xml:space="preserve">ение </w:t>
-      </w:r>
-      <w:r>
-        <w:t xml:space="preserve">уже </w:t>
-      </w:r>
-      <w:r>
-        <w:t>реализованного</w:t>
-      </w:r>
-      <w:r>
-        <w:t xml:space="preserve"> компонент</w:t>
-      </w:r>
-      <w:r>
-        <w:t>а</w:t>
-      </w:r>
-      <w:r>
-        <w:t xml:space="preserve"> системы</w:t>
+        <w:t xml:space="preserve"> небольшое изменение уже реализованного компонента системы</w:t>
       </w:r>
     </w:p>
     <w:p>
@@ -5319,13 +4716,7 @@
         <w:t xml:space="preserve">: </w:t>
       </w:r>
       <w:r>
-        <w:t>реализация нового функционального компонент</w:t>
-      </w:r>
-      <w:r>
-        <w:t>а</w:t>
-      </w:r>
-      <w:r>
-        <w:t xml:space="preserve">, который взаимодействует </w:t>
+        <w:t xml:space="preserve">реализация нового функционального компонента, который взаимодействует </w:t>
       </w:r>
       <w:r>
         <w:rPr>
@@ -5340,10 +4731,7 @@
         <w:t>несколькими подсистемами</w:t>
       </w:r>
       <w:r>
-        <w:t xml:space="preserve"> </w:t>
-      </w:r>
-      <w:r>
-        <w:t>или требует интеграции с внешними сервисами</w:t>
+        <w:t xml:space="preserve"> или требует интеграции с внешними сервисами</w:t>
       </w:r>
     </w:p>
     <w:p>
@@ -5354,22 +4742,13 @@
         </w:numPr>
       </w:pPr>
       <w:r>
-        <w:t>40+ ч</w:t>
-      </w:r>
-      <w:r>
-        <w:t xml:space="preserve"> –</w:t>
-      </w:r>
-      <w:r>
-        <w:t xml:space="preserve"> высокая трудоёмкость</w:t>
+        <w:t>40+ ч – высокая трудоёмкость</w:t>
       </w:r>
       <w:r>
         <w:t xml:space="preserve">: </w:t>
       </w:r>
       <w:r>
-        <w:t>реализация функционального компонента</w:t>
-      </w:r>
-      <w:r>
-        <w:t>, фундаментального для этой системы</w:t>
+        <w:t>реализация функционального компонента, фундаментального для этой системы</w:t>
       </w:r>
       <w:r>
         <w:t xml:space="preserve"> или подсистемы</w:t>
@@ -5378,6 +4757,7 @@
         <w:t xml:space="preserve"> (взаимодействует со всеми или почти всеми подсистемами) </w:t>
       </w:r>
     </w:p>
+    <w:p/>
     <w:p>
       <w:r>
         <w:t>Каждый прецедент использования (</w:t>
@@ -5488,6 +4868,7 @@
     </w:p>
     <w:p>
       <w:r>
+        <w:lastRenderedPageBreak/>
         <w:t xml:space="preserve">В данном пункте будет использоваться 3 вида </w:t>
       </w:r>
       <w:r>
@@ -5512,7 +4893,6 @@
     </w:p>
     <w:p>
       <w:r>
-        <w:lastRenderedPageBreak/>
         <w:t>Неавторизованный пользователь – пользователь не вошедший в систему</w:t>
       </w:r>
     </w:p>
@@ -5689,7 +5069,7 @@
           <w:lang w:val="en-US"/>
         </w:rPr>
       </w:pPr>
-      <w:bookmarkStart w:id="5" w:name="_Toc224136250"/>
+      <w:bookmarkStart w:id="5" w:name="_Toc224596129"/>
       <w:r>
         <w:rPr>
           <w:rFonts w:eastAsia="Times New Roman" w:cs="Times New Roman"/>
@@ -5831,7 +5211,7 @@
           <w:szCs w:val="32"/>
         </w:rPr>
       </w:pPr>
-      <w:bookmarkStart w:id="6" w:name="_Toc224136251"/>
+      <w:bookmarkStart w:id="6" w:name="_Toc224596130"/>
       <w:r>
         <w:rPr>
           <w:rFonts w:eastAsia="Times New Roman" w:cs="Times New Roman"/>
@@ -5882,7 +5262,7 @@
           <w:szCs w:val="32"/>
         </w:rPr>
       </w:pPr>
-      <w:bookmarkStart w:id="7" w:name="_Toc224136252"/>
+      <w:bookmarkStart w:id="7" w:name="_Toc224596131"/>
       <w:r>
         <w:rPr>
           <w:rFonts w:eastAsia="Times New Roman" w:cs="Times New Roman"/>
@@ -5930,7 +5310,7 @@
           <w:szCs w:val="36"/>
         </w:rPr>
       </w:pPr>
-      <w:bookmarkStart w:id="8" w:name="_Toc224136253"/>
+      <w:bookmarkStart w:id="8" w:name="_Toc224596132"/>
       <w:r>
         <w:rPr>
           <w:rFonts w:ascii="Times New Roman" w:eastAsia="Times New Roman" w:hAnsi="Times New Roman" w:cs="Times New Roman"/>
@@ -5966,8 +5346,16 @@
         <w:t>Description</w:t>
       </w:r>
       <w:bookmarkEnd w:id="8"/>
-    </w:p>
-    <w:p/>
+      <w:r>
+        <w:rPr>
+          <w:rFonts w:ascii="Times New Roman" w:eastAsia="Times New Roman" w:hAnsi="Times New Roman" w:cs="Times New Roman"/>
+          <w:sz w:val="36"/>
+          <w:szCs w:val="36"/>
+          <w:lang w:val="en-US"/>
+        </w:rPr>
+        <w:br/>
+      </w:r>
+    </w:p>
     <w:p>
       <w:pPr>
         <w:pStyle w:val="3"/>
@@ -5977,7 +5365,7 @@
           <w:szCs w:val="32"/>
         </w:rPr>
       </w:pPr>
-      <w:bookmarkStart w:id="9" w:name="_Toc224136254"/>
+      <w:bookmarkStart w:id="9" w:name="_Toc224596133"/>
       <w:r>
         <w:rPr>
           <w:rFonts w:eastAsia="Times New Roman" w:cs="Times New Roman"/>
@@ -6037,7 +5425,7 @@
           <w:szCs w:val="32"/>
         </w:rPr>
       </w:pPr>
-      <w:bookmarkStart w:id="10" w:name="_Toc224136255"/>
+      <w:bookmarkStart w:id="10" w:name="_Toc224596134"/>
       <w:r>
         <w:rPr>
           <w:rFonts w:eastAsia="Times New Roman" w:cs="Times New Roman"/>
@@ -6117,6 +5505,7 @@
         </w:numPr>
       </w:pPr>
       <w:r>
+        <w:lastRenderedPageBreak/>
         <w:t xml:space="preserve">Взаимодействие с видеороликами: оставление комментариев, выставление положительных и отрицательных оценок в виде </w:t>
       </w:r>
       <w:r>
@@ -6151,7 +5540,6 @@
         </w:numPr>
       </w:pPr>
       <w:r>
-        <w:lastRenderedPageBreak/>
         <w:t>Управление собственным каналом</w:t>
       </w:r>
     </w:p>
@@ -6185,7 +5573,7 @@
           <w:lang w:val="en-US"/>
         </w:rPr>
       </w:pPr>
-      <w:bookmarkStart w:id="11" w:name="_Toc224136256"/>
+      <w:bookmarkStart w:id="11" w:name="_Toc224596135"/>
       <w:r>
         <w:rPr>
           <w:rFonts w:eastAsia="Times New Roman" w:cs="Times New Roman"/>
@@ -6261,14 +5649,58 @@
       <w:bookmarkEnd w:id="11"/>
     </w:p>
     <w:p>
-      <w:r>
-        <w:t xml:space="preserve">В системе выделяются </w:t>
-      </w:r>
-      <w:r>
+      <w:pPr>
+        <w:rPr>
+          <w:lang w:val="en-US"/>
+        </w:rPr>
+      </w:pPr>
+      <w:r>
+        <w:t>В</w:t>
+      </w:r>
+      <w:r>
+        <w:rPr>
+          <w:lang w:val="en-US"/>
+        </w:rPr>
+        <w:t xml:space="preserve"> </w:t>
+      </w:r>
+      <w:r>
+        <w:t>системе</w:t>
+      </w:r>
+      <w:r>
+        <w:rPr>
+          <w:lang w:val="en-US"/>
+        </w:rPr>
+        <w:t xml:space="preserve"> </w:t>
+      </w:r>
+      <w:r>
+        <w:t>выделяются</w:t>
+      </w:r>
+      <w:r>
+        <w:rPr>
+          <w:lang w:val="en-US"/>
+        </w:rPr>
+        <w:t xml:space="preserve"> </w:t>
+      </w:r>
+      <w:r>
+        <w:rPr>
+          <w:lang w:val="en-US"/>
+        </w:rPr>
         <w:t>3</w:t>
       </w:r>
       <w:r>
-        <w:t xml:space="preserve"> класса:</w:t>
+        <w:rPr>
+          <w:lang w:val="en-US"/>
+        </w:rPr>
+        <w:t xml:space="preserve"> </w:t>
+      </w:r>
+      <w:r>
+        <w:t>класса</w:t>
+      </w:r>
+      <w:r>
+        <w:rPr>
+          <w:lang w:val="en-US"/>
+        </w:rPr>
+        <w:t>:</w:t>
       </w:r>
     </w:p>
     <w:p>
@@ -6460,7 +5892,7 @@
           <w:szCs w:val="32"/>
         </w:rPr>
       </w:pPr>
-      <w:bookmarkStart w:id="12" w:name="_Toc224136257"/>
+      <w:bookmarkStart w:id="12" w:name="_Toc224596136"/>
       <w:r>
         <w:rPr>
           <w:rFonts w:eastAsia="Times New Roman" w:cs="Times New Roman"/>
@@ -6531,7 +5963,7 @@
           <w:lang w:val="en-US"/>
         </w:rPr>
       </w:pPr>
-      <w:bookmarkStart w:id="13" w:name="_Toc224136258"/>
+      <w:bookmarkStart w:id="13" w:name="_Toc224596137"/>
       <w:r>
         <w:rPr>
           <w:rFonts w:eastAsia="Times New Roman" w:cs="Times New Roman"/>
@@ -6626,7 +6058,7 @@
           <w:lang w:val="en-US"/>
         </w:rPr>
       </w:pPr>
-      <w:bookmarkStart w:id="14" w:name="_Toc224136259"/>
+      <w:bookmarkStart w:id="14" w:name="_Toc224596138"/>
       <w:r>
         <w:rPr>
           <w:rFonts w:eastAsia="Times New Roman" w:cs="Times New Roman"/>
@@ -6642,14 +6074,12 @@
       <w:r>
         <w:t xml:space="preserve">Вся необходимая информация для начала работы с </w:t>
       </w:r>
-      <w:proofErr w:type="spellStart"/>
       <w:r>
         <w:rPr>
           <w:lang w:val="en-US"/>
         </w:rPr>
         <w:t>Rutube</w:t>
       </w:r>
-      <w:proofErr w:type="spellEnd"/>
       <w:r>
         <w:t xml:space="preserve"> - </w:t>
       </w:r>
@@ -6745,7 +6175,7 @@
           <w:szCs w:val="32"/>
         </w:rPr>
       </w:pPr>
-      <w:bookmarkStart w:id="15" w:name="_Toc224136260"/>
+      <w:bookmarkStart w:id="15" w:name="_Toc224596139"/>
       <w:r>
         <w:rPr>
           <w:rFonts w:eastAsia="Times New Roman" w:cs="Times New Roman"/>
@@ -6790,12 +6220,12 @@
     </w:p>
     <w:p>
       <w:r>
+        <w:lastRenderedPageBreak/>
         <w:t>Приложение должно поддерживать интеграцию со следующими внешними сервисами для аутентификации пользователей: Яндекс, ВКонтакте, Одноклассники.</w:t>
       </w:r>
     </w:p>
     <w:p>
       <w:r>
-        <w:lastRenderedPageBreak/>
         <w:t xml:space="preserve">Приложение должно содержать ссылки на следующие внешние сервисы для загрузки мобильной версии приложения: Google Play, </w:t>
       </w:r>
       <w:proofErr w:type="spellStart"/>
@@ -6834,14 +6264,38 @@
     <w:p>
       <w:pPr>
         <w:pStyle w:val="2"/>
+        <w:rPr>
+          <w:rFonts w:ascii="Times New Roman" w:eastAsia="Times New Roman" w:hAnsi="Times New Roman" w:cs="Times New Roman"/>
+          <w:sz w:val="36"/>
+          <w:szCs w:val="36"/>
+        </w:rPr>
+      </w:pPr>
+      <w:bookmarkStart w:id="16" w:name="_Toc224596140"/>
+      <w:r>
+        <w:rPr>
+          <w:rFonts w:ascii="Times New Roman" w:eastAsia="Times New Roman" w:hAnsi="Times New Roman" w:cs="Times New Roman"/>
+          <w:sz w:val="36"/>
+          <w:szCs w:val="36"/>
+        </w:rPr>
+        <w:t xml:space="preserve">3. </w:t>
+      </w:r>
+      <w:r>
         <w:rPr>
           <w:rFonts w:ascii="Times New Roman" w:eastAsia="Times New Roman" w:hAnsi="Times New Roman" w:cs="Times New Roman"/>
           <w:sz w:val="36"/>
           <w:szCs w:val="36"/>
           <w:lang w:val="en-US"/>
         </w:rPr>
-      </w:pPr>
-      <w:bookmarkStart w:id="16" w:name="_Toc224136261"/>
+        <w:t>External</w:t>
+      </w:r>
+      <w:r>
+        <w:rPr>
+          <w:rFonts w:ascii="Times New Roman" w:eastAsia="Times New Roman" w:hAnsi="Times New Roman" w:cs="Times New Roman"/>
+          <w:sz w:val="36"/>
+          <w:szCs w:val="36"/>
+        </w:rPr>
+        <w:t xml:space="preserve"> </w:t>
+      </w:r>
       <w:r>
         <w:rPr>
           <w:rFonts w:ascii="Times New Roman" w:eastAsia="Times New Roman" w:hAnsi="Times New Roman" w:cs="Times New Roman"/>
@@ -6849,7 +6303,15 @@
           <w:szCs w:val="36"/>
           <w:lang w:val="en-US"/>
         </w:rPr>
-        <w:t xml:space="preserve">3. </w:t>
+        <w:t>Interface</w:t>
+      </w:r>
+      <w:r>
+        <w:rPr>
+          <w:rFonts w:ascii="Times New Roman" w:eastAsia="Times New Roman" w:hAnsi="Times New Roman" w:cs="Times New Roman"/>
+          <w:sz w:val="36"/>
+          <w:szCs w:val="36"/>
+        </w:rPr>
+        <w:t xml:space="preserve"> </w:t>
       </w:r>
       <w:r>
         <w:rPr>
@@ -6858,42 +6320,6 @@
           <w:szCs w:val="36"/>
           <w:lang w:val="en-US"/>
         </w:rPr>
-        <w:t>External</w:t>
-      </w:r>
-      <w:r>
-        <w:rPr>
-          <w:rFonts w:ascii="Times New Roman" w:eastAsia="Times New Roman" w:hAnsi="Times New Roman" w:cs="Times New Roman"/>
-          <w:sz w:val="36"/>
-          <w:szCs w:val="36"/>
-          <w:lang w:val="en-US"/>
-        </w:rPr>
-        <w:t xml:space="preserve"> </w:t>
-      </w:r>
-      <w:r>
-        <w:rPr>
-          <w:rFonts w:ascii="Times New Roman" w:eastAsia="Times New Roman" w:hAnsi="Times New Roman" w:cs="Times New Roman"/>
-          <w:sz w:val="36"/>
-          <w:szCs w:val="36"/>
-          <w:lang w:val="en-US"/>
-        </w:rPr>
-        <w:t>Interface</w:t>
-      </w:r>
-      <w:r>
-        <w:rPr>
-          <w:rFonts w:ascii="Times New Roman" w:eastAsia="Times New Roman" w:hAnsi="Times New Roman" w:cs="Times New Roman"/>
-          <w:sz w:val="36"/>
-          <w:szCs w:val="36"/>
-          <w:lang w:val="en-US"/>
-        </w:rPr>
-        <w:t xml:space="preserve"> </w:t>
-      </w:r>
-      <w:r>
-        <w:rPr>
-          <w:rFonts w:ascii="Times New Roman" w:eastAsia="Times New Roman" w:hAnsi="Times New Roman" w:cs="Times New Roman"/>
-          <w:sz w:val="36"/>
-          <w:szCs w:val="36"/>
-          <w:lang w:val="en-US"/>
-        </w:rPr>
         <w:t>Requirements</w:t>
       </w:r>
       <w:bookmarkEnd w:id="16"/>
@@ -6907,7 +6333,7 @@
           <w:szCs w:val="32"/>
         </w:rPr>
       </w:pPr>
-      <w:bookmarkStart w:id="17" w:name="_Toc224136262"/>
+      <w:bookmarkStart w:id="17" w:name="_Toc224596141"/>
       <w:r>
         <w:rPr>
           <w:rFonts w:eastAsia="Times New Roman" w:cs="Times New Roman"/>
@@ -7050,7 +6476,7 @@
           <w:szCs w:val="32"/>
         </w:rPr>
       </w:pPr>
-      <w:bookmarkStart w:id="18" w:name="_Toc224136263"/>
+      <w:bookmarkStart w:id="18" w:name="_Toc224596142"/>
       <w:r>
         <w:rPr>
           <w:rFonts w:eastAsia="Times New Roman" w:cs="Times New Roman"/>
@@ -7143,7 +6569,7 @@
           <w:lang w:val="en-US"/>
         </w:rPr>
       </w:pPr>
-      <w:bookmarkStart w:id="19" w:name="_Toc224136264"/>
+      <w:bookmarkStart w:id="19" w:name="_Toc224596143"/>
       <w:r>
         <w:rPr>
           <w:rFonts w:eastAsia="Times New Roman" w:cs="Times New Roman"/>
@@ -7190,7 +6616,7 @@
           <w:szCs w:val="32"/>
         </w:rPr>
       </w:pPr>
-      <w:bookmarkStart w:id="20" w:name="_Toc224136265"/>
+      <w:bookmarkStart w:id="20" w:name="_Toc224596144"/>
       <w:r>
         <w:rPr>
           <w:rFonts w:eastAsia="Times New Roman" w:cs="Times New Roman"/>
@@ -7251,16 +6677,1077 @@
           <w:rFonts w:ascii="Times New Roman" w:eastAsia="Times New Roman" w:hAnsi="Times New Roman" w:cs="Times New Roman"/>
           <w:sz w:val="36"/>
           <w:szCs w:val="36"/>
+        </w:rPr>
+      </w:pPr>
+      <w:bookmarkStart w:id="21" w:name="_Toc224596145"/>
+      <w:r>
+        <w:rPr>
+          <w:rFonts w:ascii="Times New Roman" w:eastAsia="Times New Roman" w:hAnsi="Times New Roman" w:cs="Times New Roman"/>
+        </w:rPr>
+        <w:t>4</w:t>
+      </w:r>
+      <w:r>
+        <w:rPr>
+          <w:rFonts w:ascii="Times New Roman" w:eastAsia="Times New Roman" w:hAnsi="Times New Roman" w:cs="Times New Roman"/>
+          <w:sz w:val="36"/>
+          <w:szCs w:val="36"/>
+        </w:rPr>
+        <w:t xml:space="preserve"> </w:t>
+      </w:r>
+      <w:r>
+        <w:rPr>
           <w:lang w:val="en-US"/>
         </w:rPr>
-      </w:pPr>
-      <w:bookmarkStart w:id="21" w:name="_Toc224136266"/>
+        <w:t>Functional</w:t>
+      </w:r>
+      <w:r>
+        <w:t xml:space="preserve"> </w:t>
+      </w:r>
+      <w:r>
+        <w:rPr>
+          <w:lang w:val="en-US"/>
+        </w:rPr>
+        <w:t>requirements</w:t>
+      </w:r>
+      <w:bookmarkEnd w:id="21"/>
+    </w:p>
+    <w:p>
+      <w:pPr>
+        <w:pStyle w:val="3"/>
+      </w:pPr>
+      <w:bookmarkStart w:id="22" w:name="_Toc224596146"/>
+      <w:r>
+        <w:t xml:space="preserve">Требования </w:t>
+      </w:r>
+      <w:r>
+        <w:t>пользователей</w:t>
+      </w:r>
+      <w:r>
+        <w:t xml:space="preserve"> сайта</w:t>
+      </w:r>
+      <w:bookmarkEnd w:id="22"/>
+    </w:p>
+    <w:p>
+      <w:pPr>
+        <w:pStyle w:val="4"/>
+      </w:pPr>
+      <w:r>
+        <w:t>4.1 Загрузка видео</w:t>
+      </w:r>
+    </w:p>
+    <w:p>
+      <w:r>
+        <w:t>FR-1.1: Система позволяет авторизованному пользователю загрузить видео на свой канал.</w:t>
+      </w:r>
+      <w:r>
+        <w:br/>
+        <w:t>FR-1.2: Система позволяет пользователю указать название, описание, категорию и тип доступа (для всех/по ссылке) видео.</w:t>
+      </w:r>
+      <w:r>
+        <w:br/>
+        <w:t>FR-1.3: Система позволяет загрузить обложку для видео.</w:t>
+      </w:r>
+      <w:r>
+        <w:br/>
+        <w:t>FR-1.4</w:t>
+      </w:r>
+      <w:proofErr w:type="gramStart"/>
+      <w:r>
+        <w:t>: При</w:t>
+      </w:r>
+      <w:proofErr w:type="gramEnd"/>
+      <w:r>
+        <w:t xml:space="preserve"> некорректных данных система показывает сообщение об ошибке и не сохраняет изменения.</w:t>
+      </w:r>
+    </w:p>
+    <w:p>
+      <w:r>
+        <w:t>FR-1.</w:t>
+      </w:r>
+      <w:r>
+        <w:t>5</w:t>
+      </w:r>
+      <w:r>
+        <w:t>:</w:t>
+      </w:r>
+      <w:r>
+        <w:t xml:space="preserve"> </w:t>
+      </w:r>
+      <w:r>
+        <w:t>Система поддерживает одновременную загрузку нескольких видеороликов</w:t>
+      </w:r>
+    </w:p>
+    <w:p/>
+    <w:p>
+      <w:pPr>
+        <w:pStyle w:val="4"/>
+      </w:pPr>
+      <w:r>
+        <w:t>4.2 Просмотр видео</w:t>
+      </w:r>
+    </w:p>
+    <w:p>
+      <w:r>
+        <w:t>FR-2.1: Система позволяет любому пользователю воспроизвести видео.</w:t>
+      </w:r>
+      <w:r>
+        <w:br/>
+        <w:t>FR-2.2: Система позволяет изменять качество видео от 144p до 4K с помощью кнопок в плеере.</w:t>
+      </w:r>
+      <w:r>
+        <w:br/>
+        <w:t>FR-2.3: Система позволяет воспроизводить видео в полноэкранном режиме.</w:t>
+      </w:r>
+      <w:r>
+        <w:br/>
+      </w:r>
+      <w:r>
+        <w:lastRenderedPageBreak/>
+        <w:t>FR-2.4: Система позволяет изменять скорость воспроизведения видео от 0.25x до 2x с шагом 0.25.</w:t>
+      </w:r>
+      <w:r>
+        <w:br/>
+        <w:t>FR-2.5: Система позволяет включить субтитры с помощью кнопки в плеере.</w:t>
+      </w:r>
+      <w:r>
+        <w:br/>
+        <w:t>FR-2.6: Система позволяет перематывать видео на 10 секунд назад и вперёд по кнопкам в плеере.</w:t>
+      </w:r>
+      <w:r>
+        <w:br/>
+        <w:t>FR-2.</w:t>
+      </w:r>
+      <w:r>
+        <w:t>7</w:t>
+      </w:r>
+      <w:r>
+        <w:t>: Система увеличивает счётчик просмотров видео после того, как пользователь открыл страницу видео и начал воспроизведение.</w:t>
+      </w:r>
+    </w:p>
+    <w:p/>
+    <w:p>
+      <w:pPr>
+        <w:pStyle w:val="4"/>
+      </w:pPr>
+      <w:r>
+        <w:t>4.3 Поиск</w:t>
+      </w:r>
+    </w:p>
+    <w:p>
+      <w:r>
+        <w:t>FR-3.1: Система показывает до 10 подсказок при вводе в поисковую строку не менее 2 символов.</w:t>
+      </w:r>
+      <w:r>
+        <w:br/>
+        <w:t>FR-3.2: Система отображает страницу результатов поиска в виде прокручивающейся ленты видео и каналов, соответствующих запросу.</w:t>
+      </w:r>
+      <w:r>
+        <w:br/>
+        <w:t>FR-3.3: Система позволяет пользователю открыть страницу видео из результатов поиска и автоматически запустить его воспроизведение.</w:t>
+      </w:r>
+      <w:r>
+        <w:br/>
+        <w:t>FR-3.4: Система позволяет пользователю открыть страницу канала из результатов поиска.</w:t>
+      </w:r>
+    </w:p>
+    <w:p/>
+    <w:p>
+      <w:pPr>
+        <w:pStyle w:val="4"/>
+      </w:pPr>
+      <w:r>
+        <w:t>4.4 Лента рекомендаций</w:t>
+      </w:r>
+    </w:p>
+    <w:p>
+      <w:r>
+        <w:t>FR-4.1: Система показывает авторизованному пользователю персонализированную ленту рекомендаций на основе его интересов и предыдущей активности.</w:t>
+      </w:r>
+      <w:r>
+        <w:br/>
+        <w:t>FR-4.2: Система показывает неавторизованному пользователю ленту рекомендаций, сформированную по популярности и трендам.</w:t>
+      </w:r>
+    </w:p>
+    <w:p/>
+    <w:p>
+      <w:pPr>
+        <w:pStyle w:val="4"/>
+      </w:pPr>
+      <w:r>
+        <w:t>4.5 Лайки и комментарии</w:t>
+      </w:r>
+    </w:p>
+    <w:p>
+      <w:r>
+        <w:t>FR-5.1: Под каждым видео система отображает счётчик лайков и дизлайков.</w:t>
+      </w:r>
+      <w:r>
+        <w:br/>
+        <w:t>FR-5.2: Под каждым видео система отображает секцию с комментариями и полем ввода для новых комментариев.</w:t>
+      </w:r>
+      <w:r>
+        <w:br/>
+        <w:t>FR-5.3: Система позволяет авторизованным пользователям ставить оценку к видео (лайк/дизлайк); при попытке поставить оценку неавторизованным пользователем система перенаправляет его на страницу авторизации.</w:t>
+      </w:r>
+      <w:r>
+        <w:br/>
+        <w:t>FR-5.4: Система позволяет авторизованным пользователям отправлять комментарии; при попытке отправить комментарий неавторизованным пользователем система показывает сообщение «Войдите, чтобы комментировать».</w:t>
+      </w:r>
+    </w:p>
+    <w:p/>
+    <w:p>
+      <w:pPr>
+        <w:pStyle w:val="4"/>
+      </w:pPr>
+      <w:r>
+        <w:t>4.6 Подписки</w:t>
+      </w:r>
+      <w:r>
+        <w:t xml:space="preserve"> на каналы</w:t>
+      </w:r>
+    </w:p>
+    <w:p>
+      <w:r>
+        <w:t>FR-6.1: У каждого канала система отображает кнопку подписки.</w:t>
+      </w:r>
+      <w:r>
+        <w:br/>
+        <w:t>FR-6.2: При повторном нажатии авторизованного пользователя на кнопку подписки система оформляет отписку от канала.</w:t>
+      </w:r>
+      <w:r>
+        <w:br/>
+        <w:t>FR-6.3: При оформлении подписки система увеличивает счётчик подписчиков канала.</w:t>
+      </w:r>
+      <w:r>
+        <w:br/>
+        <w:t>FR-6.4: Система позволяет авторизованным пользователям подписываться на каналы других пользователей; при попытке подписаться неавторизованным пользователем система перенаправляет его на страницу авторизации или регистрации.</w:t>
+      </w:r>
+    </w:p>
+    <w:p/>
+    <w:p>
+      <w:pPr>
+        <w:pStyle w:val="4"/>
+      </w:pPr>
+      <w:r>
+        <w:t>4.7 Плейлисты</w:t>
+      </w:r>
+    </w:p>
+    <w:p>
+      <w:r>
+        <w:t>FR-7.1: Система позволяет авторизованному пользователю создавать плейлисты.</w:t>
+      </w:r>
+      <w:r>
+        <w:br/>
+        <w:t xml:space="preserve">FR-7.2: Система позволяет авторизованному пользователю добавлять в свой плейлист любые свои видео, доступные в его студии </w:t>
+      </w:r>
+      <w:proofErr w:type="spellStart"/>
+      <w:r>
+        <w:t>Rutube</w:t>
+      </w:r>
+      <w:proofErr w:type="spellEnd"/>
+      <w:r>
+        <w:t>.</w:t>
+      </w:r>
+      <w:r>
+        <w:br/>
+        <w:t>FR-7.3: Система позволяет авторизованному пользователю удалять из своего плейлиста любое ранее добавленное видео.</w:t>
+      </w:r>
+      <w:r>
+        <w:br/>
+        <w:t xml:space="preserve">FR-7.4: Система позволяет авторизованному пользователю подписываться на плейлист </w:t>
+      </w:r>
+      <w:r>
+        <w:lastRenderedPageBreak/>
+        <w:t>другого пользователя, чтобы он отображался в его списке плейлистов для быстрого доступа.</w:t>
+      </w:r>
+      <w:r>
+        <w:br/>
+        <w:t>FR-7.5: Система позволяет пользователю указать название и описание для плейлиста.</w:t>
+      </w:r>
+      <w:r>
+        <w:br/>
+        <w:t>FR-7.6: Система позволяет загрузить обложку для плейлиста.</w:t>
+      </w:r>
+    </w:p>
+    <w:p/>
+    <w:p>
+      <w:pPr>
+        <w:pStyle w:val="4"/>
+      </w:pPr>
+      <w:r>
+        <w:t>4.8 Каналы</w:t>
+      </w:r>
+    </w:p>
+    <w:p>
+      <w:r>
+        <w:t>FR-8.1: Система позволяет владельцу канала загрузить и изменить аватар канала.</w:t>
+      </w:r>
+      <w:r>
+        <w:br/>
+        <w:t>FR-8.2: Система позволяет владельцу канала загрузить и изменить обложку канала.</w:t>
+      </w:r>
+      <w:r>
+        <w:br/>
+        <w:t>FR-8.3: Система позволяет владельцу канала задать и изменить название и описание канала.</w:t>
+      </w:r>
+      <w:r>
+        <w:br/>
+        <w:t>FR-8.4: При отсутствии загруженного аватара система показывает стандартную иконку канала.</w:t>
+      </w:r>
+      <w:r>
+        <w:br/>
+        <w:t>FR-8.5: При отсутствии загруженной обложки система показывает стандартный фон канала.</w:t>
+      </w:r>
+      <w:r>
+        <w:br/>
+        <w:t>FR-8.6: При некорректных данных система показывает сообщение об ошибке и не сохраняет изменения.</w:t>
+      </w:r>
+    </w:p>
+    <w:p/>
+    <w:p>
+      <w:pPr>
+        <w:pStyle w:val="4"/>
+      </w:pPr>
+      <w:r>
+        <w:t>4.9 Прямые трансляции</w:t>
+      </w:r>
+    </w:p>
+    <w:p>
+      <w:r>
+        <w:t>FR-9.1: Система позволяет пользователю указать название и описание для трансляции.</w:t>
+      </w:r>
+      <w:r>
+        <w:br/>
+        <w:t>FR-9.2: Система позволяет загрузить обложку для трансляции.</w:t>
+      </w:r>
+      <w:r>
+        <w:br/>
+        <w:t>FR-9.3: Система позволяет авторизованным пользователям запускать прямую трансляцию от имени своего канала</w:t>
+      </w:r>
+      <w:r>
+        <w:t>,</w:t>
+      </w:r>
+      <w:r>
+        <w:t xml:space="preserve"> при попытке запуска трансляции неавторизованным пользователем система перенаправляет его на страницу авторизации.</w:t>
+      </w:r>
+      <w:r>
+        <w:br/>
+        <w:t>FR-9.4: Система позволяет пользователю выбрать категорию трансляции, права доступа и время начала трансляции.</w:t>
+      </w:r>
+      <w:r>
+        <w:br/>
+        <w:t>FR-9.5: Система позволяет пользователю подключить программу для трансляции с использованием предоставленных параметров подключения.</w:t>
+      </w:r>
+    </w:p>
+    <w:p/>
+    <w:p>
+      <w:pPr>
+        <w:pStyle w:val="4"/>
+      </w:pPr>
+      <w:r>
+        <w:t xml:space="preserve">4.10 </w:t>
+      </w:r>
+      <w:r>
+        <w:t>Платные подписки</w:t>
+      </w:r>
+    </w:p>
+    <w:p>
+      <w:r>
+        <w:t>FR-</w:t>
+      </w:r>
+      <w:r>
+        <w:t>10.1</w:t>
+      </w:r>
+      <w:r>
+        <w:t xml:space="preserve">: </w:t>
+      </w:r>
+      <w:r>
+        <w:t>Система</w:t>
+      </w:r>
+      <w:r>
+        <w:t xml:space="preserve"> </w:t>
+      </w:r>
+      <w:r>
+        <w:t xml:space="preserve">позволяет авторизованному пользователю оформить </w:t>
+      </w:r>
+      <w:r>
+        <w:rPr>
+          <w:i/>
+          <w:iCs/>
+          <w:u w:val="single"/>
+        </w:rPr>
+        <w:t xml:space="preserve">платную </w:t>
+      </w:r>
+      <w:r>
+        <w:rPr>
+          <w:i/>
+          <w:iCs/>
+          <w:u w:val="single"/>
+        </w:rPr>
+        <w:t>подписку</w:t>
+      </w:r>
+      <w:r>
+        <w:t xml:space="preserve"> </w:t>
+      </w:r>
+      <w:r>
+        <w:t xml:space="preserve">с </w:t>
+      </w:r>
+      <w:proofErr w:type="spellStart"/>
+      <w:r>
+        <w:rPr>
+          <w:i/>
+          <w:iCs/>
+          <w:u w:val="single"/>
+        </w:rPr>
+        <w:t>автопродлением</w:t>
+      </w:r>
+      <w:proofErr w:type="spellEnd"/>
+      <w:r>
+        <w:t xml:space="preserve"> каждый месяц </w:t>
+      </w:r>
+      <w:r>
+        <w:t xml:space="preserve">на сервис для дополнительных функций </w:t>
+      </w:r>
+    </w:p>
+    <w:p>
+      <w:r>
+        <w:t>FR-10.</w:t>
+      </w:r>
+      <w:r>
+        <w:t>2</w:t>
+      </w:r>
+      <w:r>
+        <w:t>: Система позволяет пользователю просмотреть статус своей подписки и дату следующего списания</w:t>
+      </w:r>
+    </w:p>
+    <w:p>
+      <w:r>
+        <w:t>FR-10.</w:t>
+      </w:r>
+      <w:r>
+        <w:t>3</w:t>
+      </w:r>
+      <w:r>
+        <w:t xml:space="preserve">: Система позволяет пользователю отменить </w:t>
+      </w:r>
+      <w:proofErr w:type="spellStart"/>
+      <w:r>
+        <w:t>автопродление</w:t>
+      </w:r>
+      <w:proofErr w:type="spellEnd"/>
+      <w:r>
+        <w:t xml:space="preserve"> подписки </w:t>
+      </w:r>
+    </w:p>
+    <w:p>
+      <w:pPr>
+        <w:pStyle w:val="4"/>
+      </w:pPr>
+      <w:r>
+        <w:t>4.1</w:t>
+      </w:r>
+      <w:r>
+        <w:t>1</w:t>
+      </w:r>
+      <w:r>
+        <w:t xml:space="preserve"> </w:t>
+      </w:r>
+      <w:r>
+        <w:t xml:space="preserve">Авторизация </w:t>
+      </w:r>
+    </w:p>
+    <w:p>
+      <w:pPr>
+        <w:rPr>
+          <w:lang w:val="en-US"/>
+        </w:rPr>
+      </w:pPr>
+      <w:r>
+        <w:rPr>
+          <w:lang w:val="en-US"/>
+        </w:rPr>
+        <w:t>FR</w:t>
+      </w:r>
+      <w:r>
+        <w:t>-1</w:t>
+      </w:r>
+      <w:r>
+        <w:t>1</w:t>
+      </w:r>
+      <w:r>
+        <w:t xml:space="preserve">.1: </w:t>
+      </w:r>
+      <w:r>
+        <w:t xml:space="preserve">Система позволяет </w:t>
+      </w:r>
+      <w:r>
+        <w:t>неавторизованному пользователю зарегистрироваться или войти в существующий аккаунт</w:t>
+      </w:r>
+    </w:p>
+    <w:p>
+      <w:r>
+        <w:rPr>
+          <w:lang w:val="en-US"/>
+        </w:rPr>
+        <w:t>FR</w:t>
+      </w:r>
+      <w:r>
+        <w:t>-1</w:t>
+      </w:r>
+      <w:r>
+        <w:t>1</w:t>
+      </w:r>
+      <w:r>
+        <w:t>.</w:t>
+      </w:r>
+      <w:r>
+        <w:t>2</w:t>
+      </w:r>
+      <w:r>
+        <w:t xml:space="preserve">: </w:t>
+      </w:r>
+      <w:r>
+        <w:t xml:space="preserve">Система позволяет авторизованному пользователю </w:t>
+      </w:r>
+      <w:r>
+        <w:t>выйти из аккаунта</w:t>
+      </w:r>
+    </w:p>
+    <w:p/>
+    <w:p>
+      <w:pPr>
+        <w:pStyle w:val="3"/>
+      </w:pPr>
+      <w:bookmarkStart w:id="23" w:name="_Toc224596147"/>
+      <w:r>
+        <w:t>Требования</w:t>
+      </w:r>
+      <w:r>
+        <w:t xml:space="preserve"> </w:t>
+      </w:r>
+      <w:r>
+        <w:t>владельцев</w:t>
+      </w:r>
+      <w:r>
+        <w:t xml:space="preserve"> </w:t>
+      </w:r>
+      <w:r>
+        <w:t>сайта</w:t>
+      </w:r>
+      <w:bookmarkEnd w:id="23"/>
+    </w:p>
+    <w:p>
+      <w:r>
+        <w:rPr>
+          <w:lang w:val="en-US"/>
+        </w:rPr>
+        <w:t>FR</w:t>
+      </w:r>
+      <w:r>
+        <w:t>-</w:t>
+      </w:r>
+      <w:r>
+        <w:t>1</w:t>
+      </w:r>
+      <w:r>
+        <w:t>2</w:t>
+      </w:r>
+      <w:r>
+        <w:t xml:space="preserve">.1: </w:t>
+      </w:r>
+      <w:r>
+        <w:t>Система позволяет владельцу удалять видео с сайта</w:t>
+      </w:r>
+    </w:p>
+    <w:p>
+      <w:r>
+        <w:rPr>
+          <w:lang w:val="en-US"/>
+        </w:rPr>
+        <w:t>FR</w:t>
+      </w:r>
+      <w:r>
+        <w:t>-1</w:t>
+      </w:r>
+      <w:r>
+        <w:t>2</w:t>
+      </w:r>
+      <w:r>
+        <w:t>.</w:t>
+      </w:r>
+      <w:r>
+        <w:t>2</w:t>
+      </w:r>
+      <w:r>
+        <w:t xml:space="preserve">: </w:t>
+      </w:r>
+      <w:r>
+        <w:t xml:space="preserve">Система позволяет владельцу менять права доступа пользователей к сайту </w:t>
+      </w:r>
+    </w:p>
+    <w:p>
+      <w:r>
+        <w:rPr>
+          <w:lang w:val="en-US"/>
+        </w:rPr>
+        <w:t>FR</w:t>
+      </w:r>
+      <w:r>
+        <w:t>-1</w:t>
+      </w:r>
+      <w:r>
+        <w:t>2</w:t>
+      </w:r>
+      <w:r>
+        <w:t>.</w:t>
+      </w:r>
+      <w:r>
+        <w:t>3</w:t>
+      </w:r>
+      <w:r>
+        <w:t xml:space="preserve">: </w:t>
+      </w:r>
+      <w:r>
+        <w:t xml:space="preserve">Система позволяет владельцу </w:t>
+      </w:r>
+      <w:r>
+        <w:t xml:space="preserve">изменять глобальные настройки </w:t>
+      </w:r>
+      <w:r>
+        <w:t>сервиса</w:t>
+      </w:r>
+    </w:p>
+    <w:p/>
+    <w:p>
+      <w:pPr>
+        <w:pStyle w:val="2"/>
+        <w:rPr>
+          <w:rFonts w:ascii="Times New Roman" w:eastAsia="Times New Roman" w:hAnsi="Times New Roman" w:cs="Times New Roman"/>
+        </w:rPr>
+      </w:pPr>
+      <w:bookmarkStart w:id="24" w:name="_Toc224596148"/>
+      <w:r>
+        <w:rPr>
+          <w:rFonts w:ascii="Times New Roman" w:eastAsia="Times New Roman" w:hAnsi="Times New Roman" w:cs="Times New Roman"/>
+        </w:rPr>
+        <w:t xml:space="preserve">5. </w:t>
+      </w:r>
       <w:r>
         <w:rPr>
           <w:rFonts w:ascii="Times New Roman" w:eastAsia="Times New Roman" w:hAnsi="Times New Roman" w:cs="Times New Roman"/>
           <w:lang w:val="en-US"/>
         </w:rPr>
+        <w:t>Nonfunctional</w:t>
+      </w:r>
+      <w:r>
+        <w:rPr>
+          <w:rFonts w:ascii="Times New Roman" w:eastAsia="Times New Roman" w:hAnsi="Times New Roman" w:cs="Times New Roman"/>
+        </w:rPr>
+        <w:t xml:space="preserve"> </w:t>
+      </w:r>
+      <w:r>
+        <w:rPr>
+          <w:rFonts w:ascii="Times New Roman" w:eastAsia="Times New Roman" w:hAnsi="Times New Roman" w:cs="Times New Roman"/>
+          <w:lang w:val="en-US"/>
+        </w:rPr>
+        <w:t>Requirements</w:t>
+      </w:r>
+      <w:bookmarkEnd w:id="24"/>
+    </w:p>
+    <w:p>
+      <w:pPr>
+        <w:pStyle w:val="3"/>
+      </w:pPr>
+      <w:bookmarkStart w:id="25" w:name="_Toc224596149"/>
+      <w:r>
+        <w:t xml:space="preserve">1. </w:t>
+      </w:r>
+      <w:r>
+        <w:rPr>
+          <w:lang w:val="en-US"/>
+        </w:rPr>
+        <w:t>Usability</w:t>
+      </w:r>
+      <w:bookmarkEnd w:id="25"/>
+    </w:p>
+    <w:p>
+      <w:r>
+        <w:rPr>
+          <w:lang w:val="en-US"/>
+        </w:rPr>
+        <w:t>NFR</w:t>
+      </w:r>
+      <w:r>
+        <w:t xml:space="preserve">-1.1: </w:t>
+      </w:r>
+      <w:r>
+        <w:t>Система должна поддерживать</w:t>
+      </w:r>
+      <w:r>
+        <w:t xml:space="preserve"> все</w:t>
+      </w:r>
+      <w:r>
+        <w:t xml:space="preserve"> </w:t>
+      </w:r>
+      <w:r>
+        <w:t xml:space="preserve">распространенные </w:t>
+      </w:r>
+      <w:r>
+        <w:t>разрешени</w:t>
+      </w:r>
+      <w:r>
+        <w:t xml:space="preserve">я </w:t>
+      </w:r>
+      <w:r>
+        <w:t xml:space="preserve">экрана пользователя </w:t>
+      </w:r>
+      <w:r>
+        <w:t xml:space="preserve">для мобильных устройств </w:t>
+      </w:r>
+      <w:r>
+        <w:t>шириной от 360 пикселей</w:t>
+      </w:r>
+      <w:r>
+        <w:t xml:space="preserve"> и десктопов </w:t>
+      </w:r>
+    </w:p>
+    <w:p>
+      <w:r>
+        <w:rPr>
+          <w:lang w:val="en-US"/>
+        </w:rPr>
+        <w:lastRenderedPageBreak/>
+        <w:t>NFR</w:t>
+      </w:r>
+      <w:r>
+        <w:t>-1.</w:t>
+      </w:r>
+      <w:r>
+        <w:t>2</w:t>
+      </w:r>
+      <w:r>
+        <w:t xml:space="preserve">: </w:t>
+      </w:r>
+      <w:r>
+        <w:t xml:space="preserve">Интерфейс системы должен быть на русском языке </w:t>
+      </w:r>
+    </w:p>
+    <w:p>
+      <w:pPr>
+        <w:tabs>
+          <w:tab w:val="left" w:pos="3706"/>
+        </w:tabs>
+      </w:pPr>
+      <w:r>
+        <w:rPr>
+          <w:lang w:val="en-US"/>
+        </w:rPr>
+        <w:t>NFR</w:t>
+      </w:r>
+      <w:r>
+        <w:t>-1</w:t>
+      </w:r>
+      <w:r>
+        <w:t>.3</w:t>
+      </w:r>
+      <w:r>
+        <w:t xml:space="preserve">: </w:t>
+      </w:r>
+      <w:r>
+        <w:t>Интерфейс системы должен быть интуитивно понятен без предварительной подготовки</w:t>
+      </w:r>
+    </w:p>
+    <w:p>
+      <w:pPr>
+        <w:tabs>
+          <w:tab w:val="left" w:pos="3706"/>
+        </w:tabs>
+      </w:pPr>
+      <w:r>
+        <w:rPr>
+          <w:lang w:val="en-US"/>
+        </w:rPr>
+        <w:t>NFR</w:t>
+      </w:r>
+      <w:r>
+        <w:t>-1.</w:t>
+      </w:r>
+      <w:r>
         <w:t>4</w:t>
+      </w:r>
+      <w:r>
+        <w:t>:</w:t>
+      </w:r>
+      <w:r>
+        <w:t xml:space="preserve"> </w:t>
+      </w:r>
+      <w:r>
+        <w:t>Интервал ответа системы на действие пользователя должен находиться в диапазоне 1-5 секунд</w:t>
+      </w:r>
+    </w:p>
+    <w:p>
+      <w:pPr>
+        <w:pStyle w:val="3"/>
+      </w:pPr>
+      <w:bookmarkStart w:id="26" w:name="_Toc224596150"/>
+      <w:r>
+        <w:t xml:space="preserve">2. </w:t>
+      </w:r>
+      <w:r>
+        <w:rPr>
+          <w:lang w:val="en-US"/>
+        </w:rPr>
+        <w:t>Reliability</w:t>
+      </w:r>
+      <w:bookmarkEnd w:id="26"/>
+    </w:p>
+    <w:p>
+      <w:r>
+        <w:rPr>
+          <w:lang w:val="en-US"/>
+        </w:rPr>
+        <w:t>NFR</w:t>
+      </w:r>
+      <w:r>
+        <w:t>-</w:t>
+      </w:r>
+      <w:r>
+        <w:t>2</w:t>
+      </w:r>
+      <w:r>
+        <w:t>.1:</w:t>
+      </w:r>
+      <w:r>
+        <w:t xml:space="preserve"> С</w:t>
+      </w:r>
+      <w:r>
+        <w:t>истема должна обеспечивать доступность не менее 99.9</w:t>
+      </w:r>
+      <w:r>
+        <w:t>99</w:t>
+      </w:r>
+      <w:r>
+        <w:t>% времени в год</w:t>
+      </w:r>
+    </w:p>
+    <w:p>
+      <w:r>
+        <w:rPr>
+          <w:lang w:val="en-US"/>
+        </w:rPr>
+        <w:t>NFR</w:t>
+      </w:r>
+      <w:r>
+        <w:t>-2.2: Среднее время восстановления сервиса после отказа не должно превышать 30 минут</w:t>
+      </w:r>
+    </w:p>
+    <w:p>
+      <w:pPr>
+        <w:pStyle w:val="3"/>
+      </w:pPr>
+      <w:bookmarkStart w:id="27" w:name="_Toc224596151"/>
+      <w:r>
+        <w:t xml:space="preserve">3. </w:t>
+      </w:r>
+      <w:r>
+        <w:rPr>
+          <w:lang w:val="en-US"/>
+        </w:rPr>
+        <w:t>Performance</w:t>
+      </w:r>
+      <w:bookmarkEnd w:id="27"/>
+    </w:p>
+    <w:p>
+      <w:r>
+        <w:rPr>
+          <w:lang w:val="en-US"/>
+        </w:rPr>
+        <w:t>NFR</w:t>
+      </w:r>
+      <w:r>
+        <w:t>-</w:t>
+      </w:r>
+      <w:r>
+        <w:t>3</w:t>
+      </w:r>
+      <w:r>
+        <w:t>.1</w:t>
+      </w:r>
+      <w:r>
+        <w:t>:</w:t>
+      </w:r>
+      <w:r>
+        <w:t xml:space="preserve"> Время загрузки страницы просмотра видео не должно превышать 2 секунд при стабильном подключении к интернету</w:t>
+      </w:r>
+    </w:p>
+    <w:p>
+      <w:r>
+        <w:t>NFR-</w:t>
+      </w:r>
+      <w:r>
+        <w:t>3</w:t>
+      </w:r>
+      <w:r>
+        <w:t>.2: Плеер должен начинать воспроизведение выбранного видео не позднее чем через 3 секунды после нажатия на него</w:t>
+      </w:r>
+    </w:p>
+    <w:p>
+      <w:r>
+        <w:rPr>
+          <w:lang w:val="en-US"/>
+        </w:rPr>
+        <w:t>NFR</w:t>
+      </w:r>
+      <w:r>
+        <w:t>-3.</w:t>
+      </w:r>
+      <w:r>
+        <w:t>3</w:t>
+      </w:r>
+      <w:r>
+        <w:t xml:space="preserve">: </w:t>
+      </w:r>
+      <w:r>
+        <w:t>Система</w:t>
+      </w:r>
+      <w:r>
+        <w:t xml:space="preserve"> </w:t>
+      </w:r>
+      <w:r>
+        <w:t xml:space="preserve">должна </w:t>
+      </w:r>
+      <w:r>
+        <w:t>выдерживать нагрузку более 7 терабит в секунду на CDN-сеть в пике</w:t>
+      </w:r>
+    </w:p>
+    <w:p>
+      <w:r>
+        <w:rPr>
+          <w:lang w:val="en-US"/>
+        </w:rPr>
+        <w:t>NFR</w:t>
+      </w:r>
+      <w:r>
+        <w:t xml:space="preserve">-3.4: </w:t>
+      </w:r>
+      <w:r>
+        <w:t>Система должна быть рассчитана на обработку порядка миллиона загружаемых видеороликов и более 350 тысяч часов видео в сутки</w:t>
+      </w:r>
+    </w:p>
+    <w:p>
+      <w:pPr>
+        <w:pStyle w:val="3"/>
+      </w:pPr>
+      <w:bookmarkStart w:id="28" w:name="_Toc224596152"/>
+      <w:r>
+        <w:t xml:space="preserve">4. </w:t>
+      </w:r>
+      <w:r>
+        <w:rPr>
+          <w:lang w:val="en-US"/>
+        </w:rPr>
+        <w:t>Supportability</w:t>
+      </w:r>
+      <w:bookmarkEnd w:id="28"/>
+    </w:p>
+    <w:p>
+      <w:r>
+        <w:t>NFR-</w:t>
+      </w:r>
+      <w:r>
+        <w:t xml:space="preserve">4.1: </w:t>
+      </w:r>
+      <w:r>
+        <w:t>Система должна корректно функционировать во всех современных браузерах</w:t>
+      </w:r>
+      <w:r>
+        <w:t xml:space="preserve"> </w:t>
+      </w:r>
+      <w:r>
+        <w:t>(</w:t>
+      </w:r>
+      <w:proofErr w:type="spellStart"/>
+      <w:r>
+        <w:t>Chrome</w:t>
+      </w:r>
+      <w:proofErr w:type="spellEnd"/>
+      <w:r>
+        <w:t>, Safari, Edge, Firefox, Opera</w:t>
+      </w:r>
+      <w:r>
+        <w:t xml:space="preserve">, </w:t>
+      </w:r>
+      <w:r>
+        <w:rPr>
+          <w:lang w:val="en-US"/>
+        </w:rPr>
+        <w:t>Yandex</w:t>
+      </w:r>
+      <w:r>
+        <w:t xml:space="preserve"> </w:t>
+      </w:r>
+      <w:r>
+        <w:t>и др.)</w:t>
+      </w:r>
+    </w:p>
+    <w:p>
+      <w:r>
+        <w:rPr>
+          <w:lang w:val="en-US"/>
+        </w:rPr>
+        <w:t>NFR</w:t>
+      </w:r>
+      <w:r>
+        <w:t>-</w:t>
+      </w:r>
+      <w:r>
+        <w:t>4</w:t>
+      </w:r>
+      <w:r>
+        <w:t>.</w:t>
+      </w:r>
+      <w:r>
+        <w:t>2</w:t>
+      </w:r>
+      <w:r>
+        <w:t xml:space="preserve">: </w:t>
+      </w:r>
+      <w:r>
+        <w:t>Система</w:t>
+      </w:r>
+      <w:r>
+        <w:t xml:space="preserve"> </w:t>
+      </w:r>
+      <w:r>
+        <w:t>должна</w:t>
+      </w:r>
+      <w:r>
+        <w:t xml:space="preserve"> расширяема на</w:t>
+      </w:r>
+      <w:r>
+        <w:t xml:space="preserve"> </w:t>
+      </w:r>
+      <w:r>
+        <w:t>80 миллионов уникальных пользователей в месяц</w:t>
+      </w:r>
+    </w:p>
+    <w:p>
+      <w:pPr>
+        <w:pStyle w:val="2"/>
+        <w:rPr>
+          <w:rFonts w:ascii="Times New Roman" w:eastAsia="Times New Roman" w:hAnsi="Times New Roman" w:cs="Times New Roman"/>
+          <w:sz w:val="36"/>
+          <w:szCs w:val="36"/>
+        </w:rPr>
+      </w:pPr>
+      <w:bookmarkStart w:id="29" w:name="_Toc224596153"/>
+      <w:r>
+        <w:rPr>
+          <w:rFonts w:ascii="Times New Roman" w:eastAsia="Times New Roman" w:hAnsi="Times New Roman" w:cs="Times New Roman"/>
+          <w:sz w:val="36"/>
+          <w:szCs w:val="36"/>
+        </w:rPr>
+        <w:t xml:space="preserve">6. </w:t>
       </w:r>
       <w:r>
         <w:rPr>
@@ -7269,993 +7756,15 @@
           <w:szCs w:val="36"/>
           <w:lang w:val="en-US"/>
         </w:rPr>
-        <w:t xml:space="preserve"> </w:t>
-      </w:r>
-      <w:r>
-        <w:rPr>
-          <w:lang w:val="en-US"/>
-        </w:rPr>
-        <w:t>Functional</w:t>
-      </w:r>
-      <w:r>
-        <w:rPr>
-          <w:lang w:val="en-US"/>
-        </w:rPr>
-        <w:t xml:space="preserve"> </w:t>
-      </w:r>
-      <w:r>
-        <w:rPr>
-          <w:lang w:val="en-US"/>
-        </w:rPr>
-        <w:t>requirements</w:t>
-      </w:r>
-      <w:bookmarkEnd w:id="21"/>
-    </w:p>
-    <w:p>
-      <w:pPr>
-        <w:pStyle w:val="3"/>
-      </w:pPr>
-      <w:bookmarkStart w:id="22" w:name="_Toc224136267"/>
-      <w:r>
-        <w:t xml:space="preserve">Требования </w:t>
-      </w:r>
-      <w:r>
-        <w:t>пользователей</w:t>
-      </w:r>
-      <w:r>
-        <w:t xml:space="preserve"> сайта</w:t>
-      </w:r>
-      <w:bookmarkEnd w:id="22"/>
-    </w:p>
-    <w:p>
-      <w:pPr>
-        <w:pStyle w:val="4"/>
-      </w:pPr>
-      <w:r>
-        <w:t>4.1 Загрузка видео</w:t>
-      </w:r>
-    </w:p>
-    <w:p>
-      <w:r>
-        <w:t>FR-1.1: Система позволяет авторизованному пользователю загрузить видео на свой канал.</w:t>
-      </w:r>
-      <w:r>
-        <w:br/>
-        <w:t>FR-1.2: Система позволяет пользователю указать название, описание, категорию и тип доступа (для всех/по ссылке) видео.</w:t>
-      </w:r>
-      <w:r>
-        <w:br/>
-        <w:t>FR-1.3: Система позволяет загрузить обложку для видео.</w:t>
-      </w:r>
-      <w:r>
-        <w:br/>
-        <w:t>FR-1.4</w:t>
-      </w:r>
-      <w:proofErr w:type="gramStart"/>
-      <w:r>
-        <w:t>: При</w:t>
-      </w:r>
-      <w:proofErr w:type="gramEnd"/>
-      <w:r>
-        <w:t xml:space="preserve"> некорректных данных система показывает сообщение об ошибке и не сохраняет изменения.</w:t>
-      </w:r>
-    </w:p>
-    <w:p>
-      <w:r>
-        <w:t>FR-1.</w:t>
-      </w:r>
-      <w:r>
-        <w:t>5</w:t>
-      </w:r>
-      <w:r>
-        <w:t>:</w:t>
-      </w:r>
-      <w:r>
-        <w:t xml:space="preserve"> </w:t>
-      </w:r>
-      <w:r>
-        <w:t>Система поддерживает одновременную загрузку нескольких видеороликов</w:t>
-      </w:r>
-    </w:p>
-    <w:p/>
-    <w:p>
-      <w:pPr>
-        <w:pStyle w:val="4"/>
-      </w:pPr>
-      <w:r>
-        <w:t>4.2 Просмотр видео</w:t>
-      </w:r>
-    </w:p>
-    <w:p>
-      <w:r>
-        <w:t>FR-2.1: Система позволяет любому пользователю воспроизвести видео.</w:t>
-      </w:r>
-      <w:r>
-        <w:br/>
-        <w:t>FR-2.2: Система позволяет изменять качество видео от 144p до 4K с помощью кнопок в плеере.</w:t>
-      </w:r>
-      <w:r>
-        <w:br/>
-        <w:t>FR-2.3: Система позволяет воспроизводить видео в полноэкранном режиме.</w:t>
-      </w:r>
-      <w:r>
-        <w:br/>
-        <w:t>FR-2.4: Система позволяет изменять скорость воспроизведения видео от 0.25x до 2x с шагом 0.25.</w:t>
-      </w:r>
-      <w:r>
-        <w:br/>
-      </w:r>
-      <w:r>
-        <w:lastRenderedPageBreak/>
-        <w:t>FR-2.5: Система позволяет включить субтитры с помощью кнопки в плеере.</w:t>
-      </w:r>
-      <w:r>
-        <w:br/>
-        <w:t>FR-2.6: Система позволяет перематывать видео на 10 секунд назад и вперёд по кнопкам в плеере.</w:t>
-      </w:r>
-      <w:r>
-        <w:br/>
-        <w:t>FR-2.</w:t>
-      </w:r>
-      <w:r>
-        <w:t>7</w:t>
-      </w:r>
-      <w:r>
-        <w:t>: Система увеличивает счётчик просмотров видео после того, как пользователь открыл страницу видео и начал воспроизведение.</w:t>
-      </w:r>
-    </w:p>
-    <w:p/>
-    <w:p>
-      <w:pPr>
-        <w:pStyle w:val="4"/>
-      </w:pPr>
-      <w:r>
-        <w:t>4.3 Поиск</w:t>
-      </w:r>
-    </w:p>
-    <w:p>
-      <w:r>
-        <w:t>FR-3.1: Система показывает до 10 подсказок при вводе в поисковую строку не менее 2 символов.</w:t>
-      </w:r>
-      <w:r>
-        <w:br/>
-        <w:t>FR-3.2: Система отображает страницу результатов поиска в виде прокручивающейся ленты видео и каналов, соответствующих запросу.</w:t>
-      </w:r>
-      <w:r>
-        <w:br/>
-        <w:t>FR-3.3: Система позволяет пользователю открыть страницу видео из результатов поиска и автоматически запустить его воспроизведение.</w:t>
-      </w:r>
-      <w:r>
-        <w:br/>
-        <w:t>FR-3.4: Система позволяет пользователю открыть страницу канала из результатов поиска.</w:t>
-      </w:r>
-    </w:p>
-    <w:p/>
-    <w:p>
-      <w:pPr>
-        <w:pStyle w:val="4"/>
-      </w:pPr>
-      <w:r>
-        <w:t>4.4 Лента рекомендаций</w:t>
-      </w:r>
-    </w:p>
-    <w:p>
-      <w:r>
-        <w:t>FR-4.1: Система показывает авторизованному пользователю персонализированную ленту рекомендаций на основе его интересов и предыдущей активности.</w:t>
-      </w:r>
-      <w:r>
-        <w:br/>
-        <w:t>FR-4.2: Система показывает неавторизованному пользователю ленту рекомендаций, сформированную по популярности и трендам.</w:t>
-      </w:r>
-    </w:p>
-    <w:p/>
-    <w:p>
-      <w:pPr>
-        <w:pStyle w:val="4"/>
-      </w:pPr>
-      <w:r>
-        <w:t>4.5 Лайки и комментарии</w:t>
-      </w:r>
-    </w:p>
-    <w:p>
-      <w:r>
-        <w:t xml:space="preserve">FR-5.1: Под каждым видео система отображает счётчик лайков и </w:t>
-      </w:r>
-      <w:proofErr w:type="spellStart"/>
-      <w:r>
-        <w:t>дизлайков</w:t>
-      </w:r>
-      <w:proofErr w:type="spellEnd"/>
-      <w:r>
-        <w:t>.</w:t>
-      </w:r>
-      <w:r>
-        <w:br/>
-        <w:t>FR-5.2: Под каждым видео система отображает секцию с комментариями и полем ввода для новых комментариев.</w:t>
-      </w:r>
-      <w:r>
-        <w:br/>
-        <w:t>FR-5.3: Система позволяет авторизованным пользователям ставить оценку к видео (лайк/</w:t>
-      </w:r>
-      <w:proofErr w:type="spellStart"/>
-      <w:r>
-        <w:t>дизлайк</w:t>
-      </w:r>
-      <w:proofErr w:type="spellEnd"/>
-      <w:r>
-        <w:t>); при попытке поставить оценку неавторизованным пользователем система перенаправляет его на страницу авторизации.</w:t>
-      </w:r>
-      <w:r>
-        <w:br/>
-        <w:t>FR-5.4: Система позволяет авторизованным пользователям отправлять комментарии; при попытке отправить комментарий неавторизованным пользователем система показывает сообщение «Войдите, чтобы комментировать».</w:t>
-      </w:r>
-    </w:p>
-    <w:p/>
-    <w:p>
-      <w:pPr>
-        <w:pStyle w:val="4"/>
-      </w:pPr>
-      <w:r>
-        <w:t>4.6 Подписки</w:t>
-      </w:r>
-      <w:r>
-        <w:t xml:space="preserve"> на каналы</w:t>
-      </w:r>
-    </w:p>
-    <w:p>
-      <w:r>
-        <w:t>FR-6.1: У каждого канала система отображает кнопку подписки.</w:t>
-      </w:r>
-      <w:r>
-        <w:br/>
-        <w:t>FR-6.2: При повторном нажатии авторизованного пользователя на кнопку подписки система оформляет отписку от канала.</w:t>
-      </w:r>
-      <w:r>
-        <w:br/>
-        <w:t>FR-6.3: При оформлении подписки система увеличивает счётчик подписчиков канала.</w:t>
-      </w:r>
-      <w:r>
-        <w:br/>
-        <w:t>FR-6.4: Система позволяет авторизованным пользователям подписываться на каналы других пользователей; при попытке подписаться неавторизованным пользователем система перенаправляет его на страницу авторизации или регистрации.</w:t>
-      </w:r>
-    </w:p>
-    <w:p/>
-    <w:p>
-      <w:pPr>
-        <w:pStyle w:val="4"/>
-      </w:pPr>
-      <w:r>
-        <w:t>4.7 Плейлисты</w:t>
-      </w:r>
-    </w:p>
-    <w:p>
-      <w:r>
-        <w:t>FR-7.1: Система позволяет авторизованному пользователю создавать плейлисты.</w:t>
-      </w:r>
-      <w:r>
-        <w:br/>
-        <w:t xml:space="preserve">FR-7.2: Система позволяет авторизованному пользователю добавлять в свой плейлист любые свои видео, доступные в его студии </w:t>
-      </w:r>
-      <w:proofErr w:type="spellStart"/>
-      <w:r>
-        <w:t>Rutube</w:t>
-      </w:r>
-      <w:proofErr w:type="spellEnd"/>
-      <w:r>
-        <w:t>.</w:t>
-      </w:r>
-      <w:r>
-        <w:br/>
-        <w:t>FR-7.3: Система позволяет авторизованному пользователю удалять из своего плейлиста любое ранее добавленное видео.</w:t>
-      </w:r>
-      <w:r>
-        <w:br/>
-        <w:t>FR-7.4: Система позволяет авторизованному пользователю подписываться на плейлист другого пользователя, чтобы он отображался в его списке плейлистов для быстрого доступа.</w:t>
-      </w:r>
-      <w:r>
-        <w:br/>
-      </w:r>
-      <w:r>
-        <w:lastRenderedPageBreak/>
-        <w:t>FR-7.5: Система позволяет пользователю указать название и описание для плейлиста.</w:t>
-      </w:r>
-      <w:r>
-        <w:br/>
-        <w:t>FR-7.6: Система позволяет загрузить обложку для плейлиста.</w:t>
-      </w:r>
-    </w:p>
-    <w:p/>
-    <w:p>
-      <w:pPr>
-        <w:pStyle w:val="4"/>
-      </w:pPr>
-      <w:r>
-        <w:t>4.8 Каналы</w:t>
-      </w:r>
-    </w:p>
-    <w:p>
-      <w:r>
-        <w:t>FR-8.1: Система позволяет владельцу канала загрузить и изменить аватар канала.</w:t>
-      </w:r>
-      <w:r>
-        <w:br/>
-        <w:t>FR-8.2: Система позволяет владельцу канала загрузить и изменить обложку канала.</w:t>
-      </w:r>
-      <w:r>
-        <w:br/>
-        <w:t>FR-8.3: Система позволяет владельцу канала задать и изменить название и описание канала.</w:t>
-      </w:r>
-      <w:r>
-        <w:br/>
-        <w:t>FR-8.4: При отсутствии загруженного аватара система показывает стандартную иконку канала.</w:t>
-      </w:r>
-      <w:r>
-        <w:br/>
-        <w:t>FR-8.5: При отсутствии загруженной обложки система показывает стандартный фон канала.</w:t>
-      </w:r>
-      <w:r>
-        <w:br/>
-        <w:t>FR-8.6: При некорректных данных система показывает сообщение об ошибке и не сохраняет изменения.</w:t>
-      </w:r>
-    </w:p>
-    <w:p/>
-    <w:p>
-      <w:pPr>
-        <w:pStyle w:val="4"/>
-      </w:pPr>
-      <w:r>
-        <w:t>4.9 Прямые трансляции</w:t>
-      </w:r>
-    </w:p>
-    <w:p>
-      <w:r>
-        <w:t>FR-9.1: Система позволяет пользователю указать название и описание для трансляции.</w:t>
-      </w:r>
-      <w:r>
-        <w:br/>
-        <w:t>FR-9.2: Система позволяет загрузить обложку для трансляции.</w:t>
-      </w:r>
-      <w:r>
-        <w:br/>
-        <w:t>FR-9.3: Система позволяет авторизованным пользователям запускать прямую трансляцию от имени своего канала</w:t>
-      </w:r>
-      <w:r>
-        <w:t>,</w:t>
-      </w:r>
-      <w:r>
-        <w:t xml:space="preserve"> при попытке запуска трансляции неавторизованным пользователем система перенаправляет его на страницу авторизации.</w:t>
-      </w:r>
-      <w:r>
-        <w:br/>
-        <w:t>FR-9.4: Система позволяет пользователю выбрать категорию трансляции, права доступа и время начала трансляции.</w:t>
-      </w:r>
-      <w:r>
-        <w:br/>
-        <w:t>FR-9.5: Система позволяет пользователю подключить программу для трансляции с использованием предоставленных параметров подключения.</w:t>
-      </w:r>
-    </w:p>
-    <w:p/>
-    <w:p>
-      <w:pPr>
-        <w:pStyle w:val="4"/>
-      </w:pPr>
-      <w:r>
-        <w:t xml:space="preserve">4.10 </w:t>
-      </w:r>
-      <w:r>
-        <w:t>Платные подписки</w:t>
-      </w:r>
-    </w:p>
-    <w:p>
-      <w:r>
-        <w:t>FR-</w:t>
-      </w:r>
-      <w:r>
-        <w:t>10.1</w:t>
-      </w:r>
-      <w:r>
-        <w:t xml:space="preserve">: </w:t>
-      </w:r>
-      <w:r>
-        <w:t>Система</w:t>
-      </w:r>
-      <w:r>
-        <w:t xml:space="preserve"> </w:t>
-      </w:r>
-      <w:r>
-        <w:t xml:space="preserve">позволяет авторизованному пользователю оформить </w:t>
-      </w:r>
-      <w:r>
-        <w:rPr>
-          <w:i/>
-          <w:iCs/>
-          <w:u w:val="single"/>
-        </w:rPr>
-        <w:t xml:space="preserve">платную </w:t>
-      </w:r>
-      <w:r>
-        <w:rPr>
-          <w:i/>
-          <w:iCs/>
-          <w:u w:val="single"/>
-        </w:rPr>
-        <w:t>подписку</w:t>
-      </w:r>
-      <w:r>
-        <w:t xml:space="preserve"> </w:t>
-      </w:r>
-      <w:r>
-        <w:t xml:space="preserve">с </w:t>
-      </w:r>
-      <w:proofErr w:type="spellStart"/>
-      <w:r>
-        <w:rPr>
-          <w:i/>
-          <w:iCs/>
-          <w:u w:val="single"/>
-        </w:rPr>
-        <w:t>автопродлением</w:t>
-      </w:r>
-      <w:proofErr w:type="spellEnd"/>
-      <w:r>
-        <w:t xml:space="preserve"> каждый месяц </w:t>
-      </w:r>
-      <w:r>
-        <w:t xml:space="preserve">на сервис для дополнительных функций </w:t>
-      </w:r>
-    </w:p>
-    <w:p>
-      <w:r>
-        <w:t>FR-10.</w:t>
-      </w:r>
-      <w:r>
-        <w:t>2</w:t>
-      </w:r>
-      <w:r>
-        <w:t>: Система позволяет пользователю просмотреть статус своей подписки и дату следующего списания</w:t>
-      </w:r>
-    </w:p>
-    <w:p>
-      <w:r>
-        <w:t>FR-10.</w:t>
-      </w:r>
-      <w:r>
-        <w:t>3</w:t>
-      </w:r>
-      <w:r>
-        <w:t xml:space="preserve">: Система позволяет пользователю отменить </w:t>
-      </w:r>
-      <w:proofErr w:type="spellStart"/>
-      <w:r>
-        <w:t>автопродление</w:t>
-      </w:r>
-      <w:proofErr w:type="spellEnd"/>
-      <w:r>
-        <w:t xml:space="preserve"> подписки </w:t>
-      </w:r>
-    </w:p>
-    <w:p/>
-    <w:p>
-      <w:pPr>
-        <w:pStyle w:val="3"/>
-      </w:pPr>
-      <w:bookmarkStart w:id="23" w:name="_Toc224136268"/>
-      <w:r>
-        <w:t>Требования</w:t>
-      </w:r>
-      <w:r>
-        <w:t xml:space="preserve"> </w:t>
-      </w:r>
-      <w:r>
-        <w:t>владельцев</w:t>
-      </w:r>
-      <w:r>
-        <w:t xml:space="preserve"> </w:t>
-      </w:r>
-      <w:r>
-        <w:t>сайта</w:t>
-      </w:r>
-      <w:bookmarkEnd w:id="23"/>
-    </w:p>
-    <w:p>
-      <w:r>
-        <w:rPr>
-          <w:lang w:val="en-US"/>
-        </w:rPr>
-        <w:t>FR</w:t>
-      </w:r>
-      <w:r>
-        <w:t>-</w:t>
-      </w:r>
-      <w:r>
-        <w:t xml:space="preserve">11.1: </w:t>
-      </w:r>
-      <w:r>
-        <w:t>Система позволяет владельцу удалять видео с сайта</w:t>
-      </w:r>
-    </w:p>
-    <w:p>
-      <w:r>
-        <w:rPr>
-          <w:lang w:val="en-US"/>
-        </w:rPr>
-        <w:t>FR</w:t>
-      </w:r>
-      <w:r>
-        <w:t>-11.</w:t>
-      </w:r>
-      <w:r>
-        <w:t>2</w:t>
-      </w:r>
-      <w:r>
-        <w:t xml:space="preserve">: </w:t>
-      </w:r>
-      <w:r>
-        <w:t xml:space="preserve">Система позволяет владельцу менять права доступа пользователей к сайту </w:t>
-      </w:r>
-    </w:p>
-    <w:p>
-      <w:r>
-        <w:rPr>
-          <w:lang w:val="en-US"/>
-        </w:rPr>
-        <w:t>FR</w:t>
-      </w:r>
-      <w:r>
-        <w:t>-11.</w:t>
-      </w:r>
-      <w:r>
-        <w:t>3</w:t>
-      </w:r>
-      <w:r>
-        <w:t xml:space="preserve">: </w:t>
-      </w:r>
-      <w:r>
-        <w:t xml:space="preserve">Система позволяет владельцу </w:t>
-      </w:r>
-      <w:r>
-        <w:t xml:space="preserve">изменять глобальные настройки </w:t>
-      </w:r>
-      <w:r>
-        <w:t>сервиса</w:t>
-      </w:r>
-    </w:p>
-    <w:p/>
-    <w:p>
-      <w:pPr>
-        <w:pStyle w:val="2"/>
-        <w:rPr>
-          <w:rFonts w:ascii="Times New Roman" w:eastAsia="Times New Roman" w:hAnsi="Times New Roman" w:cs="Times New Roman"/>
-        </w:rPr>
-      </w:pPr>
-      <w:bookmarkStart w:id="24" w:name="_Toc224136269"/>
-      <w:r>
-        <w:rPr>
-          <w:rFonts w:ascii="Times New Roman" w:eastAsia="Times New Roman" w:hAnsi="Times New Roman" w:cs="Times New Roman"/>
-        </w:rPr>
-        <w:t xml:space="preserve">5. </w:t>
-      </w:r>
-      <w:r>
-        <w:rPr>
-          <w:rFonts w:ascii="Times New Roman" w:eastAsia="Times New Roman" w:hAnsi="Times New Roman" w:cs="Times New Roman"/>
-          <w:lang w:val="en-US"/>
-        </w:rPr>
-        <w:t>Nonfunctional</w:t>
-      </w:r>
-      <w:r>
-        <w:rPr>
-          <w:rFonts w:ascii="Times New Roman" w:eastAsia="Times New Roman" w:hAnsi="Times New Roman" w:cs="Times New Roman"/>
-        </w:rPr>
-        <w:t xml:space="preserve"> </w:t>
-      </w:r>
-      <w:r>
-        <w:rPr>
-          <w:rFonts w:ascii="Times New Roman" w:eastAsia="Times New Roman" w:hAnsi="Times New Roman" w:cs="Times New Roman"/>
-          <w:lang w:val="en-US"/>
-        </w:rPr>
         <w:t>Requirements</w:t>
       </w:r>
-      <w:bookmarkEnd w:id="24"/>
-    </w:p>
-    <w:p>
-      <w:pPr>
-        <w:pStyle w:val="3"/>
-      </w:pPr>
-      <w:bookmarkStart w:id="25" w:name="_Toc224136270"/>
-      <w:r>
-        <w:t xml:space="preserve">1. </w:t>
-      </w:r>
-      <w:r>
-        <w:rPr>
-          <w:lang w:val="en-US"/>
-        </w:rPr>
-        <w:t>Usability</w:t>
-      </w:r>
-      <w:bookmarkEnd w:id="25"/>
-    </w:p>
-    <w:p>
-      <w:r>
-        <w:rPr>
-          <w:lang w:val="en-US"/>
-        </w:rPr>
-        <w:t>NFR</w:t>
-      </w:r>
-      <w:r>
-        <w:t xml:space="preserve">-1.1: </w:t>
-      </w:r>
-      <w:r>
-        <w:t>Система должна поддерживать</w:t>
-      </w:r>
-      <w:r>
-        <w:t xml:space="preserve"> все</w:t>
-      </w:r>
-      <w:r>
-        <w:t xml:space="preserve"> </w:t>
-      </w:r>
-      <w:r>
-        <w:t xml:space="preserve">распространенные </w:t>
-      </w:r>
-      <w:r>
-        <w:t>разрешени</w:t>
-      </w:r>
-      <w:r>
-        <w:t xml:space="preserve">я </w:t>
-      </w:r>
-      <w:r>
-        <w:t xml:space="preserve">экрана пользователя </w:t>
-      </w:r>
-      <w:r>
-        <w:t xml:space="preserve">для мобильных устройств </w:t>
-      </w:r>
-      <w:r>
-        <w:t>шириной от 360 пикселей</w:t>
-      </w:r>
-      <w:r>
-        <w:t xml:space="preserve"> и десктопов </w:t>
-      </w:r>
-    </w:p>
-    <w:p>
-      <w:r>
-        <w:rPr>
-          <w:lang w:val="en-US"/>
-        </w:rPr>
-        <w:t>NFR</w:t>
-      </w:r>
-      <w:r>
-        <w:t>-1.</w:t>
-      </w:r>
-      <w:r>
-        <w:t>2</w:t>
-      </w:r>
-      <w:r>
-        <w:t xml:space="preserve">: </w:t>
-      </w:r>
-      <w:r>
-        <w:t xml:space="preserve">Интерфейс системы должен быть на русском языке </w:t>
-      </w:r>
-    </w:p>
-    <w:p>
-      <w:pPr>
-        <w:tabs>
-          <w:tab w:val="left" w:pos="3706"/>
-        </w:tabs>
-      </w:pPr>
-      <w:r>
-        <w:rPr>
-          <w:lang w:val="en-US"/>
-        </w:rPr>
-        <w:t>NFR</w:t>
-      </w:r>
-      <w:r>
-        <w:t>-1</w:t>
-      </w:r>
-      <w:r>
-        <w:t>.3</w:t>
-      </w:r>
-      <w:r>
-        <w:t xml:space="preserve">: </w:t>
-      </w:r>
-      <w:r>
-        <w:t>Интерфейс системы должен быть интуитивно понятен без предварительной подготовки</w:t>
-      </w:r>
-    </w:p>
-    <w:p>
-      <w:pPr>
-        <w:tabs>
-          <w:tab w:val="left" w:pos="3706"/>
-        </w:tabs>
-      </w:pPr>
-      <w:r>
-        <w:rPr>
-          <w:lang w:val="en-US"/>
-        </w:rPr>
-        <w:t>NFR</w:t>
-      </w:r>
-      <w:r>
-        <w:t>-1.</w:t>
-      </w:r>
-      <w:r>
-        <w:t>4</w:t>
-      </w:r>
-      <w:r>
-        <w:t>:</w:t>
-      </w:r>
-      <w:r>
-        <w:t xml:space="preserve"> </w:t>
-      </w:r>
-      <w:r>
-        <w:t>Интервал ответа системы на действие пользователя должен находиться в диапазоне 1-5 секунд</w:t>
-      </w:r>
-    </w:p>
-    <w:p>
-      <w:pPr>
-        <w:pStyle w:val="3"/>
-      </w:pPr>
-      <w:bookmarkStart w:id="26" w:name="_Toc224136271"/>
-      <w:r>
-        <w:lastRenderedPageBreak/>
-        <w:t xml:space="preserve">2. </w:t>
-      </w:r>
-      <w:r>
-        <w:rPr>
-          <w:lang w:val="en-US"/>
-        </w:rPr>
-        <w:t>Reliability</w:t>
-      </w:r>
-      <w:bookmarkEnd w:id="26"/>
-    </w:p>
-    <w:p>
-      <w:r>
-        <w:rPr>
-          <w:lang w:val="en-US"/>
-        </w:rPr>
-        <w:t>NFR</w:t>
-      </w:r>
-      <w:r>
-        <w:t>-</w:t>
-      </w:r>
-      <w:r>
-        <w:t>2</w:t>
-      </w:r>
-      <w:r>
-        <w:t>.1:</w:t>
-      </w:r>
-      <w:r>
-        <w:t xml:space="preserve"> С</w:t>
-      </w:r>
-      <w:r>
-        <w:t>истема должна обеспечивать доступность не менее 99.9</w:t>
-      </w:r>
-      <w:r>
-        <w:t>99</w:t>
-      </w:r>
-      <w:r>
-        <w:t>% времени в год</w:t>
-      </w:r>
-    </w:p>
-    <w:p>
-      <w:r>
-        <w:rPr>
-          <w:lang w:val="en-US"/>
-        </w:rPr>
-        <w:t>NFR</w:t>
-      </w:r>
-      <w:r>
-        <w:t>-2.2: Среднее время восстановления сервиса после отказа не должно превышать 30 минут</w:t>
-      </w:r>
-    </w:p>
-    <w:p>
-      <w:pPr>
-        <w:pStyle w:val="3"/>
-      </w:pPr>
-      <w:r>
-        <w:t xml:space="preserve">3. </w:t>
-      </w:r>
-      <w:bookmarkStart w:id="27" w:name="_Toc224136272"/>
-      <w:r>
-        <w:rPr>
-          <w:lang w:val="en-US"/>
-        </w:rPr>
-        <w:t>Performance</w:t>
-      </w:r>
-      <w:bookmarkEnd w:id="27"/>
-    </w:p>
-    <w:p>
-      <w:pPr>
-        <w:rPr>
-          <w:lang w:val="en-US"/>
-        </w:rPr>
-      </w:pPr>
-      <w:r>
-        <w:rPr>
-          <w:lang w:val="en-US"/>
-        </w:rPr>
-        <w:t>NFR</w:t>
-      </w:r>
-      <w:r>
-        <w:t>-</w:t>
-      </w:r>
-      <w:r>
-        <w:t>3</w:t>
-      </w:r>
-      <w:r>
-        <w:t>.1</w:t>
-      </w:r>
-      <w:r>
-        <w:t>:</w:t>
-      </w:r>
-      <w:r>
-        <w:t xml:space="preserve"> Время загрузки страницы просмотра видео не должно превышать 2 секунд при стабильном подключении к интернету</w:t>
-      </w:r>
-    </w:p>
-    <w:p>
-      <w:r>
-        <w:t>NFR-</w:t>
-      </w:r>
-      <w:r>
-        <w:t>3</w:t>
-      </w:r>
-      <w:r>
-        <w:t>.2: Плеер должен начинать воспроизведение выбранного видео не позднее чем через 3 секунды после нажатия на него</w:t>
-      </w:r>
-    </w:p>
-    <w:p>
-      <w:r>
-        <w:rPr>
-          <w:lang w:val="en-US"/>
-        </w:rPr>
-        <w:t>NFR</w:t>
-      </w:r>
-      <w:r>
-        <w:t>-3.</w:t>
-      </w:r>
-      <w:r>
-        <w:t>3</w:t>
-      </w:r>
-      <w:r>
-        <w:t xml:space="preserve">: </w:t>
-      </w:r>
-      <w:r>
-        <w:t>Система</w:t>
-      </w:r>
-      <w:r>
-        <w:t xml:space="preserve"> </w:t>
-      </w:r>
-      <w:r>
-        <w:t xml:space="preserve">должна </w:t>
-      </w:r>
-      <w:r>
-        <w:t>выдерживать нагрузку более 7 терабит в секунду на CDN-сеть в пике</w:t>
-      </w:r>
-    </w:p>
-    <w:p>
-      <w:r>
-        <w:rPr>
-          <w:lang w:val="en-US"/>
-        </w:rPr>
-        <w:t>NFR</w:t>
-      </w:r>
-      <w:r>
-        <w:t xml:space="preserve">-3.4: </w:t>
-      </w:r>
-      <w:r>
-        <w:t>Система должна быть рассчитана на обработку порядка миллиона загружаемых видеороликов и более 350 тысяч часов видео в сутки</w:t>
-      </w:r>
-    </w:p>
-    <w:p>
-      <w:pPr>
-        <w:pStyle w:val="3"/>
-      </w:pPr>
-      <w:r>
-        <w:t xml:space="preserve">4. </w:t>
-      </w:r>
-      <w:bookmarkStart w:id="28" w:name="_Toc224136273"/>
-      <w:r>
-        <w:rPr>
-          <w:lang w:val="en-US"/>
-        </w:rPr>
-        <w:t>Supportability</w:t>
-      </w:r>
-      <w:bookmarkEnd w:id="28"/>
-    </w:p>
-    <w:p>
-      <w:r>
-        <w:t>NFR-</w:t>
-      </w:r>
-      <w:r>
-        <w:t xml:space="preserve">4.1: </w:t>
-      </w:r>
-      <w:r>
-        <w:t>Система должна корректно функционировать во всех современных браузерах</w:t>
-      </w:r>
-      <w:r>
-        <w:t xml:space="preserve"> </w:t>
-      </w:r>
-      <w:r>
-        <w:t>(</w:t>
-      </w:r>
-      <w:proofErr w:type="spellStart"/>
-      <w:r>
-        <w:t>Chrome</w:t>
-      </w:r>
-      <w:proofErr w:type="spellEnd"/>
-      <w:r>
-        <w:t>, Safari, Edge, Firefox, Opera</w:t>
-      </w:r>
-      <w:r>
-        <w:t xml:space="preserve">, </w:t>
-      </w:r>
-      <w:r>
-        <w:rPr>
-          <w:lang w:val="en-US"/>
-        </w:rPr>
-        <w:t>Yandex</w:t>
-      </w:r>
-      <w:r>
-        <w:t xml:space="preserve"> </w:t>
-      </w:r>
-      <w:r>
-        <w:t>и др.)</w:t>
-      </w:r>
-    </w:p>
-    <w:p>
-      <w:r>
-        <w:rPr>
-          <w:lang w:val="en-US"/>
-        </w:rPr>
-        <w:t>NFR</w:t>
-      </w:r>
-      <w:r>
-        <w:t>-</w:t>
-      </w:r>
-      <w:r>
-        <w:t>4</w:t>
-      </w:r>
-      <w:r>
-        <w:t>.</w:t>
-      </w:r>
-      <w:r>
-        <w:t>2</w:t>
-      </w:r>
-      <w:r>
-        <w:t xml:space="preserve">: </w:t>
-      </w:r>
-      <w:r>
-        <w:t>Система</w:t>
-      </w:r>
-      <w:r>
-        <w:t xml:space="preserve"> </w:t>
-      </w:r>
-      <w:r>
-        <w:t>должна</w:t>
-      </w:r>
-      <w:r>
-        <w:t xml:space="preserve"> расширяема на</w:t>
-      </w:r>
-      <w:r>
-        <w:t xml:space="preserve"> </w:t>
-      </w:r>
-      <w:r>
-        <w:t>80 миллионов уникальных пользователей в месяц</w:t>
-      </w:r>
-    </w:p>
-    <w:p>
-      <w:pPr>
-        <w:pStyle w:val="2"/>
+      <w:r>
         <w:rPr>
           <w:rFonts w:ascii="Times New Roman" w:eastAsia="Times New Roman" w:hAnsi="Times New Roman" w:cs="Times New Roman"/>
           <w:sz w:val="36"/>
           <w:szCs w:val="36"/>
         </w:rPr>
-      </w:pPr>
-      <w:bookmarkStart w:id="29" w:name="_Toc224136283"/>
-      <w:r>
-        <w:rPr>
-          <w:rFonts w:ascii="Times New Roman" w:eastAsia="Times New Roman" w:hAnsi="Times New Roman" w:cs="Times New Roman"/>
-          <w:sz w:val="36"/>
-          <w:szCs w:val="36"/>
-        </w:rPr>
-        <w:t xml:space="preserve">6. </w:t>
+        <w:t xml:space="preserve"> </w:t>
       </w:r>
       <w:r>
         <w:rPr>
@@ -8264,23 +7773,6 @@
           <w:szCs w:val="36"/>
           <w:lang w:val="en-US"/>
         </w:rPr>
-        <w:t>Requirements</w:t>
-      </w:r>
-      <w:r>
-        <w:rPr>
-          <w:rFonts w:ascii="Times New Roman" w:eastAsia="Times New Roman" w:hAnsi="Times New Roman" w:cs="Times New Roman"/>
-          <w:sz w:val="36"/>
-          <w:szCs w:val="36"/>
-        </w:rPr>
-        <w:t xml:space="preserve"> </w:t>
-      </w:r>
-      <w:r>
-        <w:rPr>
-          <w:rFonts w:ascii="Times New Roman" w:eastAsia="Times New Roman" w:hAnsi="Times New Roman" w:cs="Times New Roman"/>
-          <w:sz w:val="36"/>
-          <w:szCs w:val="36"/>
-          <w:lang w:val="en-US"/>
-        </w:rPr>
         <w:t>Attributes</w:t>
       </w:r>
       <w:bookmarkEnd w:id="29"/>
@@ -8292,7 +7784,7 @@
           <w:rFonts w:cs="Times New Roman"/>
         </w:rPr>
       </w:pPr>
-      <w:bookmarkStart w:id="30" w:name="_Toc224136284"/>
+      <w:bookmarkStart w:id="30" w:name="_Toc224596154"/>
       <w:r>
         <w:rPr>
           <w:rFonts w:cs="Times New Roman"/>
@@ -8303,29 +7795,28 @@
     </w:p>
     <w:tbl>
       <w:tblPr>
-        <w:tblW w:w="7520" w:type="dxa"/>
+        <w:tblW w:w="7313" w:type="dxa"/>
         <w:tblLook w:val="04A0" w:firstRow="1" w:lastRow="0" w:firstColumn="1" w:lastColumn="0" w:noHBand="0" w:noVBand="1"/>
       </w:tblPr>
       <w:tblGrid>
-        <w:gridCol w:w="1880"/>
-        <w:gridCol w:w="1880"/>
-        <w:gridCol w:w="1880"/>
-        <w:gridCol w:w="1880"/>
+        <w:gridCol w:w="1828"/>
+        <w:gridCol w:w="1931"/>
+        <w:gridCol w:w="1781"/>
+        <w:gridCol w:w="1773"/>
       </w:tblGrid>
       <w:tr>
         <w:trPr>
-          <w:trHeight w:val="600"/>
+          <w:trHeight w:val="603"/>
         </w:trPr>
         <w:tc>
           <w:tcPr>
-            <w:tcW w:w="1880" w:type="dxa"/>
+            <w:tcW w:w="1828" w:type="dxa"/>
             <w:tcBorders>
               <w:top w:val="single" w:sz="4" w:space="0" w:color="auto"/>
               <w:left w:val="single" w:sz="4" w:space="0" w:color="auto"/>
               <w:bottom w:val="single" w:sz="4" w:space="0" w:color="auto"/>
               <w:right w:val="single" w:sz="4" w:space="0" w:color="auto"/>
             </w:tcBorders>
-            <w:shd w:val="clear" w:color="auto" w:fill="auto"/>
             <w:vAlign w:val="center"/>
             <w:hideMark/>
           </w:tcPr>
@@ -8350,14 +7841,13 @@
         </w:tc>
         <w:tc>
           <w:tcPr>
-            <w:tcW w:w="1880" w:type="dxa"/>
+            <w:tcW w:w="1931" w:type="dxa"/>
             <w:tcBorders>
               <w:top w:val="single" w:sz="4" w:space="0" w:color="auto"/>
               <w:left w:val="nil"/>
               <w:bottom w:val="single" w:sz="4" w:space="0" w:color="auto"/>
               <w:right w:val="single" w:sz="4" w:space="0" w:color="auto"/>
             </w:tcBorders>
-            <w:shd w:val="clear" w:color="auto" w:fill="auto"/>
             <w:vAlign w:val="center"/>
             <w:hideMark/>
           </w:tcPr>
@@ -8382,14 +7872,13 @@
         </w:tc>
         <w:tc>
           <w:tcPr>
-            <w:tcW w:w="1880" w:type="dxa"/>
+            <w:tcW w:w="1781" w:type="dxa"/>
             <w:tcBorders>
               <w:top w:val="single" w:sz="4" w:space="0" w:color="auto"/>
               <w:left w:val="nil"/>
               <w:bottom w:val="single" w:sz="4" w:space="0" w:color="auto"/>
               <w:right w:val="single" w:sz="4" w:space="0" w:color="auto"/>
             </w:tcBorders>
-            <w:shd w:val="clear" w:color="auto" w:fill="auto"/>
             <w:vAlign w:val="center"/>
             <w:hideMark/>
           </w:tcPr>
@@ -8423,14 +7912,13 @@
         </w:tc>
         <w:tc>
           <w:tcPr>
-            <w:tcW w:w="1880" w:type="dxa"/>
+            <w:tcW w:w="1773" w:type="dxa"/>
             <w:tcBorders>
               <w:top w:val="single" w:sz="4" w:space="0" w:color="auto"/>
               <w:left w:val="nil"/>
               <w:bottom w:val="single" w:sz="4" w:space="0" w:color="auto"/>
               <w:right w:val="single" w:sz="4" w:space="0" w:color="auto"/>
             </w:tcBorders>
-            <w:shd w:val="clear" w:color="auto" w:fill="auto"/>
             <w:vAlign w:val="center"/>
             <w:hideMark/>
           </w:tcPr>
@@ -8456,18 +7944,17 @@
       </w:tr>
       <w:tr>
         <w:trPr>
-          <w:trHeight w:val="300"/>
+          <w:trHeight w:val="301"/>
         </w:trPr>
         <w:tc>
           <w:tcPr>
-            <w:tcW w:w="1880" w:type="dxa"/>
+            <w:tcW w:w="1828" w:type="dxa"/>
             <w:tcBorders>
               <w:top w:val="nil"/>
               <w:left w:val="single" w:sz="4" w:space="0" w:color="auto"/>
               <w:bottom w:val="single" w:sz="4" w:space="0" w:color="auto"/>
               <w:right w:val="single" w:sz="4" w:space="0" w:color="auto"/>
             </w:tcBorders>
-            <w:shd w:val="clear" w:color="auto" w:fill="auto"/>
             <w:vAlign w:val="center"/>
             <w:hideMark/>
           </w:tcPr>
@@ -8492,14 +7979,13 @@
         </w:tc>
         <w:tc>
           <w:tcPr>
-            <w:tcW w:w="1880" w:type="dxa"/>
+            <w:tcW w:w="1931" w:type="dxa"/>
             <w:tcBorders>
               <w:top w:val="nil"/>
               <w:left w:val="nil"/>
               <w:bottom w:val="single" w:sz="4" w:space="0" w:color="auto"/>
               <w:right w:val="single" w:sz="4" w:space="0" w:color="auto"/>
             </w:tcBorders>
-            <w:shd w:val="clear" w:color="auto" w:fill="auto"/>
             <w:noWrap/>
             <w:vAlign w:val="center"/>
             <w:hideMark/>
@@ -8535,14 +8021,13 @@
         </w:tc>
         <w:tc>
           <w:tcPr>
-            <w:tcW w:w="1880" w:type="dxa"/>
+            <w:tcW w:w="1781" w:type="dxa"/>
             <w:tcBorders>
               <w:top w:val="nil"/>
               <w:left w:val="nil"/>
               <w:bottom w:val="single" w:sz="4" w:space="0" w:color="auto"/>
               <w:right w:val="single" w:sz="4" w:space="0" w:color="auto"/>
             </w:tcBorders>
-            <w:shd w:val="clear" w:color="auto" w:fill="auto"/>
             <w:vAlign w:val="center"/>
             <w:hideMark/>
           </w:tcPr>
@@ -8567,14 +8052,13 @@
         </w:tc>
         <w:tc>
           <w:tcPr>
-            <w:tcW w:w="1880" w:type="dxa"/>
+            <w:tcW w:w="1773" w:type="dxa"/>
             <w:tcBorders>
               <w:top w:val="nil"/>
               <w:left w:val="nil"/>
               <w:bottom w:val="single" w:sz="4" w:space="0" w:color="auto"/>
               <w:right w:val="single" w:sz="4" w:space="0" w:color="auto"/>
             </w:tcBorders>
-            <w:shd w:val="clear" w:color="auto" w:fill="auto"/>
             <w:vAlign w:val="center"/>
             <w:hideMark/>
           </w:tcPr>
@@ -8600,18 +8084,17 @@
       </w:tr>
       <w:tr>
         <w:trPr>
-          <w:trHeight w:val="300"/>
+          <w:trHeight w:val="301"/>
         </w:trPr>
         <w:tc>
           <w:tcPr>
-            <w:tcW w:w="1880" w:type="dxa"/>
+            <w:tcW w:w="1828" w:type="dxa"/>
             <w:tcBorders>
               <w:top w:val="nil"/>
               <w:left w:val="single" w:sz="4" w:space="0" w:color="auto"/>
               <w:bottom w:val="single" w:sz="4" w:space="0" w:color="auto"/>
               <w:right w:val="single" w:sz="4" w:space="0" w:color="auto"/>
             </w:tcBorders>
-            <w:shd w:val="clear" w:color="auto" w:fill="auto"/>
             <w:vAlign w:val="center"/>
             <w:hideMark/>
           </w:tcPr>
@@ -8636,14 +8119,13 @@
         </w:tc>
         <w:tc>
           <w:tcPr>
-            <w:tcW w:w="1880" w:type="dxa"/>
+            <w:tcW w:w="1931" w:type="dxa"/>
             <w:tcBorders>
               <w:top w:val="nil"/>
               <w:left w:val="nil"/>
               <w:bottom w:val="single" w:sz="4" w:space="0" w:color="auto"/>
               <w:right w:val="single" w:sz="4" w:space="0" w:color="auto"/>
             </w:tcBorders>
-            <w:shd w:val="clear" w:color="auto" w:fill="auto"/>
             <w:noWrap/>
             <w:vAlign w:val="center"/>
             <w:hideMark/>
@@ -8679,14 +8161,13 @@
         </w:tc>
         <w:tc>
           <w:tcPr>
-            <w:tcW w:w="1880" w:type="dxa"/>
+            <w:tcW w:w="1781" w:type="dxa"/>
             <w:tcBorders>
               <w:top w:val="nil"/>
               <w:left w:val="nil"/>
               <w:bottom w:val="single" w:sz="4" w:space="0" w:color="auto"/>
               <w:right w:val="single" w:sz="4" w:space="0" w:color="auto"/>
             </w:tcBorders>
-            <w:shd w:val="clear" w:color="auto" w:fill="auto"/>
             <w:vAlign w:val="center"/>
             <w:hideMark/>
           </w:tcPr>
@@ -8711,14 +8192,13 @@
         </w:tc>
         <w:tc>
           <w:tcPr>
-            <w:tcW w:w="1880" w:type="dxa"/>
+            <w:tcW w:w="1773" w:type="dxa"/>
             <w:tcBorders>
               <w:top w:val="nil"/>
               <w:left w:val="nil"/>
               <w:bottom w:val="single" w:sz="4" w:space="0" w:color="auto"/>
               <w:right w:val="single" w:sz="4" w:space="0" w:color="auto"/>
             </w:tcBorders>
-            <w:shd w:val="clear" w:color="auto" w:fill="auto"/>
             <w:vAlign w:val="center"/>
             <w:hideMark/>
           </w:tcPr>
@@ -8744,18 +8224,17 @@
       </w:tr>
       <w:tr>
         <w:trPr>
-          <w:trHeight w:val="300"/>
+          <w:trHeight w:val="301"/>
         </w:trPr>
         <w:tc>
           <w:tcPr>
-            <w:tcW w:w="1880" w:type="dxa"/>
+            <w:tcW w:w="1828" w:type="dxa"/>
             <w:tcBorders>
               <w:top w:val="nil"/>
               <w:left w:val="single" w:sz="4" w:space="0" w:color="auto"/>
               <w:bottom w:val="single" w:sz="4" w:space="0" w:color="auto"/>
               <w:right w:val="single" w:sz="4" w:space="0" w:color="auto"/>
             </w:tcBorders>
-            <w:shd w:val="clear" w:color="auto" w:fill="auto"/>
             <w:vAlign w:val="center"/>
             <w:hideMark/>
           </w:tcPr>
@@ -8780,14 +8259,13 @@
         </w:tc>
         <w:tc>
           <w:tcPr>
-            <w:tcW w:w="1880" w:type="dxa"/>
+            <w:tcW w:w="1931" w:type="dxa"/>
             <w:tcBorders>
               <w:top w:val="nil"/>
               <w:left w:val="nil"/>
               <w:bottom w:val="single" w:sz="4" w:space="0" w:color="auto"/>
               <w:right w:val="single" w:sz="4" w:space="0" w:color="auto"/>
             </w:tcBorders>
-            <w:shd w:val="clear" w:color="auto" w:fill="auto"/>
             <w:vAlign w:val="center"/>
             <w:hideMark/>
           </w:tcPr>
@@ -8832,14 +8310,13 @@
         </w:tc>
         <w:tc>
           <w:tcPr>
-            <w:tcW w:w="1880" w:type="dxa"/>
+            <w:tcW w:w="1781" w:type="dxa"/>
             <w:tcBorders>
               <w:top w:val="nil"/>
               <w:left w:val="nil"/>
               <w:bottom w:val="single" w:sz="4" w:space="0" w:color="auto"/>
               <w:right w:val="single" w:sz="4" w:space="0" w:color="auto"/>
             </w:tcBorders>
-            <w:shd w:val="clear" w:color="auto" w:fill="auto"/>
             <w:vAlign w:val="center"/>
             <w:hideMark/>
           </w:tcPr>
@@ -8864,14 +8341,13 @@
         </w:tc>
         <w:tc>
           <w:tcPr>
-            <w:tcW w:w="1880" w:type="dxa"/>
+            <w:tcW w:w="1773" w:type="dxa"/>
             <w:tcBorders>
               <w:top w:val="nil"/>
               <w:left w:val="nil"/>
               <w:bottom w:val="single" w:sz="4" w:space="0" w:color="auto"/>
               <w:right w:val="single" w:sz="4" w:space="0" w:color="auto"/>
             </w:tcBorders>
-            <w:shd w:val="clear" w:color="auto" w:fill="auto"/>
             <w:vAlign w:val="center"/>
             <w:hideMark/>
           </w:tcPr>
@@ -8897,18 +8373,17 @@
       </w:tr>
       <w:tr>
         <w:trPr>
-          <w:trHeight w:val="300"/>
+          <w:trHeight w:val="301"/>
         </w:trPr>
         <w:tc>
           <w:tcPr>
-            <w:tcW w:w="1880" w:type="dxa"/>
+            <w:tcW w:w="1828" w:type="dxa"/>
             <w:tcBorders>
               <w:top w:val="nil"/>
               <w:left w:val="single" w:sz="4" w:space="0" w:color="auto"/>
               <w:bottom w:val="single" w:sz="4" w:space="0" w:color="auto"/>
               <w:right w:val="single" w:sz="4" w:space="0" w:color="auto"/>
             </w:tcBorders>
-            <w:shd w:val="clear" w:color="auto" w:fill="auto"/>
             <w:vAlign w:val="center"/>
             <w:hideMark/>
           </w:tcPr>
@@ -8933,14 +8408,13 @@
         </w:tc>
         <w:tc>
           <w:tcPr>
-            <w:tcW w:w="1880" w:type="dxa"/>
+            <w:tcW w:w="1931" w:type="dxa"/>
             <w:tcBorders>
               <w:top w:val="nil"/>
               <w:left w:val="nil"/>
               <w:bottom w:val="single" w:sz="4" w:space="0" w:color="auto"/>
               <w:right w:val="single" w:sz="4" w:space="0" w:color="auto"/>
             </w:tcBorders>
-            <w:shd w:val="clear" w:color="auto" w:fill="auto"/>
             <w:vAlign w:val="center"/>
             <w:hideMark/>
           </w:tcPr>
@@ -8985,14 +8459,13 @@
         </w:tc>
         <w:tc>
           <w:tcPr>
-            <w:tcW w:w="1880" w:type="dxa"/>
+            <w:tcW w:w="1781" w:type="dxa"/>
             <w:tcBorders>
               <w:top w:val="nil"/>
               <w:left w:val="nil"/>
               <w:bottom w:val="single" w:sz="4" w:space="0" w:color="auto"/>
               <w:right w:val="single" w:sz="4" w:space="0" w:color="auto"/>
             </w:tcBorders>
-            <w:shd w:val="clear" w:color="auto" w:fill="auto"/>
             <w:vAlign w:val="center"/>
             <w:hideMark/>
           </w:tcPr>
@@ -9017,14 +8490,13 @@
         </w:tc>
         <w:tc>
           <w:tcPr>
-            <w:tcW w:w="1880" w:type="dxa"/>
+            <w:tcW w:w="1773" w:type="dxa"/>
             <w:tcBorders>
               <w:top w:val="nil"/>
               <w:left w:val="nil"/>
               <w:bottom w:val="single" w:sz="4" w:space="0" w:color="auto"/>
               <w:right w:val="single" w:sz="4" w:space="0" w:color="auto"/>
             </w:tcBorders>
-            <w:shd w:val="clear" w:color="auto" w:fill="auto"/>
             <w:vAlign w:val="center"/>
             <w:hideMark/>
           </w:tcPr>
@@ -9050,18 +8522,17 @@
       </w:tr>
       <w:tr>
         <w:trPr>
-          <w:trHeight w:val="320"/>
+          <w:trHeight w:val="316"/>
         </w:trPr>
         <w:tc>
           <w:tcPr>
-            <w:tcW w:w="1880" w:type="dxa"/>
+            <w:tcW w:w="1828" w:type="dxa"/>
             <w:tcBorders>
               <w:top w:val="nil"/>
               <w:left w:val="single" w:sz="4" w:space="0" w:color="auto"/>
               <w:bottom w:val="single" w:sz="4" w:space="0" w:color="auto"/>
               <w:right w:val="single" w:sz="4" w:space="0" w:color="auto"/>
             </w:tcBorders>
-            <w:shd w:val="clear" w:color="auto" w:fill="auto"/>
             <w:noWrap/>
             <w:vAlign w:val="bottom"/>
             <w:hideMark/>
@@ -9083,14 +8554,13 @@
         </w:tc>
         <w:tc>
           <w:tcPr>
-            <w:tcW w:w="1880" w:type="dxa"/>
+            <w:tcW w:w="1931" w:type="dxa"/>
             <w:tcBorders>
               <w:top w:val="nil"/>
               <w:left w:val="nil"/>
               <w:bottom w:val="single" w:sz="4" w:space="0" w:color="auto"/>
               <w:right w:val="single" w:sz="4" w:space="0" w:color="auto"/>
             </w:tcBorders>
-            <w:shd w:val="clear" w:color="auto" w:fill="auto"/>
             <w:vAlign w:val="center"/>
             <w:hideMark/>
           </w:tcPr>
@@ -9125,14 +8595,13 @@
         </w:tc>
         <w:tc>
           <w:tcPr>
-            <w:tcW w:w="1880" w:type="dxa"/>
+            <w:tcW w:w="1781" w:type="dxa"/>
             <w:tcBorders>
               <w:top w:val="nil"/>
               <w:left w:val="nil"/>
               <w:bottom w:val="single" w:sz="4" w:space="0" w:color="auto"/>
               <w:right w:val="single" w:sz="4" w:space="0" w:color="auto"/>
             </w:tcBorders>
-            <w:shd w:val="clear" w:color="auto" w:fill="auto"/>
             <w:vAlign w:val="center"/>
             <w:hideMark/>
           </w:tcPr>
@@ -9157,14 +8626,13 @@
         </w:tc>
         <w:tc>
           <w:tcPr>
-            <w:tcW w:w="1880" w:type="dxa"/>
+            <w:tcW w:w="1773" w:type="dxa"/>
             <w:tcBorders>
               <w:top w:val="nil"/>
               <w:left w:val="nil"/>
               <w:bottom w:val="single" w:sz="4" w:space="0" w:color="auto"/>
               <w:right w:val="single" w:sz="4" w:space="0" w:color="auto"/>
             </w:tcBorders>
-            <w:shd w:val="clear" w:color="auto" w:fill="auto"/>
             <w:vAlign w:val="center"/>
             <w:hideMark/>
           </w:tcPr>
@@ -9190,18 +8658,17 @@
       </w:tr>
       <w:tr>
         <w:trPr>
-          <w:trHeight w:val="300"/>
+          <w:trHeight w:val="301"/>
         </w:trPr>
         <w:tc>
           <w:tcPr>
-            <w:tcW w:w="1880" w:type="dxa"/>
+            <w:tcW w:w="1828" w:type="dxa"/>
             <w:tcBorders>
               <w:top w:val="nil"/>
               <w:left w:val="single" w:sz="4" w:space="0" w:color="auto"/>
               <w:bottom w:val="single" w:sz="4" w:space="0" w:color="auto"/>
               <w:right w:val="single" w:sz="4" w:space="0" w:color="auto"/>
             </w:tcBorders>
-            <w:shd w:val="clear" w:color="auto" w:fill="auto"/>
             <w:vAlign w:val="center"/>
             <w:hideMark/>
           </w:tcPr>
@@ -9226,14 +8693,13 @@
         </w:tc>
         <w:tc>
           <w:tcPr>
-            <w:tcW w:w="1880" w:type="dxa"/>
+            <w:tcW w:w="1931" w:type="dxa"/>
             <w:tcBorders>
               <w:top w:val="nil"/>
               <w:left w:val="nil"/>
               <w:bottom w:val="single" w:sz="4" w:space="0" w:color="auto"/>
               <w:right w:val="single" w:sz="4" w:space="0" w:color="auto"/>
             </w:tcBorders>
-            <w:shd w:val="clear" w:color="auto" w:fill="auto"/>
             <w:vAlign w:val="center"/>
             <w:hideMark/>
           </w:tcPr>
@@ -9268,14 +8734,13 @@
         </w:tc>
         <w:tc>
           <w:tcPr>
-            <w:tcW w:w="1880" w:type="dxa"/>
+            <w:tcW w:w="1781" w:type="dxa"/>
             <w:tcBorders>
               <w:top w:val="nil"/>
               <w:left w:val="nil"/>
               <w:bottom w:val="single" w:sz="4" w:space="0" w:color="auto"/>
               <w:right w:val="single" w:sz="4" w:space="0" w:color="auto"/>
             </w:tcBorders>
-            <w:shd w:val="clear" w:color="auto" w:fill="auto"/>
             <w:vAlign w:val="center"/>
             <w:hideMark/>
           </w:tcPr>
@@ -9300,14 +8765,13 @@
         </w:tc>
         <w:tc>
           <w:tcPr>
-            <w:tcW w:w="1880" w:type="dxa"/>
+            <w:tcW w:w="1773" w:type="dxa"/>
             <w:tcBorders>
               <w:top w:val="nil"/>
               <w:left w:val="nil"/>
               <w:bottom w:val="single" w:sz="4" w:space="0" w:color="auto"/>
               <w:right w:val="single" w:sz="4" w:space="0" w:color="auto"/>
             </w:tcBorders>
-            <w:shd w:val="clear" w:color="auto" w:fill="auto"/>
             <w:vAlign w:val="center"/>
             <w:hideMark/>
           </w:tcPr>
@@ -9333,18 +8797,17 @@
       </w:tr>
       <w:tr>
         <w:trPr>
-          <w:trHeight w:val="300"/>
+          <w:trHeight w:val="301"/>
         </w:trPr>
         <w:tc>
           <w:tcPr>
-            <w:tcW w:w="1880" w:type="dxa"/>
+            <w:tcW w:w="1828" w:type="dxa"/>
             <w:tcBorders>
               <w:top w:val="nil"/>
               <w:left w:val="single" w:sz="4" w:space="0" w:color="auto"/>
               <w:bottom w:val="single" w:sz="4" w:space="0" w:color="auto"/>
               <w:right w:val="single" w:sz="4" w:space="0" w:color="auto"/>
             </w:tcBorders>
-            <w:shd w:val="clear" w:color="auto" w:fill="auto"/>
             <w:vAlign w:val="center"/>
             <w:hideMark/>
           </w:tcPr>
@@ -9369,14 +8832,13 @@
         </w:tc>
         <w:tc>
           <w:tcPr>
-            <w:tcW w:w="1880" w:type="dxa"/>
+            <w:tcW w:w="1931" w:type="dxa"/>
             <w:tcBorders>
               <w:top w:val="nil"/>
               <w:left w:val="nil"/>
               <w:bottom w:val="single" w:sz="4" w:space="0" w:color="auto"/>
               <w:right w:val="single" w:sz="4" w:space="0" w:color="auto"/>
             </w:tcBorders>
-            <w:shd w:val="clear" w:color="auto" w:fill="auto"/>
             <w:vAlign w:val="center"/>
             <w:hideMark/>
           </w:tcPr>
@@ -9421,14 +8883,13 @@
         </w:tc>
         <w:tc>
           <w:tcPr>
-            <w:tcW w:w="1880" w:type="dxa"/>
+            <w:tcW w:w="1781" w:type="dxa"/>
             <w:tcBorders>
               <w:top w:val="nil"/>
               <w:left w:val="nil"/>
               <w:bottom w:val="single" w:sz="4" w:space="0" w:color="auto"/>
               <w:right w:val="single" w:sz="4" w:space="0" w:color="auto"/>
             </w:tcBorders>
-            <w:shd w:val="clear" w:color="auto" w:fill="auto"/>
             <w:vAlign w:val="center"/>
             <w:hideMark/>
           </w:tcPr>
@@ -9453,14 +8914,13 @@
         </w:tc>
         <w:tc>
           <w:tcPr>
-            <w:tcW w:w="1880" w:type="dxa"/>
+            <w:tcW w:w="1773" w:type="dxa"/>
             <w:tcBorders>
               <w:top w:val="nil"/>
               <w:left w:val="nil"/>
               <w:bottom w:val="single" w:sz="4" w:space="0" w:color="auto"/>
               <w:right w:val="single" w:sz="4" w:space="0" w:color="auto"/>
             </w:tcBorders>
-            <w:shd w:val="clear" w:color="auto" w:fill="auto"/>
             <w:vAlign w:val="center"/>
             <w:hideMark/>
           </w:tcPr>
@@ -9486,18 +8946,17 @@
       </w:tr>
       <w:tr>
         <w:trPr>
-          <w:trHeight w:val="300"/>
+          <w:trHeight w:val="301"/>
         </w:trPr>
         <w:tc>
           <w:tcPr>
-            <w:tcW w:w="1880" w:type="dxa"/>
+            <w:tcW w:w="1828" w:type="dxa"/>
             <w:tcBorders>
               <w:top w:val="nil"/>
               <w:left w:val="single" w:sz="4" w:space="0" w:color="auto"/>
               <w:bottom w:val="single" w:sz="4" w:space="0" w:color="auto"/>
               <w:right w:val="single" w:sz="4" w:space="0" w:color="auto"/>
             </w:tcBorders>
-            <w:shd w:val="clear" w:color="auto" w:fill="auto"/>
             <w:vAlign w:val="center"/>
             <w:hideMark/>
           </w:tcPr>
@@ -9522,14 +8981,13 @@
         </w:tc>
         <w:tc>
           <w:tcPr>
-            <w:tcW w:w="1880" w:type="dxa"/>
+            <w:tcW w:w="1931" w:type="dxa"/>
             <w:tcBorders>
               <w:top w:val="nil"/>
               <w:left w:val="nil"/>
               <w:bottom w:val="single" w:sz="4" w:space="0" w:color="auto"/>
               <w:right w:val="single" w:sz="4" w:space="0" w:color="auto"/>
             </w:tcBorders>
-            <w:shd w:val="clear" w:color="auto" w:fill="auto"/>
             <w:vAlign w:val="center"/>
             <w:hideMark/>
           </w:tcPr>
@@ -9564,14 +9022,13 @@
         </w:tc>
         <w:tc>
           <w:tcPr>
-            <w:tcW w:w="1880" w:type="dxa"/>
+            <w:tcW w:w="1781" w:type="dxa"/>
             <w:tcBorders>
               <w:top w:val="nil"/>
               <w:left w:val="nil"/>
               <w:bottom w:val="single" w:sz="4" w:space="0" w:color="auto"/>
               <w:right w:val="single" w:sz="4" w:space="0" w:color="auto"/>
             </w:tcBorders>
-            <w:shd w:val="clear" w:color="auto" w:fill="auto"/>
             <w:vAlign w:val="center"/>
             <w:hideMark/>
           </w:tcPr>
@@ -9596,14 +9053,13 @@
         </w:tc>
         <w:tc>
           <w:tcPr>
-            <w:tcW w:w="1880" w:type="dxa"/>
+            <w:tcW w:w="1773" w:type="dxa"/>
             <w:tcBorders>
               <w:top w:val="nil"/>
               <w:left w:val="nil"/>
               <w:bottom w:val="single" w:sz="4" w:space="0" w:color="auto"/>
               <w:right w:val="single" w:sz="4" w:space="0" w:color="auto"/>
             </w:tcBorders>
-            <w:shd w:val="clear" w:color="auto" w:fill="auto"/>
             <w:vAlign w:val="center"/>
             <w:hideMark/>
           </w:tcPr>
@@ -9629,18 +9085,17 @@
       </w:tr>
       <w:tr>
         <w:trPr>
-          <w:trHeight w:val="300"/>
+          <w:trHeight w:val="301"/>
         </w:trPr>
         <w:tc>
           <w:tcPr>
-            <w:tcW w:w="1880" w:type="dxa"/>
+            <w:tcW w:w="1828" w:type="dxa"/>
             <w:tcBorders>
               <w:top w:val="nil"/>
               <w:left w:val="single" w:sz="4" w:space="0" w:color="auto"/>
               <w:bottom w:val="single" w:sz="4" w:space="0" w:color="auto"/>
               <w:right w:val="single" w:sz="4" w:space="0" w:color="auto"/>
             </w:tcBorders>
-            <w:shd w:val="clear" w:color="auto" w:fill="auto"/>
             <w:vAlign w:val="center"/>
             <w:hideMark/>
           </w:tcPr>
@@ -9665,14 +9120,13 @@
         </w:tc>
         <w:tc>
           <w:tcPr>
-            <w:tcW w:w="1880" w:type="dxa"/>
+            <w:tcW w:w="1931" w:type="dxa"/>
             <w:tcBorders>
               <w:top w:val="nil"/>
               <w:left w:val="nil"/>
               <w:bottom w:val="single" w:sz="4" w:space="0" w:color="auto"/>
               <w:right w:val="single" w:sz="4" w:space="0" w:color="auto"/>
             </w:tcBorders>
-            <w:shd w:val="clear" w:color="auto" w:fill="auto"/>
             <w:vAlign w:val="center"/>
             <w:hideMark/>
           </w:tcPr>
@@ -9717,14 +9171,13 @@
         </w:tc>
         <w:tc>
           <w:tcPr>
-            <w:tcW w:w="1880" w:type="dxa"/>
+            <w:tcW w:w="1781" w:type="dxa"/>
             <w:tcBorders>
               <w:top w:val="nil"/>
               <w:left w:val="nil"/>
               <w:bottom w:val="single" w:sz="4" w:space="0" w:color="auto"/>
               <w:right w:val="single" w:sz="4" w:space="0" w:color="auto"/>
             </w:tcBorders>
-            <w:shd w:val="clear" w:color="auto" w:fill="auto"/>
             <w:vAlign w:val="center"/>
             <w:hideMark/>
           </w:tcPr>
@@ -9749,14 +9202,13 @@
         </w:tc>
         <w:tc>
           <w:tcPr>
-            <w:tcW w:w="1880" w:type="dxa"/>
+            <w:tcW w:w="1773" w:type="dxa"/>
             <w:tcBorders>
               <w:top w:val="nil"/>
               <w:left w:val="nil"/>
               <w:bottom w:val="single" w:sz="4" w:space="0" w:color="auto"/>
               <w:right w:val="single" w:sz="4" w:space="0" w:color="auto"/>
             </w:tcBorders>
-            <w:shd w:val="clear" w:color="auto" w:fill="auto"/>
             <w:vAlign w:val="center"/>
             <w:hideMark/>
           </w:tcPr>
@@ -9782,18 +9234,17 @@
       </w:tr>
       <w:tr>
         <w:trPr>
-          <w:trHeight w:val="300"/>
+          <w:trHeight w:val="301"/>
         </w:trPr>
         <w:tc>
           <w:tcPr>
-            <w:tcW w:w="1880" w:type="dxa"/>
+            <w:tcW w:w="1828" w:type="dxa"/>
             <w:tcBorders>
               <w:top w:val="nil"/>
               <w:left w:val="single" w:sz="4" w:space="0" w:color="auto"/>
               <w:bottom w:val="single" w:sz="4" w:space="0" w:color="auto"/>
               <w:right w:val="single" w:sz="4" w:space="0" w:color="auto"/>
             </w:tcBorders>
-            <w:shd w:val="clear" w:color="auto" w:fill="auto"/>
             <w:vAlign w:val="center"/>
             <w:hideMark/>
           </w:tcPr>
@@ -9818,14 +9269,13 @@
         </w:tc>
         <w:tc>
           <w:tcPr>
-            <w:tcW w:w="1880" w:type="dxa"/>
+            <w:tcW w:w="1931" w:type="dxa"/>
             <w:tcBorders>
               <w:top w:val="nil"/>
               <w:left w:val="nil"/>
               <w:bottom w:val="single" w:sz="4" w:space="0" w:color="auto"/>
               <w:right w:val="single" w:sz="4" w:space="0" w:color="auto"/>
             </w:tcBorders>
-            <w:shd w:val="clear" w:color="auto" w:fill="auto"/>
             <w:vAlign w:val="center"/>
             <w:hideMark/>
           </w:tcPr>
@@ -9870,14 +9320,13 @@
         </w:tc>
         <w:tc>
           <w:tcPr>
-            <w:tcW w:w="1880" w:type="dxa"/>
+            <w:tcW w:w="1781" w:type="dxa"/>
             <w:tcBorders>
               <w:top w:val="nil"/>
               <w:left w:val="nil"/>
               <w:bottom w:val="single" w:sz="4" w:space="0" w:color="auto"/>
               <w:right w:val="single" w:sz="4" w:space="0" w:color="auto"/>
             </w:tcBorders>
-            <w:shd w:val="clear" w:color="auto" w:fill="auto"/>
             <w:vAlign w:val="center"/>
             <w:hideMark/>
           </w:tcPr>
@@ -9902,14 +9351,13 @@
         </w:tc>
         <w:tc>
           <w:tcPr>
-            <w:tcW w:w="1880" w:type="dxa"/>
+            <w:tcW w:w="1773" w:type="dxa"/>
             <w:tcBorders>
               <w:top w:val="nil"/>
               <w:left w:val="nil"/>
               <w:bottom w:val="single" w:sz="4" w:space="0" w:color="auto"/>
               <w:right w:val="single" w:sz="4" w:space="0" w:color="auto"/>
             </w:tcBorders>
-            <w:shd w:val="clear" w:color="auto" w:fill="auto"/>
             <w:vAlign w:val="center"/>
             <w:hideMark/>
           </w:tcPr>
@@ -9935,18 +9383,17 @@
       </w:tr>
       <w:tr>
         <w:trPr>
-          <w:trHeight w:val="300"/>
+          <w:trHeight w:val="301"/>
         </w:trPr>
         <w:tc>
           <w:tcPr>
-            <w:tcW w:w="1880" w:type="dxa"/>
+            <w:tcW w:w="1828" w:type="dxa"/>
             <w:tcBorders>
               <w:top w:val="nil"/>
               <w:left w:val="single" w:sz="4" w:space="0" w:color="auto"/>
               <w:bottom w:val="single" w:sz="4" w:space="0" w:color="auto"/>
               <w:right w:val="single" w:sz="4" w:space="0" w:color="auto"/>
             </w:tcBorders>
-            <w:shd w:val="clear" w:color="auto" w:fill="auto"/>
             <w:vAlign w:val="center"/>
             <w:hideMark/>
           </w:tcPr>
@@ -9971,14 +9418,13 @@
         </w:tc>
         <w:tc>
           <w:tcPr>
-            <w:tcW w:w="1880" w:type="dxa"/>
+            <w:tcW w:w="1931" w:type="dxa"/>
             <w:tcBorders>
               <w:top w:val="nil"/>
               <w:left w:val="nil"/>
               <w:bottom w:val="single" w:sz="4" w:space="0" w:color="auto"/>
               <w:right w:val="single" w:sz="4" w:space="0" w:color="auto"/>
             </w:tcBorders>
-            <w:shd w:val="clear" w:color="auto" w:fill="auto"/>
             <w:vAlign w:val="center"/>
             <w:hideMark/>
           </w:tcPr>
@@ -10023,14 +9469,13 @@
         </w:tc>
         <w:tc>
           <w:tcPr>
-            <w:tcW w:w="1880" w:type="dxa"/>
+            <w:tcW w:w="1781" w:type="dxa"/>
             <w:tcBorders>
               <w:top w:val="nil"/>
               <w:left w:val="nil"/>
               <w:bottom w:val="single" w:sz="4" w:space="0" w:color="auto"/>
               <w:right w:val="single" w:sz="4" w:space="0" w:color="auto"/>
             </w:tcBorders>
-            <w:shd w:val="clear" w:color="auto" w:fill="auto"/>
             <w:vAlign w:val="center"/>
             <w:hideMark/>
           </w:tcPr>
@@ -10055,14 +9500,13 @@
         </w:tc>
         <w:tc>
           <w:tcPr>
-            <w:tcW w:w="1880" w:type="dxa"/>
+            <w:tcW w:w="1773" w:type="dxa"/>
             <w:tcBorders>
               <w:top w:val="nil"/>
               <w:left w:val="nil"/>
               <w:bottom w:val="single" w:sz="4" w:space="0" w:color="auto"/>
               <w:right w:val="single" w:sz="4" w:space="0" w:color="auto"/>
             </w:tcBorders>
-            <w:shd w:val="clear" w:color="auto" w:fill="auto"/>
             <w:vAlign w:val="center"/>
             <w:hideMark/>
           </w:tcPr>
@@ -10088,18 +9532,17 @@
       </w:tr>
       <w:tr>
         <w:trPr>
-          <w:trHeight w:val="300"/>
+          <w:trHeight w:val="301"/>
         </w:trPr>
         <w:tc>
           <w:tcPr>
-            <w:tcW w:w="1880" w:type="dxa"/>
+            <w:tcW w:w="1828" w:type="dxa"/>
             <w:tcBorders>
               <w:top w:val="nil"/>
               <w:left w:val="single" w:sz="4" w:space="0" w:color="auto"/>
               <w:bottom w:val="single" w:sz="4" w:space="0" w:color="auto"/>
               <w:right w:val="single" w:sz="4" w:space="0" w:color="auto"/>
             </w:tcBorders>
-            <w:shd w:val="clear" w:color="auto" w:fill="auto"/>
             <w:vAlign w:val="center"/>
             <w:hideMark/>
           </w:tcPr>
@@ -10124,14 +9567,13 @@
         </w:tc>
         <w:tc>
           <w:tcPr>
-            <w:tcW w:w="1880" w:type="dxa"/>
+            <w:tcW w:w="1931" w:type="dxa"/>
             <w:tcBorders>
               <w:top w:val="nil"/>
               <w:left w:val="nil"/>
               <w:bottom w:val="single" w:sz="4" w:space="0" w:color="auto"/>
               <w:right w:val="single" w:sz="4" w:space="0" w:color="auto"/>
             </w:tcBorders>
-            <w:shd w:val="clear" w:color="auto" w:fill="auto"/>
             <w:vAlign w:val="center"/>
             <w:hideMark/>
           </w:tcPr>
@@ -10166,14 +9608,13 @@
         </w:tc>
         <w:tc>
           <w:tcPr>
-            <w:tcW w:w="1880" w:type="dxa"/>
+            <w:tcW w:w="1781" w:type="dxa"/>
             <w:tcBorders>
               <w:top w:val="nil"/>
               <w:left w:val="nil"/>
               <w:bottom w:val="single" w:sz="4" w:space="0" w:color="auto"/>
               <w:right w:val="single" w:sz="4" w:space="0" w:color="auto"/>
             </w:tcBorders>
-            <w:shd w:val="clear" w:color="auto" w:fill="auto"/>
             <w:vAlign w:val="center"/>
             <w:hideMark/>
           </w:tcPr>
@@ -10198,14 +9639,13 @@
         </w:tc>
         <w:tc>
           <w:tcPr>
-            <w:tcW w:w="1880" w:type="dxa"/>
+            <w:tcW w:w="1773" w:type="dxa"/>
             <w:tcBorders>
               <w:top w:val="nil"/>
               <w:left w:val="nil"/>
               <w:bottom w:val="single" w:sz="4" w:space="0" w:color="auto"/>
               <w:right w:val="single" w:sz="4" w:space="0" w:color="auto"/>
             </w:tcBorders>
-            <w:shd w:val="clear" w:color="auto" w:fill="auto"/>
             <w:vAlign w:val="center"/>
             <w:hideMark/>
           </w:tcPr>
@@ -10231,18 +9671,17 @@
       </w:tr>
       <w:tr>
         <w:trPr>
-          <w:trHeight w:val="300"/>
+          <w:trHeight w:val="301"/>
         </w:trPr>
         <w:tc>
           <w:tcPr>
-            <w:tcW w:w="1880" w:type="dxa"/>
+            <w:tcW w:w="1828" w:type="dxa"/>
             <w:tcBorders>
               <w:top w:val="nil"/>
               <w:left w:val="single" w:sz="4" w:space="0" w:color="auto"/>
               <w:bottom w:val="single" w:sz="4" w:space="0" w:color="auto"/>
               <w:right w:val="single" w:sz="4" w:space="0" w:color="auto"/>
             </w:tcBorders>
-            <w:shd w:val="clear" w:color="auto" w:fill="auto"/>
             <w:vAlign w:val="center"/>
             <w:hideMark/>
           </w:tcPr>
@@ -10267,14 +9706,13 @@
         </w:tc>
         <w:tc>
           <w:tcPr>
-            <w:tcW w:w="1880" w:type="dxa"/>
+            <w:tcW w:w="1931" w:type="dxa"/>
             <w:tcBorders>
               <w:top w:val="nil"/>
               <w:left w:val="nil"/>
               <w:bottom w:val="single" w:sz="4" w:space="0" w:color="auto"/>
               <w:right w:val="single" w:sz="4" w:space="0" w:color="auto"/>
             </w:tcBorders>
-            <w:shd w:val="clear" w:color="auto" w:fill="auto"/>
             <w:vAlign w:val="center"/>
             <w:hideMark/>
           </w:tcPr>
@@ -10319,14 +9757,13 @@
         </w:tc>
         <w:tc>
           <w:tcPr>
-            <w:tcW w:w="1880" w:type="dxa"/>
+            <w:tcW w:w="1781" w:type="dxa"/>
             <w:tcBorders>
               <w:top w:val="nil"/>
               <w:left w:val="nil"/>
               <w:bottom w:val="single" w:sz="4" w:space="0" w:color="auto"/>
               <w:right w:val="single" w:sz="4" w:space="0" w:color="auto"/>
             </w:tcBorders>
-            <w:shd w:val="clear" w:color="auto" w:fill="auto"/>
             <w:vAlign w:val="center"/>
             <w:hideMark/>
           </w:tcPr>
@@ -10351,14 +9788,13 @@
         </w:tc>
         <w:tc>
           <w:tcPr>
-            <w:tcW w:w="1880" w:type="dxa"/>
+            <w:tcW w:w="1773" w:type="dxa"/>
             <w:tcBorders>
               <w:top w:val="nil"/>
               <w:left w:val="nil"/>
               <w:bottom w:val="single" w:sz="4" w:space="0" w:color="auto"/>
               <w:right w:val="single" w:sz="4" w:space="0" w:color="auto"/>
             </w:tcBorders>
-            <w:shd w:val="clear" w:color="auto" w:fill="auto"/>
             <w:vAlign w:val="center"/>
             <w:hideMark/>
           </w:tcPr>
@@ -10384,18 +9820,17 @@
       </w:tr>
       <w:tr>
         <w:trPr>
-          <w:trHeight w:val="300"/>
+          <w:trHeight w:val="301"/>
         </w:trPr>
         <w:tc>
           <w:tcPr>
-            <w:tcW w:w="1880" w:type="dxa"/>
+            <w:tcW w:w="1828" w:type="dxa"/>
             <w:tcBorders>
               <w:top w:val="nil"/>
               <w:left w:val="single" w:sz="4" w:space="0" w:color="auto"/>
               <w:bottom w:val="single" w:sz="4" w:space="0" w:color="auto"/>
               <w:right w:val="single" w:sz="4" w:space="0" w:color="auto"/>
             </w:tcBorders>
-            <w:shd w:val="clear" w:color="auto" w:fill="auto"/>
             <w:vAlign w:val="center"/>
             <w:hideMark/>
           </w:tcPr>
@@ -10420,14 +9855,13 @@
         </w:tc>
         <w:tc>
           <w:tcPr>
-            <w:tcW w:w="1880" w:type="dxa"/>
+            <w:tcW w:w="1931" w:type="dxa"/>
             <w:tcBorders>
               <w:top w:val="nil"/>
               <w:left w:val="nil"/>
               <w:bottom w:val="single" w:sz="4" w:space="0" w:color="auto"/>
               <w:right w:val="single" w:sz="4" w:space="0" w:color="auto"/>
             </w:tcBorders>
-            <w:shd w:val="clear" w:color="auto" w:fill="auto"/>
             <w:vAlign w:val="center"/>
             <w:hideMark/>
           </w:tcPr>
@@ -10462,14 +9896,13 @@
         </w:tc>
         <w:tc>
           <w:tcPr>
-            <w:tcW w:w="1880" w:type="dxa"/>
+            <w:tcW w:w="1781" w:type="dxa"/>
             <w:tcBorders>
               <w:top w:val="nil"/>
               <w:left w:val="nil"/>
               <w:bottom w:val="single" w:sz="4" w:space="0" w:color="auto"/>
               <w:right w:val="single" w:sz="4" w:space="0" w:color="auto"/>
             </w:tcBorders>
-            <w:shd w:val="clear" w:color="auto" w:fill="auto"/>
             <w:vAlign w:val="center"/>
             <w:hideMark/>
           </w:tcPr>
@@ -10494,14 +9927,13 @@
         </w:tc>
         <w:tc>
           <w:tcPr>
-            <w:tcW w:w="1880" w:type="dxa"/>
+            <w:tcW w:w="1773" w:type="dxa"/>
             <w:tcBorders>
               <w:top w:val="nil"/>
               <w:left w:val="nil"/>
               <w:bottom w:val="single" w:sz="4" w:space="0" w:color="auto"/>
               <w:right w:val="single" w:sz="4" w:space="0" w:color="auto"/>
             </w:tcBorders>
-            <w:shd w:val="clear" w:color="auto" w:fill="auto"/>
             <w:vAlign w:val="center"/>
             <w:hideMark/>
           </w:tcPr>
@@ -10527,18 +9959,17 @@
       </w:tr>
       <w:tr>
         <w:trPr>
-          <w:trHeight w:val="300"/>
+          <w:trHeight w:val="301"/>
         </w:trPr>
         <w:tc>
           <w:tcPr>
-            <w:tcW w:w="1880" w:type="dxa"/>
+            <w:tcW w:w="1828" w:type="dxa"/>
             <w:tcBorders>
               <w:top w:val="nil"/>
               <w:left w:val="single" w:sz="4" w:space="0" w:color="auto"/>
               <w:bottom w:val="single" w:sz="4" w:space="0" w:color="auto"/>
               <w:right w:val="single" w:sz="4" w:space="0" w:color="auto"/>
             </w:tcBorders>
-            <w:shd w:val="clear" w:color="auto" w:fill="auto"/>
             <w:vAlign w:val="center"/>
             <w:hideMark/>
           </w:tcPr>
@@ -10563,14 +9994,13 @@
         </w:tc>
         <w:tc>
           <w:tcPr>
-            <w:tcW w:w="1880" w:type="dxa"/>
+            <w:tcW w:w="1931" w:type="dxa"/>
             <w:tcBorders>
               <w:top w:val="nil"/>
               <w:left w:val="nil"/>
               <w:bottom w:val="single" w:sz="4" w:space="0" w:color="auto"/>
               <w:right w:val="single" w:sz="4" w:space="0" w:color="auto"/>
             </w:tcBorders>
-            <w:shd w:val="clear" w:color="auto" w:fill="auto"/>
             <w:vAlign w:val="center"/>
             <w:hideMark/>
           </w:tcPr>
@@ -10605,14 +10035,13 @@
         </w:tc>
         <w:tc>
           <w:tcPr>
-            <w:tcW w:w="1880" w:type="dxa"/>
+            <w:tcW w:w="1781" w:type="dxa"/>
             <w:tcBorders>
               <w:top w:val="nil"/>
               <w:left w:val="nil"/>
               <w:bottom w:val="single" w:sz="4" w:space="0" w:color="auto"/>
               <w:right w:val="single" w:sz="4" w:space="0" w:color="auto"/>
             </w:tcBorders>
-            <w:shd w:val="clear" w:color="auto" w:fill="auto"/>
             <w:vAlign w:val="center"/>
             <w:hideMark/>
           </w:tcPr>
@@ -10637,14 +10066,13 @@
         </w:tc>
         <w:tc>
           <w:tcPr>
-            <w:tcW w:w="1880" w:type="dxa"/>
+            <w:tcW w:w="1773" w:type="dxa"/>
             <w:tcBorders>
               <w:top w:val="nil"/>
               <w:left w:val="nil"/>
               <w:bottom w:val="single" w:sz="4" w:space="0" w:color="auto"/>
               <w:right w:val="single" w:sz="4" w:space="0" w:color="auto"/>
             </w:tcBorders>
-            <w:shd w:val="clear" w:color="auto" w:fill="auto"/>
             <w:vAlign w:val="center"/>
             <w:hideMark/>
           </w:tcPr>
@@ -10670,18 +10098,17 @@
       </w:tr>
       <w:tr>
         <w:trPr>
-          <w:trHeight w:val="300"/>
+          <w:trHeight w:val="301"/>
         </w:trPr>
         <w:tc>
           <w:tcPr>
-            <w:tcW w:w="1880" w:type="dxa"/>
+            <w:tcW w:w="1828" w:type="dxa"/>
             <w:tcBorders>
               <w:top w:val="nil"/>
               <w:left w:val="single" w:sz="4" w:space="0" w:color="auto"/>
               <w:bottom w:val="single" w:sz="4" w:space="0" w:color="auto"/>
               <w:right w:val="single" w:sz="4" w:space="0" w:color="auto"/>
             </w:tcBorders>
-            <w:shd w:val="clear" w:color="auto" w:fill="auto"/>
             <w:vAlign w:val="center"/>
             <w:hideMark/>
           </w:tcPr>
@@ -10706,14 +10133,13 @@
         </w:tc>
         <w:tc>
           <w:tcPr>
-            <w:tcW w:w="1880" w:type="dxa"/>
+            <w:tcW w:w="1931" w:type="dxa"/>
             <w:tcBorders>
               <w:top w:val="nil"/>
               <w:left w:val="nil"/>
               <w:bottom w:val="single" w:sz="4" w:space="0" w:color="auto"/>
               <w:right w:val="single" w:sz="4" w:space="0" w:color="auto"/>
             </w:tcBorders>
-            <w:shd w:val="clear" w:color="auto" w:fill="auto"/>
             <w:vAlign w:val="center"/>
             <w:hideMark/>
           </w:tcPr>
@@ -10748,14 +10174,13 @@
         </w:tc>
         <w:tc>
           <w:tcPr>
-            <w:tcW w:w="1880" w:type="dxa"/>
+            <w:tcW w:w="1781" w:type="dxa"/>
             <w:tcBorders>
               <w:top w:val="nil"/>
               <w:left w:val="nil"/>
               <w:bottom w:val="single" w:sz="4" w:space="0" w:color="auto"/>
               <w:right w:val="single" w:sz="4" w:space="0" w:color="auto"/>
             </w:tcBorders>
-            <w:shd w:val="clear" w:color="auto" w:fill="auto"/>
             <w:vAlign w:val="center"/>
             <w:hideMark/>
           </w:tcPr>
@@ -10780,14 +10205,13 @@
         </w:tc>
         <w:tc>
           <w:tcPr>
-            <w:tcW w:w="1880" w:type="dxa"/>
+            <w:tcW w:w="1773" w:type="dxa"/>
             <w:tcBorders>
               <w:top w:val="nil"/>
               <w:left w:val="nil"/>
               <w:bottom w:val="single" w:sz="4" w:space="0" w:color="auto"/>
               <w:right w:val="single" w:sz="4" w:space="0" w:color="auto"/>
             </w:tcBorders>
-            <w:shd w:val="clear" w:color="auto" w:fill="auto"/>
             <w:vAlign w:val="center"/>
             <w:hideMark/>
           </w:tcPr>
@@ -10813,18 +10237,17 @@
       </w:tr>
       <w:tr>
         <w:trPr>
-          <w:trHeight w:val="300"/>
+          <w:trHeight w:val="301"/>
         </w:trPr>
         <w:tc>
           <w:tcPr>
-            <w:tcW w:w="1880" w:type="dxa"/>
+            <w:tcW w:w="1828" w:type="dxa"/>
             <w:tcBorders>
               <w:top w:val="nil"/>
               <w:left w:val="single" w:sz="4" w:space="0" w:color="auto"/>
               <w:bottom w:val="single" w:sz="4" w:space="0" w:color="auto"/>
               <w:right w:val="single" w:sz="4" w:space="0" w:color="auto"/>
             </w:tcBorders>
-            <w:shd w:val="clear" w:color="auto" w:fill="auto"/>
             <w:vAlign w:val="center"/>
             <w:hideMark/>
           </w:tcPr>
@@ -10849,14 +10272,13 @@
         </w:tc>
         <w:tc>
           <w:tcPr>
-            <w:tcW w:w="1880" w:type="dxa"/>
+            <w:tcW w:w="1931" w:type="dxa"/>
             <w:tcBorders>
               <w:top w:val="nil"/>
               <w:left w:val="nil"/>
               <w:bottom w:val="single" w:sz="4" w:space="0" w:color="auto"/>
               <w:right w:val="single" w:sz="4" w:space="0" w:color="auto"/>
             </w:tcBorders>
-            <w:shd w:val="clear" w:color="auto" w:fill="auto"/>
             <w:vAlign w:val="center"/>
             <w:hideMark/>
           </w:tcPr>
@@ -10901,14 +10323,13 @@
         </w:tc>
         <w:tc>
           <w:tcPr>
-            <w:tcW w:w="1880" w:type="dxa"/>
+            <w:tcW w:w="1781" w:type="dxa"/>
             <w:tcBorders>
               <w:top w:val="nil"/>
               <w:left w:val="nil"/>
               <w:bottom w:val="single" w:sz="4" w:space="0" w:color="auto"/>
               <w:right w:val="single" w:sz="4" w:space="0" w:color="auto"/>
             </w:tcBorders>
-            <w:shd w:val="clear" w:color="auto" w:fill="auto"/>
             <w:vAlign w:val="center"/>
             <w:hideMark/>
           </w:tcPr>
@@ -10933,14 +10354,13 @@
         </w:tc>
         <w:tc>
           <w:tcPr>
-            <w:tcW w:w="1880" w:type="dxa"/>
+            <w:tcW w:w="1773" w:type="dxa"/>
             <w:tcBorders>
               <w:top w:val="nil"/>
               <w:left w:val="nil"/>
               <w:bottom w:val="single" w:sz="4" w:space="0" w:color="auto"/>
               <w:right w:val="single" w:sz="4" w:space="0" w:color="auto"/>
             </w:tcBorders>
-            <w:shd w:val="clear" w:color="auto" w:fill="auto"/>
             <w:vAlign w:val="center"/>
             <w:hideMark/>
           </w:tcPr>
@@ -10966,18 +10386,17 @@
       </w:tr>
       <w:tr>
         <w:trPr>
-          <w:trHeight w:val="300"/>
+          <w:trHeight w:val="301"/>
         </w:trPr>
         <w:tc>
           <w:tcPr>
-            <w:tcW w:w="1880" w:type="dxa"/>
+            <w:tcW w:w="1828" w:type="dxa"/>
             <w:tcBorders>
               <w:top w:val="nil"/>
               <w:left w:val="single" w:sz="4" w:space="0" w:color="auto"/>
               <w:bottom w:val="single" w:sz="4" w:space="0" w:color="auto"/>
               <w:right w:val="single" w:sz="4" w:space="0" w:color="auto"/>
             </w:tcBorders>
-            <w:shd w:val="clear" w:color="auto" w:fill="auto"/>
             <w:vAlign w:val="center"/>
             <w:hideMark/>
           </w:tcPr>
@@ -10996,20 +10415,20 @@
                 <w:sz w:val="22"/>
                 <w:szCs w:val="22"/>
               </w:rPr>
+              <w:lastRenderedPageBreak/>
               <w:t>FR-5.2</w:t>
             </w:r>
           </w:p>
         </w:tc>
         <w:tc>
           <w:tcPr>
-            <w:tcW w:w="1880" w:type="dxa"/>
+            <w:tcW w:w="1931" w:type="dxa"/>
             <w:tcBorders>
               <w:top w:val="nil"/>
               <w:left w:val="nil"/>
               <w:bottom w:val="single" w:sz="4" w:space="0" w:color="auto"/>
               <w:right w:val="single" w:sz="4" w:space="0" w:color="auto"/>
             </w:tcBorders>
-            <w:shd w:val="clear" w:color="auto" w:fill="auto"/>
             <w:vAlign w:val="center"/>
             <w:hideMark/>
           </w:tcPr>
@@ -11054,14 +10473,13 @@
         </w:tc>
         <w:tc>
           <w:tcPr>
-            <w:tcW w:w="1880" w:type="dxa"/>
+            <w:tcW w:w="1781" w:type="dxa"/>
             <w:tcBorders>
               <w:top w:val="nil"/>
               <w:left w:val="nil"/>
               <w:bottom w:val="single" w:sz="4" w:space="0" w:color="auto"/>
               <w:right w:val="single" w:sz="4" w:space="0" w:color="auto"/>
             </w:tcBorders>
-            <w:shd w:val="clear" w:color="auto" w:fill="auto"/>
             <w:vAlign w:val="center"/>
             <w:hideMark/>
           </w:tcPr>
@@ -11086,14 +10504,13 @@
         </w:tc>
         <w:tc>
           <w:tcPr>
-            <w:tcW w:w="1880" w:type="dxa"/>
+            <w:tcW w:w="1773" w:type="dxa"/>
             <w:tcBorders>
               <w:top w:val="nil"/>
               <w:left w:val="nil"/>
               <w:bottom w:val="single" w:sz="4" w:space="0" w:color="auto"/>
               <w:right w:val="single" w:sz="4" w:space="0" w:color="auto"/>
             </w:tcBorders>
-            <w:shd w:val="clear" w:color="auto" w:fill="auto"/>
             <w:vAlign w:val="center"/>
             <w:hideMark/>
           </w:tcPr>
@@ -11119,18 +10536,17 @@
       </w:tr>
       <w:tr>
         <w:trPr>
-          <w:trHeight w:val="300"/>
+          <w:trHeight w:val="301"/>
         </w:trPr>
         <w:tc>
           <w:tcPr>
-            <w:tcW w:w="1880" w:type="dxa"/>
+            <w:tcW w:w="1828" w:type="dxa"/>
             <w:tcBorders>
               <w:top w:val="nil"/>
               <w:left w:val="single" w:sz="4" w:space="0" w:color="auto"/>
               <w:bottom w:val="single" w:sz="4" w:space="0" w:color="auto"/>
               <w:right w:val="single" w:sz="4" w:space="0" w:color="auto"/>
             </w:tcBorders>
-            <w:shd w:val="clear" w:color="auto" w:fill="auto"/>
             <w:vAlign w:val="center"/>
             <w:hideMark/>
           </w:tcPr>
@@ -11155,14 +10571,13 @@
         </w:tc>
         <w:tc>
           <w:tcPr>
-            <w:tcW w:w="1880" w:type="dxa"/>
+            <w:tcW w:w="1931" w:type="dxa"/>
             <w:tcBorders>
               <w:top w:val="nil"/>
               <w:left w:val="nil"/>
               <w:bottom w:val="single" w:sz="4" w:space="0" w:color="auto"/>
               <w:right w:val="single" w:sz="4" w:space="0" w:color="auto"/>
             </w:tcBorders>
-            <w:shd w:val="clear" w:color="auto" w:fill="auto"/>
             <w:vAlign w:val="center"/>
             <w:hideMark/>
           </w:tcPr>
@@ -11207,14 +10622,13 @@
         </w:tc>
         <w:tc>
           <w:tcPr>
-            <w:tcW w:w="1880" w:type="dxa"/>
+            <w:tcW w:w="1781" w:type="dxa"/>
             <w:tcBorders>
               <w:top w:val="nil"/>
               <w:left w:val="nil"/>
               <w:bottom w:val="single" w:sz="4" w:space="0" w:color="auto"/>
               <w:right w:val="single" w:sz="4" w:space="0" w:color="auto"/>
             </w:tcBorders>
-            <w:shd w:val="clear" w:color="auto" w:fill="auto"/>
             <w:vAlign w:val="center"/>
             <w:hideMark/>
           </w:tcPr>
@@ -11239,14 +10653,13 @@
         </w:tc>
         <w:tc>
           <w:tcPr>
-            <w:tcW w:w="1880" w:type="dxa"/>
+            <w:tcW w:w="1773" w:type="dxa"/>
             <w:tcBorders>
               <w:top w:val="nil"/>
               <w:left w:val="nil"/>
               <w:bottom w:val="single" w:sz="4" w:space="0" w:color="auto"/>
               <w:right w:val="single" w:sz="4" w:space="0" w:color="auto"/>
             </w:tcBorders>
-            <w:shd w:val="clear" w:color="auto" w:fill="auto"/>
             <w:vAlign w:val="center"/>
             <w:hideMark/>
           </w:tcPr>
@@ -11272,18 +10685,17 @@
       </w:tr>
       <w:tr>
         <w:trPr>
-          <w:trHeight w:val="300"/>
+          <w:trHeight w:val="301"/>
         </w:trPr>
         <w:tc>
           <w:tcPr>
-            <w:tcW w:w="1880" w:type="dxa"/>
+            <w:tcW w:w="1828" w:type="dxa"/>
             <w:tcBorders>
               <w:top w:val="nil"/>
               <w:left w:val="single" w:sz="4" w:space="0" w:color="auto"/>
               <w:bottom w:val="single" w:sz="4" w:space="0" w:color="auto"/>
               <w:right w:val="single" w:sz="4" w:space="0" w:color="auto"/>
             </w:tcBorders>
-            <w:shd w:val="clear" w:color="auto" w:fill="auto"/>
             <w:vAlign w:val="center"/>
             <w:hideMark/>
           </w:tcPr>
@@ -11308,14 +10720,13 @@
         </w:tc>
         <w:tc>
           <w:tcPr>
-            <w:tcW w:w="1880" w:type="dxa"/>
+            <w:tcW w:w="1931" w:type="dxa"/>
             <w:tcBorders>
               <w:top w:val="nil"/>
               <w:left w:val="nil"/>
               <w:bottom w:val="single" w:sz="4" w:space="0" w:color="auto"/>
               <w:right w:val="single" w:sz="4" w:space="0" w:color="auto"/>
             </w:tcBorders>
-            <w:shd w:val="clear" w:color="auto" w:fill="auto"/>
             <w:vAlign w:val="center"/>
             <w:hideMark/>
           </w:tcPr>
@@ -11360,14 +10771,13 @@
         </w:tc>
         <w:tc>
           <w:tcPr>
-            <w:tcW w:w="1880" w:type="dxa"/>
+            <w:tcW w:w="1781" w:type="dxa"/>
             <w:tcBorders>
               <w:top w:val="nil"/>
               <w:left w:val="nil"/>
               <w:bottom w:val="single" w:sz="4" w:space="0" w:color="auto"/>
               <w:right w:val="single" w:sz="4" w:space="0" w:color="auto"/>
             </w:tcBorders>
-            <w:shd w:val="clear" w:color="auto" w:fill="auto"/>
             <w:vAlign w:val="center"/>
             <w:hideMark/>
           </w:tcPr>
@@ -11392,14 +10802,13 @@
         </w:tc>
         <w:tc>
           <w:tcPr>
-            <w:tcW w:w="1880" w:type="dxa"/>
+            <w:tcW w:w="1773" w:type="dxa"/>
             <w:tcBorders>
               <w:top w:val="nil"/>
               <w:left w:val="nil"/>
               <w:bottom w:val="single" w:sz="4" w:space="0" w:color="auto"/>
               <w:right w:val="single" w:sz="4" w:space="0" w:color="auto"/>
             </w:tcBorders>
-            <w:shd w:val="clear" w:color="auto" w:fill="auto"/>
             <w:vAlign w:val="center"/>
             <w:hideMark/>
           </w:tcPr>
@@ -11425,18 +10834,17 @@
       </w:tr>
       <w:tr>
         <w:trPr>
-          <w:trHeight w:val="300"/>
+          <w:trHeight w:val="301"/>
         </w:trPr>
         <w:tc>
           <w:tcPr>
-            <w:tcW w:w="1880" w:type="dxa"/>
+            <w:tcW w:w="1828" w:type="dxa"/>
             <w:tcBorders>
               <w:top w:val="nil"/>
               <w:left w:val="single" w:sz="4" w:space="0" w:color="auto"/>
               <w:bottom w:val="single" w:sz="4" w:space="0" w:color="auto"/>
               <w:right w:val="single" w:sz="4" w:space="0" w:color="auto"/>
             </w:tcBorders>
-            <w:shd w:val="clear" w:color="auto" w:fill="auto"/>
             <w:vAlign w:val="center"/>
             <w:hideMark/>
           </w:tcPr>
@@ -11461,14 +10869,13 @@
         </w:tc>
         <w:tc>
           <w:tcPr>
-            <w:tcW w:w="1880" w:type="dxa"/>
+            <w:tcW w:w="1931" w:type="dxa"/>
             <w:tcBorders>
               <w:top w:val="nil"/>
               <w:left w:val="nil"/>
               <w:bottom w:val="single" w:sz="4" w:space="0" w:color="auto"/>
               <w:right w:val="single" w:sz="4" w:space="0" w:color="auto"/>
             </w:tcBorders>
-            <w:shd w:val="clear" w:color="auto" w:fill="auto"/>
             <w:vAlign w:val="center"/>
             <w:hideMark/>
           </w:tcPr>
@@ -11513,14 +10920,13 @@
         </w:tc>
         <w:tc>
           <w:tcPr>
-            <w:tcW w:w="1880" w:type="dxa"/>
+            <w:tcW w:w="1781" w:type="dxa"/>
             <w:tcBorders>
               <w:top w:val="nil"/>
               <w:left w:val="nil"/>
               <w:bottom w:val="single" w:sz="4" w:space="0" w:color="auto"/>
               <w:right w:val="single" w:sz="4" w:space="0" w:color="auto"/>
             </w:tcBorders>
-            <w:shd w:val="clear" w:color="auto" w:fill="auto"/>
             <w:vAlign w:val="center"/>
             <w:hideMark/>
           </w:tcPr>
@@ -11545,14 +10951,13 @@
         </w:tc>
         <w:tc>
           <w:tcPr>
-            <w:tcW w:w="1880" w:type="dxa"/>
+            <w:tcW w:w="1773" w:type="dxa"/>
             <w:tcBorders>
               <w:top w:val="nil"/>
               <w:left w:val="nil"/>
               <w:bottom w:val="single" w:sz="4" w:space="0" w:color="auto"/>
               <w:right w:val="single" w:sz="4" w:space="0" w:color="auto"/>
             </w:tcBorders>
-            <w:shd w:val="clear" w:color="auto" w:fill="auto"/>
             <w:vAlign w:val="center"/>
             <w:hideMark/>
           </w:tcPr>
@@ -11578,18 +10983,17 @@
       </w:tr>
       <w:tr>
         <w:trPr>
-          <w:trHeight w:val="300"/>
+          <w:trHeight w:val="301"/>
         </w:trPr>
         <w:tc>
           <w:tcPr>
-            <w:tcW w:w="1880" w:type="dxa"/>
+            <w:tcW w:w="1828" w:type="dxa"/>
             <w:tcBorders>
               <w:top w:val="nil"/>
               <w:left w:val="single" w:sz="4" w:space="0" w:color="auto"/>
               <w:bottom w:val="single" w:sz="4" w:space="0" w:color="auto"/>
               <w:right w:val="single" w:sz="4" w:space="0" w:color="auto"/>
             </w:tcBorders>
-            <w:shd w:val="clear" w:color="auto" w:fill="auto"/>
             <w:vAlign w:val="center"/>
             <w:hideMark/>
           </w:tcPr>
@@ -11614,14 +11018,13 @@
         </w:tc>
         <w:tc>
           <w:tcPr>
-            <w:tcW w:w="1880" w:type="dxa"/>
+            <w:tcW w:w="1931" w:type="dxa"/>
             <w:tcBorders>
               <w:top w:val="nil"/>
               <w:left w:val="nil"/>
               <w:bottom w:val="single" w:sz="4" w:space="0" w:color="auto"/>
               <w:right w:val="single" w:sz="4" w:space="0" w:color="auto"/>
             </w:tcBorders>
-            <w:shd w:val="clear" w:color="auto" w:fill="auto"/>
             <w:vAlign w:val="center"/>
             <w:hideMark/>
           </w:tcPr>
@@ -11666,14 +11069,13 @@
         </w:tc>
         <w:tc>
           <w:tcPr>
-            <w:tcW w:w="1880" w:type="dxa"/>
+            <w:tcW w:w="1781" w:type="dxa"/>
             <w:tcBorders>
               <w:top w:val="nil"/>
               <w:left w:val="nil"/>
               <w:bottom w:val="single" w:sz="4" w:space="0" w:color="auto"/>
               <w:right w:val="single" w:sz="4" w:space="0" w:color="auto"/>
             </w:tcBorders>
-            <w:shd w:val="clear" w:color="auto" w:fill="auto"/>
             <w:vAlign w:val="center"/>
             <w:hideMark/>
           </w:tcPr>
@@ -11698,14 +11100,13 @@
         </w:tc>
         <w:tc>
           <w:tcPr>
-            <w:tcW w:w="1880" w:type="dxa"/>
+            <w:tcW w:w="1773" w:type="dxa"/>
             <w:tcBorders>
               <w:top w:val="nil"/>
               <w:left w:val="nil"/>
               <w:bottom w:val="single" w:sz="4" w:space="0" w:color="auto"/>
               <w:right w:val="single" w:sz="4" w:space="0" w:color="auto"/>
             </w:tcBorders>
-            <w:shd w:val="clear" w:color="auto" w:fill="auto"/>
             <w:vAlign w:val="center"/>
             <w:hideMark/>
           </w:tcPr>
@@ -11731,18 +11132,17 @@
       </w:tr>
       <w:tr>
         <w:trPr>
-          <w:trHeight w:val="300"/>
+          <w:trHeight w:val="301"/>
         </w:trPr>
         <w:tc>
           <w:tcPr>
-            <w:tcW w:w="1880" w:type="dxa"/>
+            <w:tcW w:w="1828" w:type="dxa"/>
             <w:tcBorders>
               <w:top w:val="nil"/>
               <w:left w:val="single" w:sz="4" w:space="0" w:color="auto"/>
               <w:bottom w:val="single" w:sz="4" w:space="0" w:color="auto"/>
               <w:right w:val="single" w:sz="4" w:space="0" w:color="auto"/>
             </w:tcBorders>
-            <w:shd w:val="clear" w:color="auto" w:fill="auto"/>
             <w:vAlign w:val="center"/>
             <w:hideMark/>
           </w:tcPr>
@@ -11761,21 +11161,19 @@
                 <w:sz w:val="22"/>
                 <w:szCs w:val="22"/>
               </w:rPr>
-              <w:lastRenderedPageBreak/>
               <w:t>FR-6.3</w:t>
             </w:r>
           </w:p>
         </w:tc>
         <w:tc>
           <w:tcPr>
-            <w:tcW w:w="1880" w:type="dxa"/>
+            <w:tcW w:w="1931" w:type="dxa"/>
             <w:tcBorders>
               <w:top w:val="nil"/>
               <w:left w:val="nil"/>
               <w:bottom w:val="single" w:sz="4" w:space="0" w:color="auto"/>
               <w:right w:val="single" w:sz="4" w:space="0" w:color="auto"/>
             </w:tcBorders>
-            <w:shd w:val="clear" w:color="auto" w:fill="auto"/>
             <w:vAlign w:val="center"/>
             <w:hideMark/>
           </w:tcPr>
@@ -11820,14 +11218,13 @@
         </w:tc>
         <w:tc>
           <w:tcPr>
-            <w:tcW w:w="1880" w:type="dxa"/>
+            <w:tcW w:w="1781" w:type="dxa"/>
             <w:tcBorders>
               <w:top w:val="nil"/>
               <w:left w:val="nil"/>
               <w:bottom w:val="single" w:sz="4" w:space="0" w:color="auto"/>
               <w:right w:val="single" w:sz="4" w:space="0" w:color="auto"/>
             </w:tcBorders>
-            <w:shd w:val="clear" w:color="auto" w:fill="auto"/>
             <w:vAlign w:val="center"/>
             <w:hideMark/>
           </w:tcPr>
@@ -11852,14 +11249,13 @@
         </w:tc>
         <w:tc>
           <w:tcPr>
-            <w:tcW w:w="1880" w:type="dxa"/>
+            <w:tcW w:w="1773" w:type="dxa"/>
             <w:tcBorders>
               <w:top w:val="nil"/>
               <w:left w:val="nil"/>
               <w:bottom w:val="single" w:sz="4" w:space="0" w:color="auto"/>
               <w:right w:val="single" w:sz="4" w:space="0" w:color="auto"/>
             </w:tcBorders>
-            <w:shd w:val="clear" w:color="auto" w:fill="auto"/>
             <w:vAlign w:val="center"/>
             <w:hideMark/>
           </w:tcPr>
@@ -11885,18 +11281,17 @@
       </w:tr>
       <w:tr>
         <w:trPr>
-          <w:trHeight w:val="300"/>
+          <w:trHeight w:val="301"/>
         </w:trPr>
         <w:tc>
           <w:tcPr>
-            <w:tcW w:w="1880" w:type="dxa"/>
+            <w:tcW w:w="1828" w:type="dxa"/>
             <w:tcBorders>
               <w:top w:val="nil"/>
               <w:left w:val="single" w:sz="4" w:space="0" w:color="auto"/>
               <w:bottom w:val="single" w:sz="4" w:space="0" w:color="auto"/>
               <w:right w:val="single" w:sz="4" w:space="0" w:color="auto"/>
             </w:tcBorders>
-            <w:shd w:val="clear" w:color="auto" w:fill="auto"/>
             <w:vAlign w:val="center"/>
             <w:hideMark/>
           </w:tcPr>
@@ -11921,14 +11316,13 @@
         </w:tc>
         <w:tc>
           <w:tcPr>
-            <w:tcW w:w="1880" w:type="dxa"/>
+            <w:tcW w:w="1931" w:type="dxa"/>
             <w:tcBorders>
               <w:top w:val="nil"/>
               <w:left w:val="nil"/>
               <w:bottom w:val="single" w:sz="4" w:space="0" w:color="auto"/>
               <w:right w:val="single" w:sz="4" w:space="0" w:color="auto"/>
             </w:tcBorders>
-            <w:shd w:val="clear" w:color="auto" w:fill="auto"/>
             <w:vAlign w:val="center"/>
             <w:hideMark/>
           </w:tcPr>
@@ -11973,14 +11367,13 @@
         </w:tc>
         <w:tc>
           <w:tcPr>
-            <w:tcW w:w="1880" w:type="dxa"/>
+            <w:tcW w:w="1781" w:type="dxa"/>
             <w:tcBorders>
               <w:top w:val="nil"/>
               <w:left w:val="nil"/>
               <w:bottom w:val="single" w:sz="4" w:space="0" w:color="auto"/>
               <w:right w:val="single" w:sz="4" w:space="0" w:color="auto"/>
             </w:tcBorders>
-            <w:shd w:val="clear" w:color="auto" w:fill="auto"/>
             <w:vAlign w:val="center"/>
             <w:hideMark/>
           </w:tcPr>
@@ -12005,14 +11398,13 @@
         </w:tc>
         <w:tc>
           <w:tcPr>
-            <w:tcW w:w="1880" w:type="dxa"/>
+            <w:tcW w:w="1773" w:type="dxa"/>
             <w:tcBorders>
               <w:top w:val="nil"/>
               <w:left w:val="nil"/>
               <w:bottom w:val="single" w:sz="4" w:space="0" w:color="auto"/>
               <w:right w:val="single" w:sz="4" w:space="0" w:color="auto"/>
             </w:tcBorders>
-            <w:shd w:val="clear" w:color="auto" w:fill="auto"/>
             <w:vAlign w:val="center"/>
             <w:hideMark/>
           </w:tcPr>
@@ -12038,18 +11430,17 @@
       </w:tr>
       <w:tr>
         <w:trPr>
-          <w:trHeight w:val="300"/>
+          <w:trHeight w:val="301"/>
         </w:trPr>
         <w:tc>
           <w:tcPr>
-            <w:tcW w:w="1880" w:type="dxa"/>
+            <w:tcW w:w="1828" w:type="dxa"/>
             <w:tcBorders>
               <w:top w:val="nil"/>
               <w:left w:val="single" w:sz="4" w:space="0" w:color="auto"/>
               <w:bottom w:val="single" w:sz="4" w:space="0" w:color="auto"/>
               <w:right w:val="single" w:sz="4" w:space="0" w:color="auto"/>
             </w:tcBorders>
-            <w:shd w:val="clear" w:color="auto" w:fill="auto"/>
             <w:vAlign w:val="center"/>
             <w:hideMark/>
           </w:tcPr>
@@ -12074,14 +11465,13 @@
         </w:tc>
         <w:tc>
           <w:tcPr>
-            <w:tcW w:w="1880" w:type="dxa"/>
+            <w:tcW w:w="1931" w:type="dxa"/>
             <w:tcBorders>
               <w:top w:val="nil"/>
               <w:left w:val="nil"/>
               <w:bottom w:val="single" w:sz="4" w:space="0" w:color="auto"/>
               <w:right w:val="single" w:sz="4" w:space="0" w:color="auto"/>
             </w:tcBorders>
-            <w:shd w:val="clear" w:color="auto" w:fill="auto"/>
             <w:vAlign w:val="center"/>
             <w:hideMark/>
           </w:tcPr>
@@ -12126,14 +11516,13 @@
         </w:tc>
         <w:tc>
           <w:tcPr>
-            <w:tcW w:w="1880" w:type="dxa"/>
+            <w:tcW w:w="1781" w:type="dxa"/>
             <w:tcBorders>
               <w:top w:val="nil"/>
               <w:left w:val="nil"/>
               <w:bottom w:val="single" w:sz="4" w:space="0" w:color="auto"/>
               <w:right w:val="single" w:sz="4" w:space="0" w:color="auto"/>
             </w:tcBorders>
-            <w:shd w:val="clear" w:color="auto" w:fill="auto"/>
             <w:vAlign w:val="center"/>
             <w:hideMark/>
           </w:tcPr>
@@ -12158,14 +11547,13 @@
         </w:tc>
         <w:tc>
           <w:tcPr>
-            <w:tcW w:w="1880" w:type="dxa"/>
+            <w:tcW w:w="1773" w:type="dxa"/>
             <w:tcBorders>
               <w:top w:val="nil"/>
               <w:left w:val="nil"/>
               <w:bottom w:val="single" w:sz="4" w:space="0" w:color="auto"/>
               <w:right w:val="single" w:sz="4" w:space="0" w:color="auto"/>
             </w:tcBorders>
-            <w:shd w:val="clear" w:color="auto" w:fill="auto"/>
             <w:vAlign w:val="center"/>
             <w:hideMark/>
           </w:tcPr>
@@ -12191,18 +11579,17 @@
       </w:tr>
       <w:tr>
         <w:trPr>
-          <w:trHeight w:val="300"/>
+          <w:trHeight w:val="301"/>
         </w:trPr>
         <w:tc>
           <w:tcPr>
-            <w:tcW w:w="1880" w:type="dxa"/>
+            <w:tcW w:w="1828" w:type="dxa"/>
             <w:tcBorders>
               <w:top w:val="nil"/>
               <w:left w:val="single" w:sz="4" w:space="0" w:color="auto"/>
               <w:bottom w:val="single" w:sz="4" w:space="0" w:color="auto"/>
               <w:right w:val="single" w:sz="4" w:space="0" w:color="auto"/>
             </w:tcBorders>
-            <w:shd w:val="clear" w:color="auto" w:fill="auto"/>
             <w:vAlign w:val="center"/>
             <w:hideMark/>
           </w:tcPr>
@@ -12227,14 +11614,13 @@
         </w:tc>
         <w:tc>
           <w:tcPr>
-            <w:tcW w:w="1880" w:type="dxa"/>
+            <w:tcW w:w="1931" w:type="dxa"/>
             <w:tcBorders>
               <w:top w:val="nil"/>
               <w:left w:val="nil"/>
               <w:bottom w:val="single" w:sz="4" w:space="0" w:color="auto"/>
               <w:right w:val="single" w:sz="4" w:space="0" w:color="auto"/>
             </w:tcBorders>
-            <w:shd w:val="clear" w:color="auto" w:fill="auto"/>
             <w:vAlign w:val="center"/>
             <w:hideMark/>
           </w:tcPr>
@@ -12279,14 +11665,13 @@
         </w:tc>
         <w:tc>
           <w:tcPr>
-            <w:tcW w:w="1880" w:type="dxa"/>
+            <w:tcW w:w="1781" w:type="dxa"/>
             <w:tcBorders>
               <w:top w:val="nil"/>
               <w:left w:val="nil"/>
               <w:bottom w:val="single" w:sz="4" w:space="0" w:color="auto"/>
               <w:right w:val="single" w:sz="4" w:space="0" w:color="auto"/>
             </w:tcBorders>
-            <w:shd w:val="clear" w:color="auto" w:fill="auto"/>
             <w:vAlign w:val="center"/>
             <w:hideMark/>
           </w:tcPr>
@@ -12311,14 +11696,13 @@
         </w:tc>
         <w:tc>
           <w:tcPr>
-            <w:tcW w:w="1880" w:type="dxa"/>
+            <w:tcW w:w="1773" w:type="dxa"/>
             <w:tcBorders>
               <w:top w:val="nil"/>
               <w:left w:val="nil"/>
               <w:bottom w:val="single" w:sz="4" w:space="0" w:color="auto"/>
               <w:right w:val="single" w:sz="4" w:space="0" w:color="auto"/>
             </w:tcBorders>
-            <w:shd w:val="clear" w:color="auto" w:fill="auto"/>
             <w:vAlign w:val="center"/>
             <w:hideMark/>
           </w:tcPr>
@@ -12344,18 +11728,17 @@
       </w:tr>
       <w:tr>
         <w:trPr>
-          <w:trHeight w:val="300"/>
+          <w:trHeight w:val="301"/>
         </w:trPr>
         <w:tc>
           <w:tcPr>
-            <w:tcW w:w="1880" w:type="dxa"/>
+            <w:tcW w:w="1828" w:type="dxa"/>
             <w:tcBorders>
               <w:top w:val="nil"/>
               <w:left w:val="single" w:sz="4" w:space="0" w:color="auto"/>
               <w:bottom w:val="single" w:sz="4" w:space="0" w:color="auto"/>
               <w:right w:val="single" w:sz="4" w:space="0" w:color="auto"/>
             </w:tcBorders>
-            <w:shd w:val="clear" w:color="auto" w:fill="auto"/>
             <w:vAlign w:val="center"/>
             <w:hideMark/>
           </w:tcPr>
@@ -12380,14 +11763,13 @@
         </w:tc>
         <w:tc>
           <w:tcPr>
-            <w:tcW w:w="1880" w:type="dxa"/>
+            <w:tcW w:w="1931" w:type="dxa"/>
             <w:tcBorders>
               <w:top w:val="nil"/>
               <w:left w:val="nil"/>
               <w:bottom w:val="single" w:sz="4" w:space="0" w:color="auto"/>
               <w:right w:val="single" w:sz="4" w:space="0" w:color="auto"/>
             </w:tcBorders>
-            <w:shd w:val="clear" w:color="auto" w:fill="auto"/>
             <w:vAlign w:val="center"/>
             <w:hideMark/>
           </w:tcPr>
@@ -12432,14 +11814,13 @@
         </w:tc>
         <w:tc>
           <w:tcPr>
-            <w:tcW w:w="1880" w:type="dxa"/>
+            <w:tcW w:w="1781" w:type="dxa"/>
             <w:tcBorders>
               <w:top w:val="nil"/>
               <w:left w:val="nil"/>
               <w:bottom w:val="single" w:sz="4" w:space="0" w:color="auto"/>
               <w:right w:val="single" w:sz="4" w:space="0" w:color="auto"/>
             </w:tcBorders>
-            <w:shd w:val="clear" w:color="auto" w:fill="auto"/>
             <w:vAlign w:val="center"/>
             <w:hideMark/>
           </w:tcPr>
@@ -12464,14 +11845,13 @@
         </w:tc>
         <w:tc>
           <w:tcPr>
-            <w:tcW w:w="1880" w:type="dxa"/>
+            <w:tcW w:w="1773" w:type="dxa"/>
             <w:tcBorders>
               <w:top w:val="nil"/>
               <w:left w:val="nil"/>
               <w:bottom w:val="single" w:sz="4" w:space="0" w:color="auto"/>
               <w:right w:val="single" w:sz="4" w:space="0" w:color="auto"/>
             </w:tcBorders>
-            <w:shd w:val="clear" w:color="auto" w:fill="auto"/>
             <w:vAlign w:val="center"/>
             <w:hideMark/>
           </w:tcPr>
@@ -12497,18 +11877,17 @@
       </w:tr>
       <w:tr>
         <w:trPr>
-          <w:trHeight w:val="300"/>
+          <w:trHeight w:val="301"/>
         </w:trPr>
         <w:tc>
           <w:tcPr>
-            <w:tcW w:w="1880" w:type="dxa"/>
+            <w:tcW w:w="1828" w:type="dxa"/>
             <w:tcBorders>
               <w:top w:val="nil"/>
               <w:left w:val="single" w:sz="4" w:space="0" w:color="auto"/>
               <w:bottom w:val="single" w:sz="4" w:space="0" w:color="auto"/>
               <w:right w:val="single" w:sz="4" w:space="0" w:color="auto"/>
             </w:tcBorders>
-            <w:shd w:val="clear" w:color="auto" w:fill="auto"/>
             <w:vAlign w:val="center"/>
             <w:hideMark/>
           </w:tcPr>
@@ -12533,14 +11912,13 @@
         </w:tc>
         <w:tc>
           <w:tcPr>
-            <w:tcW w:w="1880" w:type="dxa"/>
+            <w:tcW w:w="1931" w:type="dxa"/>
             <w:tcBorders>
               <w:top w:val="nil"/>
               <w:left w:val="nil"/>
               <w:bottom w:val="single" w:sz="4" w:space="0" w:color="auto"/>
               <w:right w:val="single" w:sz="4" w:space="0" w:color="auto"/>
             </w:tcBorders>
-            <w:shd w:val="clear" w:color="auto" w:fill="auto"/>
             <w:vAlign w:val="center"/>
             <w:hideMark/>
           </w:tcPr>
@@ -12585,14 +11963,13 @@
         </w:tc>
         <w:tc>
           <w:tcPr>
-            <w:tcW w:w="1880" w:type="dxa"/>
+            <w:tcW w:w="1781" w:type="dxa"/>
             <w:tcBorders>
               <w:top w:val="nil"/>
               <w:left w:val="nil"/>
               <w:bottom w:val="single" w:sz="4" w:space="0" w:color="auto"/>
               <w:right w:val="single" w:sz="4" w:space="0" w:color="auto"/>
             </w:tcBorders>
-            <w:shd w:val="clear" w:color="auto" w:fill="auto"/>
             <w:vAlign w:val="center"/>
             <w:hideMark/>
           </w:tcPr>
@@ -12617,14 +11994,13 @@
         </w:tc>
         <w:tc>
           <w:tcPr>
-            <w:tcW w:w="1880" w:type="dxa"/>
+            <w:tcW w:w="1773" w:type="dxa"/>
             <w:tcBorders>
               <w:top w:val="nil"/>
               <w:left w:val="nil"/>
               <w:bottom w:val="single" w:sz="4" w:space="0" w:color="auto"/>
               <w:right w:val="single" w:sz="4" w:space="0" w:color="auto"/>
             </w:tcBorders>
-            <w:shd w:val="clear" w:color="auto" w:fill="auto"/>
             <w:vAlign w:val="center"/>
             <w:hideMark/>
           </w:tcPr>
@@ -12650,18 +12026,17 @@
       </w:tr>
       <w:tr>
         <w:trPr>
-          <w:trHeight w:val="300"/>
+          <w:trHeight w:val="301"/>
         </w:trPr>
         <w:tc>
           <w:tcPr>
-            <w:tcW w:w="1880" w:type="dxa"/>
+            <w:tcW w:w="1828" w:type="dxa"/>
             <w:tcBorders>
               <w:top w:val="nil"/>
               <w:left w:val="single" w:sz="4" w:space="0" w:color="auto"/>
               <w:bottom w:val="single" w:sz="4" w:space="0" w:color="auto"/>
               <w:right w:val="single" w:sz="4" w:space="0" w:color="auto"/>
             </w:tcBorders>
-            <w:shd w:val="clear" w:color="auto" w:fill="auto"/>
             <w:vAlign w:val="center"/>
             <w:hideMark/>
           </w:tcPr>
@@ -12686,14 +12061,13 @@
         </w:tc>
         <w:tc>
           <w:tcPr>
-            <w:tcW w:w="1880" w:type="dxa"/>
+            <w:tcW w:w="1931" w:type="dxa"/>
             <w:tcBorders>
               <w:top w:val="nil"/>
               <w:left w:val="nil"/>
               <w:bottom w:val="single" w:sz="4" w:space="0" w:color="auto"/>
               <w:right w:val="single" w:sz="4" w:space="0" w:color="auto"/>
             </w:tcBorders>
-            <w:shd w:val="clear" w:color="auto" w:fill="auto"/>
             <w:vAlign w:val="center"/>
             <w:hideMark/>
           </w:tcPr>
@@ -12738,14 +12112,13 @@
         </w:tc>
         <w:tc>
           <w:tcPr>
-            <w:tcW w:w="1880" w:type="dxa"/>
+            <w:tcW w:w="1781" w:type="dxa"/>
             <w:tcBorders>
               <w:top w:val="nil"/>
               <w:left w:val="nil"/>
               <w:bottom w:val="single" w:sz="4" w:space="0" w:color="auto"/>
               <w:right w:val="single" w:sz="4" w:space="0" w:color="auto"/>
             </w:tcBorders>
-            <w:shd w:val="clear" w:color="auto" w:fill="auto"/>
             <w:vAlign w:val="center"/>
             <w:hideMark/>
           </w:tcPr>
@@ -12770,14 +12143,13 @@
         </w:tc>
         <w:tc>
           <w:tcPr>
-            <w:tcW w:w="1880" w:type="dxa"/>
+            <w:tcW w:w="1773" w:type="dxa"/>
             <w:tcBorders>
               <w:top w:val="nil"/>
               <w:left w:val="nil"/>
               <w:bottom w:val="single" w:sz="4" w:space="0" w:color="auto"/>
               <w:right w:val="single" w:sz="4" w:space="0" w:color="auto"/>
             </w:tcBorders>
-            <w:shd w:val="clear" w:color="auto" w:fill="auto"/>
             <w:vAlign w:val="center"/>
             <w:hideMark/>
           </w:tcPr>
@@ -12803,18 +12175,17 @@
       </w:tr>
       <w:tr>
         <w:trPr>
-          <w:trHeight w:val="300"/>
+          <w:trHeight w:val="301"/>
         </w:trPr>
         <w:tc>
           <w:tcPr>
-            <w:tcW w:w="1880" w:type="dxa"/>
+            <w:tcW w:w="1828" w:type="dxa"/>
             <w:tcBorders>
               <w:top w:val="nil"/>
               <w:left w:val="single" w:sz="4" w:space="0" w:color="auto"/>
               <w:bottom w:val="single" w:sz="4" w:space="0" w:color="auto"/>
               <w:right w:val="single" w:sz="4" w:space="0" w:color="auto"/>
             </w:tcBorders>
-            <w:shd w:val="clear" w:color="auto" w:fill="auto"/>
             <w:vAlign w:val="center"/>
             <w:hideMark/>
           </w:tcPr>
@@ -12839,14 +12210,13 @@
         </w:tc>
         <w:tc>
           <w:tcPr>
-            <w:tcW w:w="1880" w:type="dxa"/>
+            <w:tcW w:w="1931" w:type="dxa"/>
             <w:tcBorders>
               <w:top w:val="nil"/>
               <w:left w:val="nil"/>
               <w:bottom w:val="single" w:sz="4" w:space="0" w:color="auto"/>
               <w:right w:val="single" w:sz="4" w:space="0" w:color="auto"/>
             </w:tcBorders>
-            <w:shd w:val="clear" w:color="auto" w:fill="auto"/>
             <w:vAlign w:val="center"/>
             <w:hideMark/>
           </w:tcPr>
@@ -12891,14 +12261,13 @@
         </w:tc>
         <w:tc>
           <w:tcPr>
-            <w:tcW w:w="1880" w:type="dxa"/>
+            <w:tcW w:w="1781" w:type="dxa"/>
             <w:tcBorders>
               <w:top w:val="nil"/>
               <w:left w:val="nil"/>
               <w:bottom w:val="single" w:sz="4" w:space="0" w:color="auto"/>
               <w:right w:val="single" w:sz="4" w:space="0" w:color="auto"/>
             </w:tcBorders>
-            <w:shd w:val="clear" w:color="auto" w:fill="auto"/>
             <w:vAlign w:val="center"/>
             <w:hideMark/>
           </w:tcPr>
@@ -12923,14 +12292,13 @@
         </w:tc>
         <w:tc>
           <w:tcPr>
-            <w:tcW w:w="1880" w:type="dxa"/>
+            <w:tcW w:w="1773" w:type="dxa"/>
             <w:tcBorders>
               <w:top w:val="nil"/>
               <w:left w:val="nil"/>
               <w:bottom w:val="single" w:sz="4" w:space="0" w:color="auto"/>
               <w:right w:val="single" w:sz="4" w:space="0" w:color="auto"/>
             </w:tcBorders>
-            <w:shd w:val="clear" w:color="auto" w:fill="auto"/>
             <w:vAlign w:val="center"/>
             <w:hideMark/>
           </w:tcPr>
@@ -12956,18 +12324,17 @@
       </w:tr>
       <w:tr>
         <w:trPr>
-          <w:trHeight w:val="300"/>
+          <w:trHeight w:val="301"/>
         </w:trPr>
         <w:tc>
           <w:tcPr>
-            <w:tcW w:w="1880" w:type="dxa"/>
+            <w:tcW w:w="1828" w:type="dxa"/>
             <w:tcBorders>
               <w:top w:val="nil"/>
               <w:left w:val="single" w:sz="4" w:space="0" w:color="auto"/>
               <w:bottom w:val="single" w:sz="4" w:space="0" w:color="auto"/>
               <w:right w:val="single" w:sz="4" w:space="0" w:color="auto"/>
             </w:tcBorders>
-            <w:shd w:val="clear" w:color="auto" w:fill="auto"/>
             <w:vAlign w:val="center"/>
             <w:hideMark/>
           </w:tcPr>
@@ -12992,14 +12359,13 @@
         </w:tc>
         <w:tc>
           <w:tcPr>
-            <w:tcW w:w="1880" w:type="dxa"/>
+            <w:tcW w:w="1931" w:type="dxa"/>
             <w:tcBorders>
               <w:top w:val="nil"/>
               <w:left w:val="nil"/>
               <w:bottom w:val="single" w:sz="4" w:space="0" w:color="auto"/>
               <w:right w:val="single" w:sz="4" w:space="0" w:color="auto"/>
             </w:tcBorders>
-            <w:shd w:val="clear" w:color="auto" w:fill="auto"/>
             <w:vAlign w:val="center"/>
             <w:hideMark/>
           </w:tcPr>
@@ -13034,14 +12400,13 @@
         </w:tc>
         <w:tc>
           <w:tcPr>
-            <w:tcW w:w="1880" w:type="dxa"/>
+            <w:tcW w:w="1781" w:type="dxa"/>
             <w:tcBorders>
               <w:top w:val="nil"/>
               <w:left w:val="nil"/>
               <w:bottom w:val="single" w:sz="4" w:space="0" w:color="auto"/>
               <w:right w:val="single" w:sz="4" w:space="0" w:color="auto"/>
             </w:tcBorders>
-            <w:shd w:val="clear" w:color="auto" w:fill="auto"/>
             <w:vAlign w:val="center"/>
             <w:hideMark/>
           </w:tcPr>
@@ -13066,14 +12431,13 @@
         </w:tc>
         <w:tc>
           <w:tcPr>
-            <w:tcW w:w="1880" w:type="dxa"/>
+            <w:tcW w:w="1773" w:type="dxa"/>
             <w:tcBorders>
               <w:top w:val="nil"/>
               <w:left w:val="nil"/>
               <w:bottom w:val="single" w:sz="4" w:space="0" w:color="auto"/>
               <w:right w:val="single" w:sz="4" w:space="0" w:color="auto"/>
             </w:tcBorders>
-            <w:shd w:val="clear" w:color="auto" w:fill="auto"/>
             <w:vAlign w:val="center"/>
             <w:hideMark/>
           </w:tcPr>
@@ -13099,18 +12463,17 @@
       </w:tr>
       <w:tr>
         <w:trPr>
-          <w:trHeight w:val="300"/>
+          <w:trHeight w:val="301"/>
         </w:trPr>
         <w:tc>
           <w:tcPr>
-            <w:tcW w:w="1880" w:type="dxa"/>
+            <w:tcW w:w="1828" w:type="dxa"/>
             <w:tcBorders>
               <w:top w:val="nil"/>
               <w:left w:val="single" w:sz="4" w:space="0" w:color="auto"/>
               <w:bottom w:val="single" w:sz="4" w:space="0" w:color="auto"/>
               <w:right w:val="single" w:sz="4" w:space="0" w:color="auto"/>
             </w:tcBorders>
-            <w:shd w:val="clear" w:color="auto" w:fill="auto"/>
             <w:vAlign w:val="center"/>
             <w:hideMark/>
           </w:tcPr>
@@ -13135,14 +12498,13 @@
         </w:tc>
         <w:tc>
           <w:tcPr>
-            <w:tcW w:w="1880" w:type="dxa"/>
+            <w:tcW w:w="1931" w:type="dxa"/>
             <w:tcBorders>
               <w:top w:val="nil"/>
               <w:left w:val="nil"/>
               <w:bottom w:val="single" w:sz="4" w:space="0" w:color="auto"/>
               <w:right w:val="single" w:sz="4" w:space="0" w:color="auto"/>
             </w:tcBorders>
-            <w:shd w:val="clear" w:color="auto" w:fill="auto"/>
             <w:vAlign w:val="center"/>
             <w:hideMark/>
           </w:tcPr>
@@ -13187,14 +12549,13 @@
         </w:tc>
         <w:tc>
           <w:tcPr>
-            <w:tcW w:w="1880" w:type="dxa"/>
+            <w:tcW w:w="1781" w:type="dxa"/>
             <w:tcBorders>
               <w:top w:val="nil"/>
               <w:left w:val="nil"/>
               <w:bottom w:val="single" w:sz="4" w:space="0" w:color="auto"/>
               <w:right w:val="single" w:sz="4" w:space="0" w:color="auto"/>
             </w:tcBorders>
-            <w:shd w:val="clear" w:color="auto" w:fill="auto"/>
             <w:vAlign w:val="center"/>
             <w:hideMark/>
           </w:tcPr>
@@ -13219,14 +12580,13 @@
         </w:tc>
         <w:tc>
           <w:tcPr>
-            <w:tcW w:w="1880" w:type="dxa"/>
+            <w:tcW w:w="1773" w:type="dxa"/>
             <w:tcBorders>
               <w:top w:val="nil"/>
               <w:left w:val="nil"/>
               <w:bottom w:val="single" w:sz="4" w:space="0" w:color="auto"/>
               <w:right w:val="single" w:sz="4" w:space="0" w:color="auto"/>
             </w:tcBorders>
-            <w:shd w:val="clear" w:color="auto" w:fill="auto"/>
             <w:vAlign w:val="center"/>
             <w:hideMark/>
           </w:tcPr>
@@ -13252,18 +12612,17 @@
       </w:tr>
       <w:tr>
         <w:trPr>
-          <w:trHeight w:val="300"/>
+          <w:trHeight w:val="301"/>
         </w:trPr>
         <w:tc>
           <w:tcPr>
-            <w:tcW w:w="1880" w:type="dxa"/>
+            <w:tcW w:w="1828" w:type="dxa"/>
             <w:tcBorders>
               <w:top w:val="nil"/>
               <w:left w:val="single" w:sz="4" w:space="0" w:color="auto"/>
               <w:bottom w:val="single" w:sz="4" w:space="0" w:color="auto"/>
               <w:right w:val="single" w:sz="4" w:space="0" w:color="auto"/>
             </w:tcBorders>
-            <w:shd w:val="clear" w:color="auto" w:fill="auto"/>
             <w:vAlign w:val="center"/>
             <w:hideMark/>
           </w:tcPr>
@@ -13288,14 +12647,13 @@
         </w:tc>
         <w:tc>
           <w:tcPr>
-            <w:tcW w:w="1880" w:type="dxa"/>
+            <w:tcW w:w="1931" w:type="dxa"/>
             <w:tcBorders>
               <w:top w:val="nil"/>
               <w:left w:val="nil"/>
               <w:bottom w:val="single" w:sz="4" w:space="0" w:color="auto"/>
               <w:right w:val="single" w:sz="4" w:space="0" w:color="auto"/>
             </w:tcBorders>
-            <w:shd w:val="clear" w:color="auto" w:fill="auto"/>
             <w:vAlign w:val="center"/>
             <w:hideMark/>
           </w:tcPr>
@@ -13330,14 +12688,13 @@
         </w:tc>
         <w:tc>
           <w:tcPr>
-            <w:tcW w:w="1880" w:type="dxa"/>
+            <w:tcW w:w="1781" w:type="dxa"/>
             <w:tcBorders>
               <w:top w:val="nil"/>
               <w:left w:val="nil"/>
               <w:bottom w:val="single" w:sz="4" w:space="0" w:color="auto"/>
               <w:right w:val="single" w:sz="4" w:space="0" w:color="auto"/>
             </w:tcBorders>
-            <w:shd w:val="clear" w:color="auto" w:fill="auto"/>
             <w:vAlign w:val="center"/>
             <w:hideMark/>
           </w:tcPr>
@@ -13362,14 +12719,13 @@
         </w:tc>
         <w:tc>
           <w:tcPr>
-            <w:tcW w:w="1880" w:type="dxa"/>
+            <w:tcW w:w="1773" w:type="dxa"/>
             <w:tcBorders>
               <w:top w:val="nil"/>
               <w:left w:val="nil"/>
               <w:bottom w:val="single" w:sz="4" w:space="0" w:color="auto"/>
               <w:right w:val="single" w:sz="4" w:space="0" w:color="auto"/>
             </w:tcBorders>
-            <w:shd w:val="clear" w:color="auto" w:fill="auto"/>
             <w:vAlign w:val="center"/>
             <w:hideMark/>
           </w:tcPr>
@@ -13395,18 +12751,17 @@
       </w:tr>
       <w:tr>
         <w:trPr>
-          <w:trHeight w:val="300"/>
+          <w:trHeight w:val="301"/>
         </w:trPr>
         <w:tc>
           <w:tcPr>
-            <w:tcW w:w="1880" w:type="dxa"/>
+            <w:tcW w:w="1828" w:type="dxa"/>
             <w:tcBorders>
               <w:top w:val="nil"/>
               <w:left w:val="single" w:sz="4" w:space="0" w:color="auto"/>
               <w:bottom w:val="single" w:sz="4" w:space="0" w:color="auto"/>
               <w:right w:val="single" w:sz="4" w:space="0" w:color="auto"/>
             </w:tcBorders>
-            <w:shd w:val="clear" w:color="auto" w:fill="auto"/>
             <w:vAlign w:val="center"/>
             <w:hideMark/>
           </w:tcPr>
@@ -13431,14 +12786,13 @@
         </w:tc>
         <w:tc>
           <w:tcPr>
-            <w:tcW w:w="1880" w:type="dxa"/>
+            <w:tcW w:w="1931" w:type="dxa"/>
             <w:tcBorders>
               <w:top w:val="nil"/>
               <w:left w:val="nil"/>
               <w:bottom w:val="single" w:sz="4" w:space="0" w:color="auto"/>
               <w:right w:val="single" w:sz="4" w:space="0" w:color="auto"/>
             </w:tcBorders>
-            <w:shd w:val="clear" w:color="auto" w:fill="auto"/>
             <w:vAlign w:val="center"/>
             <w:hideMark/>
           </w:tcPr>
@@ -13473,14 +12827,13 @@
         </w:tc>
         <w:tc>
           <w:tcPr>
-            <w:tcW w:w="1880" w:type="dxa"/>
+            <w:tcW w:w="1781" w:type="dxa"/>
             <w:tcBorders>
               <w:top w:val="nil"/>
               <w:left w:val="nil"/>
               <w:bottom w:val="single" w:sz="4" w:space="0" w:color="auto"/>
               <w:right w:val="single" w:sz="4" w:space="0" w:color="auto"/>
             </w:tcBorders>
-            <w:shd w:val="clear" w:color="auto" w:fill="auto"/>
             <w:vAlign w:val="center"/>
             <w:hideMark/>
           </w:tcPr>
@@ -13505,14 +12858,13 @@
         </w:tc>
         <w:tc>
           <w:tcPr>
-            <w:tcW w:w="1880" w:type="dxa"/>
+            <w:tcW w:w="1773" w:type="dxa"/>
             <w:tcBorders>
               <w:top w:val="nil"/>
               <w:left w:val="nil"/>
               <w:bottom w:val="single" w:sz="4" w:space="0" w:color="auto"/>
               <w:right w:val="single" w:sz="4" w:space="0" w:color="auto"/>
             </w:tcBorders>
-            <w:shd w:val="clear" w:color="auto" w:fill="auto"/>
             <w:vAlign w:val="center"/>
             <w:hideMark/>
           </w:tcPr>
@@ -13538,18 +12890,17 @@
       </w:tr>
       <w:tr>
         <w:trPr>
-          <w:trHeight w:val="300"/>
+          <w:trHeight w:val="301"/>
         </w:trPr>
         <w:tc>
           <w:tcPr>
-            <w:tcW w:w="1880" w:type="dxa"/>
+            <w:tcW w:w="1828" w:type="dxa"/>
             <w:tcBorders>
               <w:top w:val="nil"/>
               <w:left w:val="single" w:sz="4" w:space="0" w:color="auto"/>
               <w:bottom w:val="single" w:sz="4" w:space="0" w:color="auto"/>
               <w:right w:val="single" w:sz="4" w:space="0" w:color="auto"/>
             </w:tcBorders>
-            <w:shd w:val="clear" w:color="auto" w:fill="auto"/>
             <w:vAlign w:val="center"/>
             <w:hideMark/>
           </w:tcPr>
@@ -13574,14 +12925,13 @@
         </w:tc>
         <w:tc>
           <w:tcPr>
-            <w:tcW w:w="1880" w:type="dxa"/>
+            <w:tcW w:w="1931" w:type="dxa"/>
             <w:tcBorders>
               <w:top w:val="nil"/>
               <w:left w:val="nil"/>
               <w:bottom w:val="single" w:sz="4" w:space="0" w:color="auto"/>
               <w:right w:val="single" w:sz="4" w:space="0" w:color="auto"/>
             </w:tcBorders>
-            <w:shd w:val="clear" w:color="auto" w:fill="auto"/>
             <w:vAlign w:val="center"/>
             <w:hideMark/>
           </w:tcPr>
@@ -13616,14 +12966,13 @@
         </w:tc>
         <w:tc>
           <w:tcPr>
-            <w:tcW w:w="1880" w:type="dxa"/>
+            <w:tcW w:w="1781" w:type="dxa"/>
             <w:tcBorders>
               <w:top w:val="nil"/>
               <w:left w:val="nil"/>
               <w:bottom w:val="single" w:sz="4" w:space="0" w:color="auto"/>
               <w:right w:val="single" w:sz="4" w:space="0" w:color="auto"/>
             </w:tcBorders>
-            <w:shd w:val="clear" w:color="auto" w:fill="auto"/>
             <w:vAlign w:val="center"/>
             <w:hideMark/>
           </w:tcPr>
@@ -13648,14 +12997,13 @@
         </w:tc>
         <w:tc>
           <w:tcPr>
-            <w:tcW w:w="1880" w:type="dxa"/>
+            <w:tcW w:w="1773" w:type="dxa"/>
             <w:tcBorders>
               <w:top w:val="nil"/>
               <w:left w:val="nil"/>
               <w:bottom w:val="single" w:sz="4" w:space="0" w:color="auto"/>
               <w:right w:val="single" w:sz="4" w:space="0" w:color="auto"/>
             </w:tcBorders>
-            <w:shd w:val="clear" w:color="auto" w:fill="auto"/>
             <w:vAlign w:val="center"/>
             <w:hideMark/>
           </w:tcPr>
@@ -13681,18 +13029,17 @@
       </w:tr>
       <w:tr>
         <w:trPr>
-          <w:trHeight w:val="300"/>
+          <w:trHeight w:val="301"/>
         </w:trPr>
         <w:tc>
           <w:tcPr>
-            <w:tcW w:w="1880" w:type="dxa"/>
+            <w:tcW w:w="1828" w:type="dxa"/>
             <w:tcBorders>
               <w:top w:val="nil"/>
               <w:left w:val="single" w:sz="4" w:space="0" w:color="auto"/>
               <w:bottom w:val="single" w:sz="4" w:space="0" w:color="auto"/>
               <w:right w:val="single" w:sz="4" w:space="0" w:color="auto"/>
             </w:tcBorders>
-            <w:shd w:val="clear" w:color="auto" w:fill="auto"/>
             <w:vAlign w:val="center"/>
             <w:hideMark/>
           </w:tcPr>
@@ -13717,14 +13064,13 @@
         </w:tc>
         <w:tc>
           <w:tcPr>
-            <w:tcW w:w="1880" w:type="dxa"/>
+            <w:tcW w:w="1931" w:type="dxa"/>
             <w:tcBorders>
               <w:top w:val="nil"/>
               <w:left w:val="nil"/>
               <w:bottom w:val="single" w:sz="4" w:space="0" w:color="auto"/>
               <w:right w:val="single" w:sz="4" w:space="0" w:color="auto"/>
             </w:tcBorders>
-            <w:shd w:val="clear" w:color="auto" w:fill="auto"/>
             <w:vAlign w:val="center"/>
             <w:hideMark/>
           </w:tcPr>
@@ -13759,14 +13105,13 @@
         </w:tc>
         <w:tc>
           <w:tcPr>
-            <w:tcW w:w="1880" w:type="dxa"/>
+            <w:tcW w:w="1781" w:type="dxa"/>
             <w:tcBorders>
               <w:top w:val="nil"/>
               <w:left w:val="nil"/>
               <w:bottom w:val="single" w:sz="4" w:space="0" w:color="auto"/>
               <w:right w:val="single" w:sz="4" w:space="0" w:color="auto"/>
             </w:tcBorders>
-            <w:shd w:val="clear" w:color="auto" w:fill="auto"/>
             <w:vAlign w:val="center"/>
             <w:hideMark/>
           </w:tcPr>
@@ -13791,14 +13136,13 @@
         </w:tc>
         <w:tc>
           <w:tcPr>
-            <w:tcW w:w="1880" w:type="dxa"/>
+            <w:tcW w:w="1773" w:type="dxa"/>
             <w:tcBorders>
               <w:top w:val="nil"/>
               <w:left w:val="nil"/>
               <w:bottom w:val="single" w:sz="4" w:space="0" w:color="auto"/>
               <w:right w:val="single" w:sz="4" w:space="0" w:color="auto"/>
             </w:tcBorders>
-            <w:shd w:val="clear" w:color="auto" w:fill="auto"/>
             <w:vAlign w:val="center"/>
             <w:hideMark/>
           </w:tcPr>
@@ -13824,18 +13168,17 @@
       </w:tr>
       <w:tr>
         <w:trPr>
-          <w:trHeight w:val="300"/>
+          <w:trHeight w:val="301"/>
         </w:trPr>
         <w:tc>
           <w:tcPr>
-            <w:tcW w:w="1880" w:type="dxa"/>
+            <w:tcW w:w="1828" w:type="dxa"/>
             <w:tcBorders>
               <w:top w:val="nil"/>
               <w:left w:val="single" w:sz="4" w:space="0" w:color="auto"/>
               <w:bottom w:val="single" w:sz="4" w:space="0" w:color="auto"/>
               <w:right w:val="single" w:sz="4" w:space="0" w:color="auto"/>
             </w:tcBorders>
-            <w:shd w:val="clear" w:color="auto" w:fill="auto"/>
             <w:vAlign w:val="center"/>
             <w:hideMark/>
           </w:tcPr>
@@ -13860,14 +13203,13 @@
         </w:tc>
         <w:tc>
           <w:tcPr>
-            <w:tcW w:w="1880" w:type="dxa"/>
+            <w:tcW w:w="1931" w:type="dxa"/>
             <w:tcBorders>
               <w:top w:val="nil"/>
               <w:left w:val="nil"/>
               <w:bottom w:val="single" w:sz="4" w:space="0" w:color="auto"/>
               <w:right w:val="single" w:sz="4" w:space="0" w:color="auto"/>
             </w:tcBorders>
-            <w:shd w:val="clear" w:color="auto" w:fill="auto"/>
             <w:vAlign w:val="center"/>
             <w:hideMark/>
           </w:tcPr>
@@ -13912,14 +13254,13 @@
         </w:tc>
         <w:tc>
           <w:tcPr>
-            <w:tcW w:w="1880" w:type="dxa"/>
+            <w:tcW w:w="1781" w:type="dxa"/>
             <w:tcBorders>
               <w:top w:val="nil"/>
               <w:left w:val="nil"/>
               <w:bottom w:val="single" w:sz="4" w:space="0" w:color="auto"/>
               <w:right w:val="single" w:sz="4" w:space="0" w:color="auto"/>
             </w:tcBorders>
-            <w:shd w:val="clear" w:color="auto" w:fill="auto"/>
             <w:vAlign w:val="center"/>
             <w:hideMark/>
           </w:tcPr>
@@ -13944,14 +13285,13 @@
         </w:tc>
         <w:tc>
           <w:tcPr>
-            <w:tcW w:w="1880" w:type="dxa"/>
+            <w:tcW w:w="1773" w:type="dxa"/>
             <w:tcBorders>
               <w:top w:val="nil"/>
               <w:left w:val="nil"/>
               <w:bottom w:val="single" w:sz="4" w:space="0" w:color="auto"/>
               <w:right w:val="single" w:sz="4" w:space="0" w:color="auto"/>
             </w:tcBorders>
-            <w:shd w:val="clear" w:color="auto" w:fill="auto"/>
             <w:vAlign w:val="center"/>
             <w:hideMark/>
           </w:tcPr>
@@ -13977,18 +13317,17 @@
       </w:tr>
       <w:tr>
         <w:trPr>
-          <w:trHeight w:val="300"/>
+          <w:trHeight w:val="301"/>
         </w:trPr>
         <w:tc>
           <w:tcPr>
-            <w:tcW w:w="1880" w:type="dxa"/>
+            <w:tcW w:w="1828" w:type="dxa"/>
             <w:tcBorders>
               <w:top w:val="nil"/>
               <w:left w:val="single" w:sz="4" w:space="0" w:color="auto"/>
               <w:bottom w:val="single" w:sz="4" w:space="0" w:color="auto"/>
               <w:right w:val="single" w:sz="4" w:space="0" w:color="auto"/>
             </w:tcBorders>
-            <w:shd w:val="clear" w:color="auto" w:fill="auto"/>
             <w:vAlign w:val="center"/>
             <w:hideMark/>
           </w:tcPr>
@@ -14013,14 +13352,13 @@
         </w:tc>
         <w:tc>
           <w:tcPr>
-            <w:tcW w:w="1880" w:type="dxa"/>
+            <w:tcW w:w="1931" w:type="dxa"/>
             <w:tcBorders>
               <w:top w:val="nil"/>
               <w:left w:val="nil"/>
               <w:bottom w:val="single" w:sz="4" w:space="0" w:color="auto"/>
               <w:right w:val="single" w:sz="4" w:space="0" w:color="auto"/>
             </w:tcBorders>
-            <w:shd w:val="clear" w:color="auto" w:fill="auto"/>
             <w:vAlign w:val="center"/>
             <w:hideMark/>
           </w:tcPr>
@@ -14065,14 +13403,13 @@
         </w:tc>
         <w:tc>
           <w:tcPr>
-            <w:tcW w:w="1880" w:type="dxa"/>
+            <w:tcW w:w="1781" w:type="dxa"/>
             <w:tcBorders>
               <w:top w:val="nil"/>
               <w:left w:val="nil"/>
               <w:bottom w:val="single" w:sz="4" w:space="0" w:color="auto"/>
               <w:right w:val="single" w:sz="4" w:space="0" w:color="auto"/>
             </w:tcBorders>
-            <w:shd w:val="clear" w:color="auto" w:fill="auto"/>
             <w:vAlign w:val="center"/>
             <w:hideMark/>
           </w:tcPr>
@@ -14097,14 +13434,13 @@
         </w:tc>
         <w:tc>
           <w:tcPr>
-            <w:tcW w:w="1880" w:type="dxa"/>
+            <w:tcW w:w="1773" w:type="dxa"/>
             <w:tcBorders>
               <w:top w:val="nil"/>
               <w:left w:val="nil"/>
               <w:bottom w:val="single" w:sz="4" w:space="0" w:color="auto"/>
               <w:right w:val="single" w:sz="4" w:space="0" w:color="auto"/>
             </w:tcBorders>
-            <w:shd w:val="clear" w:color="auto" w:fill="auto"/>
             <w:vAlign w:val="center"/>
             <w:hideMark/>
           </w:tcPr>
@@ -14130,18 +13466,17 @@
       </w:tr>
       <w:tr>
         <w:trPr>
-          <w:trHeight w:val="320"/>
+          <w:trHeight w:val="316"/>
         </w:trPr>
         <w:tc>
           <w:tcPr>
-            <w:tcW w:w="1880" w:type="dxa"/>
+            <w:tcW w:w="1828" w:type="dxa"/>
             <w:tcBorders>
               <w:top w:val="nil"/>
               <w:left w:val="single" w:sz="4" w:space="0" w:color="auto"/>
               <w:bottom w:val="single" w:sz="4" w:space="0" w:color="auto"/>
               <w:right w:val="single" w:sz="4" w:space="0" w:color="auto"/>
             </w:tcBorders>
-            <w:shd w:val="clear" w:color="auto" w:fill="auto"/>
             <w:vAlign w:val="center"/>
             <w:hideMark/>
           </w:tcPr>
@@ -14166,14 +13501,13 @@
         </w:tc>
         <w:tc>
           <w:tcPr>
-            <w:tcW w:w="1880" w:type="dxa"/>
+            <w:tcW w:w="1931" w:type="dxa"/>
             <w:tcBorders>
               <w:top w:val="nil"/>
               <w:left w:val="nil"/>
               <w:bottom w:val="single" w:sz="4" w:space="0" w:color="auto"/>
               <w:right w:val="single" w:sz="4" w:space="0" w:color="auto"/>
             </w:tcBorders>
-            <w:shd w:val="clear" w:color="auto" w:fill="auto"/>
             <w:vAlign w:val="center"/>
             <w:hideMark/>
           </w:tcPr>
@@ -14218,14 +13552,13 @@
         </w:tc>
         <w:tc>
           <w:tcPr>
-            <w:tcW w:w="1880" w:type="dxa"/>
+            <w:tcW w:w="1781" w:type="dxa"/>
             <w:tcBorders>
               <w:top w:val="nil"/>
               <w:left w:val="nil"/>
               <w:bottom w:val="single" w:sz="4" w:space="0" w:color="auto"/>
               <w:right w:val="single" w:sz="4" w:space="0" w:color="auto"/>
             </w:tcBorders>
-            <w:shd w:val="clear" w:color="auto" w:fill="auto"/>
             <w:vAlign w:val="center"/>
             <w:hideMark/>
           </w:tcPr>
@@ -14250,14 +13583,13 @@
         </w:tc>
         <w:tc>
           <w:tcPr>
-            <w:tcW w:w="1880" w:type="dxa"/>
+            <w:tcW w:w="1773" w:type="dxa"/>
             <w:tcBorders>
               <w:top w:val="nil"/>
               <w:left w:val="nil"/>
               <w:bottom w:val="single" w:sz="4" w:space="0" w:color="auto"/>
               <w:right w:val="single" w:sz="4" w:space="0" w:color="auto"/>
             </w:tcBorders>
-            <w:shd w:val="clear" w:color="auto" w:fill="auto"/>
             <w:vAlign w:val="center"/>
             <w:hideMark/>
           </w:tcPr>
@@ -14283,18 +13615,17 @@
       </w:tr>
       <w:tr>
         <w:trPr>
-          <w:trHeight w:val="320"/>
+          <w:trHeight w:val="316"/>
         </w:trPr>
         <w:tc>
           <w:tcPr>
-            <w:tcW w:w="1880" w:type="dxa"/>
+            <w:tcW w:w="1828" w:type="dxa"/>
             <w:tcBorders>
               <w:top w:val="nil"/>
               <w:left w:val="single" w:sz="4" w:space="0" w:color="auto"/>
               <w:bottom w:val="single" w:sz="4" w:space="0" w:color="auto"/>
               <w:right w:val="single" w:sz="4" w:space="0" w:color="auto"/>
             </w:tcBorders>
-            <w:shd w:val="clear" w:color="auto" w:fill="auto"/>
             <w:noWrap/>
             <w:vAlign w:val="center"/>
             <w:hideMark/>
@@ -14320,14 +13651,13 @@
         </w:tc>
         <w:tc>
           <w:tcPr>
-            <w:tcW w:w="1880" w:type="dxa"/>
+            <w:tcW w:w="1931" w:type="dxa"/>
             <w:tcBorders>
               <w:top w:val="nil"/>
               <w:left w:val="nil"/>
               <w:bottom w:val="single" w:sz="4" w:space="0" w:color="auto"/>
               <w:right w:val="single" w:sz="4" w:space="0" w:color="auto"/>
             </w:tcBorders>
-            <w:shd w:val="clear" w:color="auto" w:fill="auto"/>
             <w:vAlign w:val="center"/>
             <w:hideMark/>
           </w:tcPr>
@@ -14372,14 +13702,13 @@
         </w:tc>
         <w:tc>
           <w:tcPr>
-            <w:tcW w:w="1880" w:type="dxa"/>
+            <w:tcW w:w="1781" w:type="dxa"/>
             <w:tcBorders>
               <w:top w:val="nil"/>
               <w:left w:val="nil"/>
               <w:bottom w:val="single" w:sz="4" w:space="0" w:color="auto"/>
               <w:right w:val="single" w:sz="4" w:space="0" w:color="auto"/>
             </w:tcBorders>
-            <w:shd w:val="clear" w:color="auto" w:fill="auto"/>
             <w:vAlign w:val="center"/>
             <w:hideMark/>
           </w:tcPr>
@@ -14404,14 +13733,13 @@
         </w:tc>
         <w:tc>
           <w:tcPr>
-            <w:tcW w:w="1880" w:type="dxa"/>
+            <w:tcW w:w="1773" w:type="dxa"/>
             <w:tcBorders>
               <w:top w:val="nil"/>
               <w:left w:val="nil"/>
               <w:bottom w:val="single" w:sz="4" w:space="0" w:color="auto"/>
               <w:right w:val="single" w:sz="4" w:space="0" w:color="auto"/>
             </w:tcBorders>
-            <w:shd w:val="clear" w:color="auto" w:fill="auto"/>
             <w:vAlign w:val="center"/>
             <w:hideMark/>
           </w:tcPr>
@@ -14437,18 +13765,17 @@
       </w:tr>
       <w:tr>
         <w:trPr>
-          <w:trHeight w:val="320"/>
+          <w:trHeight w:val="316"/>
         </w:trPr>
         <w:tc>
           <w:tcPr>
-            <w:tcW w:w="1880" w:type="dxa"/>
+            <w:tcW w:w="1828" w:type="dxa"/>
             <w:tcBorders>
               <w:top w:val="nil"/>
               <w:left w:val="single" w:sz="4" w:space="0" w:color="auto"/>
               <w:bottom w:val="single" w:sz="4" w:space="0" w:color="auto"/>
               <w:right w:val="single" w:sz="4" w:space="0" w:color="auto"/>
             </w:tcBorders>
-            <w:shd w:val="clear" w:color="auto" w:fill="auto"/>
             <w:noWrap/>
             <w:vAlign w:val="center"/>
             <w:hideMark/>
@@ -14474,14 +13801,13 @@
         </w:tc>
         <w:tc>
           <w:tcPr>
-            <w:tcW w:w="1880" w:type="dxa"/>
+            <w:tcW w:w="1931" w:type="dxa"/>
             <w:tcBorders>
               <w:top w:val="nil"/>
               <w:left w:val="nil"/>
               <w:bottom w:val="single" w:sz="4" w:space="0" w:color="auto"/>
               <w:right w:val="single" w:sz="4" w:space="0" w:color="auto"/>
             </w:tcBorders>
-            <w:shd w:val="clear" w:color="auto" w:fill="auto"/>
             <w:vAlign w:val="center"/>
             <w:hideMark/>
           </w:tcPr>
@@ -14526,14 +13852,13 @@
         </w:tc>
         <w:tc>
           <w:tcPr>
-            <w:tcW w:w="1880" w:type="dxa"/>
+            <w:tcW w:w="1781" w:type="dxa"/>
             <w:tcBorders>
               <w:top w:val="nil"/>
               <w:left w:val="nil"/>
               <w:bottom w:val="single" w:sz="4" w:space="0" w:color="auto"/>
               <w:right w:val="single" w:sz="4" w:space="0" w:color="auto"/>
             </w:tcBorders>
-            <w:shd w:val="clear" w:color="auto" w:fill="auto"/>
             <w:vAlign w:val="center"/>
             <w:hideMark/>
           </w:tcPr>
@@ -14558,14 +13883,13 @@
         </w:tc>
         <w:tc>
           <w:tcPr>
-            <w:tcW w:w="1880" w:type="dxa"/>
+            <w:tcW w:w="1773" w:type="dxa"/>
             <w:tcBorders>
               <w:top w:val="nil"/>
               <w:left w:val="nil"/>
               <w:bottom w:val="single" w:sz="4" w:space="0" w:color="auto"/>
               <w:right w:val="single" w:sz="4" w:space="0" w:color="auto"/>
             </w:tcBorders>
-            <w:shd w:val="clear" w:color="auto" w:fill="auto"/>
             <w:vAlign w:val="center"/>
             <w:hideMark/>
           </w:tcPr>
@@ -14589,23 +13913,1177 @@
           </w:p>
         </w:tc>
       </w:tr>
+      <w:tr>
+        <w:trPr>
+          <w:trHeight w:val="316"/>
+        </w:trPr>
+        <w:tc>
+          <w:tcPr>
+            <w:tcW w:w="1828" w:type="dxa"/>
+            <w:tcBorders>
+              <w:top w:val="nil"/>
+              <w:left w:val="single" w:sz="4" w:space="0" w:color="auto"/>
+              <w:bottom w:val="single" w:sz="4" w:space="0" w:color="auto"/>
+              <w:right w:val="single" w:sz="4" w:space="0" w:color="auto"/>
+            </w:tcBorders>
+            <w:noWrap/>
+            <w:vAlign w:val="center"/>
+            <w:hideMark/>
+          </w:tcPr>
+          <w:p>
+            <w:pPr>
+              <w:jc w:val="center"/>
+              <w:rPr>
+                <w:color w:val="000000"/>
+                <w:sz w:val="22"/>
+                <w:szCs w:val="22"/>
+              </w:rPr>
+            </w:pPr>
+            <w:r>
+              <w:rPr>
+                <w:color w:val="000000"/>
+                <w:sz w:val="22"/>
+                <w:szCs w:val="22"/>
+              </w:rPr>
+              <w:t>FR-10.1</w:t>
+            </w:r>
+          </w:p>
+        </w:tc>
+        <w:tc>
+          <w:tcPr>
+            <w:tcW w:w="1931" w:type="dxa"/>
+            <w:tcBorders>
+              <w:top w:val="nil"/>
+              <w:left w:val="nil"/>
+              <w:bottom w:val="single" w:sz="4" w:space="0" w:color="auto"/>
+              <w:right w:val="single" w:sz="4" w:space="0" w:color="auto"/>
+            </w:tcBorders>
+            <w:vAlign w:val="center"/>
+            <w:hideMark/>
+          </w:tcPr>
+          <w:p>
+            <w:pPr>
+              <w:jc w:val="center"/>
+              <w:rPr>
+                <w:color w:val="000000"/>
+                <w:sz w:val="22"/>
+                <w:szCs w:val="22"/>
+              </w:rPr>
+            </w:pPr>
+            <w:proofErr w:type="spellStart"/>
+            <w:r>
+              <w:rPr>
+                <w:color w:val="000000"/>
+                <w:sz w:val="22"/>
+                <w:szCs w:val="22"/>
+              </w:rPr>
+              <w:t>Should</w:t>
+            </w:r>
+            <w:proofErr w:type="spellEnd"/>
+            <w:r>
+              <w:rPr>
+                <w:color w:val="000000"/>
+                <w:sz w:val="22"/>
+                <w:szCs w:val="22"/>
+              </w:rPr>
+              <w:t xml:space="preserve"> </w:t>
+            </w:r>
+            <w:proofErr w:type="spellStart"/>
+            <w:r>
+              <w:rPr>
+                <w:color w:val="000000"/>
+                <w:sz w:val="22"/>
+                <w:szCs w:val="22"/>
+              </w:rPr>
+              <w:t>have</w:t>
+            </w:r>
+            <w:proofErr w:type="spellEnd"/>
+          </w:p>
+        </w:tc>
+        <w:tc>
+          <w:tcPr>
+            <w:tcW w:w="1781" w:type="dxa"/>
+            <w:tcBorders>
+              <w:top w:val="nil"/>
+              <w:left w:val="nil"/>
+              <w:bottom w:val="single" w:sz="4" w:space="0" w:color="auto"/>
+              <w:right w:val="single" w:sz="4" w:space="0" w:color="auto"/>
+            </w:tcBorders>
+            <w:vAlign w:val="center"/>
+            <w:hideMark/>
+          </w:tcPr>
+          <w:p>
+            <w:pPr>
+              <w:jc w:val="center"/>
+              <w:rPr>
+                <w:color w:val="000000"/>
+                <w:sz w:val="22"/>
+                <w:szCs w:val="22"/>
+              </w:rPr>
+            </w:pPr>
+            <w:r>
+              <w:rPr>
+                <w:color w:val="000000"/>
+                <w:sz w:val="22"/>
+                <w:szCs w:val="22"/>
+              </w:rPr>
+              <w:t>16-40</w:t>
+            </w:r>
+          </w:p>
+        </w:tc>
+        <w:tc>
+          <w:tcPr>
+            <w:tcW w:w="1773" w:type="dxa"/>
+            <w:tcBorders>
+              <w:top w:val="nil"/>
+              <w:left w:val="nil"/>
+              <w:bottom w:val="single" w:sz="4" w:space="0" w:color="auto"/>
+              <w:right w:val="single" w:sz="4" w:space="0" w:color="auto"/>
+            </w:tcBorders>
+            <w:vAlign w:val="center"/>
+            <w:hideMark/>
+          </w:tcPr>
+          <w:p>
+            <w:pPr>
+              <w:jc w:val="center"/>
+              <w:rPr>
+                <w:color w:val="000000"/>
+                <w:sz w:val="22"/>
+                <w:szCs w:val="22"/>
+              </w:rPr>
+            </w:pPr>
+            <w:r>
+              <w:rPr>
+                <w:color w:val="000000"/>
+                <w:sz w:val="22"/>
+                <w:szCs w:val="22"/>
+              </w:rPr>
+              <w:t>Высокая</w:t>
+            </w:r>
+          </w:p>
+        </w:tc>
+      </w:tr>
+      <w:tr>
+        <w:trPr>
+          <w:trHeight w:val="316"/>
+        </w:trPr>
+        <w:tc>
+          <w:tcPr>
+            <w:tcW w:w="1828" w:type="dxa"/>
+            <w:tcBorders>
+              <w:top w:val="nil"/>
+              <w:left w:val="single" w:sz="4" w:space="0" w:color="auto"/>
+              <w:bottom w:val="single" w:sz="4" w:space="0" w:color="auto"/>
+              <w:right w:val="single" w:sz="4" w:space="0" w:color="auto"/>
+            </w:tcBorders>
+            <w:noWrap/>
+            <w:vAlign w:val="center"/>
+            <w:hideMark/>
+          </w:tcPr>
+          <w:p>
+            <w:pPr>
+              <w:jc w:val="center"/>
+              <w:rPr>
+                <w:color w:val="000000"/>
+                <w:sz w:val="22"/>
+                <w:szCs w:val="22"/>
+              </w:rPr>
+            </w:pPr>
+            <w:r>
+              <w:rPr>
+                <w:color w:val="000000"/>
+                <w:sz w:val="22"/>
+                <w:szCs w:val="22"/>
+              </w:rPr>
+              <w:t>FR-10.2</w:t>
+            </w:r>
+          </w:p>
+        </w:tc>
+        <w:tc>
+          <w:tcPr>
+            <w:tcW w:w="1931" w:type="dxa"/>
+            <w:tcBorders>
+              <w:top w:val="nil"/>
+              <w:left w:val="nil"/>
+              <w:bottom w:val="single" w:sz="4" w:space="0" w:color="auto"/>
+              <w:right w:val="single" w:sz="4" w:space="0" w:color="auto"/>
+            </w:tcBorders>
+            <w:vAlign w:val="center"/>
+            <w:hideMark/>
+          </w:tcPr>
+          <w:p>
+            <w:pPr>
+              <w:jc w:val="center"/>
+              <w:rPr>
+                <w:color w:val="000000"/>
+                <w:sz w:val="22"/>
+                <w:szCs w:val="22"/>
+              </w:rPr>
+            </w:pPr>
+            <w:proofErr w:type="spellStart"/>
+            <w:r>
+              <w:rPr>
+                <w:color w:val="000000"/>
+                <w:sz w:val="22"/>
+                <w:szCs w:val="22"/>
+              </w:rPr>
+              <w:t>Should</w:t>
+            </w:r>
+            <w:proofErr w:type="spellEnd"/>
+            <w:r>
+              <w:rPr>
+                <w:color w:val="000000"/>
+                <w:sz w:val="22"/>
+                <w:szCs w:val="22"/>
+              </w:rPr>
+              <w:t xml:space="preserve"> </w:t>
+            </w:r>
+            <w:proofErr w:type="spellStart"/>
+            <w:r>
+              <w:rPr>
+                <w:color w:val="000000"/>
+                <w:sz w:val="22"/>
+                <w:szCs w:val="22"/>
+              </w:rPr>
+              <w:t>have</w:t>
+            </w:r>
+            <w:proofErr w:type="spellEnd"/>
+          </w:p>
+        </w:tc>
+        <w:tc>
+          <w:tcPr>
+            <w:tcW w:w="1781" w:type="dxa"/>
+            <w:tcBorders>
+              <w:top w:val="nil"/>
+              <w:left w:val="nil"/>
+              <w:bottom w:val="single" w:sz="4" w:space="0" w:color="auto"/>
+              <w:right w:val="single" w:sz="4" w:space="0" w:color="auto"/>
+            </w:tcBorders>
+            <w:vAlign w:val="center"/>
+            <w:hideMark/>
+          </w:tcPr>
+          <w:p>
+            <w:pPr>
+              <w:jc w:val="center"/>
+              <w:rPr>
+                <w:color w:val="000000"/>
+                <w:sz w:val="22"/>
+                <w:szCs w:val="22"/>
+              </w:rPr>
+            </w:pPr>
+            <w:r>
+              <w:rPr>
+                <w:color w:val="000000"/>
+                <w:sz w:val="22"/>
+                <w:szCs w:val="22"/>
+              </w:rPr>
+              <w:t>4-16</w:t>
+            </w:r>
+          </w:p>
+        </w:tc>
+        <w:tc>
+          <w:tcPr>
+            <w:tcW w:w="1773" w:type="dxa"/>
+            <w:tcBorders>
+              <w:top w:val="nil"/>
+              <w:left w:val="nil"/>
+              <w:bottom w:val="single" w:sz="4" w:space="0" w:color="auto"/>
+              <w:right w:val="single" w:sz="4" w:space="0" w:color="auto"/>
+            </w:tcBorders>
+            <w:vAlign w:val="center"/>
+            <w:hideMark/>
+          </w:tcPr>
+          <w:p>
+            <w:pPr>
+              <w:jc w:val="center"/>
+              <w:rPr>
+                <w:color w:val="000000"/>
+                <w:sz w:val="22"/>
+                <w:szCs w:val="22"/>
+              </w:rPr>
+            </w:pPr>
+            <w:r>
+              <w:rPr>
+                <w:color w:val="000000"/>
+                <w:sz w:val="22"/>
+                <w:szCs w:val="22"/>
+              </w:rPr>
+              <w:t>Высокая</w:t>
+            </w:r>
+          </w:p>
+        </w:tc>
+      </w:tr>
+      <w:tr>
+        <w:trPr>
+          <w:trHeight w:val="316"/>
+        </w:trPr>
+        <w:tc>
+          <w:tcPr>
+            <w:tcW w:w="1828" w:type="dxa"/>
+            <w:tcBorders>
+              <w:top w:val="nil"/>
+              <w:left w:val="single" w:sz="4" w:space="0" w:color="auto"/>
+              <w:bottom w:val="single" w:sz="4" w:space="0" w:color="auto"/>
+              <w:right w:val="single" w:sz="4" w:space="0" w:color="auto"/>
+            </w:tcBorders>
+            <w:noWrap/>
+            <w:vAlign w:val="center"/>
+            <w:hideMark/>
+          </w:tcPr>
+          <w:p>
+            <w:pPr>
+              <w:jc w:val="center"/>
+              <w:rPr>
+                <w:color w:val="000000"/>
+                <w:sz w:val="22"/>
+                <w:szCs w:val="22"/>
+              </w:rPr>
+            </w:pPr>
+            <w:r>
+              <w:rPr>
+                <w:color w:val="000000"/>
+                <w:sz w:val="22"/>
+                <w:szCs w:val="22"/>
+              </w:rPr>
+              <w:t>FR-10.3</w:t>
+            </w:r>
+          </w:p>
+        </w:tc>
+        <w:tc>
+          <w:tcPr>
+            <w:tcW w:w="1931" w:type="dxa"/>
+            <w:tcBorders>
+              <w:top w:val="nil"/>
+              <w:left w:val="nil"/>
+              <w:bottom w:val="single" w:sz="4" w:space="0" w:color="auto"/>
+              <w:right w:val="single" w:sz="4" w:space="0" w:color="auto"/>
+            </w:tcBorders>
+            <w:vAlign w:val="center"/>
+            <w:hideMark/>
+          </w:tcPr>
+          <w:p>
+            <w:pPr>
+              <w:jc w:val="center"/>
+              <w:rPr>
+                <w:color w:val="000000"/>
+                <w:sz w:val="22"/>
+                <w:szCs w:val="22"/>
+              </w:rPr>
+            </w:pPr>
+            <w:proofErr w:type="spellStart"/>
+            <w:r>
+              <w:rPr>
+                <w:color w:val="000000"/>
+                <w:sz w:val="22"/>
+                <w:szCs w:val="22"/>
+              </w:rPr>
+              <w:t>Should</w:t>
+            </w:r>
+            <w:proofErr w:type="spellEnd"/>
+            <w:r>
+              <w:rPr>
+                <w:color w:val="000000"/>
+                <w:sz w:val="22"/>
+                <w:szCs w:val="22"/>
+              </w:rPr>
+              <w:t xml:space="preserve"> </w:t>
+            </w:r>
+            <w:proofErr w:type="spellStart"/>
+            <w:r>
+              <w:rPr>
+                <w:color w:val="000000"/>
+                <w:sz w:val="22"/>
+                <w:szCs w:val="22"/>
+              </w:rPr>
+              <w:t>have</w:t>
+            </w:r>
+            <w:proofErr w:type="spellEnd"/>
+          </w:p>
+        </w:tc>
+        <w:tc>
+          <w:tcPr>
+            <w:tcW w:w="1781" w:type="dxa"/>
+            <w:tcBorders>
+              <w:top w:val="nil"/>
+              <w:left w:val="nil"/>
+              <w:bottom w:val="single" w:sz="4" w:space="0" w:color="auto"/>
+              <w:right w:val="single" w:sz="4" w:space="0" w:color="auto"/>
+            </w:tcBorders>
+            <w:vAlign w:val="center"/>
+            <w:hideMark/>
+          </w:tcPr>
+          <w:p>
+            <w:pPr>
+              <w:jc w:val="center"/>
+              <w:rPr>
+                <w:color w:val="000000"/>
+                <w:sz w:val="22"/>
+                <w:szCs w:val="22"/>
+              </w:rPr>
+            </w:pPr>
+            <w:r>
+              <w:rPr>
+                <w:color w:val="000000"/>
+                <w:sz w:val="22"/>
+                <w:szCs w:val="22"/>
+              </w:rPr>
+              <w:t>&lt;4</w:t>
+            </w:r>
+          </w:p>
+        </w:tc>
+        <w:tc>
+          <w:tcPr>
+            <w:tcW w:w="1773" w:type="dxa"/>
+            <w:tcBorders>
+              <w:top w:val="nil"/>
+              <w:left w:val="nil"/>
+              <w:bottom w:val="single" w:sz="4" w:space="0" w:color="auto"/>
+              <w:right w:val="single" w:sz="4" w:space="0" w:color="auto"/>
+            </w:tcBorders>
+            <w:vAlign w:val="center"/>
+            <w:hideMark/>
+          </w:tcPr>
+          <w:p>
+            <w:pPr>
+              <w:jc w:val="center"/>
+              <w:rPr>
+                <w:color w:val="000000"/>
+                <w:sz w:val="22"/>
+                <w:szCs w:val="22"/>
+              </w:rPr>
+            </w:pPr>
+            <w:r>
+              <w:rPr>
+                <w:color w:val="000000"/>
+                <w:sz w:val="22"/>
+                <w:szCs w:val="22"/>
+              </w:rPr>
+              <w:t>Высокая</w:t>
+            </w:r>
+          </w:p>
+        </w:tc>
+      </w:tr>
+      <w:tr>
+        <w:trPr>
+          <w:trHeight w:val="316"/>
+        </w:trPr>
+        <w:tc>
+          <w:tcPr>
+            <w:tcW w:w="1828" w:type="dxa"/>
+            <w:tcBorders>
+              <w:top w:val="nil"/>
+              <w:left w:val="single" w:sz="4" w:space="0" w:color="auto"/>
+              <w:bottom w:val="single" w:sz="4" w:space="0" w:color="auto"/>
+              <w:right w:val="single" w:sz="4" w:space="0" w:color="auto"/>
+            </w:tcBorders>
+            <w:noWrap/>
+            <w:vAlign w:val="center"/>
+            <w:hideMark/>
+          </w:tcPr>
+          <w:p>
+            <w:pPr>
+              <w:jc w:val="center"/>
+              <w:rPr>
+                <w:color w:val="000000"/>
+                <w:sz w:val="22"/>
+                <w:szCs w:val="22"/>
+              </w:rPr>
+            </w:pPr>
+            <w:r>
+              <w:rPr>
+                <w:color w:val="000000"/>
+                <w:sz w:val="22"/>
+                <w:szCs w:val="22"/>
+                <w:lang w:val="en-US"/>
+              </w:rPr>
+              <w:t>FR-11.1</w:t>
+            </w:r>
+          </w:p>
+        </w:tc>
+        <w:tc>
+          <w:tcPr>
+            <w:tcW w:w="1931" w:type="dxa"/>
+            <w:tcBorders>
+              <w:top w:val="nil"/>
+              <w:left w:val="nil"/>
+              <w:bottom w:val="single" w:sz="4" w:space="0" w:color="auto"/>
+              <w:right w:val="single" w:sz="4" w:space="0" w:color="auto"/>
+            </w:tcBorders>
+            <w:vAlign w:val="center"/>
+            <w:hideMark/>
+          </w:tcPr>
+          <w:p>
+            <w:pPr>
+              <w:jc w:val="center"/>
+              <w:rPr>
+                <w:color w:val="000000"/>
+                <w:sz w:val="22"/>
+                <w:szCs w:val="22"/>
+              </w:rPr>
+            </w:pPr>
+            <w:r>
+              <w:rPr>
+                <w:color w:val="000000"/>
+                <w:sz w:val="22"/>
+                <w:szCs w:val="22"/>
+              </w:rPr>
+              <w:t xml:space="preserve"> MUST </w:t>
+            </w:r>
+            <w:proofErr w:type="spellStart"/>
+            <w:r>
+              <w:rPr>
+                <w:color w:val="000000"/>
+                <w:sz w:val="22"/>
+                <w:szCs w:val="22"/>
+              </w:rPr>
+              <w:t>have</w:t>
+            </w:r>
+            <w:proofErr w:type="spellEnd"/>
+          </w:p>
+        </w:tc>
+        <w:tc>
+          <w:tcPr>
+            <w:tcW w:w="1781" w:type="dxa"/>
+            <w:tcBorders>
+              <w:top w:val="nil"/>
+              <w:left w:val="nil"/>
+              <w:bottom w:val="single" w:sz="4" w:space="0" w:color="auto"/>
+              <w:right w:val="single" w:sz="4" w:space="0" w:color="auto"/>
+            </w:tcBorders>
+            <w:vAlign w:val="center"/>
+            <w:hideMark/>
+          </w:tcPr>
+          <w:p>
+            <w:pPr>
+              <w:jc w:val="center"/>
+              <w:rPr>
+                <w:color w:val="000000"/>
+                <w:sz w:val="22"/>
+                <w:szCs w:val="22"/>
+              </w:rPr>
+            </w:pPr>
+            <w:r>
+              <w:rPr>
+                <w:color w:val="000000"/>
+                <w:sz w:val="22"/>
+                <w:szCs w:val="22"/>
+              </w:rPr>
+              <w:t>40+</w:t>
+            </w:r>
+          </w:p>
+        </w:tc>
+        <w:tc>
+          <w:tcPr>
+            <w:tcW w:w="1773" w:type="dxa"/>
+            <w:tcBorders>
+              <w:top w:val="nil"/>
+              <w:left w:val="nil"/>
+              <w:bottom w:val="single" w:sz="4" w:space="0" w:color="auto"/>
+              <w:right w:val="single" w:sz="4" w:space="0" w:color="auto"/>
+            </w:tcBorders>
+            <w:vAlign w:val="center"/>
+            <w:hideMark/>
+          </w:tcPr>
+          <w:p>
+            <w:pPr>
+              <w:jc w:val="center"/>
+              <w:rPr>
+                <w:color w:val="000000"/>
+                <w:sz w:val="22"/>
+                <w:szCs w:val="22"/>
+              </w:rPr>
+            </w:pPr>
+            <w:r>
+              <w:rPr>
+                <w:color w:val="000000"/>
+                <w:sz w:val="22"/>
+                <w:szCs w:val="22"/>
+              </w:rPr>
+              <w:t>Высокая</w:t>
+            </w:r>
+          </w:p>
+        </w:tc>
+      </w:tr>
+      <w:tr>
+        <w:trPr>
+          <w:trHeight w:val="316"/>
+        </w:trPr>
+        <w:tc>
+          <w:tcPr>
+            <w:tcW w:w="1828" w:type="dxa"/>
+            <w:tcBorders>
+              <w:top w:val="nil"/>
+              <w:left w:val="single" w:sz="4" w:space="0" w:color="auto"/>
+              <w:bottom w:val="single" w:sz="4" w:space="0" w:color="auto"/>
+              <w:right w:val="single" w:sz="4" w:space="0" w:color="auto"/>
+            </w:tcBorders>
+            <w:noWrap/>
+            <w:vAlign w:val="center"/>
+            <w:hideMark/>
+          </w:tcPr>
+          <w:p>
+            <w:pPr>
+              <w:jc w:val="center"/>
+              <w:rPr>
+                <w:color w:val="000000"/>
+                <w:sz w:val="22"/>
+                <w:szCs w:val="22"/>
+              </w:rPr>
+            </w:pPr>
+            <w:r>
+              <w:rPr>
+                <w:color w:val="000000"/>
+                <w:sz w:val="22"/>
+                <w:szCs w:val="22"/>
+                <w:lang w:val="en-US"/>
+              </w:rPr>
+              <w:t>FR-11.2</w:t>
+            </w:r>
+          </w:p>
+        </w:tc>
+        <w:tc>
+          <w:tcPr>
+            <w:tcW w:w="1931" w:type="dxa"/>
+            <w:tcBorders>
+              <w:top w:val="nil"/>
+              <w:left w:val="nil"/>
+              <w:bottom w:val="single" w:sz="4" w:space="0" w:color="auto"/>
+              <w:right w:val="single" w:sz="4" w:space="0" w:color="auto"/>
+            </w:tcBorders>
+            <w:vAlign w:val="center"/>
+            <w:hideMark/>
+          </w:tcPr>
+          <w:p>
+            <w:pPr>
+              <w:jc w:val="center"/>
+              <w:rPr>
+                <w:color w:val="000000"/>
+                <w:sz w:val="22"/>
+                <w:szCs w:val="22"/>
+              </w:rPr>
+            </w:pPr>
+            <w:r>
+              <w:rPr>
+                <w:color w:val="000000"/>
+                <w:sz w:val="22"/>
+                <w:szCs w:val="22"/>
+              </w:rPr>
+              <w:t xml:space="preserve"> MUST </w:t>
+            </w:r>
+            <w:proofErr w:type="spellStart"/>
+            <w:r>
+              <w:rPr>
+                <w:color w:val="000000"/>
+                <w:sz w:val="22"/>
+                <w:szCs w:val="22"/>
+              </w:rPr>
+              <w:t>have</w:t>
+            </w:r>
+            <w:proofErr w:type="spellEnd"/>
+          </w:p>
+        </w:tc>
+        <w:tc>
+          <w:tcPr>
+            <w:tcW w:w="1781" w:type="dxa"/>
+            <w:tcBorders>
+              <w:top w:val="nil"/>
+              <w:left w:val="nil"/>
+              <w:bottom w:val="single" w:sz="4" w:space="0" w:color="auto"/>
+              <w:right w:val="single" w:sz="4" w:space="0" w:color="auto"/>
+            </w:tcBorders>
+            <w:vAlign w:val="center"/>
+            <w:hideMark/>
+          </w:tcPr>
+          <w:p>
+            <w:pPr>
+              <w:jc w:val="center"/>
+              <w:rPr>
+                <w:color w:val="000000"/>
+                <w:sz w:val="22"/>
+                <w:szCs w:val="22"/>
+              </w:rPr>
+            </w:pPr>
+            <w:r>
+              <w:rPr>
+                <w:color w:val="000000"/>
+                <w:sz w:val="22"/>
+                <w:szCs w:val="22"/>
+              </w:rPr>
+              <w:t>4-16</w:t>
+            </w:r>
+          </w:p>
+        </w:tc>
+        <w:tc>
+          <w:tcPr>
+            <w:tcW w:w="1773" w:type="dxa"/>
+            <w:tcBorders>
+              <w:top w:val="nil"/>
+              <w:left w:val="nil"/>
+              <w:bottom w:val="single" w:sz="4" w:space="0" w:color="auto"/>
+              <w:right w:val="single" w:sz="4" w:space="0" w:color="auto"/>
+            </w:tcBorders>
+            <w:vAlign w:val="center"/>
+            <w:hideMark/>
+          </w:tcPr>
+          <w:p>
+            <w:pPr>
+              <w:jc w:val="center"/>
+              <w:rPr>
+                <w:color w:val="000000"/>
+                <w:sz w:val="22"/>
+                <w:szCs w:val="22"/>
+              </w:rPr>
+            </w:pPr>
+            <w:r>
+              <w:rPr>
+                <w:color w:val="000000"/>
+                <w:sz w:val="22"/>
+                <w:szCs w:val="22"/>
+              </w:rPr>
+              <w:t>Высокая</w:t>
+            </w:r>
+          </w:p>
+        </w:tc>
+      </w:tr>
+      <w:tr>
+        <w:trPr>
+          <w:trHeight w:val="316"/>
+        </w:trPr>
+        <w:tc>
+          <w:tcPr>
+            <w:tcW w:w="1828" w:type="dxa"/>
+            <w:tcBorders>
+              <w:top w:val="nil"/>
+              <w:left w:val="single" w:sz="4" w:space="0" w:color="auto"/>
+              <w:bottom w:val="single" w:sz="4" w:space="0" w:color="auto"/>
+              <w:right w:val="single" w:sz="4" w:space="0" w:color="auto"/>
+            </w:tcBorders>
+            <w:noWrap/>
+            <w:vAlign w:val="center"/>
+            <w:hideMark/>
+          </w:tcPr>
+          <w:p>
+            <w:pPr>
+              <w:jc w:val="center"/>
+              <w:rPr>
+                <w:color w:val="000000"/>
+                <w:sz w:val="22"/>
+                <w:szCs w:val="22"/>
+              </w:rPr>
+            </w:pPr>
+            <w:r>
+              <w:rPr>
+                <w:color w:val="000000"/>
+                <w:sz w:val="22"/>
+                <w:szCs w:val="22"/>
+                <w:lang w:val="en-US"/>
+              </w:rPr>
+              <w:t>FR-12.1</w:t>
+            </w:r>
+          </w:p>
+        </w:tc>
+        <w:tc>
+          <w:tcPr>
+            <w:tcW w:w="1931" w:type="dxa"/>
+            <w:tcBorders>
+              <w:top w:val="nil"/>
+              <w:left w:val="nil"/>
+              <w:bottom w:val="single" w:sz="4" w:space="0" w:color="auto"/>
+              <w:right w:val="single" w:sz="4" w:space="0" w:color="auto"/>
+            </w:tcBorders>
+            <w:vAlign w:val="center"/>
+            <w:hideMark/>
+          </w:tcPr>
+          <w:p>
+            <w:pPr>
+              <w:jc w:val="center"/>
+              <w:rPr>
+                <w:color w:val="000000"/>
+                <w:sz w:val="22"/>
+                <w:szCs w:val="22"/>
+              </w:rPr>
+            </w:pPr>
+            <w:r>
+              <w:rPr>
+                <w:color w:val="000000"/>
+                <w:sz w:val="22"/>
+                <w:szCs w:val="22"/>
+              </w:rPr>
+              <w:t xml:space="preserve"> MUST </w:t>
+            </w:r>
+            <w:proofErr w:type="spellStart"/>
+            <w:r>
+              <w:rPr>
+                <w:color w:val="000000"/>
+                <w:sz w:val="22"/>
+                <w:szCs w:val="22"/>
+              </w:rPr>
+              <w:t>have</w:t>
+            </w:r>
+            <w:proofErr w:type="spellEnd"/>
+          </w:p>
+        </w:tc>
+        <w:tc>
+          <w:tcPr>
+            <w:tcW w:w="1781" w:type="dxa"/>
+            <w:tcBorders>
+              <w:top w:val="nil"/>
+              <w:left w:val="nil"/>
+              <w:bottom w:val="single" w:sz="4" w:space="0" w:color="auto"/>
+              <w:right w:val="single" w:sz="4" w:space="0" w:color="auto"/>
+            </w:tcBorders>
+            <w:vAlign w:val="center"/>
+            <w:hideMark/>
+          </w:tcPr>
+          <w:p>
+            <w:pPr>
+              <w:jc w:val="center"/>
+              <w:rPr>
+                <w:color w:val="000000"/>
+                <w:sz w:val="22"/>
+                <w:szCs w:val="22"/>
+              </w:rPr>
+            </w:pPr>
+            <w:r>
+              <w:rPr>
+                <w:color w:val="000000"/>
+                <w:sz w:val="22"/>
+                <w:szCs w:val="22"/>
+              </w:rPr>
+              <w:t>4-16</w:t>
+            </w:r>
+          </w:p>
+        </w:tc>
+        <w:tc>
+          <w:tcPr>
+            <w:tcW w:w="1773" w:type="dxa"/>
+            <w:tcBorders>
+              <w:top w:val="nil"/>
+              <w:left w:val="nil"/>
+              <w:bottom w:val="single" w:sz="4" w:space="0" w:color="auto"/>
+              <w:right w:val="single" w:sz="4" w:space="0" w:color="auto"/>
+            </w:tcBorders>
+            <w:vAlign w:val="center"/>
+            <w:hideMark/>
+          </w:tcPr>
+          <w:p>
+            <w:pPr>
+              <w:jc w:val="center"/>
+              <w:rPr>
+                <w:color w:val="000000"/>
+                <w:sz w:val="22"/>
+                <w:szCs w:val="22"/>
+              </w:rPr>
+            </w:pPr>
+            <w:r>
+              <w:rPr>
+                <w:color w:val="000000"/>
+                <w:sz w:val="22"/>
+                <w:szCs w:val="22"/>
+              </w:rPr>
+              <w:t>Высокая</w:t>
+            </w:r>
+          </w:p>
+        </w:tc>
+      </w:tr>
+      <w:tr>
+        <w:trPr>
+          <w:trHeight w:val="316"/>
+        </w:trPr>
+        <w:tc>
+          <w:tcPr>
+            <w:tcW w:w="1828" w:type="dxa"/>
+            <w:tcBorders>
+              <w:top w:val="nil"/>
+              <w:left w:val="single" w:sz="4" w:space="0" w:color="auto"/>
+              <w:bottom w:val="single" w:sz="4" w:space="0" w:color="auto"/>
+              <w:right w:val="single" w:sz="4" w:space="0" w:color="auto"/>
+            </w:tcBorders>
+            <w:noWrap/>
+            <w:vAlign w:val="center"/>
+            <w:hideMark/>
+          </w:tcPr>
+          <w:p>
+            <w:pPr>
+              <w:jc w:val="center"/>
+              <w:rPr>
+                <w:color w:val="000000"/>
+                <w:sz w:val="22"/>
+                <w:szCs w:val="22"/>
+              </w:rPr>
+            </w:pPr>
+            <w:r>
+              <w:rPr>
+                <w:color w:val="000000"/>
+                <w:sz w:val="22"/>
+                <w:szCs w:val="22"/>
+                <w:lang w:val="en-US"/>
+              </w:rPr>
+              <w:t>FR-12.2</w:t>
+            </w:r>
+          </w:p>
+        </w:tc>
+        <w:tc>
+          <w:tcPr>
+            <w:tcW w:w="1931" w:type="dxa"/>
+            <w:tcBorders>
+              <w:top w:val="nil"/>
+              <w:left w:val="nil"/>
+              <w:bottom w:val="single" w:sz="4" w:space="0" w:color="auto"/>
+              <w:right w:val="single" w:sz="4" w:space="0" w:color="auto"/>
+            </w:tcBorders>
+            <w:vAlign w:val="center"/>
+            <w:hideMark/>
+          </w:tcPr>
+          <w:p>
+            <w:pPr>
+              <w:jc w:val="center"/>
+              <w:rPr>
+                <w:color w:val="000000"/>
+                <w:sz w:val="22"/>
+                <w:szCs w:val="22"/>
+              </w:rPr>
+            </w:pPr>
+            <w:r>
+              <w:rPr>
+                <w:color w:val="000000"/>
+                <w:sz w:val="22"/>
+                <w:szCs w:val="22"/>
+              </w:rPr>
+              <w:t xml:space="preserve"> MUST </w:t>
+            </w:r>
+            <w:proofErr w:type="spellStart"/>
+            <w:r>
+              <w:rPr>
+                <w:color w:val="000000"/>
+                <w:sz w:val="22"/>
+                <w:szCs w:val="22"/>
+              </w:rPr>
+              <w:t>have</w:t>
+            </w:r>
+            <w:proofErr w:type="spellEnd"/>
+          </w:p>
+        </w:tc>
+        <w:tc>
+          <w:tcPr>
+            <w:tcW w:w="1781" w:type="dxa"/>
+            <w:tcBorders>
+              <w:top w:val="nil"/>
+              <w:left w:val="nil"/>
+              <w:bottom w:val="single" w:sz="4" w:space="0" w:color="auto"/>
+              <w:right w:val="single" w:sz="4" w:space="0" w:color="auto"/>
+            </w:tcBorders>
+            <w:vAlign w:val="center"/>
+            <w:hideMark/>
+          </w:tcPr>
+          <w:p>
+            <w:pPr>
+              <w:jc w:val="center"/>
+              <w:rPr>
+                <w:color w:val="000000"/>
+                <w:sz w:val="22"/>
+                <w:szCs w:val="22"/>
+              </w:rPr>
+            </w:pPr>
+            <w:r>
+              <w:rPr>
+                <w:color w:val="000000"/>
+                <w:sz w:val="22"/>
+                <w:szCs w:val="22"/>
+              </w:rPr>
+              <w:t>4-16</w:t>
+            </w:r>
+          </w:p>
+        </w:tc>
+        <w:tc>
+          <w:tcPr>
+            <w:tcW w:w="1773" w:type="dxa"/>
+            <w:tcBorders>
+              <w:top w:val="nil"/>
+              <w:left w:val="nil"/>
+              <w:bottom w:val="single" w:sz="4" w:space="0" w:color="auto"/>
+              <w:right w:val="single" w:sz="4" w:space="0" w:color="auto"/>
+            </w:tcBorders>
+            <w:vAlign w:val="center"/>
+            <w:hideMark/>
+          </w:tcPr>
+          <w:p>
+            <w:pPr>
+              <w:jc w:val="center"/>
+              <w:rPr>
+                <w:color w:val="000000"/>
+                <w:sz w:val="22"/>
+                <w:szCs w:val="22"/>
+              </w:rPr>
+            </w:pPr>
+            <w:r>
+              <w:rPr>
+                <w:color w:val="000000"/>
+                <w:sz w:val="22"/>
+                <w:szCs w:val="22"/>
+              </w:rPr>
+              <w:t>Высокая</w:t>
+            </w:r>
+          </w:p>
+        </w:tc>
+      </w:tr>
+      <w:tr>
+        <w:trPr>
+          <w:trHeight w:val="316"/>
+        </w:trPr>
+        <w:tc>
+          <w:tcPr>
+            <w:tcW w:w="1828" w:type="dxa"/>
+            <w:tcBorders>
+              <w:top w:val="nil"/>
+              <w:left w:val="single" w:sz="4" w:space="0" w:color="auto"/>
+              <w:bottom w:val="single" w:sz="4" w:space="0" w:color="auto"/>
+              <w:right w:val="single" w:sz="4" w:space="0" w:color="auto"/>
+            </w:tcBorders>
+            <w:noWrap/>
+            <w:vAlign w:val="center"/>
+            <w:hideMark/>
+          </w:tcPr>
+          <w:p>
+            <w:pPr>
+              <w:jc w:val="center"/>
+              <w:rPr>
+                <w:color w:val="000000"/>
+                <w:sz w:val="22"/>
+                <w:szCs w:val="22"/>
+              </w:rPr>
+            </w:pPr>
+            <w:r>
+              <w:rPr>
+                <w:color w:val="000000"/>
+                <w:sz w:val="22"/>
+                <w:szCs w:val="22"/>
+                <w:lang w:val="en-US"/>
+              </w:rPr>
+              <w:t>FR-12.3</w:t>
+            </w:r>
+          </w:p>
+        </w:tc>
+        <w:tc>
+          <w:tcPr>
+            <w:tcW w:w="1931" w:type="dxa"/>
+            <w:tcBorders>
+              <w:top w:val="nil"/>
+              <w:left w:val="nil"/>
+              <w:bottom w:val="single" w:sz="4" w:space="0" w:color="auto"/>
+              <w:right w:val="single" w:sz="4" w:space="0" w:color="auto"/>
+            </w:tcBorders>
+            <w:vAlign w:val="center"/>
+            <w:hideMark/>
+          </w:tcPr>
+          <w:p>
+            <w:pPr>
+              <w:jc w:val="center"/>
+              <w:rPr>
+                <w:color w:val="000000"/>
+                <w:sz w:val="22"/>
+                <w:szCs w:val="22"/>
+              </w:rPr>
+            </w:pPr>
+            <w:r>
+              <w:rPr>
+                <w:color w:val="000000"/>
+                <w:sz w:val="22"/>
+                <w:szCs w:val="22"/>
+              </w:rPr>
+              <w:t xml:space="preserve"> MUST </w:t>
+            </w:r>
+            <w:proofErr w:type="spellStart"/>
+            <w:r>
+              <w:rPr>
+                <w:color w:val="000000"/>
+                <w:sz w:val="22"/>
+                <w:szCs w:val="22"/>
+              </w:rPr>
+              <w:t>have</w:t>
+            </w:r>
+            <w:proofErr w:type="spellEnd"/>
+          </w:p>
+        </w:tc>
+        <w:tc>
+          <w:tcPr>
+            <w:tcW w:w="1781" w:type="dxa"/>
+            <w:tcBorders>
+              <w:top w:val="nil"/>
+              <w:left w:val="nil"/>
+              <w:bottom w:val="single" w:sz="4" w:space="0" w:color="auto"/>
+              <w:right w:val="single" w:sz="4" w:space="0" w:color="auto"/>
+            </w:tcBorders>
+            <w:vAlign w:val="center"/>
+            <w:hideMark/>
+          </w:tcPr>
+          <w:p>
+            <w:pPr>
+              <w:jc w:val="center"/>
+              <w:rPr>
+                <w:color w:val="000000"/>
+                <w:sz w:val="22"/>
+                <w:szCs w:val="22"/>
+              </w:rPr>
+            </w:pPr>
+            <w:r>
+              <w:rPr>
+                <w:color w:val="000000"/>
+                <w:sz w:val="22"/>
+                <w:szCs w:val="22"/>
+              </w:rPr>
+              <w:t>4-16</w:t>
+            </w:r>
+          </w:p>
+        </w:tc>
+        <w:tc>
+          <w:tcPr>
+            <w:tcW w:w="1773" w:type="dxa"/>
+            <w:tcBorders>
+              <w:top w:val="nil"/>
+              <w:left w:val="nil"/>
+              <w:bottom w:val="single" w:sz="4" w:space="0" w:color="auto"/>
+              <w:right w:val="single" w:sz="4" w:space="0" w:color="auto"/>
+            </w:tcBorders>
+            <w:vAlign w:val="center"/>
+            <w:hideMark/>
+          </w:tcPr>
+          <w:p>
+            <w:pPr>
+              <w:jc w:val="center"/>
+              <w:rPr>
+                <w:color w:val="000000"/>
+                <w:sz w:val="22"/>
+                <w:szCs w:val="22"/>
+              </w:rPr>
+            </w:pPr>
+            <w:r>
+              <w:rPr>
+                <w:color w:val="000000"/>
+                <w:sz w:val="22"/>
+                <w:szCs w:val="22"/>
+              </w:rPr>
+              <w:t>Высокая</w:t>
+            </w:r>
+          </w:p>
+        </w:tc>
+      </w:tr>
     </w:tbl>
     <w:p>
       <w:pPr>
+        <w:rPr>
+          <w:lang w:val="en-US"/>
+        </w:rPr>
+      </w:pPr>
+    </w:p>
+    <w:p>
+      <w:pPr>
         <w:pStyle w:val="3"/>
         <w:rPr>
           <w:rFonts w:cs="Times New Roman"/>
         </w:rPr>
       </w:pPr>
-    </w:p>
-    <w:p>
-      <w:pPr>
-        <w:pStyle w:val="3"/>
-        <w:rPr>
-          <w:rFonts w:cs="Times New Roman"/>
-        </w:rPr>
-      </w:pPr>
-      <w:bookmarkStart w:id="31" w:name="_Toc224136285"/>
+      <w:bookmarkStart w:id="31" w:name="_Toc224596155"/>
       <w:r>
         <w:rPr>
           <w:rFonts w:cs="Times New Roman"/>
@@ -14637,7 +15115,6 @@
               <w:bottom w:val="single" w:sz="4" w:space="0" w:color="auto"/>
               <w:right w:val="single" w:sz="4" w:space="0" w:color="auto"/>
             </w:tcBorders>
-            <w:shd w:val="clear" w:color="auto" w:fill="auto"/>
             <w:vAlign w:val="center"/>
             <w:hideMark/>
           </w:tcPr>
@@ -14671,7 +15148,6 @@
               <w:bottom w:val="single" w:sz="4" w:space="0" w:color="auto"/>
               <w:right w:val="single" w:sz="4" w:space="0" w:color="auto"/>
             </w:tcBorders>
-            <w:shd w:val="clear" w:color="auto" w:fill="auto"/>
             <w:vAlign w:val="center"/>
             <w:hideMark/>
           </w:tcPr>
@@ -14705,7 +15181,6 @@
               <w:bottom w:val="single" w:sz="4" w:space="0" w:color="auto"/>
               <w:right w:val="single" w:sz="4" w:space="0" w:color="auto"/>
             </w:tcBorders>
-            <w:shd w:val="clear" w:color="auto" w:fill="auto"/>
             <w:noWrap/>
             <w:vAlign w:val="center"/>
             <w:hideMark/>
@@ -14745,7 +15220,6 @@
               <w:bottom w:val="single" w:sz="4" w:space="0" w:color="auto"/>
               <w:right w:val="single" w:sz="4" w:space="0" w:color="auto"/>
             </w:tcBorders>
-            <w:shd w:val="clear" w:color="auto" w:fill="auto"/>
             <w:vAlign w:val="center"/>
             <w:hideMark/>
           </w:tcPr>
@@ -14779,7 +15253,6 @@
               <w:bottom w:val="single" w:sz="4" w:space="0" w:color="auto"/>
               <w:right w:val="single" w:sz="4" w:space="0" w:color="auto"/>
             </w:tcBorders>
-            <w:shd w:val="clear" w:color="auto" w:fill="auto"/>
             <w:vAlign w:val="center"/>
             <w:hideMark/>
           </w:tcPr>
@@ -14831,7 +15304,6 @@
               <w:bottom w:val="single" w:sz="4" w:space="0" w:color="auto"/>
               <w:right w:val="single" w:sz="4" w:space="0" w:color="auto"/>
             </w:tcBorders>
-            <w:shd w:val="clear" w:color="auto" w:fill="auto"/>
             <w:vAlign w:val="center"/>
             <w:hideMark/>
           </w:tcPr>
@@ -14870,7 +15342,6 @@
               <w:bottom w:val="single" w:sz="4" w:space="0" w:color="auto"/>
               <w:right w:val="single" w:sz="4" w:space="0" w:color="auto"/>
             </w:tcBorders>
-            <w:shd w:val="clear" w:color="auto" w:fill="auto"/>
             <w:vAlign w:val="center"/>
             <w:hideMark/>
           </w:tcPr>
@@ -14904,7 +15375,6 @@
               <w:bottom w:val="single" w:sz="4" w:space="0" w:color="auto"/>
               <w:right w:val="single" w:sz="4" w:space="0" w:color="auto"/>
             </w:tcBorders>
-            <w:shd w:val="clear" w:color="auto" w:fill="auto"/>
             <w:vAlign w:val="center"/>
             <w:hideMark/>
           </w:tcPr>
@@ -14946,7 +15416,6 @@
               <w:bottom w:val="single" w:sz="4" w:space="0" w:color="auto"/>
               <w:right w:val="single" w:sz="4" w:space="0" w:color="auto"/>
             </w:tcBorders>
-            <w:shd w:val="clear" w:color="auto" w:fill="auto"/>
             <w:vAlign w:val="center"/>
             <w:hideMark/>
           </w:tcPr>
@@ -14985,7 +15454,6 @@
               <w:bottom w:val="single" w:sz="4" w:space="0" w:color="auto"/>
               <w:right w:val="single" w:sz="4" w:space="0" w:color="auto"/>
             </w:tcBorders>
-            <w:shd w:val="clear" w:color="auto" w:fill="auto"/>
             <w:vAlign w:val="center"/>
             <w:hideMark/>
           </w:tcPr>
@@ -15019,7 +15487,6 @@
               <w:bottom w:val="single" w:sz="4" w:space="0" w:color="auto"/>
               <w:right w:val="single" w:sz="4" w:space="0" w:color="auto"/>
             </w:tcBorders>
-            <w:shd w:val="clear" w:color="auto" w:fill="auto"/>
             <w:vAlign w:val="center"/>
             <w:hideMark/>
           </w:tcPr>
@@ -15061,7 +15528,6 @@
               <w:bottom w:val="single" w:sz="4" w:space="0" w:color="auto"/>
               <w:right w:val="single" w:sz="4" w:space="0" w:color="auto"/>
             </w:tcBorders>
-            <w:shd w:val="clear" w:color="auto" w:fill="auto"/>
             <w:vAlign w:val="center"/>
             <w:hideMark/>
           </w:tcPr>
@@ -15100,7 +15566,6 @@
               <w:bottom w:val="single" w:sz="4" w:space="0" w:color="auto"/>
               <w:right w:val="single" w:sz="4" w:space="0" w:color="auto"/>
             </w:tcBorders>
-            <w:shd w:val="clear" w:color="auto" w:fill="auto"/>
             <w:vAlign w:val="center"/>
             <w:hideMark/>
           </w:tcPr>
@@ -15134,7 +15599,6 @@
               <w:bottom w:val="single" w:sz="4" w:space="0" w:color="auto"/>
               <w:right w:val="single" w:sz="4" w:space="0" w:color="auto"/>
             </w:tcBorders>
-            <w:shd w:val="clear" w:color="auto" w:fill="auto"/>
             <w:vAlign w:val="center"/>
             <w:hideMark/>
           </w:tcPr>
@@ -15176,7 +15640,6 @@
               <w:bottom w:val="single" w:sz="4" w:space="0" w:color="auto"/>
               <w:right w:val="single" w:sz="4" w:space="0" w:color="auto"/>
             </w:tcBorders>
-            <w:shd w:val="clear" w:color="auto" w:fill="auto"/>
             <w:vAlign w:val="center"/>
             <w:hideMark/>
           </w:tcPr>
@@ -15215,7 +15678,6 @@
               <w:bottom w:val="single" w:sz="4" w:space="0" w:color="auto"/>
               <w:right w:val="single" w:sz="4" w:space="0" w:color="auto"/>
             </w:tcBorders>
-            <w:shd w:val="clear" w:color="auto" w:fill="auto"/>
             <w:vAlign w:val="center"/>
             <w:hideMark/>
           </w:tcPr>
@@ -15249,7 +15711,6 @@
               <w:bottom w:val="single" w:sz="4" w:space="0" w:color="auto"/>
               <w:right w:val="single" w:sz="4" w:space="0" w:color="auto"/>
             </w:tcBorders>
-            <w:shd w:val="clear" w:color="auto" w:fill="auto"/>
             <w:vAlign w:val="center"/>
             <w:hideMark/>
           </w:tcPr>
@@ -15301,7 +15762,6 @@
               <w:bottom w:val="single" w:sz="4" w:space="0" w:color="auto"/>
               <w:right w:val="single" w:sz="4" w:space="0" w:color="auto"/>
             </w:tcBorders>
-            <w:shd w:val="clear" w:color="auto" w:fill="auto"/>
             <w:vAlign w:val="center"/>
             <w:hideMark/>
           </w:tcPr>
@@ -15340,7 +15800,6 @@
               <w:bottom w:val="single" w:sz="4" w:space="0" w:color="auto"/>
               <w:right w:val="single" w:sz="4" w:space="0" w:color="auto"/>
             </w:tcBorders>
-            <w:shd w:val="clear" w:color="auto" w:fill="auto"/>
             <w:vAlign w:val="center"/>
             <w:hideMark/>
           </w:tcPr>
@@ -15374,7 +15833,6 @@
               <w:bottom w:val="single" w:sz="4" w:space="0" w:color="auto"/>
               <w:right w:val="single" w:sz="4" w:space="0" w:color="auto"/>
             </w:tcBorders>
-            <w:shd w:val="clear" w:color="auto" w:fill="auto"/>
             <w:vAlign w:val="center"/>
             <w:hideMark/>
           </w:tcPr>
@@ -15426,7 +15884,6 @@
               <w:bottom w:val="single" w:sz="4" w:space="0" w:color="auto"/>
               <w:right w:val="single" w:sz="4" w:space="0" w:color="auto"/>
             </w:tcBorders>
-            <w:shd w:val="clear" w:color="auto" w:fill="auto"/>
             <w:vAlign w:val="center"/>
             <w:hideMark/>
           </w:tcPr>
@@ -15465,7 +15922,6 @@
               <w:bottom w:val="single" w:sz="4" w:space="0" w:color="auto"/>
               <w:right w:val="single" w:sz="4" w:space="0" w:color="auto"/>
             </w:tcBorders>
-            <w:shd w:val="clear" w:color="auto" w:fill="auto"/>
             <w:vAlign w:val="center"/>
             <w:hideMark/>
           </w:tcPr>
@@ -15499,7 +15955,6 @@
               <w:bottom w:val="single" w:sz="4" w:space="0" w:color="auto"/>
               <w:right w:val="single" w:sz="4" w:space="0" w:color="auto"/>
             </w:tcBorders>
-            <w:shd w:val="clear" w:color="auto" w:fill="auto"/>
             <w:vAlign w:val="center"/>
             <w:hideMark/>
           </w:tcPr>
@@ -15551,7 +16006,6 @@
               <w:bottom w:val="single" w:sz="4" w:space="0" w:color="auto"/>
               <w:right w:val="single" w:sz="4" w:space="0" w:color="auto"/>
             </w:tcBorders>
-            <w:shd w:val="clear" w:color="auto" w:fill="auto"/>
             <w:vAlign w:val="center"/>
             <w:hideMark/>
           </w:tcPr>
@@ -15590,7 +16044,6 @@
               <w:bottom w:val="single" w:sz="4" w:space="0" w:color="auto"/>
               <w:right w:val="single" w:sz="4" w:space="0" w:color="auto"/>
             </w:tcBorders>
-            <w:shd w:val="clear" w:color="auto" w:fill="auto"/>
             <w:vAlign w:val="center"/>
             <w:hideMark/>
           </w:tcPr>
@@ -15624,7 +16077,6 @@
               <w:bottom w:val="single" w:sz="4" w:space="0" w:color="auto"/>
               <w:right w:val="single" w:sz="4" w:space="0" w:color="auto"/>
             </w:tcBorders>
-            <w:shd w:val="clear" w:color="auto" w:fill="auto"/>
             <w:vAlign w:val="center"/>
             <w:hideMark/>
           </w:tcPr>
@@ -15666,7 +16118,6 @@
               <w:bottom w:val="single" w:sz="4" w:space="0" w:color="auto"/>
               <w:right w:val="single" w:sz="4" w:space="0" w:color="auto"/>
             </w:tcBorders>
-            <w:shd w:val="clear" w:color="auto" w:fill="auto"/>
             <w:vAlign w:val="center"/>
             <w:hideMark/>
           </w:tcPr>
@@ -15705,7 +16156,6 @@
               <w:bottom w:val="single" w:sz="4" w:space="0" w:color="auto"/>
               <w:right w:val="single" w:sz="4" w:space="0" w:color="auto"/>
             </w:tcBorders>
-            <w:shd w:val="clear" w:color="auto" w:fill="auto"/>
             <w:vAlign w:val="center"/>
             <w:hideMark/>
           </w:tcPr>
@@ -15739,7 +16189,6 @@
               <w:bottom w:val="single" w:sz="4" w:space="0" w:color="auto"/>
               <w:right w:val="single" w:sz="4" w:space="0" w:color="auto"/>
             </w:tcBorders>
-            <w:shd w:val="clear" w:color="auto" w:fill="auto"/>
             <w:vAlign w:val="center"/>
             <w:hideMark/>
           </w:tcPr>
@@ -15781,7 +16230,6 @@
               <w:bottom w:val="single" w:sz="4" w:space="0" w:color="auto"/>
               <w:right w:val="single" w:sz="4" w:space="0" w:color="auto"/>
             </w:tcBorders>
-            <w:shd w:val="clear" w:color="auto" w:fill="auto"/>
             <w:vAlign w:val="center"/>
             <w:hideMark/>
           </w:tcPr>
@@ -15820,7 +16268,6 @@
               <w:bottom w:val="single" w:sz="4" w:space="0" w:color="auto"/>
               <w:right w:val="single" w:sz="4" w:space="0" w:color="auto"/>
             </w:tcBorders>
-            <w:shd w:val="clear" w:color="auto" w:fill="auto"/>
             <w:vAlign w:val="center"/>
             <w:hideMark/>
           </w:tcPr>
@@ -15841,6 +16288,7 @@
                 <w:sz w:val="22"/>
                 <w:szCs w:val="22"/>
               </w:rPr>
+              <w:lastRenderedPageBreak/>
               <w:t>NFR-3.4</w:t>
             </w:r>
           </w:p>
@@ -15854,7 +16302,6 @@
               <w:bottom w:val="single" w:sz="4" w:space="0" w:color="auto"/>
               <w:right w:val="single" w:sz="4" w:space="0" w:color="auto"/>
             </w:tcBorders>
-            <w:shd w:val="clear" w:color="auto" w:fill="auto"/>
             <w:vAlign w:val="center"/>
             <w:hideMark/>
           </w:tcPr>
@@ -15896,7 +16343,6 @@
               <w:bottom w:val="single" w:sz="4" w:space="0" w:color="auto"/>
               <w:right w:val="single" w:sz="4" w:space="0" w:color="auto"/>
             </w:tcBorders>
-            <w:shd w:val="clear" w:color="auto" w:fill="auto"/>
             <w:vAlign w:val="center"/>
             <w:hideMark/>
           </w:tcPr>
@@ -15935,7 +16381,6 @@
               <w:bottom w:val="single" w:sz="4" w:space="0" w:color="auto"/>
               <w:right w:val="single" w:sz="4" w:space="0" w:color="auto"/>
             </w:tcBorders>
-            <w:shd w:val="clear" w:color="auto" w:fill="auto"/>
             <w:vAlign w:val="center"/>
             <w:hideMark/>
           </w:tcPr>
@@ -15969,7 +16414,6 @@
               <w:bottom w:val="single" w:sz="4" w:space="0" w:color="auto"/>
               <w:right w:val="single" w:sz="4" w:space="0" w:color="auto"/>
             </w:tcBorders>
-            <w:shd w:val="clear" w:color="auto" w:fill="auto"/>
             <w:vAlign w:val="center"/>
             <w:hideMark/>
           </w:tcPr>
@@ -16011,7 +16455,6 @@
               <w:bottom w:val="single" w:sz="4" w:space="0" w:color="auto"/>
               <w:right w:val="single" w:sz="4" w:space="0" w:color="auto"/>
             </w:tcBorders>
-            <w:shd w:val="clear" w:color="auto" w:fill="auto"/>
             <w:vAlign w:val="center"/>
             <w:hideMark/>
           </w:tcPr>
@@ -16050,7 +16493,6 @@
               <w:bottom w:val="single" w:sz="4" w:space="0" w:color="auto"/>
               <w:right w:val="single" w:sz="4" w:space="0" w:color="auto"/>
             </w:tcBorders>
-            <w:shd w:val="clear" w:color="auto" w:fill="auto"/>
             <w:vAlign w:val="center"/>
             <w:hideMark/>
           </w:tcPr>
@@ -16084,7 +16526,6 @@
               <w:bottom w:val="single" w:sz="4" w:space="0" w:color="auto"/>
               <w:right w:val="single" w:sz="4" w:space="0" w:color="auto"/>
             </w:tcBorders>
-            <w:shd w:val="clear" w:color="auto" w:fill="auto"/>
             <w:vAlign w:val="center"/>
             <w:hideMark/>
           </w:tcPr>
@@ -16126,7 +16567,6 @@
               <w:bottom w:val="single" w:sz="4" w:space="0" w:color="auto"/>
               <w:right w:val="single" w:sz="4" w:space="0" w:color="auto"/>
             </w:tcBorders>
-            <w:shd w:val="clear" w:color="auto" w:fill="auto"/>
             <w:vAlign w:val="center"/>
             <w:hideMark/>
           </w:tcPr>
@@ -16165,7 +16605,7 @@
           <w:lang w:val="en-US"/>
         </w:rPr>
       </w:pPr>
-      <w:bookmarkStart w:id="32" w:name="_Toc224136286"/>
+      <w:bookmarkStart w:id="32" w:name="_Toc224596156"/>
       <w:r>
         <w:rPr>
           <w:rFonts w:ascii="Times New Roman" w:eastAsia="Times New Roman" w:hAnsi="Times New Roman" w:cs="Times New Roman"/>
@@ -16196,7 +16636,7 @@
         </w:rPr>
       </w:pPr>
       <w:bookmarkStart w:id="33" w:name="_Ref223294504"/>
-      <w:bookmarkStart w:id="34" w:name="_Toc224136287"/>
+      <w:bookmarkStart w:id="34" w:name="_Toc224596157"/>
       <w:r>
         <w:rPr>
           <w:rFonts w:eastAsia="Times New Roman" w:cs="Times New Roman"/>
@@ -16249,22 +16689,18 @@
       </w:r>
     </w:p>
     <w:p>
-      <w:proofErr w:type="spellStart"/>
       <w:r>
         <w:rPr>
           <w:b/>
           <w:bCs/>
         </w:rPr>
-        <w:lastRenderedPageBreak/>
         <w:t>Дизлайк</w:t>
       </w:r>
-      <w:proofErr w:type="spellEnd"/>
       <w:r>
         <w:t xml:space="preserve"> – выражение неодобрения к опубликованному контенту, то есть противоположность «лайку»</w:t>
       </w:r>
     </w:p>
     <w:p>
-      <w:proofErr w:type="spellStart"/>
       <w:r>
         <w:rPr>
           <w:b/>
@@ -16273,7 +16709,6 @@
         </w:rPr>
         <w:t>Rutube</w:t>
       </w:r>
-      <w:proofErr w:type="spellEnd"/>
       <w:r>
         <w:rPr>
           <w:b/>
@@ -16506,6 +16941,7 @@
           <w:b/>
           <w:bCs/>
         </w:rPr>
+        <w:lastRenderedPageBreak/>
         <w:t>Кадрирование фото</w:t>
       </w:r>
       <w:r>
@@ -16592,7 +17028,7 @@
           <w:szCs w:val="32"/>
         </w:rPr>
       </w:pPr>
-      <w:bookmarkStart w:id="35" w:name="_Toc224136288"/>
+      <w:bookmarkStart w:id="35" w:name="_Toc224596158"/>
       <w:r>
         <w:rPr>
           <w:rFonts w:eastAsia="Times New Roman" w:cs="Times New Roman"/>
@@ -16600,7 +17036,6 @@
           <w:szCs w:val="32"/>
           <w:lang w:val="en-US"/>
         </w:rPr>
-        <w:lastRenderedPageBreak/>
         <w:t>Appendix</w:t>
       </w:r>
       <w:r>
@@ -17120,15 +17555,7 @@
         </w:pBdr>
       </w:pPr>
       <w:r>
-        <w:t xml:space="preserve">Система </w:t>
-      </w:r>
-      <w:proofErr w:type="spellStart"/>
-      <w:r>
-        <w:t>валидирует</w:t>
-      </w:r>
-      <w:proofErr w:type="spellEnd"/>
-      <w:r>
-        <w:t xml:space="preserve"> данные формы.</w:t>
+        <w:t>Система валидирует данные формы.</w:t>
       </w:r>
     </w:p>
     <w:p>
@@ -17147,6 +17574,7 @@
         </w:pBdr>
       </w:pPr>
       <w:r>
+        <w:lastRenderedPageBreak/>
         <w:t>Система сохраняет видео и отправляет его на модерацию.</w:t>
       </w:r>
     </w:p>
@@ -17295,7 +17723,6 @@
           <w:bar w:val="single" w:sz="4" w:color="auto"/>
         </w:pBdr>
       </w:pPr>
-      <w:proofErr w:type="spellStart"/>
       <w:r>
         <w:rPr>
           <w:b/>
@@ -17303,7 +17730,6 @@
         </w:rPr>
         <w:t>Предусловия:</w:t>
       </w:r>
-      <w:proofErr w:type="spellEnd"/>
     </w:p>
     <w:p>
       <w:pPr>
@@ -17340,7 +17766,6 @@
         </w:pBdr>
       </w:pPr>
       <w:r>
-        <w:lastRenderedPageBreak/>
         <w:t>У пользователя есть стабильное соединение с интернетом.</w:t>
       </w:r>
     </w:p>
@@ -17860,6 +18285,7 @@
           <w:b/>
           <w:bCs/>
         </w:rPr>
+        <w:lastRenderedPageBreak/>
         <w:t>Основной поток:</w:t>
       </w:r>
     </w:p>
@@ -18019,20 +18445,11 @@
           <w:b/>
           <w:bCs/>
         </w:rPr>
-        <w:lastRenderedPageBreak/>
         <w:t>Краткое описание:</w:t>
       </w:r>
       <w:r>
         <w:br/>
-        <w:t>Авторизованный пользователь может оценивать видео (лайк/</w:t>
-      </w:r>
-      <w:proofErr w:type="spellStart"/>
-      <w:r>
-        <w:t>дизлайк</w:t>
-      </w:r>
-      <w:proofErr w:type="spellEnd"/>
-      <w:r>
-        <w:t>) и оставлять комментарии; неавторизованному пользователю предлагается войти для выполнения этих действий.</w:t>
+        <w:t>Авторизованный пользователь может оценивать видео (лайк/дизлайк) и оставлять комментарии; неавторизованному пользователю предлагается войти для выполнения этих действий.</w:t>
       </w:r>
     </w:p>
     <w:p>
@@ -18210,15 +18627,7 @@
         </w:pBdr>
       </w:pPr>
       <w:r>
-        <w:t xml:space="preserve">Пользователь нажимает на кнопку лайка или </w:t>
-      </w:r>
-      <w:proofErr w:type="spellStart"/>
-      <w:r>
-        <w:t>дизлайка</w:t>
-      </w:r>
-      <w:proofErr w:type="spellEnd"/>
-      <w:r>
-        <w:t xml:space="preserve"> под видео.</w:t>
+        <w:t>Пользователь нажимает на кнопку лайка или дизлайка под видео.</w:t>
       </w:r>
     </w:p>
     <w:p>
@@ -18237,15 +18646,7 @@
         </w:pBdr>
       </w:pPr>
       <w:r>
-        <w:t xml:space="preserve">Система сохраняет оценку пользователя и обновляет счётчик лайков или </w:t>
-      </w:r>
-      <w:proofErr w:type="spellStart"/>
-      <w:r>
-        <w:t>дизлайков</w:t>
-      </w:r>
-      <w:proofErr w:type="spellEnd"/>
-      <w:r>
-        <w:t>.</w:t>
+        <w:t>Система сохраняет оценку пользователя и обновляет счётчик лайков или дизлайков.</w:t>
       </w:r>
     </w:p>
     <w:p>
@@ -18531,6 +18932,7 @@
           <w:b/>
           <w:bCs/>
         </w:rPr>
+        <w:lastRenderedPageBreak/>
         <w:t>Основной поток:</w:t>
       </w:r>
     </w:p>
@@ -18732,7 +19134,6 @@
           <w:b/>
           <w:bCs/>
         </w:rPr>
-        <w:lastRenderedPageBreak/>
         <w:t>Главные актёры:</w:t>
       </w:r>
       <w:r>
@@ -19123,59 +19524,55 @@
       <w:r>
         <w:rPr>
           <w:rFonts w:eastAsia="Times New Roman" w:cs="Times New Roman"/>
+        </w:rPr>
+        <w:t>-</w:t>
+      </w:r>
+      <w:r>
+        <w:rPr>
+          <w:rFonts w:eastAsia="Times New Roman" w:cs="Times New Roman"/>
+        </w:rPr>
+        <w:t>диаграмма</w:t>
+      </w:r>
+      <w:r>
+        <w:rPr>
+          <w:rFonts w:eastAsia="Times New Roman" w:cs="Times New Roman"/>
+        </w:rPr>
+        <w:t xml:space="preserve"> </w:t>
+      </w:r>
+      <w:r>
+        <w:rPr>
+          <w:rFonts w:eastAsia="Times New Roman" w:cs="Times New Roman"/>
+        </w:rPr>
+        <w:t>прецендентов</w:t>
+      </w:r>
+      <w:r>
+        <w:rPr>
+          <w:rFonts w:eastAsia="Times New Roman" w:cs="Times New Roman"/>
+        </w:rPr>
+        <w:t xml:space="preserve"> </w:t>
+      </w:r>
+      <w:r>
+        <w:rPr>
+          <w:rFonts w:eastAsia="Times New Roman" w:cs="Times New Roman"/>
+        </w:rPr>
+        <w:t>использования</w:t>
+      </w:r>
+    </w:p>
+    <w:p>
+      <w:pPr>
+        <w:rPr>
           <w:lang w:val="en-US"/>
         </w:rPr>
-        <w:t>-</w:t>
-      </w:r>
-      <w:r>
-        <w:rPr>
-          <w:rFonts w:eastAsia="Times New Roman" w:cs="Times New Roman"/>
-        </w:rPr>
-        <w:t>диаграмма</w:t>
-      </w:r>
-      <w:r>
-        <w:rPr>
-          <w:rFonts w:eastAsia="Times New Roman" w:cs="Times New Roman"/>
-          <w:lang w:val="en-US"/>
-        </w:rPr>
-        <w:t xml:space="preserve"> </w:t>
-      </w:r>
-      <w:r>
-        <w:rPr>
-          <w:rFonts w:eastAsia="Times New Roman" w:cs="Times New Roman"/>
-        </w:rPr>
-        <w:t>прецендентов</w:t>
-      </w:r>
-      <w:r>
-        <w:rPr>
-          <w:rFonts w:eastAsia="Times New Roman" w:cs="Times New Roman"/>
-          <w:lang w:val="en-US"/>
-        </w:rPr>
-        <w:t xml:space="preserve"> </w:t>
-      </w:r>
-      <w:r>
-        <w:rPr>
-          <w:rFonts w:eastAsia="Times New Roman" w:cs="Times New Roman"/>
-        </w:rPr>
-        <w:t>использования</w:t>
-      </w:r>
-    </w:p>
-    <w:p>
-      <w:pPr>
-        <w:rPr>
-          <w:lang w:val="en-US"/>
-        </w:rPr>
       </w:pPr>
       <w:r>
         <w:rPr>
           <w:noProof/>
-          <w:lang w:val="en-US"/>
         </w:rPr>
         <w:drawing>
-          <wp:inline distT="0" distB="0" distL="0" distR="0" wp14:anchorId="6D25F163" wp14:editId="1946CA68">
-            <wp:extent cx="5334000" cy="6350000"/>
+          <wp:inline distT="0" distB="0" distL="0" distR="0" wp14:anchorId="6608AAAD" wp14:editId="681A832A">
+            <wp:extent cx="3303917" cy="8992727"/>
             <wp:effectExtent l="0" t="0" r="0" b="0"/>
-            <wp:docPr id="1046119095" name="Рисунок 1" descr="Изображение выглядит как диаграмма, линия, снимок экрана, Параллельный&#10;&#10;Автоматически созданное описание"/>
+            <wp:docPr id="514332285" name="Рисунок 5"/>
             <wp:cNvGraphicFramePr>
               <a:graphicFrameLocks xmlns:a="http://schemas.openxmlformats.org/drawingml/2006/main" noChangeAspect="1"/>
             </wp:cNvGraphicFramePr>
@@ -19183,23 +19580,36 @@
               <a:graphicData uri="http://schemas.openxmlformats.org/drawingml/2006/picture">
                 <pic:pic xmlns:pic="http://schemas.openxmlformats.org/drawingml/2006/picture">
                   <pic:nvPicPr>
-                    <pic:cNvPr id="1046119095" name="Рисунок 1" descr="Изображение выглядит как диаграмма, линия, снимок экрана, Параллельный&#10;&#10;Автоматически созданное описание"/>
-                    <pic:cNvPicPr/>
+                    <pic:cNvPr id="0" name="Picture 12"/>
+                    <pic:cNvPicPr>
+                      <a:picLocks noChangeAspect="1" noChangeArrowheads="1"/>
+                    </pic:cNvPicPr>
                   </pic:nvPicPr>
                   <pic:blipFill>
-                    <a:blip r:embed="rId11"/>
+                    <a:blip r:embed="rId11" cstate="print">
+                      <a:extLst>
+                        <a:ext uri="{28A0092B-C50C-407E-A947-70E740481C1C}">
+                          <a14:useLocalDpi xmlns:a14="http://schemas.microsoft.com/office/drawing/2010/main" val="0"/>
+                        </a:ext>
+                      </a:extLst>
+                    </a:blip>
+                    <a:srcRect/>
                     <a:stretch>
                       <a:fillRect/>
                     </a:stretch>
                   </pic:blipFill>
-                  <pic:spPr>
+                  <pic:spPr bwMode="auto">
                     <a:xfrm>
                       <a:off x="0" y="0"/>
-                      <a:ext cx="5334000" cy="6350000"/>
+                      <a:ext cx="3310916" cy="9011778"/>
                     </a:xfrm>
                     <a:prstGeom prst="rect">
                       <a:avLst/>
                     </a:prstGeom>
+                    <a:noFill/>
+                    <a:ln>
+                      <a:noFill/>
+                    </a:ln>
                   </pic:spPr>
                 </pic:pic>
               </a:graphicData>
@@ -19207,11 +19617,69 @@
           </wp:inline>
         </w:drawing>
       </w:r>
+    </w:p>
+    <w:p>
+      <w:r>
+        <w:lastRenderedPageBreak/>
+        <w:t xml:space="preserve"> </w:t>
+      </w:r>
+      <w:r>
+        <w:rPr>
+          <w:noProof/>
+        </w:rPr>
+        <w:drawing>
+          <wp:inline distT="0" distB="0" distL="0" distR="0" wp14:anchorId="14122617" wp14:editId="3CAC6977">
+            <wp:extent cx="3942715" cy="5783580"/>
+            <wp:effectExtent l="0" t="0" r="635" b="7620"/>
+            <wp:docPr id="115841461" name="Рисунок 2"/>
+            <wp:cNvGraphicFramePr>
+              <a:graphicFrameLocks xmlns:a="http://schemas.openxmlformats.org/drawingml/2006/main" noChangeAspect="1"/>
+            </wp:cNvGraphicFramePr>
+            <a:graphic xmlns:a="http://schemas.openxmlformats.org/drawingml/2006/main">
+              <a:graphicData uri="http://schemas.openxmlformats.org/drawingml/2006/picture">
+                <pic:pic xmlns:pic="http://schemas.openxmlformats.org/drawingml/2006/picture">
+                  <pic:nvPicPr>
+                    <pic:cNvPr id="0" name="Picture 3"/>
+                    <pic:cNvPicPr>
+                      <a:picLocks noChangeAspect="1" noChangeArrowheads="1"/>
+                    </pic:cNvPicPr>
+                  </pic:nvPicPr>
+                  <pic:blipFill>
+                    <a:blip r:embed="rId12">
+                      <a:extLst>
+                        <a:ext uri="{28A0092B-C50C-407E-A947-70E740481C1C}">
+                          <a14:useLocalDpi xmlns:a14="http://schemas.microsoft.com/office/drawing/2010/main" val="0"/>
+                        </a:ext>
+                      </a:extLst>
+                    </a:blip>
+                    <a:srcRect/>
+                    <a:stretch>
+                      <a:fillRect/>
+                    </a:stretch>
+                  </pic:blipFill>
+                  <pic:spPr bwMode="auto">
+                    <a:xfrm>
+                      <a:off x="0" y="0"/>
+                      <a:ext cx="3942715" cy="5783580"/>
+                    </a:xfrm>
+                    <a:prstGeom prst="rect">
+                      <a:avLst/>
+                    </a:prstGeom>
+                    <a:noFill/>
+                    <a:ln>
+                      <a:noFill/>
+                    </a:ln>
+                  </pic:spPr>
+                </pic:pic>
+              </a:graphicData>
+            </a:graphic>
+          </wp:inline>
+        </w:drawing>
+      </w:r>
       <w:r>
         <w:rPr>
           <w:sz w:val="32"/>
           <w:szCs w:val="32"/>
-          <w:lang w:val="en-US"/>
         </w:rPr>
         <w:br w:type="page"/>
       </w:r>
@@ -19223,7 +19691,7 @@
           <w:rFonts w:ascii="Times New Roman" w:eastAsia="Times New Roman" w:hAnsi="Times New Roman" w:cs="Times New Roman"/>
         </w:rPr>
       </w:pPr>
-      <w:bookmarkStart w:id="36" w:name="_Toc224136289"/>
+      <w:bookmarkStart w:id="36" w:name="_Toc224596159"/>
       <w:r>
         <w:rPr>
           <w:rFonts w:ascii="Times New Roman" w:eastAsia="Times New Roman" w:hAnsi="Times New Roman" w:cs="Times New Roman"/>
@@ -19246,11 +19714,9 @@
       <w:r>
         <w:t xml:space="preserve">, научиться различать функциональные и нефункциональные требования, а </w:t>
       </w:r>
-      <w:proofErr w:type="gramStart"/>
-      <w:r>
-        <w:t>так же</w:t>
-      </w:r>
-      <w:proofErr w:type="gramEnd"/>
+      <w:r>
+        <w:t>также</w:t>
+      </w:r>
       <w:r>
         <w:t xml:space="preserve"> определять преценденты использования системы и зачем это нужно и составлять на их основе </w:t>
       </w:r>
@@ -19280,7 +19746,7 @@
       </w:r>
     </w:p>
     <w:sectPr>
-      <w:headerReference w:type="default" r:id="rId12"/>
+      <w:headerReference w:type="default" r:id="rId13"/>
       <w:pgSz w:w="11906" w:h="16838"/>
       <w:pgMar w:top="1134" w:right="850" w:bottom="1134" w:left="1701" w:header="708" w:footer="708" w:gutter="0"/>
       <w:cols w:space="708"/>
@@ -19292,7 +19758,7 @@
 </file>
 
 <file path=word/endnotes.xml><?xml version="1.0" encoding="utf-8"?>
-<w:endnotes xmlns:wpc="http://schemas.microsoft.com/office/word/2010/wordprocessingCanvas" xmlns:cx="http://schemas.microsoft.com/office/drawing/2014/chartex" xmlns:cx1="http://schemas.microsoft.com/office/drawing/2015/9/8/chartex" xmlns:cx2="http://schemas.microsoft.com/office/drawing/2015/10/21/chartex" xmlns:cx3="http://schemas.microsoft.com/office/drawing/2016/5/9/chartex" xmlns:cx4="http://schemas.microsoft.com/office/drawing/2016/5/10/chartex" xmlns:cx5="http://schemas.microsoft.com/office/drawing/2016/5/11/chartex" xmlns:cx6="http://schemas.microsoft.com/office/drawing/2016/5/12/chartex" xmlns:cx7="http://schemas.microsoft.com/office/drawing/2016/5/13/chartex" xmlns:cx8="http://schemas.microsoft.com/office/drawing/2016/5/14/chartex" xmlns:mc="http://schemas.openxmlformats.org/markup-compatibility/2006" xmlns:aink="http://schemas.microsoft.com/office/drawing/2016/ink" xmlns:am3d="http://schemas.microsoft.com/office/drawing/2017/model3d" xmlns:o="urn:schemas-microsoft-com:office:office" xmlns:oel="http://schemas.microsoft.com/office/2019/extlst" xmlns:r="http://schemas.openxmlformats.org/officeDocument/2006/relationships" xmlns:m="http://schemas.openxmlformats.org/officeDocument/2006/math" xmlns:v="urn:schemas-microsoft-com:vml" xmlns:wp14="http://schemas.microsoft.com/office/word/2010/wordprocessingDrawing" xmlns:wp="http://schemas.openxmlformats.org/drawingml/2006/wordprocessingDrawing" xmlns:w10="urn:schemas-microsoft-com:office:word" xmlns:w="http://schemas.openxmlformats.org/wordprocessingml/2006/main" xmlns:w14="http://schemas.microsoft.com/office/word/2010/wordml" xmlns:w15="http://schemas.microsoft.com/office/word/2012/wordml" xmlns:w16cex="http://schemas.microsoft.com/office/word/2018/wordml/cex" xmlns:w16cid="http://schemas.microsoft.com/office/word/2016/wordml/cid" xmlns:w16="http://schemas.microsoft.com/office/word/2018/wordml" xmlns:w16du="http://schemas.microsoft.com/office/word/2023/wordml/word16du" xmlns:w16sdtdh="http://schemas.microsoft.com/office/word/2020/wordml/sdtdatahash" xmlns:w16se="http://schemas.microsoft.com/office/word/2015/wordml/symex" xmlns:wpg="http://schemas.microsoft.com/office/word/2010/wordprocessingGroup" xmlns:wpi="http://schemas.microsoft.com/office/word/2010/wordprocessingInk" xmlns:wne="http://schemas.microsoft.com/office/word/2006/wordml" xmlns:wps="http://schemas.microsoft.com/office/word/2010/wordprocessingShape" mc:Ignorable="w14 w15 w16se w16cid w16 w16cex w16sdtdh w16du wp14">
+<w:endnotes xmlns:wpc="http://schemas.microsoft.com/office/word/2010/wordprocessingCanvas" xmlns:cx="http://schemas.microsoft.com/office/drawing/2014/chartex" xmlns:cx1="http://schemas.microsoft.com/office/drawing/2015/9/8/chartex" xmlns:cx2="http://schemas.microsoft.com/office/drawing/2015/10/21/chartex" xmlns:cx3="http://schemas.microsoft.com/office/drawing/2016/5/9/chartex" xmlns:cx4="http://schemas.microsoft.com/office/drawing/2016/5/10/chartex" xmlns:cx5="http://schemas.microsoft.com/office/drawing/2016/5/11/chartex" xmlns:cx6="http://schemas.microsoft.com/office/drawing/2016/5/12/chartex" xmlns:cx7="http://schemas.microsoft.com/office/drawing/2016/5/13/chartex" xmlns:cx8="http://schemas.microsoft.com/office/drawing/2016/5/14/chartex" xmlns:mc="http://schemas.openxmlformats.org/markup-compatibility/2006" xmlns:aink="http://schemas.microsoft.com/office/drawing/2016/ink" xmlns:am3d="http://schemas.microsoft.com/office/drawing/2017/model3d" xmlns:o="urn:schemas-microsoft-com:office:office" xmlns:oel="http://schemas.microsoft.com/office/2019/extlst" xmlns:r="http://schemas.openxmlformats.org/officeDocument/2006/relationships" xmlns:m="http://schemas.openxmlformats.org/officeDocument/2006/math" xmlns:v="urn:schemas-microsoft-com:vml" xmlns:wp14="http://schemas.microsoft.com/office/word/2010/wordprocessingDrawing" xmlns:wp="http://schemas.openxmlformats.org/drawingml/2006/wordprocessingDrawing" xmlns:w10="urn:schemas-microsoft-com:office:word" xmlns:w="http://schemas.openxmlformats.org/wordprocessingml/2006/main" xmlns:w14="http://schemas.microsoft.com/office/word/2010/wordml" xmlns:w15="http://schemas.microsoft.com/office/word/2012/wordml" xmlns:w16cex="http://schemas.microsoft.com/office/word/2018/wordml/cex" xmlns:w16cid="http://schemas.microsoft.com/office/word/2016/wordml/cid" xmlns:w16="http://schemas.microsoft.com/office/word/2018/wordml" xmlns:w16du="http://schemas.microsoft.com/office/word/2023/wordml/word16du" xmlns:w16sdtdh="http://schemas.microsoft.com/office/word/2020/wordml/sdtdatahash" xmlns:w16sdtfl="http://schemas.microsoft.com/office/word/2024/wordml/sdtformatlock" xmlns:w16se="http://schemas.microsoft.com/office/word/2015/wordml/symex" xmlns:wpg="http://schemas.microsoft.com/office/word/2010/wordprocessingGroup" xmlns:wpi="http://schemas.microsoft.com/office/word/2010/wordprocessingInk" xmlns:wne="http://schemas.microsoft.com/office/word/2006/wordml" xmlns:wps="http://schemas.microsoft.com/office/word/2010/wordprocessingShape" mc:Ignorable="w14 w15 w16se w16cid w16 w16cex w16sdtdh w16sdtfl w16du wp14">
   <w:endnote w:type="separator" w:id="-1">
     <w:p>
       <w:r>
@@ -19311,7 +19777,7 @@
 </file>
 
 <file path=word/footnotes.xml><?xml version="1.0" encoding="utf-8"?>
-<w:footnotes xmlns:wpc="http://schemas.microsoft.com/office/word/2010/wordprocessingCanvas" xmlns:cx="http://schemas.microsoft.com/office/drawing/2014/chartex" xmlns:cx1="http://schemas.microsoft.com/office/drawing/2015/9/8/chartex" xmlns:cx2="http://schemas.microsoft.com/office/drawing/2015/10/21/chartex" xmlns:cx3="http://schemas.microsoft.com/office/drawing/2016/5/9/chartex" xmlns:cx4="http://schemas.microsoft.com/office/drawing/2016/5/10/chartex" xmlns:cx5="http://schemas.microsoft.com/office/drawing/2016/5/11/chartex" xmlns:cx6="http://schemas.microsoft.com/office/drawing/2016/5/12/chartex" xmlns:cx7="http://schemas.microsoft.com/office/drawing/2016/5/13/chartex" xmlns:cx8="http://schemas.microsoft.com/office/drawing/2016/5/14/chartex" xmlns:mc="http://schemas.openxmlformats.org/markup-compatibility/2006" xmlns:aink="http://schemas.microsoft.com/office/drawing/2016/ink" xmlns:am3d="http://schemas.microsoft.com/office/drawing/2017/model3d" xmlns:o="urn:schemas-microsoft-com:office:office" xmlns:oel="http://schemas.microsoft.com/office/2019/extlst" xmlns:r="http://schemas.openxmlformats.org/officeDocument/2006/relationships" xmlns:m="http://schemas.openxmlformats.org/officeDocument/2006/math" xmlns:v="urn:schemas-microsoft-com:vml" xmlns:wp14="http://schemas.microsoft.com/office/word/2010/wordprocessingDrawing" xmlns:wp="http://schemas.openxmlformats.org/drawingml/2006/wordprocessingDrawing" xmlns:w10="urn:schemas-microsoft-com:office:word" xmlns:w="http://schemas.openxmlformats.org/wordprocessingml/2006/main" xmlns:w14="http://schemas.microsoft.com/office/word/2010/wordml" xmlns:w15="http://schemas.microsoft.com/office/word/2012/wordml" xmlns:w16cex="http://schemas.microsoft.com/office/word/2018/wordml/cex" xmlns:w16cid="http://schemas.microsoft.com/office/word/2016/wordml/cid" xmlns:w16="http://schemas.microsoft.com/office/word/2018/wordml" xmlns:w16du="http://schemas.microsoft.com/office/word/2023/wordml/word16du" xmlns:w16sdtdh="http://schemas.microsoft.com/office/word/2020/wordml/sdtdatahash" xmlns:w16se="http://schemas.microsoft.com/office/word/2015/wordml/symex" xmlns:wpg="http://schemas.microsoft.com/office/word/2010/wordprocessingGroup" xmlns:wpi="http://schemas.microsoft.com/office/word/2010/wordprocessingInk" xmlns:wne="http://schemas.microsoft.com/office/word/2006/wordml" xmlns:wps="http://schemas.microsoft.com/office/word/2010/wordprocessingShape" mc:Ignorable="w14 w15 w16se w16cid w16 w16cex w16sdtdh w16du wp14">
+<w:footnotes xmlns:wpc="http://schemas.microsoft.com/office/word/2010/wordprocessingCanvas" xmlns:cx="http://schemas.microsoft.com/office/drawing/2014/chartex" xmlns:cx1="http://schemas.microsoft.com/office/drawing/2015/9/8/chartex" xmlns:cx2="http://schemas.microsoft.com/office/drawing/2015/10/21/chartex" xmlns:cx3="http://schemas.microsoft.com/office/drawing/2016/5/9/chartex" xmlns:cx4="http://schemas.microsoft.com/office/drawing/2016/5/10/chartex" xmlns:cx5="http://schemas.microsoft.com/office/drawing/2016/5/11/chartex" xmlns:cx6="http://schemas.microsoft.com/office/drawing/2016/5/12/chartex" xmlns:cx7="http://schemas.microsoft.com/office/drawing/2016/5/13/chartex" xmlns:cx8="http://schemas.microsoft.com/office/drawing/2016/5/14/chartex" xmlns:mc="http://schemas.openxmlformats.org/markup-compatibility/2006" xmlns:aink="http://schemas.microsoft.com/office/drawing/2016/ink" xmlns:am3d="http://schemas.microsoft.com/office/drawing/2017/model3d" xmlns:o="urn:schemas-microsoft-com:office:office" xmlns:oel="http://schemas.microsoft.com/office/2019/extlst" xmlns:r="http://schemas.openxmlformats.org/officeDocument/2006/relationships" xmlns:m="http://schemas.openxmlformats.org/officeDocument/2006/math" xmlns:v="urn:schemas-microsoft-com:vml" xmlns:wp14="http://schemas.microsoft.com/office/word/2010/wordprocessingDrawing" xmlns:wp="http://schemas.openxmlformats.org/drawingml/2006/wordprocessingDrawing" xmlns:w10="urn:schemas-microsoft-com:office:word" xmlns:w="http://schemas.openxmlformats.org/wordprocessingml/2006/main" xmlns:w14="http://schemas.microsoft.com/office/word/2010/wordml" xmlns:w15="http://schemas.microsoft.com/office/word/2012/wordml" xmlns:w16cex="http://schemas.microsoft.com/office/word/2018/wordml/cex" xmlns:w16cid="http://schemas.microsoft.com/office/word/2016/wordml/cid" xmlns:w16="http://schemas.microsoft.com/office/word/2018/wordml" xmlns:w16du="http://schemas.microsoft.com/office/word/2023/wordml/word16du" xmlns:w16sdtdh="http://schemas.microsoft.com/office/word/2020/wordml/sdtdatahash" xmlns:w16sdtfl="http://schemas.microsoft.com/office/word/2024/wordml/sdtformatlock" xmlns:w16se="http://schemas.microsoft.com/office/word/2015/wordml/symex" xmlns:wpg="http://schemas.microsoft.com/office/word/2010/wordprocessingGroup" xmlns:wpi="http://schemas.microsoft.com/office/word/2010/wordprocessingInk" xmlns:wne="http://schemas.microsoft.com/office/word/2006/wordml" xmlns:wps="http://schemas.microsoft.com/office/word/2010/wordprocessingShape" mc:Ignorable="w14 w15 w16se w16cid w16 w16cex w16sdtdh w16sdtfl w16du wp14">
   <w:footnote w:type="separator" w:id="-1">
     <w:p>
       <w:r>
@@ -19330,7 +19796,7 @@
 </file>
 
 <file path=word/header1.xml><?xml version="1.0" encoding="utf-8"?>
-<w:hdr xmlns:wpc="http://schemas.microsoft.com/office/word/2010/wordprocessingCanvas" xmlns:cx="http://schemas.microsoft.com/office/drawing/2014/chartex" xmlns:cx1="http://schemas.microsoft.com/office/drawing/2015/9/8/chartex" xmlns:cx2="http://schemas.microsoft.com/office/drawing/2015/10/21/chartex" xmlns:cx3="http://schemas.microsoft.com/office/drawing/2016/5/9/chartex" xmlns:cx4="http://schemas.microsoft.com/office/drawing/2016/5/10/chartex" xmlns:cx5="http://schemas.microsoft.com/office/drawing/2016/5/11/chartex" xmlns:cx6="http://schemas.microsoft.com/office/drawing/2016/5/12/chartex" xmlns:cx7="http://schemas.microsoft.com/office/drawing/2016/5/13/chartex" xmlns:cx8="http://schemas.microsoft.com/office/drawing/2016/5/14/chartex" xmlns:mc="http://schemas.openxmlformats.org/markup-compatibility/2006" xmlns:aink="http://schemas.microsoft.com/office/drawing/2016/ink" xmlns:am3d="http://schemas.microsoft.com/office/drawing/2017/model3d" xmlns:o="urn:schemas-microsoft-com:office:office" xmlns:oel="http://schemas.microsoft.com/office/2019/extlst" xmlns:r="http://schemas.openxmlformats.org/officeDocument/2006/relationships" xmlns:m="http://schemas.openxmlformats.org/officeDocument/2006/math" xmlns:v="urn:schemas-microsoft-com:vml" xmlns:wp14="http://schemas.microsoft.com/office/word/2010/wordprocessingDrawing" xmlns:wp="http://schemas.openxmlformats.org/drawingml/2006/wordprocessingDrawing" xmlns:w10="urn:schemas-microsoft-com:office:word" xmlns:w="http://schemas.openxmlformats.org/wordprocessingml/2006/main" xmlns:w14="http://schemas.microsoft.com/office/word/2010/wordml" xmlns:w15="http://schemas.microsoft.com/office/word/2012/wordml" xmlns:w16cex="http://schemas.microsoft.com/office/word/2018/wordml/cex" xmlns:w16cid="http://schemas.microsoft.com/office/word/2016/wordml/cid" xmlns:w16="http://schemas.microsoft.com/office/word/2018/wordml" xmlns:w16du="http://schemas.microsoft.com/office/word/2023/wordml/word16du" xmlns:w16sdtdh="http://schemas.microsoft.com/office/word/2020/wordml/sdtdatahash" xmlns:w16se="http://schemas.microsoft.com/office/word/2015/wordml/symex" xmlns:wpg="http://schemas.microsoft.com/office/word/2010/wordprocessingGroup" xmlns:wpi="http://schemas.microsoft.com/office/word/2010/wordprocessingInk" xmlns:wne="http://schemas.microsoft.com/office/word/2006/wordml" xmlns:wps="http://schemas.microsoft.com/office/word/2010/wordprocessingShape" mc:Ignorable="w14 w15 w16se w16cid w16 w16cex w16sdtdh w16du wp14">
+<w:hdr xmlns:wpc="http://schemas.microsoft.com/office/word/2010/wordprocessingCanvas" xmlns:cx="http://schemas.microsoft.com/office/drawing/2014/chartex" xmlns:cx1="http://schemas.microsoft.com/office/drawing/2015/9/8/chartex" xmlns:cx2="http://schemas.microsoft.com/office/drawing/2015/10/21/chartex" xmlns:cx3="http://schemas.microsoft.com/office/drawing/2016/5/9/chartex" xmlns:cx4="http://schemas.microsoft.com/office/drawing/2016/5/10/chartex" xmlns:cx5="http://schemas.microsoft.com/office/drawing/2016/5/11/chartex" xmlns:cx6="http://schemas.microsoft.com/office/drawing/2016/5/12/chartex" xmlns:cx7="http://schemas.microsoft.com/office/drawing/2016/5/13/chartex" xmlns:cx8="http://schemas.microsoft.com/office/drawing/2016/5/14/chartex" xmlns:mc="http://schemas.openxmlformats.org/markup-compatibility/2006" xmlns:aink="http://schemas.microsoft.com/office/drawing/2016/ink" xmlns:am3d="http://schemas.microsoft.com/office/drawing/2017/model3d" xmlns:o="urn:schemas-microsoft-com:office:office" xmlns:oel="http://schemas.microsoft.com/office/2019/extlst" xmlns:r="http://schemas.openxmlformats.org/officeDocument/2006/relationships" xmlns:m="http://schemas.openxmlformats.org/officeDocument/2006/math" xmlns:v="urn:schemas-microsoft-com:vml" xmlns:wp14="http://schemas.microsoft.com/office/word/2010/wordprocessingDrawing" xmlns:wp="http://schemas.openxmlformats.org/drawingml/2006/wordprocessingDrawing" xmlns:w10="urn:schemas-microsoft-com:office:word" xmlns:w="http://schemas.openxmlformats.org/wordprocessingml/2006/main" xmlns:w14="http://schemas.microsoft.com/office/word/2010/wordml" xmlns:w15="http://schemas.microsoft.com/office/word/2012/wordml" xmlns:w16cex="http://schemas.microsoft.com/office/word/2018/wordml/cex" xmlns:w16cid="http://schemas.microsoft.com/office/word/2016/wordml/cid" xmlns:w16="http://schemas.microsoft.com/office/word/2018/wordml" xmlns:w16du="http://schemas.microsoft.com/office/word/2023/wordml/word16du" xmlns:w16sdtdh="http://schemas.microsoft.com/office/word/2020/wordml/sdtdatahash" xmlns:w16sdtfl="http://schemas.microsoft.com/office/word/2024/wordml/sdtformatlock" xmlns:w16se="http://schemas.microsoft.com/office/word/2015/wordml/symex" xmlns:wpg="http://schemas.microsoft.com/office/word/2010/wordprocessingGroup" xmlns:wpi="http://schemas.microsoft.com/office/word/2010/wordprocessingInk" xmlns:wne="http://schemas.microsoft.com/office/word/2006/wordml" xmlns:wps="http://schemas.microsoft.com/office/word/2010/wordprocessingShape" mc:Ignorable="w14 w15 w16se w16cid w16 w16cex w16sdtdh w16sdtfl w16du wp14">
   <w:p>
     <w:pPr>
       <w:pStyle w:val="af0"/>
@@ -19348,7 +19814,7 @@
 </file>
 
 <file path=word/numbering.xml><?xml version="1.0" encoding="utf-8"?>
-<w:numbering xmlns:wpc="http://schemas.microsoft.com/office/word/2010/wordprocessingCanvas" xmlns:cx="http://schemas.microsoft.com/office/drawing/2014/chartex" xmlns:cx1="http://schemas.microsoft.com/office/drawing/2015/9/8/chartex" xmlns:cx2="http://schemas.microsoft.com/office/drawing/2015/10/21/chartex" xmlns:cx3="http://schemas.microsoft.com/office/drawing/2016/5/9/chartex" xmlns:cx4="http://schemas.microsoft.com/office/drawing/2016/5/10/chartex" xmlns:cx5="http://schemas.microsoft.com/office/drawing/2016/5/11/chartex" xmlns:cx6="http://schemas.microsoft.com/office/drawing/2016/5/12/chartex" xmlns:cx7="http://schemas.microsoft.com/office/drawing/2016/5/13/chartex" xmlns:cx8="http://schemas.microsoft.com/office/drawing/2016/5/14/chartex" xmlns:mc="http://schemas.openxmlformats.org/markup-compatibility/2006" xmlns:aink="http://schemas.microsoft.com/office/drawing/2016/ink" xmlns:am3d="http://schemas.microsoft.com/office/drawing/2017/model3d" xmlns:o="urn:schemas-microsoft-com:office:office" xmlns:oel="http://schemas.microsoft.com/office/2019/extlst" xmlns:r="http://schemas.openxmlformats.org/officeDocument/2006/relationships" xmlns:m="http://schemas.openxmlformats.org/officeDocument/2006/math" xmlns:v="urn:schemas-microsoft-com:vml" xmlns:wp14="http://schemas.microsoft.com/office/word/2010/wordprocessingDrawing" xmlns:wp="http://schemas.openxmlformats.org/drawingml/2006/wordprocessingDrawing" xmlns:w10="urn:schemas-microsoft-com:office:word" xmlns:w="http://schemas.openxmlformats.org/wordprocessingml/2006/main" xmlns:w14="http://schemas.microsoft.com/office/word/2010/wordml" xmlns:w15="http://schemas.microsoft.com/office/word/2012/wordml" xmlns:w16cex="http://schemas.microsoft.com/office/word/2018/wordml/cex" xmlns:w16cid="http://schemas.microsoft.com/office/word/2016/wordml/cid" xmlns:w16="http://schemas.microsoft.com/office/word/2018/wordml" xmlns:w16du="http://schemas.microsoft.com/office/word/2023/wordml/word16du" xmlns:w16sdtdh="http://schemas.microsoft.com/office/word/2020/wordml/sdtdatahash" xmlns:w16se="http://schemas.microsoft.com/office/word/2015/wordml/symex" xmlns:wpg="http://schemas.microsoft.com/office/word/2010/wordprocessingGroup" xmlns:wpi="http://schemas.microsoft.com/office/word/2010/wordprocessingInk" xmlns:wne="http://schemas.microsoft.com/office/word/2006/wordml" xmlns:wps="http://schemas.microsoft.com/office/word/2010/wordprocessingShape" mc:Ignorable="w14 w15 w16se w16cid w16 w16cex w16sdtdh w16du wp14">
+<w:numbering xmlns:wpc="http://schemas.microsoft.com/office/word/2010/wordprocessingCanvas" xmlns:cx="http://schemas.microsoft.com/office/drawing/2014/chartex" xmlns:cx1="http://schemas.microsoft.com/office/drawing/2015/9/8/chartex" xmlns:cx2="http://schemas.microsoft.com/office/drawing/2015/10/21/chartex" xmlns:cx3="http://schemas.microsoft.com/office/drawing/2016/5/9/chartex" xmlns:cx4="http://schemas.microsoft.com/office/drawing/2016/5/10/chartex" xmlns:cx5="http://schemas.microsoft.com/office/drawing/2016/5/11/chartex" xmlns:cx6="http://schemas.microsoft.com/office/drawing/2016/5/12/chartex" xmlns:cx7="http://schemas.microsoft.com/office/drawing/2016/5/13/chartex" xmlns:cx8="http://schemas.microsoft.com/office/drawing/2016/5/14/chartex" xmlns:mc="http://schemas.openxmlformats.org/markup-compatibility/2006" xmlns:aink="http://schemas.microsoft.com/office/drawing/2016/ink" xmlns:am3d="http://schemas.microsoft.com/office/drawing/2017/model3d" xmlns:o="urn:schemas-microsoft-com:office:office" xmlns:oel="http://schemas.microsoft.com/office/2019/extlst" xmlns:r="http://schemas.openxmlformats.org/officeDocument/2006/relationships" xmlns:m="http://schemas.openxmlformats.org/officeDocument/2006/math" xmlns:v="urn:schemas-microsoft-com:vml" xmlns:wp14="http://schemas.microsoft.com/office/word/2010/wordprocessingDrawing" xmlns:wp="http://schemas.openxmlformats.org/drawingml/2006/wordprocessingDrawing" xmlns:w10="urn:schemas-microsoft-com:office:word" xmlns:w="http://schemas.openxmlformats.org/wordprocessingml/2006/main" xmlns:w14="http://schemas.microsoft.com/office/word/2010/wordml" xmlns:w15="http://schemas.microsoft.com/office/word/2012/wordml" xmlns:w16cex="http://schemas.microsoft.com/office/word/2018/wordml/cex" xmlns:w16cid="http://schemas.microsoft.com/office/word/2016/wordml/cid" xmlns:w16="http://schemas.microsoft.com/office/word/2018/wordml" xmlns:w16du="http://schemas.microsoft.com/office/word/2023/wordml/word16du" xmlns:w16sdtdh="http://schemas.microsoft.com/office/word/2020/wordml/sdtdatahash" xmlns:w16sdtfl="http://schemas.microsoft.com/office/word/2024/wordml/sdtformatlock" xmlns:w16se="http://schemas.microsoft.com/office/word/2015/wordml/symex" xmlns:wpg="http://schemas.microsoft.com/office/word/2010/wordprocessingGroup" xmlns:wpi="http://schemas.microsoft.com/office/word/2010/wordprocessingInk" xmlns:wne="http://schemas.microsoft.com/office/word/2006/wordml" xmlns:wps="http://schemas.microsoft.com/office/word/2010/wordprocessingShape" mc:Ignorable="w14 w15 w16se w16cid w16 w16cex w16sdtdh w16sdtfl w16du wp14">
   <w:abstractNum w:abstractNumId="0" w15:restartNumberingAfterBreak="0">
     <w:nsid w:val="0155558C"/>
     <w:multiLevelType w:val="hybridMultilevel"/>
@@ -25691,7 +26157,7 @@
 </file>
 
 <file path=word/styles.xml><?xml version="1.0" encoding="utf-8"?>
-<w:styles xmlns:mc="http://schemas.openxmlformats.org/markup-compatibility/2006" xmlns:r="http://schemas.openxmlformats.org/officeDocument/2006/relationships" xmlns:w="http://schemas.openxmlformats.org/wordprocessingml/2006/main" xmlns:w14="http://schemas.microsoft.com/office/word/2010/wordml" xmlns:w15="http://schemas.microsoft.com/office/word/2012/wordml" xmlns:w16cex="http://schemas.microsoft.com/office/word/2018/wordml/cex" xmlns:w16cid="http://schemas.microsoft.com/office/word/2016/wordml/cid" xmlns:w16="http://schemas.microsoft.com/office/word/2018/wordml" xmlns:w16du="http://schemas.microsoft.com/office/word/2023/wordml/word16du" xmlns:w16sdtdh="http://schemas.microsoft.com/office/word/2020/wordml/sdtdatahash" xmlns:w16se="http://schemas.microsoft.com/office/word/2015/wordml/symex" mc:Ignorable="w14 w15 w16se w16cid w16 w16cex w16sdtdh w16du">
+<w:styles xmlns:mc="http://schemas.openxmlformats.org/markup-compatibility/2006" xmlns:r="http://schemas.openxmlformats.org/officeDocument/2006/relationships" xmlns:w="http://schemas.openxmlformats.org/wordprocessingml/2006/main" xmlns:w14="http://schemas.microsoft.com/office/word/2010/wordml" xmlns:w15="http://schemas.microsoft.com/office/word/2012/wordml" xmlns:w16cex="http://schemas.microsoft.com/office/word/2018/wordml/cex" xmlns:w16cid="http://schemas.microsoft.com/office/word/2016/wordml/cid" xmlns:w16="http://schemas.microsoft.com/office/word/2018/wordml" xmlns:w16du="http://schemas.microsoft.com/office/word/2023/wordml/word16du" xmlns:w16sdtdh="http://schemas.microsoft.com/office/word/2020/wordml/sdtdatahash" xmlns:w16sdtfl="http://schemas.microsoft.com/office/word/2024/wordml/sdtformatlock" xmlns:w16se="http://schemas.microsoft.com/office/word/2015/wordml/symex" mc:Ignorable="w14 w15 w16se w16cid w16 w16cex w16sdtdh w16sdtfl w16du">
   <w:docDefaults>
     <w:rPrDefault>
       <w:rPr>
@@ -26090,7 +26556,7 @@
   <w:style w:type="paragraph" w:default="1" w:styleId="a">
     <w:name w:val="Normal"/>
     <w:qFormat/>
-    <w:rsid w:val="002A684C"/>
+    <w:rsid w:val="00E45C21"/>
     <w:pPr>
       <w:spacing w:after="0" w:line="240" w:lineRule="auto"/>
     </w:pPr>
